--- a/theory/Конспекты/lection_lessons.docx
+++ b/theory/Конспекты/lection_lessons.docx
@@ -4868,6 +4868,7 @@
           <w:sz w:val="28"/>
           <w:szCs w:val="28"/>
           <w:highlight w:val="none"/>
+          <w:lang w:val="ru-RU"/>
         </w:rPr>
       </w:r>
       <w:r>
@@ -4930,6 +4931,7 @@
           <w:sz w:val="28"/>
           <w:szCs w:val="28"/>
           <w:highlight w:val="none"/>
+          <w:lang w:val="en-US"/>
         </w:rPr>
       </w:r>
       <w:r>
@@ -5108,6 +5110,7 @@
           <w:sz w:val="28"/>
           <w:szCs w:val="28"/>
           <w:highlight w:val="none"/>
+          <w:lang w:val="ru-RU"/>
         </w:rPr>
       </w:r>
       <w:r>
@@ -5329,6 +5332,7 @@
           <w:sz w:val="28"/>
           <w:szCs w:val="28"/>
           <w:highlight w:val="none"/>
+          <w:lang w:val="en-US"/>
         </w:rPr>
       </w:r>
       <w:r>
@@ -5903,6 +5907,7 @@
           <w:sz w:val="28"/>
           <w:szCs w:val="28"/>
           <w:highlight w:val="none"/>
+          <w:lang w:val="ru-RU"/>
         </w:rPr>
       </w:r>
     </w:p>
@@ -5942,6 +5947,18 @@
           <w:sz w:val="28"/>
           <w:szCs w:val="28"/>
           <w:highlight w:val="none"/>
+          <w:lang w:val="ru-RU"/>
+        </w:rPr>
+      </w:r>
+      <w:r>
+        <w:rPr>
+          <w:rFonts w:ascii="Liberation Serif" w:hAnsi="Liberation Serif" w:eastAsia="Liberation Serif" w:cs="Liberation Serif"/>
+          <w:b w:val="0"/>
+          <w:bCs w:val="0"/>
+          <w:sz w:val="28"/>
+          <w:szCs w:val="28"/>
+          <w:highlight w:val="none"/>
+          <w:lang w:val="ru-RU"/>
         </w:rPr>
       </w:r>
     </w:p>
@@ -5971,16 +5988,52 @@
           <w:highlight w:val="none"/>
           <w:lang w:val="ru-RU"/>
         </w:rPr>
-        <w:t xml:space="preserve">Для этого планироващик поддерживает структуру данных, к-рая позволяет наиболее эффектиано распределять процесорное время. Каждый процесс получает класс или тип приоритета и размещается в соответсутвующей очереди вместе с другими работоспособными процессами того же приоритетного класса. Поэтому существует несколько приоритетных очередей. Эти приоритетные очереди упорядочиваются и помещаются в массив распределения, называемый многоуровневой приоритетной очередью. Для выполнения процессором планировщик назначает тот процесс, который находится в головной части непустой очереди, имеющей самый высокий приоритет.</w:t>
-      </w:r>
-      <w:r>
-        <w:rPr>
-          <w:rFonts w:ascii="Liberation Serif" w:hAnsi="Liberation Serif" w:eastAsia="Liberation Serif" w:cs="Liberation Serif"/>
-          <w:b w:val="0"/>
-          <w:bCs w:val="0"/>
-          <w:sz w:val="28"/>
-          <w:szCs w:val="28"/>
-          <w:highlight w:val="none"/>
+        <w:t xml:space="preserve">Для этого планироващик поддерживает структуру данных, к-рая позволяет наиболее эффектиано распределят</w:t>
+      </w:r>
+      <w:r>
+        <w:rPr>
+          <w:rFonts w:ascii="Liberation Serif" w:hAnsi="Liberation Serif" w:eastAsia="Liberation Serif" w:cs="Liberation Serif"/>
+          <w:b w:val="0"/>
+          <w:bCs w:val="0"/>
+          <w:sz w:val="28"/>
+          <w:szCs w:val="28"/>
+          <w:highlight w:val="none"/>
+          <w:lang w:val="ru-RU"/>
+        </w:rPr>
+        <w:t xml:space="preserve">ь процесорное время. Каждый процесс получает класс или тип приоритета и размещается в соответсутвующей очереди вместе с другими работоспособными процессами того же приоритетного класса. Поэтому существует несколько приоритетных очередей. Эти приоритетные о</w:t>
+      </w:r>
+      <w:r>
+        <w:rPr>
+          <w:rFonts w:ascii="Liberation Serif" w:hAnsi="Liberation Serif" w:eastAsia="Liberation Serif" w:cs="Liberation Serif"/>
+          <w:b w:val="0"/>
+          <w:bCs w:val="0"/>
+          <w:sz w:val="28"/>
+          <w:szCs w:val="28"/>
+          <w:highlight w:val="none"/>
+          <w:lang w:val="ru-RU"/>
+        </w:rPr>
+        <w:t xml:space="preserve">череди упорядочиваются и помещаются в массив распределения, называемый многоуровневой приоритетной очередью. Для выполнения процессором планировщик назначает тот процесс, который находится в головной части непустой очереди, имеющей самый высокий приоритет.</w:t>
+      </w:r>
+      <w:r>
+        <w:rPr>
+          <w:rFonts w:ascii="Liberation Serif" w:hAnsi="Liberation Serif" w:eastAsia="Liberation Serif" w:cs="Liberation Serif"/>
+          <w:b w:val="0"/>
+          <w:bCs w:val="0"/>
+          <w:sz w:val="28"/>
+          <w:szCs w:val="28"/>
+          <w:highlight w:val="none"/>
+          <w:lang w:val="ru-RU"/>
+        </w:rPr>
+      </w:r>
+      <w:r>
+        <w:rPr>
+          <w:rFonts w:ascii="Liberation Serif" w:hAnsi="Liberation Serif" w:eastAsia="Liberation Serif" w:cs="Liberation Serif"/>
+          <w:b w:val="0"/>
+          <w:bCs w:val="0"/>
+          <w:sz w:val="28"/>
+          <w:szCs w:val="28"/>
+          <w:highlight w:val="none"/>
+          <w:lang w:val="ru-RU"/>
         </w:rPr>
       </w:r>
     </w:p>
@@ -6654,7 +6707,7 @@
           <w:highlight w:val="none"/>
           <w:lang w:val="ru-RU"/>
         </w:rPr>
-        <w:t xml:space="preserve">Приоритеты в системе делятся на динамические и статические. Если установленный приоритет является статическим, то изменить его нельзя. Процессы с самым высоким приоритетом могут монополизировать процессор. Если приоритет процесса динамический, то начальное значение приоритета может быть заменено более высоким и результате процесс будет переведён в очередь с более высоким приоритетом. В то же время монополизирующий процеесс может получить более низкий приоритет или в системе могут появиться другие процессы, у которых приоритет выше, чем у монополиста. В ОС юникс диапазон приоритетов изменяется в диапазоне от -20 до 19.</w:t>
+        <w:t xml:space="preserve">Приоритеты в системе делятся на динамические и статические. Если установленный приоритет является статическим, то</w:t>
       </w:r>
       <w:r>
         <w:rPr>
@@ -6666,7 +6719,42 @@
           <w:highlight w:val="none"/>
           <w:lang w:val="ru-RU"/>
         </w:rPr>
+        <w:t xml:space="preserve"> изменить его нельзя. Процессы с самым высоким приоритетом могут монополизировать процессор. Если приоритет процесса динамический, то начальное значение приоритета может быть заменено более высоким и результате процесс будет переведён в очередь с более выс</w:t>
+      </w:r>
+      <w:r>
+        <w:rPr>
+          <w:rFonts w:ascii="Liberation Serif" w:hAnsi="Liberation Serif" w:eastAsia="Liberation Serif" w:cs="Liberation Serif"/>
+          <w:b w:val="0"/>
+          <w:bCs w:val="0"/>
+          <w:sz w:val="28"/>
+          <w:szCs w:val="28"/>
+          <w:highlight w:val="none"/>
+          <w:lang w:val="ru-RU"/>
+        </w:rPr>
+        <w:t xml:space="preserve">оким приоритетом. В то же время монополизирующий процеесс может получить более низкий приоритет или в системе могут появиться другие процессы, у которых приоритет выше, чем у монополиста. В ОС юникс диапазон приоритетов изменяется в диапазоне от -20 до 19.</w:t>
+      </w:r>
+      <w:r>
+        <w:rPr>
+          <w:rFonts w:ascii="Liberation Serif" w:hAnsi="Liberation Serif" w:eastAsia="Liberation Serif" w:cs="Liberation Serif"/>
+          <w:b w:val="0"/>
+          <w:bCs w:val="0"/>
+          <w:sz w:val="28"/>
+          <w:szCs w:val="28"/>
+          <w:highlight w:val="none"/>
+          <w:lang w:val="ru-RU"/>
+        </w:rPr>
         <w:t xml:space="preserve"> Чем меньше, тем больше приоритет процесса.</w:t>
+      </w:r>
+      <w:r>
+        <w:rPr>
+          <w:rFonts w:ascii="Liberation Serif" w:hAnsi="Liberation Serif" w:eastAsia="Liberation Serif" w:cs="Liberation Serif"/>
+          <w:b w:val="0"/>
+          <w:bCs w:val="0"/>
+          <w:sz w:val="28"/>
+          <w:szCs w:val="28"/>
+          <w:highlight w:val="none"/>
+          <w:lang w:val="ru-RU"/>
+        </w:rPr>
       </w:r>
       <w:r>
         <w:rPr>
@@ -6706,7 +6794,7 @@
           <w:highlight w:val="none"/>
           <w:lang w:val="ru-RU" w:bidi="ru-RU"/>
         </w:rPr>
-        <w:t xml:space="preserve">При назначении приоритета пользовательскому процессу требуется учитывать, на какие действия процесс тратит больше всего времени. Одни интенсивно используют процессорное время, а другие ожидают выполнение операций ввода-вывода и т.д. Если такой процесс готов к использованию, то ему немедленно предоставить процессор, чтобы он мог сделать следующий запрос к устройствам ввода-вывода. Взаимодействующие между собой процессы могут требовать довольно высокий приоритет, чтобы рассчитывать на высокое время реакции. Сис</w:t>
+        <w:t xml:space="preserve">Пр</w:t>
       </w:r>
       <w:r>
         <w:rPr>
@@ -6718,6 +6806,30 @@
           <w:highlight w:val="none"/>
           <w:lang w:val="ru-RU" w:bidi="ru-RU"/>
         </w:rPr>
+        <w:t xml:space="preserve">и назначении приоритета пользовательскому процессу требуется учитывать, на какие действия процесс тратит больше всего времени. Одни интенсивно используют процессорное время, а другие ожидают выполнение операций ввода-вывода и т.д. Если такой процесс готов </w:t>
+      </w:r>
+      <w:r>
+        <w:rPr>
+          <w:rFonts w:ascii="Liberation Serif" w:hAnsi="Liberation Serif" w:eastAsia="Liberation Serif" w:cs="Liberation Serif"/>
+          <w:b w:val="0"/>
+          <w:bCs w:val="0"/>
+          <w:sz w:val="28"/>
+          <w:szCs w:val="28"/>
+          <w:highlight w:val="none"/>
+          <w:lang w:val="ru-RU" w:bidi="ru-RU"/>
+        </w:rPr>
+        <w:t xml:space="preserve">к использованию, то ему немедленно предоставить процессор, чтобы он мог сделать следующий запрос к устройствам ввода-вывода. Взаимодействующие между собой процессы могут требовать довольно высокий приоритет, чтобы рассчитывать на высокое время реакции. Сис</w:t>
+      </w:r>
+      <w:r>
+        <w:rPr>
+          <w:rFonts w:ascii="Liberation Serif" w:hAnsi="Liberation Serif" w:eastAsia="Liberation Serif" w:cs="Liberation Serif"/>
+          <w:b w:val="0"/>
+          <w:bCs w:val="0"/>
+          <w:sz w:val="28"/>
+          <w:szCs w:val="28"/>
+          <w:highlight w:val="none"/>
+          <w:lang w:val="ru-RU" w:bidi="ru-RU"/>
+        </w:rPr>
         <w:t xml:space="preserve">темные процессы имеют более высокий приоритет, чем пользовательские.</w:t>
       </w:r>
       <w:r>
@@ -6728,7 +6840,18 @@
           <w:sz w:val="28"/>
           <w:szCs w:val="28"/>
           <w:highlight w:val="none"/>
-          <w:lang w:val="ru-RU"/>
+          <w:lang w:val="ru-RU" w:bidi="ru-RU"/>
+        </w:rPr>
+      </w:r>
+      <w:r>
+        <w:rPr>
+          <w:rFonts w:ascii="Liberation Serif" w:hAnsi="Liberation Serif" w:eastAsia="Liberation Serif" w:cs="Liberation Serif"/>
+          <w:b w:val="0"/>
+          <w:bCs w:val="0"/>
+          <w:sz w:val="28"/>
+          <w:szCs w:val="28"/>
+          <w:highlight w:val="none"/>
+          <w:lang w:val="ru-RU" w:bidi="ru-RU"/>
         </w:rPr>
       </w:r>
     </w:p>
@@ -6818,7 +6941,18 @@
           <w:sz w:val="28"/>
           <w:szCs w:val="28"/>
           <w:highlight w:val="none"/>
-          <w:lang w:val="ru-RU"/>
+          <w:lang w:val="ru-RU" w:bidi="ru-RU"/>
+        </w:rPr>
+      </w:r>
+      <w:r>
+        <w:rPr>
+          <w:rFonts w:ascii="Liberation Serif" w:hAnsi="Liberation Serif" w:eastAsia="Liberation Serif" w:cs="Liberation Serif"/>
+          <w:b w:val="0"/>
+          <w:bCs w:val="0"/>
+          <w:sz w:val="28"/>
+          <w:szCs w:val="28"/>
+          <w:highlight w:val="none"/>
+          <w:lang w:val="ru-RU" w:bidi="ru-RU"/>
         </w:rPr>
       </w:r>
     </w:p>
@@ -6897,6 +7031,17 @@
           <w:lang w:val="ru-RU"/>
         </w:rPr>
       </w:r>
+      <w:r>
+        <w:rPr>
+          <w:rFonts w:ascii="Liberation Serif" w:hAnsi="Liberation Serif" w:eastAsia="Liberation Serif" w:cs="Liberation Serif"/>
+          <w:b w:val="0"/>
+          <w:bCs w:val="0"/>
+          <w:sz w:val="28"/>
+          <w:szCs w:val="28"/>
+          <w:highlight w:val="none"/>
+          <w:lang w:val="ru-RU"/>
+        </w:rPr>
+      </w:r>
     </w:p>
     <w:p>
       <w:pPr>
@@ -7186,7 +7331,30 @@
           <w:highlight w:val="none"/>
           <w:lang w:val="ru-RU" w:bidi="ru-RU"/>
         </w:rPr>
-        <w:t xml:space="preserve">цесс также имеет фактор устойчивости, который используется для вычисления уровня приоритета вызывающего процесса. Процесс наследуют приоритет процесса, который его создал, и чтобы понизить приоритет, нужно увеличить его фактор устойчивости. Только процессы привилегированных пользователей и ядра системы могут увеличить уровни своих приоритетов. Чем ниже фактор устойчивости, тем выше уровень приоритета процесса. </w:t>
+        <w:t xml:space="preserve">цесс также имеет фактор устойчивости, который используется для вычисления уровня приоритета вызывающего процесса. Процесс наследуют приоритет процесса, которы</w:t>
+      </w:r>
+      <w:r>
+        <w:rPr>
+          <w:rFonts w:ascii="Liberation Serif" w:hAnsi="Liberation Serif" w:eastAsia="Liberation Serif" w:cs="Liberation Serif"/>
+          <w:b w:val="0"/>
+          <w:bCs w:val="0"/>
+          <w:sz w:val="28"/>
+          <w:szCs w:val="28"/>
+          <w:highlight w:val="none"/>
+          <w:lang w:val="ru-RU" w:bidi="ru-RU"/>
+        </w:rPr>
+        <w:t xml:space="preserve">й его создал, и чтобы понизить приоритет, нужно увеличить его фактор устойчивости. Только процессы привилегированных пользователей и ядра системы могут увеличить уровни своих приоритетов. Чем ниже фактор устойчивости, тем выше уровень приоритета процесса. </w:t>
+      </w:r>
+      <w:r>
+        <w:rPr>
+          <w:rFonts w:ascii="Liberation Serif" w:hAnsi="Liberation Serif" w:eastAsia="Liberation Serif" w:cs="Liberation Serif"/>
+          <w:b w:val="0"/>
+          <w:bCs w:val="0"/>
+          <w:sz w:val="28"/>
+          <w:szCs w:val="28"/>
+          <w:highlight w:val="none"/>
+          <w:lang w:val="ru-RU" w:bidi="ru-RU"/>
+        </w:rPr>
       </w:r>
       <w:r>
         <w:rPr>
@@ -7286,7 +7454,18 @@
           <w:sz w:val="28"/>
           <w:szCs w:val="28"/>
           <w:highlight w:val="none"/>
-          <w:lang w:val="ru-RU"/>
+          <w:lang w:val="ru-RU" w:bidi="ru-RU"/>
+        </w:rPr>
+      </w:r>
+      <w:r>
+        <w:rPr>
+          <w:rFonts w:ascii="Liberation Serif" w:hAnsi="Liberation Serif" w:eastAsia="Liberation Serif" w:cs="Liberation Serif"/>
+          <w:b w:val="0"/>
+          <w:bCs w:val="0"/>
+          <w:sz w:val="28"/>
+          <w:szCs w:val="28"/>
+          <w:highlight w:val="none"/>
+          <w:lang w:val="ru-RU" w:bidi="ru-RU"/>
         </w:rPr>
       </w:r>
     </w:p>
@@ -7352,7 +7531,30 @@
           <w:highlight w:val="none"/>
           <w:lang w:val="ru-RU" w:bidi="ru-RU"/>
         </w:rPr>
-        <w:t xml:space="preserve"> Обновляется состояние стека и т.д. ОС должна отслеживать состояние ввода вывода и т.д. Выгруженный (прерванный) процесс помещается в соответствующую очередь. Происходит в следующих случаях: 1. процесс выгружается 2. процесс добровольно отказывается от процесса 3 процесс делает запрос к устройствам ввода-вывода или должен ждать наступления события 4 процесс переходит в режим ядра. </w:t>
+        <w:t xml:space="preserve"> Обновляется состояние стека и т.д. ОС должна отслеживать состояние ввода вывода и т.д. Выгруженный (прерванный) процесс помещае</w:t>
+      </w:r>
+      <w:r>
+        <w:rPr>
+          <w:rFonts w:ascii="Liberation Serif" w:hAnsi="Liberation Serif" w:eastAsia="Liberation Serif" w:cs="Liberation Serif"/>
+          <w:b w:val="0"/>
+          <w:bCs w:val="0"/>
+          <w:sz w:val="28"/>
+          <w:szCs w:val="28"/>
+          <w:highlight w:val="none"/>
+          <w:lang w:val="ru-RU" w:bidi="ru-RU"/>
+        </w:rPr>
+        <w:t xml:space="preserve">тся в соответствующую очередь. Происходит в следующих случаях: 1. процесс выгружается 2. процесс добровольно отказывается от процесса 3 процесс делает запрос к устройствам ввода-вывода или должен ждать наступления события 4 процесс переходит в режим ядра. </w:t>
+      </w:r>
+      <w:r>
+        <w:rPr>
+          <w:rFonts w:ascii="Liberation Serif" w:hAnsi="Liberation Serif" w:eastAsia="Liberation Serif" w:cs="Liberation Serif"/>
+          <w:b w:val="0"/>
+          <w:bCs w:val="0"/>
+          <w:sz w:val="28"/>
+          <w:szCs w:val="28"/>
+          <w:highlight w:val="none"/>
+          <w:lang w:val="ru-RU" w:bidi="ru-RU"/>
+        </w:rPr>
       </w:r>
       <w:r>
         <w:rPr>
@@ -7417,6 +7619,17 @@
           <w:lang w:val="ru-RU" w:bidi="ru-RU"/>
         </w:rPr>
       </w:r>
+      <w:r>
+        <w:rPr>
+          <w:rFonts w:ascii="Liberation Serif" w:hAnsi="Liberation Serif" w:eastAsia="Liberation Serif" w:cs="Liberation Serif"/>
+          <w:b w:val="0"/>
+          <w:bCs w:val="0"/>
+          <w:sz w:val="28"/>
+          <w:szCs w:val="28"/>
+          <w:highlight w:val="none"/>
+          <w:lang w:val="ru-RU" w:bidi="ru-RU"/>
+        </w:rPr>
+      </w:r>
     </w:p>
     <w:p>
       <w:pPr>
@@ -7507,13 +7720,24 @@
           <w:lang w:val="ru-RU" w:bidi="ru-RU"/>
         </w:rPr>
       </w:r>
+      <w:r>
+        <w:rPr>
+          <w:rFonts w:ascii="Liberation Serif" w:hAnsi="Liberation Serif" w:eastAsia="Liberation Serif" w:cs="Liberation Serif"/>
+          <w:b w:val="0"/>
+          <w:bCs w:val="0"/>
+          <w:sz w:val="28"/>
+          <w:szCs w:val="28"/>
+          <w:highlight w:val="none"/>
+          <w:lang w:val="ru-RU" w:bidi="ru-RU"/>
+        </w:rPr>
+      </w:r>
     </w:p>
     <w:p>
       <w:pPr>
         <w:pBdr/>
-        <w:spacing/>
-        <w:ind/>
-        <w:jc w:val="left"/>
+        <w:spacing w:after="0" w:afterAutospacing="0" w:line="240" w:lineRule="auto"/>
+        <w:ind/>
+        <w:jc w:val="both"/>
         <w:rPr>
           <w:rFonts w:ascii="Liberation Serif" w:hAnsi="Liberation Serif" w:eastAsia="Liberation Serif" w:cs="Liberation Serif"/>
           <w:b w:val="0"/>
@@ -7524,6 +7748,3507 @@
           <w:lang w:val="ru-RU" w:bidi="ru-RU"/>
         </w:rPr>
       </w:pPr>
+      <w:r>
+        <w:rPr>
+          <w:rFonts w:ascii="Liberation Serif" w:hAnsi="Liberation Serif" w:eastAsia="Liberation Serif" w:cs="Liberation Serif"/>
+          <w:b w:val="0"/>
+          <w:bCs w:val="0"/>
+          <w:sz w:val="28"/>
+          <w:szCs w:val="28"/>
+          <w:highlight w:val="none"/>
+          <w:lang w:val="ru-RU" w:bidi="ru-RU"/>
+        </w:rPr>
+        <w:t xml:space="preserve">Для того, чтобы выполнять программы, операционная система создаёт процессы, при этом</w:t>
+      </w:r>
+      <w:r>
+        <w:rPr>
+          <w:rFonts w:ascii="Liberation Serif" w:hAnsi="Liberation Serif" w:eastAsia="Liberation Serif" w:cs="Liberation Serif"/>
+          <w:b w:val="0"/>
+          <w:bCs w:val="0"/>
+          <w:sz w:val="28"/>
+          <w:szCs w:val="28"/>
+          <w:highlight w:val="none"/>
+          <w:lang w:val="en-US"/>
+        </w:rPr>
+        <w:t xml:space="preserve"> </w:t>
+      </w:r>
+      <w:r>
+        <w:rPr>
+          <w:rFonts w:ascii="Liberation Serif" w:hAnsi="Liberation Serif" w:eastAsia="Liberation Serif" w:cs="Liberation Serif"/>
+          <w:b w:val="0"/>
+          <w:bCs w:val="0"/>
+          <w:sz w:val="28"/>
+          <w:szCs w:val="28"/>
+          <w:highlight w:val="none"/>
+          <w:lang w:val="ru-RU" w:bidi="ru-RU"/>
+        </w:rPr>
+        <w:t xml:space="preserve">для каждого процесса создаётся и инициализируется новый PCB-блок, в раздел его</w:t>
+      </w:r>
+      <w:r>
+        <w:rPr>
+          <w:rFonts w:ascii="Liberation Serif" w:hAnsi="Liberation Serif" w:eastAsia="Liberation Serif" w:cs="Liberation Serif"/>
+          <w:b w:val="0"/>
+          <w:bCs w:val="0"/>
+          <w:sz w:val="28"/>
+          <w:szCs w:val="28"/>
+          <w:highlight w:val="none"/>
+          <w:lang w:val="en-US"/>
+        </w:rPr>
+        <w:t xml:space="preserve"> </w:t>
+      </w:r>
+      <w:r>
+        <w:rPr>
+          <w:rFonts w:ascii="Liberation Serif" w:hAnsi="Liberation Serif" w:eastAsia="Liberation Serif" w:cs="Liberation Serif"/>
+          <w:b w:val="0"/>
+          <w:bCs w:val="0"/>
+          <w:sz w:val="28"/>
+          <w:szCs w:val="28"/>
+          <w:highlight w:val="none"/>
+          <w:lang w:val="ru-RU" w:bidi="ru-RU"/>
+        </w:rPr>
+        <w:t xml:space="preserve">идентификации записывается уникальный ID процесса и ID родительского процесса.</w:t>
+      </w:r>
+      <w:r>
+        <w:rPr>
+          <w:rFonts w:ascii="Liberation Serif" w:hAnsi="Liberation Serif" w:eastAsia="Liberation Serif" w:cs="Liberation Serif"/>
+          <w:b w:val="0"/>
+          <w:bCs w:val="0"/>
+          <w:sz w:val="28"/>
+          <w:szCs w:val="28"/>
+          <w:highlight w:val="none"/>
+          <w:lang w:val="en-US"/>
+        </w:rPr>
+        <w:t xml:space="preserve"> </w:t>
+      </w:r>
+      <w:r>
+        <w:rPr>
+          <w:rFonts w:ascii="Liberation Serif" w:hAnsi="Liberation Serif" w:eastAsia="Liberation Serif" w:cs="Liberation Serif"/>
+          <w:b w:val="0"/>
+          <w:bCs w:val="0"/>
+          <w:sz w:val="28"/>
+          <w:szCs w:val="28"/>
+          <w:highlight w:val="none"/>
+          <w:lang w:val="ru-RU" w:bidi="ru-RU"/>
+        </w:rPr>
+        <w:t xml:space="preserve">Программный счётчик (счётчик команд) устанавливается на входную точку рограммы, а</w:t>
+      </w:r>
+      <w:r>
+        <w:rPr>
+          <w:rFonts w:ascii="Liberation Serif" w:hAnsi="Liberation Serif" w:eastAsia="Liberation Serif" w:cs="Liberation Serif"/>
+          <w:b w:val="0"/>
+          <w:bCs w:val="0"/>
+          <w:sz w:val="28"/>
+          <w:szCs w:val="28"/>
+          <w:highlight w:val="none"/>
+          <w:lang w:val="en-US"/>
+        </w:rPr>
+        <w:t xml:space="preserve"> </w:t>
+      </w:r>
+      <w:r>
+        <w:rPr>
+          <w:rFonts w:ascii="Liberation Serif" w:hAnsi="Liberation Serif" w:eastAsia="Liberation Serif" w:cs="Liberation Serif"/>
+          <w:b w:val="0"/>
+          <w:bCs w:val="0"/>
+          <w:sz w:val="28"/>
+          <w:szCs w:val="28"/>
+          <w:highlight w:val="none"/>
+          <w:lang w:val="ru-RU" w:bidi="ru-RU"/>
+        </w:rPr>
+        <w:t xml:space="preserve">указатели</w:t>
+      </w:r>
+      <w:r>
+        <w:rPr>
+          <w:rFonts w:ascii="Liberation Serif" w:hAnsi="Liberation Serif" w:eastAsia="Liberation Serif" w:cs="Liberation Serif"/>
+          <w:b w:val="0"/>
+          <w:bCs w:val="0"/>
+          <w:sz w:val="28"/>
+          <w:szCs w:val="28"/>
+          <w:highlight w:val="none"/>
+          <w:lang w:val="en-US"/>
+        </w:rPr>
+        <w:t xml:space="preserve"> </w:t>
+      </w:r>
+      <w:r>
+        <w:rPr>
+          <w:rFonts w:ascii="Liberation Serif" w:hAnsi="Liberation Serif" w:eastAsia="Liberation Serif" w:cs="Liberation Serif"/>
+          <w:b w:val="0"/>
+          <w:bCs w:val="0"/>
+          <w:sz w:val="28"/>
+          <w:szCs w:val="28"/>
+          <w:highlight w:val="none"/>
+          <w:lang w:val="ru-RU" w:bidi="ru-RU"/>
+        </w:rPr>
+        <w:t xml:space="preserve">системных стеков устанавливаются таким образом, чтобы определять</w:t>
+      </w:r>
+      <w:r>
+        <w:rPr>
+          <w:rFonts w:ascii="Liberation Serif" w:hAnsi="Liberation Serif" w:eastAsia="Liberation Serif" w:cs="Liberation Serif"/>
+          <w:b w:val="0"/>
+          <w:bCs w:val="0"/>
+          <w:sz w:val="28"/>
+          <w:szCs w:val="28"/>
+          <w:highlight w:val="none"/>
+          <w:lang w:val="en-US"/>
+        </w:rPr>
+        <w:t xml:space="preserve"> </w:t>
+      </w:r>
+      <w:r>
+        <w:rPr>
+          <w:rFonts w:ascii="Liberation Serif" w:hAnsi="Liberation Serif" w:eastAsia="Liberation Serif" w:cs="Liberation Serif"/>
+          <w:b w:val="0"/>
+          <w:bCs w:val="0"/>
+          <w:sz w:val="28"/>
+          <w:szCs w:val="28"/>
+          <w:highlight w:val="none"/>
+          <w:lang w:val="ru-RU" w:bidi="ru-RU"/>
+        </w:rPr>
+        <w:t xml:space="preserve">стековые</w:t>
+      </w:r>
+      <w:r>
+        <w:rPr>
+          <w:rFonts w:ascii="Liberation Serif" w:hAnsi="Liberation Serif" w:eastAsia="Liberation Serif" w:cs="Liberation Serif"/>
+          <w:b w:val="0"/>
+          <w:bCs w:val="0"/>
+          <w:sz w:val="28"/>
+          <w:szCs w:val="28"/>
+          <w:highlight w:val="none"/>
+          <w:lang w:val="en-US"/>
+        </w:rPr>
+        <w:t xml:space="preserve"> </w:t>
+      </w:r>
+      <w:r>
+        <w:rPr>
+          <w:rFonts w:ascii="Liberation Serif" w:hAnsi="Liberation Serif" w:eastAsia="Liberation Serif" w:cs="Liberation Serif"/>
+          <w:b w:val="0"/>
+          <w:bCs w:val="0"/>
+          <w:sz w:val="28"/>
+          <w:szCs w:val="28"/>
+          <w:highlight w:val="none"/>
+          <w:lang w:val="ru-RU" w:bidi="ru-RU"/>
+        </w:rPr>
+        <w:t xml:space="preserve">границы процесса.</w:t>
+      </w:r>
+      <w:r>
+        <w:rPr>
+          <w:rFonts w:ascii="Liberation Serif" w:hAnsi="Liberation Serif" w:eastAsia="Liberation Serif" w:cs="Liberation Serif"/>
+          <w:b w:val="0"/>
+          <w:bCs w:val="0"/>
+          <w:sz w:val="28"/>
+          <w:szCs w:val="28"/>
+          <w:highlight w:val="none"/>
+          <w:lang w:val="en-US"/>
+        </w:rPr>
+      </w:r>
+      <w:r>
+        <w:rPr>
+          <w:rFonts w:ascii="Liberation Serif" w:hAnsi="Liberation Serif" w:eastAsia="Liberation Serif" w:cs="Liberation Serif"/>
+          <w:b w:val="0"/>
+          <w:bCs w:val="0"/>
+          <w:sz w:val="28"/>
+          <w:szCs w:val="28"/>
+          <w:highlight w:val="none"/>
+          <w:lang w:val="ru-RU" w:bidi="ru-RU"/>
+        </w:rPr>
+      </w:r>
+    </w:p>
+    <w:p>
+      <w:pPr>
+        <w:pBdr/>
+        <w:spacing w:after="0" w:afterAutospacing="0" w:line="240" w:lineRule="auto"/>
+        <w:ind/>
+        <w:jc w:val="both"/>
+        <w:rPr>
+          <w:rFonts w:ascii="Liberation Serif" w:hAnsi="Liberation Serif" w:eastAsia="Liberation Serif" w:cs="Liberation Serif"/>
+          <w:b w:val="0"/>
+          <w:bCs w:val="0"/>
+          <w:sz w:val="28"/>
+          <w:szCs w:val="28"/>
+          <w:highlight w:val="none"/>
+          <w:lang w:val="en-US"/>
+        </w:rPr>
+      </w:pPr>
+      <w:r>
+        <w:rPr>
+          <w:rFonts w:ascii="Liberation Serif" w:hAnsi="Liberation Serif" w:eastAsia="Liberation Serif" w:cs="Liberation Serif"/>
+          <w:b w:val="0"/>
+          <w:bCs w:val="0"/>
+          <w:sz w:val="28"/>
+          <w:szCs w:val="28"/>
+          <w:highlight w:val="none"/>
+          <w:lang w:val="ru-RU" w:bidi="ru-RU"/>
+        </w:rPr>
+      </w:r>
+      <w:r>
+        <w:rPr>
+          <w:rFonts w:ascii="Liberation Serif" w:hAnsi="Liberation Serif" w:eastAsia="Liberation Serif" w:cs="Liberation Serif"/>
+          <w:b w:val="0"/>
+          <w:bCs w:val="0"/>
+          <w:sz w:val="28"/>
+          <w:szCs w:val="28"/>
+          <w:highlight w:val="none"/>
+          <w:lang w:val="ru-RU" w:bidi="ru-RU"/>
+        </w:rPr>
+      </w:r>
+      <w:r>
+        <w:rPr>
+          <w:rFonts w:ascii="Liberation Serif" w:hAnsi="Liberation Serif" w:eastAsia="Liberation Serif" w:cs="Liberation Serif"/>
+          <w:b w:val="0"/>
+          <w:bCs w:val="0"/>
+          <w:sz w:val="28"/>
+          <w:szCs w:val="28"/>
+          <w:highlight w:val="none"/>
+          <w:lang w:val="en-US"/>
+        </w:rPr>
+      </w:r>
+    </w:p>
+    <w:p>
+      <w:pPr>
+        <w:pBdr/>
+        <w:spacing w:after="0" w:afterAutospacing="0" w:line="240" w:lineRule="auto"/>
+        <w:ind/>
+        <w:jc w:val="both"/>
+        <w:rPr>
+          <w:rFonts w:ascii="Liberation Serif" w:hAnsi="Liberation Serif" w:eastAsia="Liberation Serif" w:cs="Liberation Serif"/>
+          <w:b w:val="0"/>
+          <w:bCs w:val="0"/>
+          <w:sz w:val="28"/>
+          <w:szCs w:val="28"/>
+          <w:highlight w:val="none"/>
+          <w:lang w:val="ru-RU" w:bidi="ru-RU"/>
+        </w:rPr>
+      </w:pPr>
+      <w:r>
+        <w:rPr>
+          <w:rFonts w:ascii="Liberation Serif" w:hAnsi="Liberation Serif" w:eastAsia="Liberation Serif" w:cs="Liberation Serif"/>
+          <w:b w:val="0"/>
+          <w:bCs w:val="0"/>
+          <w:sz w:val="28"/>
+          <w:szCs w:val="28"/>
+          <w:highlight w:val="none"/>
+          <w:lang w:val="ru-RU" w:bidi="ru-RU"/>
+        </w:rPr>
+        <w:t xml:space="preserve">Если процессу не присвоено значение приоритета, то оно задаётся самым низким.</w:t>
+      </w:r>
+      <w:r>
+        <w:rPr>
+          <w:rFonts w:ascii="Liberation Serif" w:hAnsi="Liberation Serif" w:eastAsia="Liberation Serif" w:cs="Liberation Serif"/>
+          <w:b w:val="0"/>
+          <w:bCs w:val="0"/>
+          <w:sz w:val="28"/>
+          <w:szCs w:val="28"/>
+          <w:highlight w:val="none"/>
+          <w:lang w:val="en-US"/>
+        </w:rPr>
+        <w:t xml:space="preserve"> </w:t>
+      </w:r>
+      <w:r>
+        <w:rPr>
+          <w:rFonts w:ascii="Liberation Serif" w:hAnsi="Liberation Serif" w:eastAsia="Liberation Serif" w:cs="Liberation Serif"/>
+          <w:b w:val="0"/>
+          <w:bCs w:val="0"/>
+          <w:sz w:val="28"/>
+          <w:szCs w:val="28"/>
+          <w:highlight w:val="none"/>
+          <w:lang w:val="ru-RU" w:bidi="ru-RU"/>
+        </w:rPr>
+        <w:t xml:space="preserve">Изначально процесс не обладает никакими ресурсами, если нет явного запроса на ресурсы</w:t>
+      </w:r>
+      <w:r>
+        <w:rPr>
+          <w:rFonts w:ascii="Liberation Serif" w:hAnsi="Liberation Serif" w:eastAsia="Liberation Serif" w:cs="Liberation Serif"/>
+          <w:b w:val="0"/>
+          <w:bCs w:val="0"/>
+          <w:sz w:val="28"/>
+          <w:szCs w:val="28"/>
+          <w:highlight w:val="none"/>
+          <w:lang w:val="en-US"/>
+        </w:rPr>
+        <w:t xml:space="preserve"> </w:t>
+      </w:r>
+      <w:r>
+        <w:rPr>
+          <w:rFonts w:ascii="Liberation Serif" w:hAnsi="Liberation Serif" w:eastAsia="Liberation Serif" w:cs="Liberation Serif"/>
+          <w:b w:val="0"/>
+          <w:bCs w:val="0"/>
+          <w:sz w:val="28"/>
+          <w:szCs w:val="28"/>
+          <w:highlight w:val="none"/>
+          <w:lang w:val="ru-RU" w:bidi="ru-RU"/>
+        </w:rPr>
+        <w:t xml:space="preserve">или если они не были унаследованы от родительского процесса.</w:t>
+      </w:r>
+      <w:r>
+        <w:rPr>
+          <w:rFonts w:ascii="Liberation Serif" w:hAnsi="Liberation Serif" w:eastAsia="Liberation Serif" w:cs="Liberation Serif"/>
+          <w:b w:val="0"/>
+          <w:bCs w:val="0"/>
+          <w:sz w:val="28"/>
+          <w:szCs w:val="28"/>
+          <w:highlight w:val="none"/>
+          <w:lang w:val="en-US"/>
+        </w:rPr>
+        <w:t xml:space="preserve"> </w:t>
+      </w:r>
+      <w:r>
+        <w:rPr>
+          <w:rFonts w:ascii="Liberation Serif" w:hAnsi="Liberation Serif" w:eastAsia="Liberation Serif" w:cs="Liberation Serif"/>
+          <w:b w:val="0"/>
+          <w:bCs w:val="0"/>
+          <w:sz w:val="28"/>
+          <w:szCs w:val="28"/>
+          <w:highlight w:val="none"/>
+          <w:lang w:val="ru-RU" w:bidi="ru-RU"/>
+        </w:rPr>
+        <w:t xml:space="preserve">Процесс входит в состояние выполнения и помещается в очередь готовых к выполнению</w:t>
+      </w:r>
+      <w:r>
+        <w:rPr>
+          <w:rFonts w:ascii="Liberation Serif" w:hAnsi="Liberation Serif" w:eastAsia="Liberation Serif" w:cs="Liberation Serif"/>
+          <w:b w:val="0"/>
+          <w:bCs w:val="0"/>
+          <w:sz w:val="28"/>
+          <w:szCs w:val="28"/>
+          <w:highlight w:val="none"/>
+          <w:lang w:val="en-US"/>
+        </w:rPr>
+        <w:t xml:space="preserve"> </w:t>
+      </w:r>
+      <w:r>
+        <w:rPr>
+          <w:rFonts w:ascii="Liberation Serif" w:hAnsi="Liberation Serif" w:eastAsia="Liberation Serif" w:cs="Liberation Serif"/>
+          <w:b w:val="0"/>
+          <w:bCs w:val="0"/>
+          <w:sz w:val="28"/>
+          <w:szCs w:val="28"/>
+          <w:highlight w:val="none"/>
+          <w:lang w:val="ru-RU" w:bidi="ru-RU"/>
+        </w:rPr>
+        <w:t xml:space="preserve">процессов. Для него выделяется адресное пространство, размер которого определяется по</w:t>
+      </w:r>
+      <w:r>
+        <w:rPr>
+          <w:rFonts w:ascii="Liberation Serif" w:hAnsi="Liberation Serif" w:eastAsia="Liberation Serif" w:cs="Liberation Serif"/>
+          <w:b w:val="0"/>
+          <w:bCs w:val="0"/>
+          <w:sz w:val="28"/>
+          <w:szCs w:val="28"/>
+          <w:highlight w:val="none"/>
+          <w:lang w:val="en-US"/>
+        </w:rPr>
+        <w:t xml:space="preserve"> </w:t>
+      </w:r>
+      <w:r>
+        <w:rPr>
+          <w:rFonts w:ascii="Liberation Serif" w:hAnsi="Liberation Serif" w:eastAsia="Liberation Serif" w:cs="Liberation Serif"/>
+          <w:b w:val="0"/>
+          <w:bCs w:val="0"/>
+          <w:sz w:val="28"/>
+          <w:szCs w:val="28"/>
+          <w:highlight w:val="none"/>
+          <w:lang w:val="ru-RU" w:bidi="ru-RU"/>
+        </w:rPr>
+        <w:t xml:space="preserve">умолчанию на основе типа процесса. Кроме того, размер может быть</w:t>
+      </w:r>
+      <w:r>
+        <w:rPr>
+          <w:rFonts w:ascii="Liberation Serif" w:hAnsi="Liberation Serif" w:eastAsia="Liberation Serif" w:cs="Liberation Serif"/>
+          <w:b w:val="0"/>
+          <w:bCs w:val="0"/>
+          <w:sz w:val="28"/>
+          <w:szCs w:val="28"/>
+          <w:highlight w:val="none"/>
+          <w:lang w:val="en-US"/>
+        </w:rPr>
+        <w:t xml:space="preserve"> </w:t>
+      </w:r>
+      <w:r>
+        <w:rPr>
+          <w:rFonts w:ascii="Liberation Serif" w:hAnsi="Liberation Serif" w:eastAsia="Liberation Serif" w:cs="Liberation Serif"/>
+          <w:b w:val="0"/>
+          <w:bCs w:val="0"/>
+          <w:sz w:val="28"/>
+          <w:szCs w:val="28"/>
+          <w:highlight w:val="none"/>
+          <w:lang w:val="ru-RU" w:bidi="ru-RU"/>
+        </w:rPr>
+        <w:t xml:space="preserve">установлен</w:t>
+      </w:r>
+      <w:r>
+        <w:rPr>
+          <w:rFonts w:ascii="Liberation Serif" w:hAnsi="Liberation Serif" w:eastAsia="Liberation Serif" w:cs="Liberation Serif"/>
+          <w:b w:val="0"/>
+          <w:bCs w:val="0"/>
+          <w:sz w:val="28"/>
+          <w:szCs w:val="28"/>
+          <w:highlight w:val="none"/>
+          <w:lang w:val="en-US"/>
+        </w:rPr>
+        <w:t xml:space="preserve"> </w:t>
+      </w:r>
+      <w:r>
+        <w:rPr>
+          <w:rFonts w:ascii="Liberation Serif" w:hAnsi="Liberation Serif" w:eastAsia="Liberation Serif" w:cs="Liberation Serif"/>
+          <w:b w:val="0"/>
+          <w:bCs w:val="0"/>
+          <w:sz w:val="28"/>
+          <w:szCs w:val="28"/>
+          <w:highlight w:val="none"/>
+          <w:lang w:val="ru-RU" w:bidi="ru-RU"/>
+        </w:rPr>
+        <w:t xml:space="preserve">родительским процессом, который может передать системе</w:t>
+      </w:r>
+      <w:r>
+        <w:rPr>
+          <w:rFonts w:ascii="Liberation Serif" w:hAnsi="Liberation Serif" w:eastAsia="Liberation Serif" w:cs="Liberation Serif"/>
+          <w:b w:val="0"/>
+          <w:bCs w:val="0"/>
+          <w:sz w:val="28"/>
+          <w:szCs w:val="28"/>
+          <w:highlight w:val="none"/>
+          <w:lang w:val="en-US"/>
+        </w:rPr>
+        <w:t xml:space="preserve"> </w:t>
+      </w:r>
+      <w:r>
+        <w:rPr>
+          <w:rFonts w:ascii="Liberation Serif" w:hAnsi="Liberation Serif" w:eastAsia="Liberation Serif" w:cs="Liberation Serif"/>
+          <w:b w:val="0"/>
+          <w:bCs w:val="0"/>
+          <w:sz w:val="28"/>
+          <w:szCs w:val="28"/>
+          <w:highlight w:val="none"/>
+          <w:lang w:val="ru-RU" w:bidi="ru-RU"/>
+        </w:rPr>
+        <w:t xml:space="preserve">размер адресного пространства в</w:t>
+      </w:r>
+      <w:r>
+        <w:rPr>
+          <w:rFonts w:ascii="Liberation Serif" w:hAnsi="Liberation Serif" w:eastAsia="Liberation Serif" w:cs="Liberation Serif"/>
+          <w:b w:val="0"/>
+          <w:bCs w:val="0"/>
+          <w:sz w:val="28"/>
+          <w:szCs w:val="28"/>
+          <w:highlight w:val="none"/>
+          <w:lang w:val="en-US"/>
+        </w:rPr>
+        <w:t xml:space="preserve"> </w:t>
+      </w:r>
+      <w:r>
+        <w:rPr>
+          <w:rFonts w:ascii="Liberation Serif" w:hAnsi="Liberation Serif" w:eastAsia="Liberation Serif" w:cs="Liberation Serif"/>
+          <w:b w:val="0"/>
+          <w:bCs w:val="0"/>
+          <w:sz w:val="28"/>
+          <w:szCs w:val="28"/>
+          <w:highlight w:val="none"/>
+          <w:lang w:val="ru-RU" w:bidi="ru-RU"/>
+        </w:rPr>
+        <w:t xml:space="preserve">момент создания процесса.</w:t>
+      </w:r>
+      <w:r>
+        <w:rPr>
+          <w:rFonts w:ascii="Liberation Serif" w:hAnsi="Liberation Serif" w:eastAsia="Liberation Serif" w:cs="Liberation Serif"/>
+          <w:b w:val="0"/>
+          <w:bCs w:val="0"/>
+          <w:sz w:val="28"/>
+          <w:szCs w:val="28"/>
+          <w:highlight w:val="none"/>
+          <w:lang w:val="ru-RU" w:bidi="ru-RU"/>
+        </w:rPr>
+      </w:r>
+      <w:r>
+        <w:rPr>
+          <w:rFonts w:ascii="Liberation Serif" w:hAnsi="Liberation Serif" w:eastAsia="Liberation Serif" w:cs="Liberation Serif"/>
+          <w:b w:val="0"/>
+          <w:bCs w:val="0"/>
+          <w:sz w:val="28"/>
+          <w:szCs w:val="28"/>
+          <w:highlight w:val="none"/>
+          <w:lang w:val="ru-RU" w:bidi="ru-RU"/>
+        </w:rPr>
+      </w:r>
+    </w:p>
+    <w:p>
+      <w:pPr>
+        <w:pBdr/>
+        <w:spacing w:after="0" w:afterAutospacing="0" w:line="240" w:lineRule="auto"/>
+        <w:ind/>
+        <w:jc w:val="both"/>
+        <w:rPr>
+          <w:rFonts w:ascii="Liberation Serif" w:hAnsi="Liberation Serif" w:eastAsia="Liberation Serif" w:cs="Liberation Serif"/>
+          <w:b w:val="0"/>
+          <w:bCs w:val="0"/>
+          <w:sz w:val="28"/>
+          <w:szCs w:val="28"/>
+          <w:highlight w:val="none"/>
+          <w:lang w:val="ru-RU" w:bidi="ru-RU"/>
+        </w:rPr>
+      </w:pPr>
+      <w:r>
+        <w:rPr>
+          <w:rFonts w:ascii="Liberation Serif" w:hAnsi="Liberation Serif" w:eastAsia="Liberation Serif" w:cs="Liberation Serif"/>
+          <w:b w:val="0"/>
+          <w:bCs w:val="0"/>
+          <w:sz w:val="28"/>
+          <w:szCs w:val="28"/>
+          <w:highlight w:val="none"/>
+          <w:lang w:val="ru-RU" w:bidi="ru-RU"/>
+        </w:rPr>
+      </w:r>
+      <w:r>
+        <w:rPr>
+          <w:rFonts w:ascii="Liberation Serif" w:hAnsi="Liberation Serif" w:eastAsia="Liberation Serif" w:cs="Liberation Serif"/>
+          <w:b w:val="0"/>
+          <w:bCs w:val="0"/>
+          <w:sz w:val="28"/>
+          <w:szCs w:val="28"/>
+          <w:highlight w:val="none"/>
+          <w:lang w:val="ru-RU" w:bidi="ru-RU"/>
+        </w:rPr>
+      </w:r>
+      <w:r>
+        <w:rPr>
+          <w:rFonts w:ascii="Liberation Serif" w:hAnsi="Liberation Serif" w:eastAsia="Liberation Serif" w:cs="Liberation Serif"/>
+          <w:b w:val="0"/>
+          <w:bCs w:val="0"/>
+          <w:sz w:val="28"/>
+          <w:szCs w:val="28"/>
+          <w:highlight w:val="none"/>
+          <w:lang w:val="ru-RU" w:bidi="ru-RU"/>
+        </w:rPr>
+      </w:r>
+    </w:p>
+    <w:p>
+      <w:pPr>
+        <w:pBdr/>
+        <w:spacing w:after="0" w:afterAutospacing="0" w:line="240" w:lineRule="auto"/>
+        <w:ind/>
+        <w:jc w:val="both"/>
+        <w:rPr>
+          <w:rFonts w:ascii="Liberation Serif" w:hAnsi="Liberation Serif" w:eastAsia="Liberation Serif" w:cs="Liberation Serif"/>
+          <w:b w:val="0"/>
+          <w:bCs w:val="0"/>
+          <w:sz w:val="28"/>
+          <w:szCs w:val="28"/>
+          <w:highlight w:val="none"/>
+          <w:lang w:val="ru-RU" w:bidi="ru-RU"/>
+        </w:rPr>
+      </w:pPr>
+      <w:r>
+        <w:rPr>
+          <w:rFonts w:ascii="Liberation Serif" w:hAnsi="Liberation Serif" w:eastAsia="Liberation Serif" w:cs="Liberation Serif"/>
+          <w:b w:val="0"/>
+          <w:bCs w:val="0"/>
+          <w:sz w:val="28"/>
+          <w:szCs w:val="28"/>
+          <w:highlight w:val="none"/>
+          <w:lang w:val="ru-RU" w:bidi="ru-RU"/>
+        </w:rPr>
+      </w:r>
+      <w:r>
+        <w:rPr>
+          <w:rFonts w:ascii="Liberation Serif" w:hAnsi="Liberation Serif" w:eastAsia="Liberation Serif" w:cs="Liberation Serif"/>
+          <w:b w:val="0"/>
+          <w:bCs w:val="0"/>
+          <w:sz w:val="28"/>
+          <w:szCs w:val="28"/>
+          <w:highlight w:val="none"/>
+          <w:lang w:val="ru-RU" w:bidi="ru-RU"/>
+        </w:rPr>
+      </w:r>
+      <w:r>
+        <w:rPr>
+          <w:rFonts w:ascii="Liberation Serif" w:hAnsi="Liberation Serif" w:eastAsia="Liberation Serif" w:cs="Liberation Serif"/>
+          <w:b w:val="0"/>
+          <w:bCs w:val="0"/>
+          <w:sz w:val="28"/>
+          <w:szCs w:val="28"/>
+          <w:highlight w:val="none"/>
+          <w:lang w:val="ru-RU" w:bidi="ru-RU"/>
+        </w:rPr>
+      </w:r>
+    </w:p>
+    <w:p>
+      <w:pPr>
+        <w:pBdr/>
+        <w:spacing w:after="0" w:afterAutospacing="0" w:line="240" w:lineRule="auto"/>
+        <w:ind/>
+        <w:jc w:val="both"/>
+        <w:rPr>
+          <w:rFonts w:ascii="Liberation Serif" w:hAnsi="Liberation Serif" w:eastAsia="Liberation Serif" w:cs="Liberation Serif"/>
+          <w:b w:val="0"/>
+          <w:bCs w:val="0"/>
+          <w:sz w:val="28"/>
+          <w:szCs w:val="28"/>
+          <w:highlight w:val="none"/>
+          <w:lang w:val="ru-RU" w:bidi="ru-RU"/>
+        </w:rPr>
+      </w:pPr>
+      <w:r>
+        <w:rPr>
+          <w:rFonts w:ascii="Liberation Serif" w:hAnsi="Liberation Serif" w:eastAsia="Liberation Serif" w:cs="Liberation Serif"/>
+          <w:b w:val="0"/>
+          <w:bCs w:val="0"/>
+          <w:sz w:val="28"/>
+          <w:szCs w:val="28"/>
+          <w:highlight w:val="none"/>
+          <w:lang w:val="ru-RU" w:bidi="ru-RU"/>
+        </w:rPr>
+        <w:t xml:space="preserve">Родительские и сыновние процессы</w:t>
+      </w:r>
+      <w:r>
+        <w:rPr>
+          <w:rFonts w:ascii="Liberation Serif" w:hAnsi="Liberation Serif" w:eastAsia="Liberation Serif" w:cs="Liberation Serif"/>
+          <w:b w:val="0"/>
+          <w:bCs w:val="0"/>
+          <w:sz w:val="28"/>
+          <w:szCs w:val="28"/>
+          <w:highlight w:val="none"/>
+          <w:lang w:val="ru-RU" w:bidi="ru-RU"/>
+        </w:rPr>
+      </w:r>
+      <w:r>
+        <w:rPr>
+          <w:rFonts w:ascii="Liberation Serif" w:hAnsi="Liberation Serif" w:eastAsia="Liberation Serif" w:cs="Liberation Serif"/>
+          <w:b w:val="0"/>
+          <w:bCs w:val="0"/>
+          <w:sz w:val="28"/>
+          <w:szCs w:val="28"/>
+          <w:highlight w:val="none"/>
+          <w:lang w:val="ru-RU" w:bidi="ru-RU"/>
+        </w:rPr>
+      </w:r>
+    </w:p>
+    <w:p>
+      <w:pPr>
+        <w:pBdr/>
+        <w:spacing w:after="0" w:afterAutospacing="0" w:line="240" w:lineRule="auto"/>
+        <w:ind/>
+        <w:jc w:val="both"/>
+        <w:rPr>
+          <w:rFonts w:ascii="Liberation Serif" w:hAnsi="Liberation Serif" w:eastAsia="Liberation Serif" w:cs="Liberation Serif"/>
+          <w:b w:val="0"/>
+          <w:bCs w:val="0"/>
+          <w:sz w:val="28"/>
+          <w:szCs w:val="28"/>
+          <w:highlight w:val="none"/>
+          <w:lang w:val="ru-RU" w:bidi="ru-RU"/>
+        </w:rPr>
+      </w:pPr>
+      <w:r>
+        <w:rPr>
+          <w:rFonts w:ascii="Liberation Serif" w:hAnsi="Liberation Serif" w:eastAsia="Liberation Serif" w:cs="Liberation Serif"/>
+          <w:b w:val="0"/>
+          <w:bCs w:val="0"/>
+          <w:sz w:val="28"/>
+          <w:szCs w:val="28"/>
+          <w:highlight w:val="none"/>
+          <w:lang w:val="ru-RU" w:bidi="ru-RU"/>
+        </w:rPr>
+      </w:r>
+      <w:r>
+        <w:rPr>
+          <w:rFonts w:ascii="Liberation Serif" w:hAnsi="Liberation Serif" w:eastAsia="Liberation Serif" w:cs="Liberation Serif"/>
+          <w:b w:val="0"/>
+          <w:bCs w:val="0"/>
+          <w:sz w:val="28"/>
+          <w:szCs w:val="28"/>
+          <w:highlight w:val="none"/>
+          <w:lang w:val="ru-RU" w:bidi="ru-RU"/>
+        </w:rPr>
+      </w:r>
+      <w:r>
+        <w:rPr>
+          <w:rFonts w:ascii="Liberation Serif" w:hAnsi="Liberation Serif" w:eastAsia="Liberation Serif" w:cs="Liberation Serif"/>
+          <w:b w:val="0"/>
+          <w:bCs w:val="0"/>
+          <w:sz w:val="28"/>
+          <w:szCs w:val="28"/>
+          <w:highlight w:val="none"/>
+          <w:lang w:val="ru-RU" w:bidi="ru-RU"/>
+        </w:rPr>
+      </w:r>
+    </w:p>
+    <w:p>
+      <w:pPr>
+        <w:pBdr/>
+        <w:spacing w:after="0" w:afterAutospacing="0" w:line="240" w:lineRule="auto"/>
+        <w:ind/>
+        <w:jc w:val="both"/>
+        <w:rPr/>
+      </w:pPr>
+      <w:r>
+        <w:rPr>
+          <w:rFonts w:ascii="Liberation Serif" w:hAnsi="Liberation Serif" w:eastAsia="Liberation Serif" w:cs="Liberation Serif"/>
+          <w:b w:val="0"/>
+          <w:bCs w:val="0"/>
+          <w:sz w:val="28"/>
+          <w:szCs w:val="28"/>
+          <w:highlight w:val="none"/>
+          <w:lang w:val="ru-RU" w:bidi="ru-RU"/>
+        </w:rPr>
+        <w:t xml:space="preserve">В системе Linux есть процесс, который называется init и является родителем всех</w:t>
+      </w:r>
+      <w:r/>
+    </w:p>
+    <w:p>
+      <w:pPr>
+        <w:pBdr/>
+        <w:spacing w:after="0" w:afterAutospacing="0" w:line="240" w:lineRule="auto"/>
+        <w:ind/>
+        <w:jc w:val="both"/>
+        <w:rPr/>
+      </w:pPr>
+      <w:r>
+        <w:rPr>
+          <w:rFonts w:ascii="Liberation Serif" w:hAnsi="Liberation Serif" w:eastAsia="Liberation Serif" w:cs="Liberation Serif"/>
+          <w:b w:val="0"/>
+          <w:bCs w:val="0"/>
+          <w:sz w:val="28"/>
+          <w:szCs w:val="28"/>
+          <w:highlight w:val="none"/>
+          <w:lang w:val="ru-RU" w:bidi="ru-RU"/>
+        </w:rPr>
+        <w:t xml:space="preserve">пользовательских процессов. Это первый процесс, который виден сразу после загрузки</w:t>
+      </w:r>
+      <w:r/>
+    </w:p>
+    <w:p>
+      <w:pPr>
+        <w:pBdr/>
+        <w:spacing w:after="0" w:afterAutospacing="0" w:line="240" w:lineRule="auto"/>
+        <w:ind/>
+        <w:jc w:val="both"/>
+        <w:rPr/>
+      </w:pPr>
+      <w:r>
+        <w:rPr>
+          <w:rFonts w:ascii="Liberation Serif" w:hAnsi="Liberation Serif" w:eastAsia="Liberation Serif" w:cs="Liberation Serif"/>
+          <w:b w:val="0"/>
+          <w:bCs w:val="0"/>
+          <w:sz w:val="28"/>
+          <w:szCs w:val="28"/>
+          <w:highlight w:val="none"/>
+          <w:lang w:val="ru-RU" w:bidi="ru-RU"/>
+        </w:rPr>
+        <w:t xml:space="preserve">системы Linux.</w:t>
+      </w:r>
+      <w:r/>
+    </w:p>
+    <w:p>
+      <w:pPr>
+        <w:pBdr/>
+        <w:spacing w:after="0" w:afterAutospacing="0" w:line="240" w:lineRule="auto"/>
+        <w:ind/>
+        <w:jc w:val="both"/>
+        <w:rPr/>
+      </w:pPr>
+      <w:r>
+        <w:rPr>
+          <w:rFonts w:ascii="Liberation Serif" w:hAnsi="Liberation Serif" w:eastAsia="Liberation Serif" w:cs="Liberation Serif"/>
+          <w:b w:val="0"/>
+          <w:bCs w:val="0"/>
+          <w:sz w:val="28"/>
+          <w:szCs w:val="28"/>
+          <w:highlight w:val="none"/>
+          <w:lang w:val="ru-RU" w:bidi="ru-RU"/>
+        </w:rPr>
+        <w:t xml:space="preserve">Он организует систему, при необходимости выполняет другие программы, а также запускает</w:t>
+      </w:r>
+      <w:r/>
+    </w:p>
+    <w:p>
+      <w:pPr>
+        <w:pBdr/>
+        <w:spacing w:after="0" w:afterAutospacing="0" w:line="240" w:lineRule="auto"/>
+        <w:ind/>
+        <w:jc w:val="both"/>
+        <w:rPr/>
+      </w:pPr>
+      <w:r>
+        <w:rPr>
+          <w:rFonts w:ascii="Liberation Serif" w:hAnsi="Liberation Serif" w:eastAsia="Liberation Serif" w:cs="Liberation Serif"/>
+          <w:b w:val="0"/>
+          <w:bCs w:val="0"/>
+          <w:sz w:val="28"/>
+          <w:szCs w:val="28"/>
+          <w:highlight w:val="none"/>
+          <w:lang w:val="ru-RU" w:bidi="ru-RU"/>
+        </w:rPr>
+        <w:t xml:space="preserve">сетевые программы, работающие в фоновом режиме (deamon).</w:t>
+      </w:r>
+      <w:r>
+        <w:rPr>
+          <w:rFonts w:ascii="Liberation Serif" w:hAnsi="Liberation Serif" w:eastAsia="Liberation Serif" w:cs="Liberation Serif"/>
+          <w:b w:val="0"/>
+          <w:bCs w:val="0"/>
+          <w:sz w:val="28"/>
+          <w:szCs w:val="28"/>
+          <w:highlight w:val="none"/>
+          <w:lang w:val="en-US"/>
+        </w:rPr>
+      </w:r>
+      <w:r/>
+    </w:p>
+    <w:p>
+      <w:pPr>
+        <w:pBdr/>
+        <w:spacing w:after="0" w:afterAutospacing="0" w:line="240" w:lineRule="auto"/>
+        <w:ind/>
+        <w:jc w:val="both"/>
+        <w:rPr/>
+      </w:pPr>
+      <w:r>
+        <w:rPr>
+          <w:rFonts w:ascii="Liberation Serif" w:hAnsi="Liberation Serif" w:eastAsia="Liberation Serif" w:cs="Liberation Serif"/>
+          <w:b w:val="0"/>
+          <w:bCs w:val="0"/>
+          <w:sz w:val="28"/>
+          <w:szCs w:val="28"/>
+          <w:highlight w:val="none"/>
+          <w:lang w:val="ru-RU" w:bidi="ru-RU"/>
+        </w:rPr>
+        <w:t xml:space="preserve">Процесс init имеет идентификационный номер </w:t>
+      </w:r>
+      <w:r>
+        <w:rPr>
+          <w:rFonts w:ascii="Liberation Serif" w:hAnsi="Liberation Serif" w:eastAsia="Liberation Serif" w:cs="Liberation Serif"/>
+          <w:b w:val="0"/>
+          <w:bCs w:val="0"/>
+          <w:sz w:val="28"/>
+          <w:szCs w:val="28"/>
+          <w:highlight w:val="none"/>
+          <w:lang w:val="en-US"/>
+        </w:rPr>
+        <w:t xml:space="preserve">0 </w:t>
+      </w:r>
+      <w:r>
+        <w:rPr>
+          <w:rFonts w:ascii="Liberation Serif" w:hAnsi="Liberation Serif" w:eastAsia="Liberation Serif" w:cs="Liberation Serif"/>
+          <w:b w:val="0"/>
+          <w:bCs w:val="0"/>
+          <w:sz w:val="28"/>
+          <w:szCs w:val="28"/>
+          <w:highlight w:val="none"/>
+          <w:lang w:val="ru-RU" w:bidi="ru-RU"/>
+        </w:rPr>
+        <w:t xml:space="preserve">или 1. Сыновние процессы всегда имеют</w:t>
+      </w:r>
+      <w:r/>
+    </w:p>
+    <w:p>
+      <w:pPr>
+        <w:pBdr/>
+        <w:spacing w:after="0" w:afterAutospacing="0" w:line="240" w:lineRule="auto"/>
+        <w:ind/>
+        <w:jc w:val="both"/>
+        <w:rPr/>
+      </w:pPr>
+      <w:r>
+        <w:rPr>
+          <w:rFonts w:ascii="Liberation Serif" w:hAnsi="Liberation Serif" w:eastAsia="Liberation Serif" w:cs="Liberation Serif"/>
+          <w:b w:val="0"/>
+          <w:bCs w:val="0"/>
+          <w:sz w:val="28"/>
+          <w:szCs w:val="28"/>
+          <w:highlight w:val="none"/>
+          <w:lang w:val="ru-RU" w:bidi="ru-RU"/>
+        </w:rPr>
+        <w:t xml:space="preserve">собственный уникальный ID, PCB-блок и отдельную структуру в таблице процессов.</w:t>
+      </w:r>
+      <w:r/>
+    </w:p>
+    <w:p>
+      <w:pPr>
+        <w:pBdr/>
+        <w:spacing w:after="0" w:afterAutospacing="0" w:line="240" w:lineRule="auto"/>
+        <w:ind/>
+        <w:jc w:val="both"/>
+        <w:rPr/>
+      </w:pPr>
+      <w:r>
+        <w:rPr>
+          <w:rFonts w:ascii="Liberation Serif" w:hAnsi="Liberation Serif" w:eastAsia="Liberation Serif" w:cs="Liberation Serif"/>
+          <w:b w:val="0"/>
+          <w:bCs w:val="0"/>
+          <w:sz w:val="28"/>
+          <w:szCs w:val="28"/>
+          <w:highlight w:val="none"/>
+          <w:lang w:val="ru-RU" w:bidi="ru-RU"/>
+        </w:rPr>
+        <w:t xml:space="preserve">Сыновний процесс в свою очередь может породить новый процесс, приложения могут</w:t>
+      </w:r>
+      <w:r/>
+    </w:p>
+    <w:p>
+      <w:pPr>
+        <w:pBdr/>
+        <w:spacing w:after="0" w:afterAutospacing="0" w:line="240" w:lineRule="auto"/>
+        <w:ind/>
+        <w:jc w:val="both"/>
+        <w:rPr/>
+      </w:pPr>
+      <w:r>
+        <w:rPr>
+          <w:rFonts w:ascii="Liberation Serif" w:hAnsi="Liberation Serif" w:eastAsia="Liberation Serif" w:cs="Liberation Serif"/>
+          <w:b w:val="0"/>
+          <w:bCs w:val="0"/>
+          <w:sz w:val="28"/>
+          <w:szCs w:val="28"/>
+          <w:highlight w:val="none"/>
+          <w:lang w:val="ru-RU" w:bidi="ru-RU"/>
+        </w:rPr>
+        <w:t xml:space="preserve">создавать дерево процессов.</w:t>
+      </w:r>
+      <w:r/>
+    </w:p>
+    <w:p>
+      <w:pPr>
+        <w:pBdr/>
+        <w:spacing w:after="0" w:afterAutospacing="0" w:line="240" w:lineRule="auto"/>
+        <w:ind/>
+        <w:jc w:val="both"/>
+        <w:rPr/>
+      </w:pPr>
+      <w:r>
+        <w:rPr>
+          <w:rFonts w:ascii="Liberation Serif" w:hAnsi="Liberation Serif" w:eastAsia="Liberation Serif" w:cs="Liberation Serif"/>
+          <w:b w:val="0"/>
+          <w:bCs w:val="0"/>
+          <w:sz w:val="28"/>
+          <w:szCs w:val="28"/>
+          <w:highlight w:val="none"/>
+          <w:lang w:val="ru-RU" w:bidi="ru-RU"/>
+        </w:rPr>
+        <w:t xml:space="preserve">При определённых условиях процесс может порождать два новых потомка, тогда образуется</w:t>
+      </w:r>
+      <w:r/>
+    </w:p>
+    <w:p>
+      <w:pPr>
+        <w:pBdr/>
+        <w:spacing w:after="0" w:afterAutospacing="0" w:line="240" w:lineRule="auto"/>
+        <w:ind/>
+        <w:jc w:val="both"/>
+        <w:rPr/>
+      </w:pPr>
+      <w:r>
+        <w:rPr>
+          <w:rFonts w:ascii="Liberation Serif" w:hAnsi="Liberation Serif" w:eastAsia="Liberation Serif" w:cs="Liberation Serif"/>
+          <w:b w:val="0"/>
+          <w:bCs w:val="0"/>
+          <w:sz w:val="28"/>
+          <w:szCs w:val="28"/>
+          <w:highlight w:val="none"/>
+          <w:lang w:val="ru-RU" w:bidi="ru-RU"/>
+        </w:rPr>
+        <w:t xml:space="preserve">два новых процесса.</w:t>
+      </w:r>
+      <w:r/>
+    </w:p>
+    <w:p>
+      <w:pPr>
+        <w:pBdr/>
+        <w:spacing w:after="0" w:afterAutospacing="0" w:line="240" w:lineRule="auto"/>
+        <w:ind/>
+        <w:jc w:val="both"/>
+        <w:rPr/>
+      </w:pPr>
+      <w:r>
+        <w:rPr>
+          <w:rFonts w:ascii="Liberation Serif" w:hAnsi="Liberation Serif" w:eastAsia="Liberation Serif" w:cs="Liberation Serif"/>
+          <w:b w:val="0"/>
+          <w:bCs w:val="0"/>
+          <w:sz w:val="28"/>
+          <w:szCs w:val="28"/>
+          <w:highlight w:val="none"/>
+          <w:lang w:val="ru-RU" w:bidi="ru-RU"/>
+        </w:rPr>
+        <w:t xml:space="preserve">Сыновний процесс может быть создан с собственным исполняемым образом, или с образом,</w:t>
+      </w:r>
+      <w:r/>
+    </w:p>
+    <w:p>
+      <w:pPr>
+        <w:pBdr/>
+        <w:spacing w:after="0" w:afterAutospacing="0" w:line="240" w:lineRule="auto"/>
+        <w:ind/>
+        <w:jc w:val="both"/>
+        <w:rPr/>
+      </w:pPr>
+      <w:r>
+        <w:rPr>
+          <w:rFonts w:ascii="Liberation Serif" w:hAnsi="Liberation Serif" w:eastAsia="Liberation Serif" w:cs="Liberation Serif"/>
+          <w:b w:val="0"/>
+          <w:bCs w:val="0"/>
+          <w:sz w:val="28"/>
+          <w:szCs w:val="28"/>
+          <w:highlight w:val="none"/>
+          <w:lang w:val="ru-RU" w:bidi="ru-RU"/>
+        </w:rPr>
+        <w:t xml:space="preserve">являющимся дубликатом родительского процесса.</w:t>
+      </w:r>
+      <w:r/>
+    </w:p>
+    <w:p>
+      <w:pPr>
+        <w:pBdr/>
+        <w:spacing w:after="0" w:afterAutospacing="0" w:line="240" w:lineRule="auto"/>
+        <w:ind/>
+        <w:jc w:val="both"/>
+        <w:rPr/>
+      </w:pPr>
+      <w:r>
+        <w:rPr>
+          <w:rFonts w:ascii="Liberation Serif" w:hAnsi="Liberation Serif" w:eastAsia="Liberation Serif" w:cs="Liberation Serif"/>
+          <w:b w:val="0"/>
+          <w:bCs w:val="0"/>
+          <w:sz w:val="28"/>
+          <w:szCs w:val="28"/>
+          <w:highlight w:val="none"/>
+          <w:lang w:val="ru-RU" w:bidi="ru-RU"/>
+        </w:rPr>
+        <w:t xml:space="preserve">Если создаётся дубликат образа родительского процесса, то сыновний процесс наследует</w:t>
+      </w:r>
+      <w:r/>
+    </w:p>
+    <w:p>
+      <w:pPr>
+        <w:pBdr/>
+        <w:spacing w:after="0" w:afterAutospacing="0" w:line="240" w:lineRule="auto"/>
+        <w:ind/>
+        <w:jc w:val="both"/>
+        <w:rPr/>
+      </w:pPr>
+      <w:r>
+        <w:rPr>
+          <w:rFonts w:ascii="Liberation Serif" w:hAnsi="Liberation Serif" w:eastAsia="Liberation Serif" w:cs="Liberation Serif"/>
+          <w:b w:val="0"/>
+          <w:bCs w:val="0"/>
+          <w:sz w:val="28"/>
+          <w:szCs w:val="28"/>
+          <w:highlight w:val="none"/>
+          <w:lang w:val="ru-RU" w:bidi="ru-RU"/>
+        </w:rPr>
+        <w:t xml:space="preserve">множество его атрибутов, включая среду, приоритет, стратегию планирования, ограничения</w:t>
+      </w:r>
+      <w:r/>
+    </w:p>
+    <w:p>
+      <w:pPr>
+        <w:pBdr/>
+        <w:spacing w:after="0" w:afterAutospacing="0" w:line="240" w:lineRule="auto"/>
+        <w:ind/>
+        <w:jc w:val="both"/>
+        <w:rPr/>
+      </w:pPr>
+      <w:r>
+        <w:rPr>
+          <w:rFonts w:ascii="Liberation Serif" w:hAnsi="Liberation Serif" w:eastAsia="Liberation Serif" w:cs="Liberation Serif"/>
+          <w:b w:val="0"/>
+          <w:bCs w:val="0"/>
+          <w:sz w:val="28"/>
+          <w:szCs w:val="28"/>
+          <w:highlight w:val="none"/>
+          <w:lang w:val="ru-RU" w:bidi="ru-RU"/>
+        </w:rPr>
+        <w:t xml:space="preserve">по ресурсам, открытые файлы и разделы общей памяти. Если сыновний процесс перемещает</w:t>
+      </w:r>
+      <w:r/>
+    </w:p>
+    <w:p>
+      <w:pPr>
+        <w:pBdr/>
+        <w:spacing w:after="0" w:afterAutospacing="0" w:line="240" w:lineRule="auto"/>
+        <w:ind/>
+        <w:jc w:val="both"/>
+        <w:rPr/>
+      </w:pPr>
+      <w:r>
+        <w:rPr>
+          <w:rFonts w:ascii="Liberation Serif" w:hAnsi="Liberation Serif" w:eastAsia="Liberation Serif" w:cs="Liberation Serif"/>
+          <w:b w:val="0"/>
+          <w:bCs w:val="0"/>
+          <w:sz w:val="28"/>
+          <w:szCs w:val="28"/>
+          <w:highlight w:val="none"/>
+          <w:lang w:val="ru-RU" w:bidi="ru-RU"/>
+        </w:rPr>
+        <w:t xml:space="preserve">указатель текущей позиции в файле или закрывает файл, то результаты этих действий видны</w:t>
+      </w:r>
+      <w:r/>
+    </w:p>
+    <w:p>
+      <w:pPr>
+        <w:pBdr/>
+        <w:spacing w:after="0" w:afterAutospacing="0" w:line="240" w:lineRule="auto"/>
+        <w:ind/>
+        <w:jc w:val="both"/>
+        <w:rPr/>
+      </w:pPr>
+      <w:r>
+        <w:rPr>
+          <w:rFonts w:ascii="Liberation Serif" w:hAnsi="Liberation Serif" w:eastAsia="Liberation Serif" w:cs="Liberation Serif"/>
+          <w:b w:val="0"/>
+          <w:bCs w:val="0"/>
+          <w:sz w:val="28"/>
+          <w:szCs w:val="28"/>
+          <w:highlight w:val="none"/>
+          <w:lang w:val="ru-RU" w:bidi="ru-RU"/>
+        </w:rPr>
+        <w:t xml:space="preserve">родительскому процессу.</w:t>
+      </w:r>
+      <w:r/>
+    </w:p>
+    <w:p>
+      <w:pPr>
+        <w:pBdr/>
+        <w:spacing w:after="0" w:afterAutospacing="0" w:line="240" w:lineRule="auto"/>
+        <w:ind/>
+        <w:jc w:val="both"/>
+        <w:rPr/>
+      </w:pPr>
+      <w:r>
+        <w:rPr>
+          <w:rFonts w:ascii="Liberation Serif" w:hAnsi="Liberation Serif" w:eastAsia="Liberation Serif" w:cs="Liberation Serif"/>
+          <w:b w:val="0"/>
+          <w:bCs w:val="0"/>
+          <w:sz w:val="28"/>
+          <w:szCs w:val="28"/>
+          <w:highlight w:val="none"/>
+          <w:lang w:val="ru-RU" w:bidi="ru-RU"/>
+        </w:rPr>
+        <w:t xml:space="preserve">Если родителям выделяются дополнительные ресурсы после создание процесса потомка, то</w:t>
+      </w:r>
+      <w:r/>
+    </w:p>
+    <w:p>
+      <w:pPr>
+        <w:pBdr/>
+        <w:spacing w:after="0" w:afterAutospacing="0" w:line="240" w:lineRule="auto"/>
+        <w:ind/>
+        <w:jc w:val="both"/>
+        <w:rPr/>
+      </w:pPr>
+      <w:r>
+        <w:rPr>
+          <w:rFonts w:ascii="Liberation Serif" w:hAnsi="Liberation Serif" w:eastAsia="Liberation Serif" w:cs="Liberation Serif"/>
+          <w:b w:val="0"/>
+          <w:bCs w:val="0"/>
+          <w:sz w:val="28"/>
+          <w:szCs w:val="28"/>
+          <w:highlight w:val="none"/>
+          <w:lang w:val="ru-RU" w:bidi="ru-RU"/>
+        </w:rPr>
+        <w:t xml:space="preserve">они не будут доступны потомку. С другой стороны, если сыновний процесс используется</w:t>
+      </w:r>
+      <w:r/>
+    </w:p>
+    <w:p>
+      <w:pPr>
+        <w:pBdr/>
+        <w:spacing w:after="0" w:afterAutospacing="0" w:line="240" w:lineRule="auto"/>
+        <w:ind/>
+        <w:jc w:val="both"/>
+        <w:rPr/>
+      </w:pPr>
+      <w:r>
+        <w:rPr>
+          <w:rFonts w:ascii="Liberation Serif" w:hAnsi="Liberation Serif" w:eastAsia="Liberation Serif" w:cs="Liberation Serif"/>
+          <w:b w:val="0"/>
+          <w:bCs w:val="0"/>
+          <w:sz w:val="28"/>
+          <w:szCs w:val="28"/>
+          <w:highlight w:val="none"/>
+          <w:lang w:val="ru-RU" w:bidi="ru-RU"/>
+        </w:rPr>
+        <w:t xml:space="preserve">какие-либо ресурсы, они будут недоступны для процесса родителя.</w:t>
+      </w:r>
+      <w:r/>
+    </w:p>
+    <w:p>
+      <w:pPr>
+        <w:pBdr/>
+        <w:spacing w:after="0" w:afterAutospacing="0" w:line="240" w:lineRule="auto"/>
+        <w:ind/>
+        <w:jc w:val="both"/>
+        <w:rPr/>
+      </w:pPr>
+      <w:r>
+        <w:rPr>
+          <w:rFonts w:ascii="Liberation Serif" w:hAnsi="Liberation Serif" w:eastAsia="Liberation Serif" w:cs="Liberation Serif"/>
+          <w:b w:val="0"/>
+          <w:bCs w:val="0"/>
+          <w:sz w:val="28"/>
+          <w:szCs w:val="28"/>
+          <w:highlight w:val="none"/>
+          <w:lang w:val="ru-RU" w:bidi="ru-RU"/>
+        </w:rPr>
+        <w:t xml:space="preserve">Некоторые атрибуты родителя, которые не наследуются потомком:</w:t>
+      </w:r>
+      <w:r/>
+    </w:p>
+    <w:p>
+      <w:pPr>
+        <w:pBdr/>
+        <w:spacing w:after="0" w:afterAutospacing="0" w:line="240" w:lineRule="auto"/>
+        <w:ind/>
+        <w:jc w:val="both"/>
+        <w:rPr/>
+      </w:pPr>
+      <w:r>
+        <w:rPr>
+          <w:rFonts w:ascii="Liberation Serif" w:hAnsi="Liberation Serif" w:eastAsia="Liberation Serif" w:cs="Liberation Serif"/>
+          <w:b w:val="0"/>
+          <w:bCs w:val="0"/>
+          <w:sz w:val="28"/>
+          <w:szCs w:val="28"/>
+          <w:highlight w:val="none"/>
+          <w:lang w:val="ru-RU" w:bidi="ru-RU"/>
+        </w:rPr>
+        <w:t xml:space="preserve">1. ID процесса и PCB блок</w:t>
+      </w:r>
+      <w:r/>
+    </w:p>
+    <w:p>
+      <w:pPr>
+        <w:pBdr/>
+        <w:spacing w:after="0" w:afterAutospacing="0" w:line="240" w:lineRule="auto"/>
+        <w:ind/>
+        <w:jc w:val="both"/>
+        <w:rPr/>
+      </w:pPr>
+      <w:r>
+        <w:rPr>
+          <w:rFonts w:ascii="Liberation Serif" w:hAnsi="Liberation Serif" w:eastAsia="Liberation Serif" w:cs="Liberation Serif"/>
+          <w:b w:val="0"/>
+          <w:bCs w:val="0"/>
+          <w:sz w:val="28"/>
+          <w:szCs w:val="28"/>
+          <w:highlight w:val="none"/>
+          <w:lang w:val="ru-RU" w:bidi="ru-RU"/>
+        </w:rPr>
+        <w:t xml:space="preserve">2. Потомок не наследует никаких файловых блокировок, созданных родителем</w:t>
+      </w:r>
+      <w:r/>
+    </w:p>
+    <w:p>
+      <w:pPr>
+        <w:pBdr/>
+        <w:spacing w:after="0" w:afterAutospacing="0" w:line="240" w:lineRule="auto"/>
+        <w:ind/>
+        <w:jc w:val="both"/>
+        <w:rPr/>
+      </w:pPr>
+      <w:r>
+        <w:rPr>
+          <w:rFonts w:ascii="Liberation Serif" w:hAnsi="Liberation Serif" w:eastAsia="Liberation Serif" w:cs="Liberation Serif"/>
+          <w:b w:val="0"/>
+          <w:bCs w:val="0"/>
+          <w:sz w:val="28"/>
+          <w:szCs w:val="28"/>
+          <w:highlight w:val="none"/>
+          <w:lang w:val="ru-RU" w:bidi="ru-RU"/>
+        </w:rPr>
+        <w:t xml:space="preserve">3. Для сыновнего процесса используются собственные значения таких временных</w:t>
+      </w:r>
+      <w:r/>
+    </w:p>
+    <w:p>
+      <w:pPr>
+        <w:pBdr/>
+        <w:spacing w:after="0" w:afterAutospacing="0" w:line="240" w:lineRule="auto"/>
+        <w:ind/>
+        <w:jc w:val="both"/>
+        <w:rPr/>
+      </w:pPr>
+      <w:r>
+        <w:rPr>
+          <w:rFonts w:ascii="Liberation Serif" w:hAnsi="Liberation Serif" w:eastAsia="Liberation Serif" w:cs="Liberation Serif"/>
+          <w:b w:val="0"/>
+          <w:bCs w:val="0"/>
+          <w:sz w:val="28"/>
+          <w:szCs w:val="28"/>
+          <w:highlight w:val="none"/>
+          <w:lang w:val="ru-RU" w:bidi="ru-RU"/>
+        </w:rPr>
+        <w:t xml:space="preserve">характеристик, как коэффициент загрузки процессора и время создания.</w:t>
+      </w:r>
+      <w:r/>
+    </w:p>
+    <w:p>
+      <w:pPr>
+        <w:pBdr/>
+        <w:spacing w:after="0" w:afterAutospacing="0" w:line="240" w:lineRule="auto"/>
+        <w:ind/>
+        <w:jc w:val="both"/>
+        <w:rPr/>
+      </w:pPr>
+      <w:r>
+        <w:rPr>
+          <w:rFonts w:ascii="Liberation Serif" w:hAnsi="Liberation Serif" w:eastAsia="Liberation Serif" w:cs="Liberation Serif"/>
+          <w:b w:val="0"/>
+          <w:bCs w:val="0"/>
+          <w:sz w:val="28"/>
+          <w:szCs w:val="28"/>
+          <w:highlight w:val="none"/>
+          <w:lang w:val="ru-RU" w:bidi="ru-RU"/>
+        </w:rPr>
+        <w:t xml:space="preserve">Несмотря на то, что сыновние процессы связаны некоторым отношением с родительскими,</w:t>
+      </w:r>
+      <w:r/>
+    </w:p>
+    <w:p>
+      <w:pPr>
+        <w:pBdr/>
+        <w:spacing w:after="0" w:afterAutospacing="0" w:line="240" w:lineRule="auto"/>
+        <w:ind/>
+        <w:jc w:val="both"/>
+        <w:rPr/>
+      </w:pPr>
+      <w:r>
+        <w:rPr>
+          <w:rFonts w:ascii="Liberation Serif" w:hAnsi="Liberation Serif" w:eastAsia="Liberation Serif" w:cs="Liberation Serif"/>
+          <w:b w:val="0"/>
+          <w:bCs w:val="0"/>
+          <w:sz w:val="28"/>
+          <w:szCs w:val="28"/>
+          <w:highlight w:val="none"/>
+          <w:lang w:val="ru-RU" w:bidi="ru-RU"/>
+        </w:rPr>
+        <w:t xml:space="preserve">они действуют отдельно. То есть их программные и стековые счётчики действуют отдельно.</w:t>
+      </w:r>
+      <w:r/>
+    </w:p>
+    <w:p>
+      <w:pPr>
+        <w:pBdr/>
+        <w:spacing w:after="0" w:afterAutospacing="0" w:line="240" w:lineRule="auto"/>
+        <w:ind/>
+        <w:jc w:val="both"/>
+        <w:rPr>
+          <w:rFonts w:ascii="Liberation Serif" w:hAnsi="Liberation Serif" w:eastAsia="Liberation Serif" w:cs="Liberation Serif"/>
+          <w:b w:val="0"/>
+          <w:bCs w:val="0"/>
+          <w:sz w:val="28"/>
+          <w:szCs w:val="28"/>
+          <w:highlight w:val="none"/>
+          <w:lang w:val="ru-RU" w:bidi="ru-RU"/>
+        </w:rPr>
+      </w:pPr>
+      <w:r>
+        <w:rPr>
+          <w:rFonts w:ascii="Liberation Serif" w:hAnsi="Liberation Serif" w:eastAsia="Liberation Serif" w:cs="Liberation Serif"/>
+          <w:b w:val="0"/>
+          <w:bCs w:val="0"/>
+          <w:sz w:val="28"/>
+          <w:szCs w:val="28"/>
+          <w:highlight w:val="none"/>
+          <w:lang w:val="ru-RU" w:bidi="ru-RU"/>
+        </w:rPr>
+        <w:t xml:space="preserve">Так как разделы данных копируются, то процесс-потомок (сыновний процесс) можетизменять значения своих переменных, не оказывая влияния на родительскую копию данных.</w:t>
+      </w:r>
+      <w:r>
+        <w:rPr>
+          <w:rFonts w:ascii="Liberation Serif" w:hAnsi="Liberation Serif" w:eastAsia="Liberation Serif" w:cs="Liberation Serif"/>
+          <w:b w:val="0"/>
+          <w:bCs w:val="0"/>
+          <w:sz w:val="28"/>
+          <w:szCs w:val="28"/>
+          <w:highlight w:val="none"/>
+          <w:lang w:val="ru-RU" w:bidi="ru-RU"/>
+        </w:rPr>
+      </w:r>
+      <w:r>
+        <w:rPr>
+          <w:rFonts w:ascii="Liberation Serif" w:hAnsi="Liberation Serif" w:eastAsia="Liberation Serif" w:cs="Liberation Serif"/>
+          <w:b w:val="0"/>
+          <w:bCs w:val="0"/>
+          <w:sz w:val="28"/>
+          <w:szCs w:val="28"/>
+          <w:highlight w:val="none"/>
+          <w:lang w:val="ru-RU" w:bidi="ru-RU"/>
+        </w:rPr>
+      </w:r>
+    </w:p>
+    <w:p>
+      <w:pPr>
+        <w:pBdr/>
+        <w:spacing w:after="0" w:afterAutospacing="0" w:line="240" w:lineRule="auto"/>
+        <w:ind/>
+        <w:jc w:val="both"/>
+        <w:rPr>
+          <w:color w:val="auto"/>
+        </w:rPr>
+      </w:pPr>
+      <w:r>
+        <w:rPr>
+          <w:rFonts w:ascii="Liberation Serif" w:hAnsi="Liberation Serif" w:eastAsia="Liberation Serif" w:cs="Liberation Serif"/>
+          <w:b w:val="0"/>
+          <w:bCs w:val="0"/>
+          <w:color w:val="auto"/>
+          <w:sz w:val="28"/>
+          <w:szCs w:val="28"/>
+          <w:highlight w:val="none"/>
+          <w:lang w:val="ru-RU" w:bidi="ru-RU"/>
+        </w:rPr>
+        <w:t xml:space="preserve">Родительский и сыновний процессы совместно используют раздел программного кода и</w:t>
+      </w:r>
+      <w:r>
+        <w:rPr>
+          <w:color w:val="auto"/>
+        </w:rPr>
+      </w:r>
+      <w:r>
+        <w:rPr>
+          <w:color w:val="auto"/>
+        </w:rPr>
+      </w:r>
+    </w:p>
+    <w:p>
+      <w:pPr>
+        <w:pBdr/>
+        <w:spacing w:after="0" w:afterAutospacing="0" w:line="240" w:lineRule="auto"/>
+        <w:ind/>
+        <w:jc w:val="both"/>
+        <w:rPr>
+          <w:color w:val="auto"/>
+        </w:rPr>
+      </w:pPr>
+      <w:r>
+        <w:rPr>
+          <w:rFonts w:ascii="Liberation Serif" w:hAnsi="Liberation Serif" w:eastAsia="Liberation Serif" w:cs="Liberation Serif"/>
+          <w:b w:val="0"/>
+          <w:bCs w:val="0"/>
+          <w:color w:val="auto"/>
+          <w:sz w:val="28"/>
+          <w:szCs w:val="28"/>
+          <w:highlight w:val="none"/>
+          <w:lang w:val="ru-RU" w:bidi="ru-RU"/>
+        </w:rPr>
+        <w:t xml:space="preserve">выполняют инструкции, расположенные непосредственно после вызова системной функции,</w:t>
+      </w:r>
+      <w:r>
+        <w:rPr>
+          <w:color w:val="auto"/>
+        </w:rPr>
+      </w:r>
+      <w:r>
+        <w:rPr>
+          <w:color w:val="auto"/>
+        </w:rPr>
+      </w:r>
+    </w:p>
+    <w:p>
+      <w:pPr>
+        <w:pBdr/>
+        <w:spacing w:after="0" w:afterAutospacing="0" w:line="240" w:lineRule="auto"/>
+        <w:ind/>
+        <w:jc w:val="both"/>
+        <w:rPr>
+          <w:color w:val="auto"/>
+        </w:rPr>
+      </w:pPr>
+      <w:r>
+        <w:rPr>
+          <w:rFonts w:ascii="Liberation Serif" w:hAnsi="Liberation Serif" w:eastAsia="Liberation Serif" w:cs="Liberation Serif"/>
+          <w:b w:val="0"/>
+          <w:bCs w:val="0"/>
+          <w:color w:val="auto"/>
+          <w:sz w:val="28"/>
+          <w:szCs w:val="28"/>
+          <w:highlight w:val="none"/>
+          <w:lang w:val="ru-RU" w:bidi="ru-RU"/>
+        </w:rPr>
+        <w:t xml:space="preserve">создавшей сыновний процесс.</w:t>
+      </w:r>
+      <w:r>
+        <w:rPr>
+          <w:color w:val="auto"/>
+        </w:rPr>
+      </w:r>
+      <w:r>
+        <w:rPr>
+          <w:color w:val="auto"/>
+        </w:rPr>
+      </w:r>
+    </w:p>
+    <w:p>
+      <w:pPr>
+        <w:pBdr/>
+        <w:spacing w:after="0" w:afterAutospacing="0" w:line="240" w:lineRule="auto"/>
+        <w:ind/>
+        <w:jc w:val="both"/>
+        <w:rPr>
+          <w:color w:val="auto"/>
+        </w:rPr>
+      </w:pPr>
+      <w:r>
+        <w:rPr>
+          <w:rFonts w:ascii="Liberation Serif" w:hAnsi="Liberation Serif" w:eastAsia="Liberation Serif" w:cs="Liberation Serif"/>
+          <w:b w:val="0"/>
+          <w:bCs w:val="0"/>
+          <w:color w:val="auto"/>
+          <w:sz w:val="28"/>
+          <w:szCs w:val="28"/>
+          <w:highlight w:val="none"/>
+          <w:lang w:val="ru-RU" w:bidi="ru-RU"/>
+        </w:rPr>
+        <w:t xml:space="preserve">Они не выполняют эти инструкции на этапе блокировки из-за соперничества за процессор.</w:t>
+      </w:r>
+      <w:r>
+        <w:rPr>
+          <w:color w:val="auto"/>
+        </w:rPr>
+      </w:r>
+      <w:r>
+        <w:rPr>
+          <w:color w:val="auto"/>
+        </w:rPr>
+      </w:r>
+    </w:p>
+    <w:p>
+      <w:pPr>
+        <w:pBdr/>
+        <w:spacing w:after="0" w:afterAutospacing="0" w:line="240" w:lineRule="auto"/>
+        <w:ind/>
+        <w:jc w:val="both"/>
+        <w:rPr>
+          <w:color w:val="auto"/>
+        </w:rPr>
+      </w:pPr>
+      <w:r>
+        <w:rPr>
+          <w:rFonts w:ascii="Liberation Serif" w:hAnsi="Liberation Serif" w:eastAsia="Liberation Serif" w:cs="Liberation Serif"/>
+          <w:b w:val="0"/>
+          <w:bCs w:val="0"/>
+          <w:color w:val="auto"/>
+          <w:sz w:val="28"/>
+          <w:szCs w:val="28"/>
+          <w:highlight w:val="none"/>
+          <w:lang w:val="ru-RU" w:bidi="ru-RU"/>
+        </w:rPr>
+        <w:t xml:space="preserve">После создания образ сыновнего процесса может быть заменён другим исполняемым </w:t>
+      </w:r>
+      <w:r>
+        <w:rPr>
+          <w:rFonts w:ascii="Liberation Serif" w:hAnsi="Liberation Serif" w:eastAsia="Liberation Serif" w:cs="Liberation Serif"/>
+          <w:b w:val="0"/>
+          <w:bCs w:val="0"/>
+          <w:color w:val="auto"/>
+          <w:sz w:val="28"/>
+          <w:szCs w:val="28"/>
+          <w:highlight w:val="none"/>
+          <w:lang w:val="ru-RU" w:bidi="ru-RU"/>
+        </w:rPr>
+        <w:t xml:space="preserve">образом. При этом разделы программного кода, данных и стеков переписываются с новым </w:t>
+      </w:r>
+      <w:r>
+        <w:rPr>
+          <w:rFonts w:ascii="Liberation Serif" w:hAnsi="Liberation Serif" w:eastAsia="Liberation Serif" w:cs="Liberation Serif"/>
+          <w:b w:val="0"/>
+          <w:bCs w:val="0"/>
+          <w:color w:val="auto"/>
+          <w:sz w:val="28"/>
+          <w:szCs w:val="28"/>
+          <w:highlight w:val="none"/>
+          <w:lang w:val="ru-RU" w:bidi="ru-RU"/>
+        </w:rPr>
+        <w:t xml:space="preserve">образом процесса. Новый процесс сохраняет свой идентификационный номер и </w:t>
+      </w:r>
+      <w:r>
+        <w:rPr>
+          <w:rFonts w:ascii="Liberation Serif" w:hAnsi="Liberation Serif" w:eastAsia="Liberation Serif" w:cs="Liberation Serif"/>
+          <w:b w:val="0"/>
+          <w:bCs w:val="0"/>
+          <w:sz w:val="28"/>
+          <w:szCs w:val="28"/>
+          <w:highlight w:val="none"/>
+          <w:lang w:val="ru-RU" w:bidi="ru-RU"/>
+        </w:rPr>
+        <w:t xml:space="preserve">идентификационный номер родителя. Переменные среды также сохраняются, если во время </w:t>
+      </w:r>
+      <w:r>
+        <w:rPr>
+          <w:rFonts w:ascii="Liberation Serif" w:hAnsi="Liberation Serif" w:eastAsia="Liberation Serif" w:cs="Liberation Serif"/>
+          <w:b w:val="0"/>
+          <w:bCs w:val="0"/>
+          <w:sz w:val="28"/>
+          <w:szCs w:val="28"/>
+          <w:highlight w:val="none"/>
+          <w:lang w:val="ru-RU" w:bidi="ru-RU"/>
+        </w:rPr>
+        <w:t xml:space="preserve">замены исполняемого образа не были заданы новые переменные среды. Файлы, которые </w:t>
+      </w:r>
+      <w:r>
+        <w:rPr>
+          <w:rFonts w:ascii="Liberation Serif" w:hAnsi="Liberation Serif" w:eastAsia="Liberation Serif" w:cs="Liberation Serif"/>
+          <w:b w:val="0"/>
+          <w:bCs w:val="0"/>
+          <w:sz w:val="28"/>
+          <w:szCs w:val="28"/>
+          <w:highlight w:val="none"/>
+          <w:lang w:val="ru-RU" w:bidi="ru-RU"/>
+        </w:rPr>
+        <w:t xml:space="preserve">были открыты до момента замены исполняемого образа, остаются открытыми, и новый</w:t>
+      </w:r>
+      <w:r>
+        <w:rPr>
+          <w:rFonts w:ascii="Liberation Serif" w:hAnsi="Liberation Serif" w:eastAsia="Liberation Serif" w:cs="Liberation Serif"/>
+          <w:b w:val="0"/>
+          <w:bCs w:val="0"/>
+          <w:color w:val="auto"/>
+          <w:sz w:val="28"/>
+          <w:szCs w:val="28"/>
+          <w:highlight w:val="none"/>
+        </w:rPr>
+      </w:r>
+      <w:r>
+        <w:rPr>
+          <w:color w:val="auto"/>
+        </w:rPr>
+      </w:r>
+    </w:p>
+    <w:p>
+      <w:pPr>
+        <w:pBdr/>
+        <w:spacing w:after="0" w:afterAutospacing="0" w:line="240" w:lineRule="auto"/>
+        <w:ind/>
+        <w:jc w:val="both"/>
+        <w:rPr/>
+      </w:pPr>
+      <w:r>
+        <w:rPr>
+          <w:rFonts w:ascii="Liberation Serif" w:hAnsi="Liberation Serif" w:eastAsia="Liberation Serif" w:cs="Liberation Serif"/>
+          <w:b w:val="0"/>
+          <w:bCs w:val="0"/>
+          <w:sz w:val="28"/>
+          <w:szCs w:val="28"/>
+          <w:highlight w:val="none"/>
+          <w:lang w:val="ru-RU" w:bidi="ru-RU"/>
+        </w:rPr>
+        <w:t xml:space="preserve">процесс будет создавать файлы с теми же файловыми расширениями. Время процессора при</w:t>
+      </w:r>
+      <w:r/>
+    </w:p>
+    <w:p>
+      <w:pPr>
+        <w:pBdr/>
+        <w:spacing w:after="0" w:afterAutospacing="0" w:line="240" w:lineRule="auto"/>
+        <w:ind/>
+        <w:jc w:val="both"/>
+        <w:rPr>
+          <w:rFonts w:ascii="Liberation Serif" w:hAnsi="Liberation Serif" w:eastAsia="Liberation Serif" w:cs="Liberation Serif"/>
+          <w:b w:val="0"/>
+          <w:bCs w:val="0"/>
+          <w:sz w:val="28"/>
+          <w:szCs w:val="28"/>
+          <w:highlight w:val="none"/>
+          <w:lang w:val="ru-RU" w:bidi="ru-RU"/>
+        </w:rPr>
+      </w:pPr>
+      <w:r>
+        <w:rPr>
+          <w:rFonts w:ascii="Liberation Serif" w:hAnsi="Liberation Serif" w:eastAsia="Liberation Serif" w:cs="Liberation Serif"/>
+          <w:b w:val="0"/>
+          <w:bCs w:val="0"/>
+          <w:sz w:val="28"/>
+          <w:szCs w:val="28"/>
+          <w:highlight w:val="none"/>
+          <w:lang w:val="ru-RU" w:bidi="ru-RU"/>
+        </w:rPr>
+        <w:t xml:space="preserve">этом не сбрасывается.</w:t>
+      </w:r>
+      <w:r>
+        <w:rPr>
+          <w:rFonts w:ascii="Liberation Serif" w:hAnsi="Liberation Serif" w:eastAsia="Liberation Serif" w:cs="Liberation Serif"/>
+          <w:b w:val="0"/>
+          <w:bCs w:val="0"/>
+          <w:sz w:val="28"/>
+          <w:szCs w:val="28"/>
+          <w:highlight w:val="none"/>
+          <w:lang w:val="ru-RU" w:bidi="ru-RU"/>
+        </w:rPr>
+      </w:r>
+      <w:r>
+        <w:rPr>
+          <w:rFonts w:ascii="Liberation Serif" w:hAnsi="Liberation Serif" w:eastAsia="Liberation Serif" w:cs="Liberation Serif"/>
+          <w:b w:val="0"/>
+          <w:bCs w:val="0"/>
+          <w:sz w:val="28"/>
+          <w:szCs w:val="28"/>
+          <w:highlight w:val="none"/>
+          <w:lang w:val="ru-RU" w:bidi="ru-RU"/>
+        </w:rPr>
+      </w:r>
+    </w:p>
+    <w:p>
+      <w:pPr>
+        <w:pBdr/>
+        <w:spacing w:after="0" w:afterAutospacing="0" w:line="240" w:lineRule="auto"/>
+        <w:ind/>
+        <w:jc w:val="both"/>
+        <w:rPr>
+          <w:rFonts w:ascii="Liberation Serif" w:hAnsi="Liberation Serif" w:eastAsia="Liberation Serif" w:cs="Liberation Serif"/>
+          <w:b w:val="0"/>
+          <w:bCs w:val="0"/>
+          <w:sz w:val="28"/>
+          <w:szCs w:val="28"/>
+          <w:highlight w:val="none"/>
+          <w:lang w:val="ru-RU" w:bidi="ru-RU"/>
+        </w:rPr>
+      </w:pPr>
+      <w:r>
+        <w:rPr>
+          <w:rFonts w:ascii="Liberation Serif" w:hAnsi="Liberation Serif" w:eastAsia="Liberation Serif" w:cs="Liberation Serif"/>
+          <w:b w:val="0"/>
+          <w:bCs w:val="0"/>
+          <w:sz w:val="28"/>
+          <w:szCs w:val="28"/>
+          <w:highlight w:val="none"/>
+          <w:lang w:val="ru-RU" w:bidi="ru-RU"/>
+        </w:rPr>
+      </w:r>
+      <w:r>
+        <w:rPr>
+          <w:rFonts w:ascii="Liberation Serif" w:hAnsi="Liberation Serif" w:eastAsia="Liberation Serif" w:cs="Liberation Serif"/>
+          <w:b w:val="0"/>
+          <w:bCs w:val="0"/>
+          <w:sz w:val="28"/>
+          <w:szCs w:val="28"/>
+          <w:highlight w:val="none"/>
+          <w:lang w:val="ru-RU" w:bidi="ru-RU"/>
+        </w:rPr>
+      </w:r>
+      <w:r>
+        <w:rPr>
+          <w:rFonts w:ascii="Liberation Serif" w:hAnsi="Liberation Serif" w:eastAsia="Liberation Serif" w:cs="Liberation Serif"/>
+          <w:b w:val="0"/>
+          <w:bCs w:val="0"/>
+          <w:sz w:val="28"/>
+          <w:szCs w:val="28"/>
+          <w:highlight w:val="none"/>
+          <w:lang w:val="ru-RU" w:bidi="ru-RU"/>
+        </w:rPr>
+      </w:r>
+    </w:p>
+    <w:p>
+      <w:pPr>
+        <w:pBdr/>
+        <w:spacing w:after="0" w:afterAutospacing="0" w:line="240" w:lineRule="auto"/>
+        <w:ind/>
+        <w:jc w:val="both"/>
+        <w:rPr>
+          <w:rFonts w:ascii="Liberation Serif" w:hAnsi="Liberation Serif" w:eastAsia="Liberation Serif" w:cs="Liberation Serif"/>
+          <w:b w:val="0"/>
+          <w:bCs w:val="0"/>
+          <w:sz w:val="28"/>
+          <w:szCs w:val="28"/>
+          <w:highlight w:val="none"/>
+          <w:lang w:val="ru-RU" w:bidi="ru-RU"/>
+        </w:rPr>
+      </w:pPr>
+      <w:r>
+        <w:rPr>
+          <w:rFonts w:ascii="Liberation Serif" w:hAnsi="Liberation Serif" w:eastAsia="Liberation Serif" w:cs="Liberation Serif"/>
+          <w:b w:val="0"/>
+          <w:bCs w:val="0"/>
+          <w:sz w:val="28"/>
+          <w:szCs w:val="28"/>
+          <w:highlight w:val="none"/>
+          <w:lang w:val="ru-RU" w:bidi="ru-RU"/>
+        </w:rPr>
+      </w:r>
+      <w:r>
+        <w:rPr>
+          <w:rFonts w:ascii="Liberation Serif" w:hAnsi="Liberation Serif" w:eastAsia="Liberation Serif" w:cs="Liberation Serif"/>
+          <w:b w:val="0"/>
+          <w:bCs w:val="0"/>
+          <w:sz w:val="28"/>
+          <w:szCs w:val="28"/>
+          <w:highlight w:val="none"/>
+          <w:lang w:val="ru-RU" w:bidi="ru-RU"/>
+        </w:rPr>
+      </w:r>
+      <w:r>
+        <w:rPr>
+          <w:rFonts w:ascii="Liberation Serif" w:hAnsi="Liberation Serif" w:eastAsia="Liberation Serif" w:cs="Liberation Serif"/>
+          <w:b w:val="0"/>
+          <w:bCs w:val="0"/>
+          <w:sz w:val="28"/>
+          <w:szCs w:val="28"/>
+          <w:highlight w:val="none"/>
+          <w:lang w:val="ru-RU" w:bidi="ru-RU"/>
+        </w:rPr>
+      </w:r>
+    </w:p>
+    <w:p>
+      <w:pPr>
+        <w:pBdr/>
+        <w:spacing w:after="0" w:afterAutospacing="0" w:line="240" w:lineRule="auto"/>
+        <w:ind/>
+        <w:jc w:val="both"/>
+        <w:rPr>
+          <w:rFonts w:ascii="Liberation Serif" w:hAnsi="Liberation Serif" w:eastAsia="Liberation Serif" w:cs="Liberation Serif"/>
+          <w:b/>
+          <w:bCs/>
+          <w:sz w:val="28"/>
+          <w:szCs w:val="28"/>
+          <w:highlight w:val="none"/>
+        </w:rPr>
+      </w:pPr>
+      <w:r>
+        <w:rPr>
+          <w:rFonts w:ascii="Liberation Serif" w:hAnsi="Liberation Serif" w:eastAsia="Liberation Serif" w:cs="Liberation Serif"/>
+          <w:b/>
+          <w:bCs/>
+          <w:sz w:val="28"/>
+          <w:szCs w:val="28"/>
+          <w:highlight w:val="none"/>
+          <w:lang w:val="ru-RU" w:bidi="ru-RU"/>
+        </w:rPr>
+        <w:t xml:space="preserve">ЗАВЕРШЕНИЕ ПРОЦЕССА</w:t>
+      </w:r>
+      <w:r>
+        <w:rPr>
+          <w:rFonts w:ascii="Liberation Serif" w:hAnsi="Liberation Serif" w:eastAsia="Liberation Serif" w:cs="Liberation Serif"/>
+          <w:b/>
+          <w:bCs/>
+          <w:sz w:val="28"/>
+          <w:szCs w:val="28"/>
+          <w:highlight w:val="none"/>
+          <w:lang w:val="ru-RU" w:bidi="ru-RU"/>
+        </w:rPr>
+      </w:r>
+      <w:r>
+        <w:rPr>
+          <w:rFonts w:ascii="Liberation Serif" w:hAnsi="Liberation Serif" w:eastAsia="Liberation Serif" w:cs="Liberation Serif"/>
+          <w:b/>
+          <w:bCs/>
+          <w:sz w:val="28"/>
+          <w:szCs w:val="28"/>
+          <w:highlight w:val="none"/>
+        </w:rPr>
+      </w:r>
+    </w:p>
+    <w:p>
+      <w:pPr>
+        <w:pBdr/>
+        <w:spacing w:after="0" w:afterAutospacing="0" w:line="240" w:lineRule="auto"/>
+        <w:ind/>
+        <w:jc w:val="both"/>
+        <w:rPr>
+          <w:rFonts w:ascii="Liberation Serif" w:hAnsi="Liberation Serif" w:eastAsia="Liberation Serif" w:cs="Liberation Serif"/>
+          <w:b w:val="0"/>
+          <w:bCs w:val="0"/>
+          <w:sz w:val="28"/>
+          <w:szCs w:val="28"/>
+          <w:highlight w:val="none"/>
+          <w:lang w:val="ru-RU" w:bidi="ru-RU"/>
+        </w:rPr>
+      </w:pPr>
+      <w:r>
+        <w:rPr>
+          <w:rFonts w:ascii="Liberation Serif" w:hAnsi="Liberation Serif" w:eastAsia="Liberation Serif" w:cs="Liberation Serif"/>
+          <w:b w:val="0"/>
+          <w:bCs w:val="0"/>
+          <w:sz w:val="28"/>
+          <w:szCs w:val="28"/>
+          <w:highlight w:val="none"/>
+          <w:lang w:val="ru-RU" w:bidi="ru-RU"/>
+        </w:rPr>
+      </w:r>
+      <w:r>
+        <w:rPr>
+          <w:rFonts w:ascii="Liberation Serif" w:hAnsi="Liberation Serif" w:eastAsia="Liberation Serif" w:cs="Liberation Serif"/>
+          <w:b w:val="0"/>
+          <w:bCs w:val="0"/>
+          <w:sz w:val="28"/>
+          <w:szCs w:val="28"/>
+          <w:highlight w:val="none"/>
+          <w:lang w:val="ru-RU" w:bidi="ru-RU"/>
+        </w:rPr>
+      </w:r>
+      <w:r>
+        <w:rPr>
+          <w:rFonts w:ascii="Liberation Serif" w:hAnsi="Liberation Serif" w:eastAsia="Liberation Serif" w:cs="Liberation Serif"/>
+          <w:b w:val="0"/>
+          <w:bCs w:val="0"/>
+          <w:sz w:val="28"/>
+          <w:szCs w:val="28"/>
+          <w:highlight w:val="none"/>
+          <w:lang w:val="ru-RU" w:bidi="ru-RU"/>
+        </w:rPr>
+      </w:r>
+    </w:p>
+    <w:p>
+      <w:pPr>
+        <w:pBdr/>
+        <w:spacing w:after="0" w:afterAutospacing="0" w:line="240" w:lineRule="auto"/>
+        <w:ind/>
+        <w:jc w:val="both"/>
+        <w:rPr>
+          <w:rFonts w:ascii="Liberation Serif" w:hAnsi="Liberation Serif" w:eastAsia="Liberation Serif" w:cs="Liberation Serif"/>
+          <w:b w:val="0"/>
+          <w:bCs w:val="0"/>
+          <w:sz w:val="28"/>
+          <w:szCs w:val="28"/>
+          <w:highlight w:val="none"/>
+          <w:lang w:val="ru-RU" w:bidi="ru-RU"/>
+        </w:rPr>
+      </w:pPr>
+      <w:r>
+        <w:rPr>
+          <w:rFonts w:ascii="Liberation Serif" w:hAnsi="Liberation Serif" w:eastAsia="Liberation Serif" w:cs="Liberation Serif"/>
+          <w:b w:val="0"/>
+          <w:bCs w:val="0"/>
+          <w:sz w:val="28"/>
+          <w:szCs w:val="28"/>
+          <w:highlight w:val="none"/>
+          <w:lang w:val="ru-RU" w:bidi="ru-RU"/>
+        </w:rPr>
+        <w:t xml:space="preserve">Когда процесс завершается... Как только... Условия, при которых процесс завершается...</w:t>
+      </w:r>
+      <w:r>
+        <w:rPr>
+          <w:rFonts w:ascii="Liberation Serif" w:hAnsi="Liberation Serif" w:eastAsia="Liberation Serif" w:cs="Liberation Serif"/>
+          <w:b w:val="0"/>
+          <w:bCs w:val="0"/>
+          <w:sz w:val="28"/>
+          <w:szCs w:val="28"/>
+          <w:highlight w:val="none"/>
+          <w:lang w:val="ru-RU" w:bidi="ru-RU"/>
+        </w:rPr>
+      </w:r>
+      <w:r>
+        <w:rPr>
+          <w:rFonts w:ascii="Liberation Serif" w:hAnsi="Liberation Serif" w:eastAsia="Liberation Serif" w:cs="Liberation Serif"/>
+          <w:b w:val="0"/>
+          <w:bCs w:val="0"/>
+          <w:sz w:val="28"/>
+          <w:szCs w:val="28"/>
+          <w:highlight w:val="none"/>
+          <w:lang w:val="ru-RU" w:bidi="ru-RU"/>
+        </w:rPr>
+      </w:r>
+    </w:p>
+    <w:p>
+      <w:pPr>
+        <w:pBdr/>
+        <w:spacing w:after="0" w:afterAutospacing="0" w:line="240" w:lineRule="auto"/>
+        <w:ind/>
+        <w:jc w:val="both"/>
+        <w:rPr>
+          <w:rFonts w:ascii="Liberation Serif" w:hAnsi="Liberation Serif" w:eastAsia="Liberation Serif" w:cs="Liberation Serif"/>
+          <w:b w:val="0"/>
+          <w:bCs w:val="0"/>
+          <w:sz w:val="28"/>
+          <w:szCs w:val="28"/>
+          <w:highlight w:val="none"/>
+          <w:lang w:val="ru-RU" w:bidi="ru-RU"/>
+        </w:rPr>
+      </w:pPr>
+      <w:r>
+        <w:rPr>
+          <w:rFonts w:ascii="Liberation Serif" w:hAnsi="Liberation Serif" w:eastAsia="Liberation Serif" w:cs="Liberation Serif"/>
+          <w:b w:val="0"/>
+          <w:bCs w:val="0"/>
+          <w:sz w:val="28"/>
+          <w:szCs w:val="28"/>
+          <w:highlight w:val="none"/>
+          <w:lang w:val="ru-RU" w:bidi="ru-RU"/>
+        </w:rPr>
+      </w:r>
+      <w:r>
+        <w:rPr>
+          <w:rFonts w:ascii="Liberation Serif" w:hAnsi="Liberation Serif" w:eastAsia="Liberation Serif" w:cs="Liberation Serif"/>
+          <w:b w:val="0"/>
+          <w:bCs w:val="0"/>
+          <w:sz w:val="28"/>
+          <w:szCs w:val="28"/>
+          <w:highlight w:val="none"/>
+          <w:lang w:val="ru-RU" w:bidi="ru-RU"/>
+        </w:rPr>
+      </w:r>
+      <w:r>
+        <w:rPr>
+          <w:rFonts w:ascii="Liberation Serif" w:hAnsi="Liberation Serif" w:eastAsia="Liberation Serif" w:cs="Liberation Serif"/>
+          <w:b w:val="0"/>
+          <w:bCs w:val="0"/>
+          <w:sz w:val="28"/>
+          <w:szCs w:val="28"/>
+          <w:highlight w:val="none"/>
+          <w:lang w:val="ru-RU" w:bidi="ru-RU"/>
+        </w:rPr>
+      </w:r>
+    </w:p>
+    <w:p>
+      <w:pPr>
+        <w:pBdr/>
+        <w:spacing w:after="0" w:afterAutospacing="0" w:line="240" w:lineRule="auto"/>
+        <w:ind/>
+        <w:jc w:val="both"/>
+        <w:rPr>
+          <w:rFonts w:ascii="Liberation Serif" w:hAnsi="Liberation Serif" w:eastAsia="Liberation Serif" w:cs="Liberation Serif"/>
+          <w:b w:val="0"/>
+          <w:bCs w:val="0"/>
+          <w:sz w:val="28"/>
+          <w:szCs w:val="28"/>
+          <w:highlight w:val="none"/>
+          <w:lang w:val="ru-RU" w:bidi="ru-RU"/>
+        </w:rPr>
+      </w:pPr>
+      <w:r>
+        <w:rPr>
+          <w:rFonts w:ascii="Liberation Serif" w:hAnsi="Liberation Serif" w:eastAsia="Liberation Serif" w:cs="Liberation Serif"/>
+          <w:b w:val="0"/>
+          <w:bCs w:val="0"/>
+          <w:sz w:val="28"/>
+          <w:szCs w:val="28"/>
+          <w:highlight w:val="none"/>
+          <w:lang w:val="ru-RU" w:bidi="ru-RU"/>
+        </w:rPr>
+        <w:t xml:space="preserve">Процесс... При этом...</w:t>
+      </w:r>
+      <w:r>
+        <w:rPr>
+          <w:rFonts w:ascii="Liberation Serif" w:hAnsi="Liberation Serif" w:eastAsia="Liberation Serif" w:cs="Liberation Serif"/>
+          <w:b w:val="0"/>
+          <w:bCs w:val="0"/>
+          <w:sz w:val="28"/>
+          <w:szCs w:val="28"/>
+          <w:highlight w:val="none"/>
+          <w:lang w:val="ru-RU" w:bidi="ru-RU"/>
+        </w:rPr>
+      </w:r>
+      <w:r>
+        <w:rPr>
+          <w:rFonts w:ascii="Liberation Serif" w:hAnsi="Liberation Serif" w:eastAsia="Liberation Serif" w:cs="Liberation Serif"/>
+          <w:b w:val="0"/>
+          <w:bCs w:val="0"/>
+          <w:sz w:val="28"/>
+          <w:szCs w:val="28"/>
+          <w:highlight w:val="none"/>
+          <w:lang w:val="ru-RU" w:bidi="ru-RU"/>
+        </w:rPr>
+      </w:r>
+    </w:p>
+    <w:p>
+      <w:pPr>
+        <w:pBdr/>
+        <w:spacing w:after="0" w:afterAutospacing="0" w:line="240" w:lineRule="auto"/>
+        <w:ind/>
+        <w:jc w:val="both"/>
+        <w:rPr>
+          <w:rFonts w:ascii="Liberation Serif" w:hAnsi="Liberation Serif" w:eastAsia="Liberation Serif" w:cs="Liberation Serif"/>
+          <w:b w:val="0"/>
+          <w:bCs w:val="0"/>
+          <w:sz w:val="28"/>
+          <w:szCs w:val="28"/>
+          <w:highlight w:val="none"/>
+          <w:lang w:val="ru-RU" w:bidi="ru-RU"/>
+        </w:rPr>
+      </w:pPr>
+      <w:r>
+        <w:rPr>
+          <w:rFonts w:ascii="Liberation Serif" w:hAnsi="Liberation Serif" w:eastAsia="Liberation Serif" w:cs="Liberation Serif"/>
+          <w:b w:val="0"/>
+          <w:bCs w:val="0"/>
+          <w:sz w:val="28"/>
+          <w:szCs w:val="28"/>
+          <w:highlight w:val="none"/>
+          <w:lang w:val="ru-RU" w:bidi="ru-RU"/>
+        </w:rPr>
+      </w:r>
+      <w:r>
+        <w:rPr>
+          <w:rFonts w:ascii="Liberation Serif" w:hAnsi="Liberation Serif" w:eastAsia="Liberation Serif" w:cs="Liberation Serif"/>
+          <w:b w:val="0"/>
+          <w:bCs w:val="0"/>
+          <w:sz w:val="28"/>
+          <w:szCs w:val="28"/>
+          <w:highlight w:val="none"/>
+          <w:lang w:val="ru-RU" w:bidi="ru-RU"/>
+        </w:rPr>
+      </w:r>
+      <w:r>
+        <w:rPr>
+          <w:rFonts w:ascii="Liberation Serif" w:hAnsi="Liberation Serif" w:eastAsia="Liberation Serif" w:cs="Liberation Serif"/>
+          <w:b w:val="0"/>
+          <w:bCs w:val="0"/>
+          <w:sz w:val="28"/>
+          <w:szCs w:val="28"/>
+          <w:highlight w:val="none"/>
+          <w:lang w:val="ru-RU" w:bidi="ru-RU"/>
+        </w:rPr>
+      </w:r>
+    </w:p>
+    <w:p>
+      <w:pPr>
+        <w:pBdr/>
+        <w:spacing w:after="0" w:afterAutospacing="0" w:line="240" w:lineRule="auto"/>
+        <w:ind/>
+        <w:jc w:val="both"/>
+        <w:rPr>
+          <w:rFonts w:ascii="Liberation Serif" w:hAnsi="Liberation Serif" w:eastAsia="Liberation Serif" w:cs="Liberation Serif"/>
+          <w:b w:val="0"/>
+          <w:bCs w:val="0"/>
+          <w:sz w:val="28"/>
+          <w:szCs w:val="28"/>
+          <w:highlight w:val="none"/>
+          <w:lang w:val="ru-RU" w:bidi="ru-RU"/>
+        </w:rPr>
+      </w:pPr>
+      <w:r>
+        <w:rPr>
+          <w:rFonts w:ascii="Liberation Serif" w:hAnsi="Liberation Serif" w:eastAsia="Liberation Serif" w:cs="Liberation Serif"/>
+          <w:b w:val="0"/>
+          <w:bCs w:val="0"/>
+          <w:sz w:val="28"/>
+          <w:szCs w:val="28"/>
+          <w:highlight w:val="none"/>
+          <w:lang w:val="ru-RU" w:bidi="ru-RU"/>
+        </w:rPr>
+      </w:r>
+      <w:r>
+        <w:rPr>
+          <w:rFonts w:ascii="Liberation Serif" w:hAnsi="Liberation Serif" w:eastAsia="Liberation Serif" w:cs="Liberation Serif"/>
+          <w:b w:val="0"/>
+          <w:bCs w:val="0"/>
+          <w:sz w:val="28"/>
+          <w:szCs w:val="28"/>
+          <w:highlight w:val="none"/>
+          <w:lang w:val="ru-RU" w:bidi="ru-RU"/>
+        </w:rPr>
+      </w:r>
+      <w:r>
+        <w:rPr>
+          <w:rFonts w:ascii="Liberation Serif" w:hAnsi="Liberation Serif" w:eastAsia="Liberation Serif" w:cs="Liberation Serif"/>
+          <w:b w:val="0"/>
+          <w:bCs w:val="0"/>
+          <w:sz w:val="28"/>
+          <w:szCs w:val="28"/>
+          <w:highlight w:val="none"/>
+          <w:lang w:val="ru-RU" w:bidi="ru-RU"/>
+        </w:rPr>
+      </w:r>
+    </w:p>
+    <w:p>
+      <w:pPr>
+        <w:pBdr/>
+        <w:spacing w:after="0" w:afterAutospacing="0" w:line="240" w:lineRule="auto"/>
+        <w:ind/>
+        <w:jc w:val="both"/>
+        <w:rPr>
+          <w:rFonts w:ascii="Liberation Serif" w:hAnsi="Liberation Serif" w:eastAsia="Liberation Serif" w:cs="Liberation Serif"/>
+          <w:b/>
+          <w:bCs/>
+          <w:sz w:val="28"/>
+          <w:szCs w:val="28"/>
+          <w:highlight w:val="none"/>
+          <w:lang w:val="ru-RU" w:bidi="ru-RU"/>
+        </w:rPr>
+      </w:pPr>
+      <w:r>
+        <w:rPr>
+          <w:rFonts w:ascii="Liberation Serif" w:hAnsi="Liberation Serif" w:eastAsia="Liberation Serif" w:cs="Liberation Serif"/>
+          <w:b/>
+          <w:bCs/>
+          <w:sz w:val="28"/>
+          <w:szCs w:val="28"/>
+          <w:highlight w:val="none"/>
+          <w:lang w:val="ru-RU" w:bidi="ru-RU"/>
+        </w:rPr>
+        <w:t xml:space="preserve">РЕСУРСЫ ПРОЦЕССОРА</w:t>
+      </w:r>
+      <w:r>
+        <w:rPr>
+          <w:rFonts w:ascii="Liberation Serif" w:hAnsi="Liberation Serif" w:eastAsia="Liberation Serif" w:cs="Liberation Serif"/>
+          <w:b/>
+          <w:bCs/>
+          <w:sz w:val="28"/>
+          <w:szCs w:val="28"/>
+          <w:highlight w:val="none"/>
+        </w:rPr>
+      </w:r>
+      <w:r>
+        <w:rPr>
+          <w:rFonts w:ascii="Liberation Serif" w:hAnsi="Liberation Serif" w:eastAsia="Liberation Serif" w:cs="Liberation Serif"/>
+          <w:b/>
+          <w:bCs/>
+          <w:sz w:val="28"/>
+          <w:szCs w:val="28"/>
+          <w:highlight w:val="none"/>
+          <w:lang w:val="ru-RU" w:bidi="ru-RU"/>
+        </w:rPr>
+      </w:r>
+    </w:p>
+    <w:p>
+      <w:pPr>
+        <w:pBdr/>
+        <w:spacing w:after="0" w:afterAutospacing="0" w:line="240" w:lineRule="auto"/>
+        <w:ind/>
+        <w:jc w:val="both"/>
+        <w:rPr>
+          <w:rFonts w:ascii="Liberation Serif" w:hAnsi="Liberation Serif" w:eastAsia="Liberation Serif" w:cs="Liberation Serif"/>
+          <w:b/>
+          <w:bCs/>
+          <w:sz w:val="28"/>
+          <w:szCs w:val="28"/>
+          <w:highlight w:val="none"/>
+        </w:rPr>
+      </w:pPr>
+      <w:r>
+        <w:rPr>
+          <w:rFonts w:ascii="Liberation Serif" w:hAnsi="Liberation Serif" w:eastAsia="Liberation Serif" w:cs="Liberation Serif"/>
+          <w:b/>
+          <w:bCs/>
+          <w:sz w:val="28"/>
+          <w:szCs w:val="28"/>
+          <w:highlight w:val="none"/>
+        </w:rPr>
+      </w:r>
+      <w:r>
+        <w:rPr>
+          <w:rFonts w:ascii="Liberation Serif" w:hAnsi="Liberation Serif" w:eastAsia="Liberation Serif" w:cs="Liberation Serif"/>
+          <w:b/>
+          <w:bCs/>
+          <w:sz w:val="28"/>
+          <w:szCs w:val="28"/>
+          <w:highlight w:val="none"/>
+        </w:rPr>
+      </w:r>
+      <w:r>
+        <w:rPr>
+          <w:rFonts w:ascii="Liberation Serif" w:hAnsi="Liberation Serif" w:eastAsia="Liberation Serif" w:cs="Liberation Serif"/>
+          <w:b/>
+          <w:bCs/>
+          <w:sz w:val="28"/>
+          <w:szCs w:val="28"/>
+          <w:highlight w:val="none"/>
+        </w:rPr>
+      </w:r>
+    </w:p>
+    <w:p>
+      <w:pPr>
+        <w:pBdr/>
+        <w:spacing w:after="0" w:afterAutospacing="0" w:line="240" w:lineRule="auto"/>
+        <w:ind/>
+        <w:jc w:val="both"/>
+        <w:rPr>
+          <w:rFonts w:ascii="Liberation Serif" w:hAnsi="Liberation Serif" w:eastAsia="Liberation Serif" w:cs="Liberation Serif"/>
+          <w:b w:val="0"/>
+          <w:bCs w:val="0"/>
+          <w:sz w:val="28"/>
+          <w:szCs w:val="28"/>
+          <w:highlight w:val="none"/>
+          <w:lang w:val="ru-RU" w:bidi="ru-RU"/>
+        </w:rPr>
+      </w:pPr>
+      <w:r>
+        <w:rPr>
+          <w:rFonts w:ascii="Liberation Serif" w:hAnsi="Liberation Serif" w:eastAsia="Liberation Serif" w:cs="Liberation Serif"/>
+          <w:b w:val="0"/>
+          <w:bCs w:val="0"/>
+          <w:sz w:val="28"/>
+          <w:szCs w:val="28"/>
+          <w:highlight w:val="none"/>
+          <w:lang w:val="ru-RU" w:bidi="ru-RU"/>
+        </w:rPr>
+        <w:t xml:space="preserve">Под ресурсом будет понимать всё то, что использует процесс...</w:t>
+      </w:r>
+      <w:r>
+        <w:rPr>
+          <w:rFonts w:ascii="Liberation Serif" w:hAnsi="Liberation Serif" w:eastAsia="Liberation Serif" w:cs="Liberation Serif"/>
+          <w:b w:val="0"/>
+          <w:bCs w:val="0"/>
+          <w:sz w:val="28"/>
+          <w:szCs w:val="28"/>
+          <w:highlight w:val="none"/>
+        </w:rPr>
+      </w:r>
+      <w:r>
+        <w:rPr>
+          <w:rFonts w:ascii="Liberation Serif" w:hAnsi="Liberation Serif" w:eastAsia="Liberation Serif" w:cs="Liberation Serif"/>
+          <w:b w:val="0"/>
+          <w:bCs w:val="0"/>
+          <w:sz w:val="28"/>
+          <w:szCs w:val="28"/>
+          <w:highlight w:val="none"/>
+          <w:lang w:val="ru-RU" w:bidi="ru-RU"/>
+        </w:rPr>
+      </w:r>
+    </w:p>
+    <w:p>
+      <w:pPr>
+        <w:pBdr/>
+        <w:spacing w:after="0" w:afterAutospacing="0" w:line="240" w:lineRule="auto"/>
+        <w:ind/>
+        <w:jc w:val="both"/>
+        <w:rPr>
+          <w:rFonts w:ascii="Liberation Serif" w:hAnsi="Liberation Serif" w:eastAsia="Liberation Serif" w:cs="Liberation Serif"/>
+          <w:b w:val="0"/>
+          <w:bCs w:val="0"/>
+          <w:sz w:val="28"/>
+          <w:szCs w:val="28"/>
+          <w:highlight w:val="none"/>
+        </w:rPr>
+      </w:pPr>
+      <w:r>
+        <w:rPr>
+          <w:rFonts w:ascii="Liberation Serif" w:hAnsi="Liberation Serif" w:eastAsia="Liberation Serif" w:cs="Liberation Serif"/>
+          <w:b w:val="0"/>
+          <w:bCs w:val="0"/>
+          <w:sz w:val="28"/>
+          <w:szCs w:val="28"/>
+          <w:highlight w:val="none"/>
+        </w:rPr>
+      </w:r>
+      <w:r>
+        <w:rPr>
+          <w:rFonts w:ascii="Liberation Serif" w:hAnsi="Liberation Serif" w:eastAsia="Liberation Serif" w:cs="Liberation Serif"/>
+          <w:b w:val="0"/>
+          <w:bCs w:val="0"/>
+          <w:sz w:val="28"/>
+          <w:szCs w:val="28"/>
+          <w:highlight w:val="none"/>
+        </w:rPr>
+      </w:r>
+      <w:r>
+        <w:rPr>
+          <w:rFonts w:ascii="Liberation Serif" w:hAnsi="Liberation Serif" w:eastAsia="Liberation Serif" w:cs="Liberation Serif"/>
+          <w:b w:val="0"/>
+          <w:bCs w:val="0"/>
+          <w:sz w:val="28"/>
+          <w:szCs w:val="28"/>
+          <w:highlight w:val="none"/>
+        </w:rPr>
+      </w:r>
+    </w:p>
+    <w:p>
+      <w:pPr>
+        <w:pBdr/>
+        <w:spacing w:after="0" w:afterAutospacing="0" w:line="240" w:lineRule="auto"/>
+        <w:ind/>
+        <w:jc w:val="both"/>
+        <w:rPr>
+          <w:rFonts w:ascii="Liberation Serif" w:hAnsi="Liberation Serif" w:eastAsia="Liberation Serif" w:cs="Liberation Serif"/>
+          <w:b w:val="0"/>
+          <w:bCs w:val="0"/>
+          <w:sz w:val="28"/>
+          <w:szCs w:val="28"/>
+          <w:highlight w:val="none"/>
+          <w:lang w:val="ru-RU" w:bidi="ru-RU"/>
+        </w:rPr>
+      </w:pPr>
+      <w:r>
+        <w:rPr>
+          <w:rFonts w:ascii="Liberation Serif" w:hAnsi="Liberation Serif" w:eastAsia="Liberation Serif" w:cs="Liberation Serif"/>
+          <w:b w:val="0"/>
+          <w:bCs w:val="0"/>
+          <w:sz w:val="28"/>
+          <w:szCs w:val="28"/>
+          <w:highlight w:val="none"/>
+          <w:lang w:val="ru-RU" w:bidi="ru-RU"/>
+        </w:rPr>
+        <w:t xml:space="preserve">Одновременный доступ к нескольким </w:t>
+      </w:r>
+      <w:r>
+        <w:rPr>
+          <w:rFonts w:ascii="Liberation Serif" w:hAnsi="Liberation Serif" w:eastAsia="Liberation Serif" w:cs="Liberation Serif"/>
+          <w:b w:val="0"/>
+          <w:bCs w:val="0"/>
+          <w:sz w:val="28"/>
+          <w:szCs w:val="28"/>
+          <w:highlight w:val="none"/>
+        </w:rPr>
+      </w:r>
+      <w:r>
+        <w:rPr>
+          <w:rFonts w:ascii="Liberation Serif" w:hAnsi="Liberation Serif" w:eastAsia="Liberation Serif" w:cs="Liberation Serif"/>
+          <w:b w:val="0"/>
+          <w:bCs w:val="0"/>
+          <w:sz w:val="28"/>
+          <w:szCs w:val="28"/>
+          <w:highlight w:val="none"/>
+          <w:lang w:val="ru-RU" w:bidi="ru-RU"/>
+        </w:rPr>
+      </w:r>
+    </w:p>
+    <w:p>
+      <w:pPr>
+        <w:pBdr/>
+        <w:spacing w:after="0" w:afterAutospacing="0" w:line="240" w:lineRule="auto"/>
+        <w:ind/>
+        <w:jc w:val="both"/>
+        <w:rPr>
+          <w:rFonts w:ascii="Liberation Serif" w:hAnsi="Liberation Serif" w:eastAsia="Liberation Serif" w:cs="Liberation Serif"/>
+          <w:b w:val="0"/>
+          <w:bCs w:val="0"/>
+          <w:sz w:val="28"/>
+          <w:szCs w:val="28"/>
+          <w:highlight w:val="none"/>
+        </w:rPr>
+      </w:pPr>
+      <w:r>
+        <w:rPr>
+          <w:rFonts w:ascii="Liberation Serif" w:hAnsi="Liberation Serif" w:eastAsia="Liberation Serif" w:cs="Liberation Serif"/>
+          <w:b w:val="0"/>
+          <w:bCs w:val="0"/>
+          <w:sz w:val="28"/>
+          <w:szCs w:val="28"/>
+          <w:highlight w:val="none"/>
+        </w:rPr>
+      </w:r>
+      <w:r>
+        <w:rPr>
+          <w:rFonts w:ascii="Liberation Serif" w:hAnsi="Liberation Serif" w:eastAsia="Liberation Serif" w:cs="Liberation Serif"/>
+          <w:b w:val="0"/>
+          <w:bCs w:val="0"/>
+          <w:sz w:val="28"/>
+          <w:szCs w:val="28"/>
+          <w:highlight w:val="none"/>
+        </w:rPr>
+      </w:r>
+      <w:r>
+        <w:rPr>
+          <w:rFonts w:ascii="Liberation Serif" w:hAnsi="Liberation Serif" w:eastAsia="Liberation Serif" w:cs="Liberation Serif"/>
+          <w:b w:val="0"/>
+          <w:bCs w:val="0"/>
+          <w:sz w:val="28"/>
+          <w:szCs w:val="28"/>
+          <w:highlight w:val="none"/>
+        </w:rPr>
+      </w:r>
+    </w:p>
+    <w:p>
+      <w:pPr>
+        <w:pBdr/>
+        <w:spacing w:after="0" w:afterAutospacing="0" w:line="240" w:lineRule="auto"/>
+        <w:ind/>
+        <w:jc w:val="both"/>
+        <w:rPr>
+          <w:rFonts w:ascii="Liberation Serif" w:hAnsi="Liberation Serif" w:eastAsia="Liberation Serif" w:cs="Liberation Serif"/>
+          <w:b w:val="0"/>
+          <w:bCs w:val="0"/>
+          <w:sz w:val="28"/>
+          <w:szCs w:val="28"/>
+          <w:highlight w:val="none"/>
+          <w:lang w:val="ru-RU" w:bidi="ru-RU"/>
+        </w:rPr>
+      </w:pPr>
+      <w:r>
+        <w:rPr>
+          <w:rFonts w:ascii="Liberation Serif" w:hAnsi="Liberation Serif" w:eastAsia="Liberation Serif" w:cs="Liberation Serif"/>
+          <w:b w:val="0"/>
+          <w:bCs w:val="0"/>
+          <w:sz w:val="28"/>
+          <w:szCs w:val="28"/>
+          <w:highlight w:val="none"/>
+          <w:lang w:val="ru-RU" w:bidi="ru-RU"/>
+        </w:rPr>
+        <w:t xml:space="preserve">Если ресурс является таким, что к нему нельзя организовать одновременный доступ (общий доступ), то о процессе, который использует этот ресурс, говорят, что он имеет монопольный доступ к ресурсу.</w:t>
+      </w:r>
+      <w:r>
+        <w:rPr>
+          <w:rFonts w:ascii="Liberation Serif" w:hAnsi="Liberation Serif" w:eastAsia="Liberation Serif" w:cs="Liberation Serif"/>
+          <w:b w:val="0"/>
+          <w:bCs w:val="0"/>
+          <w:sz w:val="28"/>
+          <w:szCs w:val="28"/>
+          <w:highlight w:val="none"/>
+        </w:rPr>
+      </w:r>
+      <w:r>
+        <w:rPr>
+          <w:rFonts w:ascii="Liberation Serif" w:hAnsi="Liberation Serif" w:eastAsia="Liberation Serif" w:cs="Liberation Serif"/>
+          <w:b w:val="0"/>
+          <w:bCs w:val="0"/>
+          <w:sz w:val="28"/>
+          <w:szCs w:val="28"/>
+          <w:highlight w:val="none"/>
+          <w:lang w:val="ru-RU" w:bidi="ru-RU"/>
+        </w:rPr>
+      </w:r>
+    </w:p>
+    <w:p>
+      <w:pPr>
+        <w:pBdr/>
+        <w:spacing w:after="0" w:afterAutospacing="0" w:line="240" w:lineRule="auto"/>
+        <w:ind/>
+        <w:jc w:val="both"/>
+        <w:rPr>
+          <w:rFonts w:ascii="Liberation Serif" w:hAnsi="Liberation Serif" w:eastAsia="Liberation Serif" w:cs="Liberation Serif"/>
+          <w:b w:val="0"/>
+          <w:bCs w:val="0"/>
+          <w:sz w:val="28"/>
+          <w:szCs w:val="28"/>
+          <w:highlight w:val="none"/>
+        </w:rPr>
+      </w:pPr>
+      <w:r>
+        <w:rPr>
+          <w:rFonts w:ascii="Liberation Serif" w:hAnsi="Liberation Serif" w:eastAsia="Liberation Serif" w:cs="Liberation Serif"/>
+          <w:b w:val="0"/>
+          <w:bCs w:val="0"/>
+          <w:sz w:val="28"/>
+          <w:szCs w:val="28"/>
+          <w:highlight w:val="none"/>
+        </w:rPr>
+      </w:r>
+      <w:r>
+        <w:rPr>
+          <w:rFonts w:ascii="Liberation Serif" w:hAnsi="Liberation Serif" w:eastAsia="Liberation Serif" w:cs="Liberation Serif"/>
+          <w:b w:val="0"/>
+          <w:bCs w:val="0"/>
+          <w:sz w:val="28"/>
+          <w:szCs w:val="28"/>
+          <w:highlight w:val="none"/>
+        </w:rPr>
+      </w:r>
+      <w:r>
+        <w:rPr>
+          <w:rFonts w:ascii="Liberation Serif" w:hAnsi="Liberation Serif" w:eastAsia="Liberation Serif" w:cs="Liberation Serif"/>
+          <w:b w:val="0"/>
+          <w:bCs w:val="0"/>
+          <w:sz w:val="28"/>
+          <w:szCs w:val="28"/>
+          <w:highlight w:val="none"/>
+        </w:rPr>
+      </w:r>
+    </w:p>
+    <w:p>
+      <w:pPr>
+        <w:pBdr/>
+        <w:spacing w:after="0" w:afterAutospacing="0" w:line="240" w:lineRule="auto"/>
+        <w:ind/>
+        <w:jc w:val="both"/>
+        <w:rPr>
+          <w:rFonts w:ascii="Liberation Serif" w:hAnsi="Liberation Serif" w:eastAsia="Liberation Serif" w:cs="Liberation Serif"/>
+          <w:b w:val="0"/>
+          <w:bCs w:val="0"/>
+          <w:sz w:val="28"/>
+          <w:szCs w:val="28"/>
+          <w:highlight w:val="none"/>
+          <w:lang w:val="ru-RU" w:bidi="ru-RU"/>
+        </w:rPr>
+      </w:pPr>
+      <w:r>
+        <w:rPr>
+          <w:rFonts w:ascii="Liberation Serif" w:hAnsi="Liberation Serif" w:eastAsia="Liberation Serif" w:cs="Liberation Serif"/>
+          <w:b w:val="0"/>
+          <w:bCs w:val="0"/>
+          <w:sz w:val="28"/>
+          <w:szCs w:val="28"/>
+          <w:highlight w:val="none"/>
+          <w:lang w:val="ru-RU" w:bidi="ru-RU"/>
+        </w:rPr>
+        <w:t xml:space="preserve">...</w:t>
+      </w:r>
+      <w:r>
+        <w:rPr>
+          <w:rFonts w:ascii="Liberation Serif" w:hAnsi="Liberation Serif" w:eastAsia="Liberation Serif" w:cs="Liberation Serif"/>
+          <w:b w:val="0"/>
+          <w:bCs w:val="0"/>
+          <w:sz w:val="28"/>
+          <w:szCs w:val="28"/>
+          <w:highlight w:val="none"/>
+        </w:rPr>
+      </w:r>
+      <w:r>
+        <w:rPr>
+          <w:rFonts w:ascii="Liberation Serif" w:hAnsi="Liberation Serif" w:eastAsia="Liberation Serif" w:cs="Liberation Serif"/>
+          <w:b w:val="0"/>
+          <w:bCs w:val="0"/>
+          <w:sz w:val="28"/>
+          <w:szCs w:val="28"/>
+          <w:highlight w:val="none"/>
+          <w:lang w:val="ru-RU" w:bidi="ru-RU"/>
+        </w:rPr>
+      </w:r>
+    </w:p>
+    <w:p>
+      <w:pPr>
+        <w:pBdr/>
+        <w:spacing w:after="0" w:afterAutospacing="0" w:line="240" w:lineRule="auto"/>
+        <w:ind/>
+        <w:jc w:val="both"/>
+        <w:rPr>
+          <w:rFonts w:ascii="Liberation Serif" w:hAnsi="Liberation Serif" w:eastAsia="Liberation Serif" w:cs="Liberation Serif"/>
+          <w:b w:val="0"/>
+          <w:bCs w:val="0"/>
+          <w:sz w:val="28"/>
+          <w:szCs w:val="28"/>
+          <w:highlight w:val="none"/>
+        </w:rPr>
+      </w:pPr>
+      <w:r>
+        <w:rPr>
+          <w:rFonts w:ascii="Liberation Serif" w:hAnsi="Liberation Serif" w:eastAsia="Liberation Serif" w:cs="Liberation Serif"/>
+          <w:b w:val="0"/>
+          <w:bCs w:val="0"/>
+          <w:sz w:val="28"/>
+          <w:szCs w:val="28"/>
+          <w:highlight w:val="none"/>
+        </w:rPr>
+      </w:r>
+      <w:r>
+        <w:rPr>
+          <w:rFonts w:ascii="Liberation Serif" w:hAnsi="Liberation Serif" w:eastAsia="Liberation Serif" w:cs="Liberation Serif"/>
+          <w:b w:val="0"/>
+          <w:bCs w:val="0"/>
+          <w:sz w:val="28"/>
+          <w:szCs w:val="28"/>
+          <w:highlight w:val="none"/>
+        </w:rPr>
+      </w:r>
+      <w:r>
+        <w:rPr>
+          <w:rFonts w:ascii="Liberation Serif" w:hAnsi="Liberation Serif" w:eastAsia="Liberation Serif" w:cs="Liberation Serif"/>
+          <w:b w:val="0"/>
+          <w:bCs w:val="0"/>
+          <w:sz w:val="28"/>
+          <w:szCs w:val="28"/>
+          <w:highlight w:val="none"/>
+        </w:rPr>
+      </w:r>
+    </w:p>
+    <w:p>
+      <w:pPr>
+        <w:pBdr/>
+        <w:spacing w:after="0" w:afterAutospacing="0" w:line="240" w:lineRule="auto"/>
+        <w:ind/>
+        <w:jc w:val="both"/>
+        <w:rPr>
+          <w:rFonts w:ascii="Liberation Serif" w:hAnsi="Liberation Serif" w:eastAsia="Liberation Serif" w:cs="Liberation Serif"/>
+          <w:b/>
+          <w:bCs/>
+          <w:sz w:val="28"/>
+          <w:szCs w:val="28"/>
+          <w:highlight w:val="none"/>
+          <w:lang w:val="ru-RU" w:bidi="ru-RU"/>
+        </w:rPr>
+      </w:pPr>
+      <w:r>
+        <w:rPr>
+          <w:rFonts w:ascii="Liberation Serif" w:hAnsi="Liberation Serif" w:eastAsia="Liberation Serif" w:cs="Liberation Serif"/>
+          <w:b/>
+          <w:bCs/>
+          <w:sz w:val="28"/>
+          <w:szCs w:val="28"/>
+          <w:highlight w:val="none"/>
+          <w:lang w:val="ru-RU" w:bidi="ru-RU"/>
+        </w:rPr>
+        <w:t xml:space="preserve">Асинхронные и синхронные процессы</w:t>
+      </w:r>
+      <w:r>
+        <w:rPr>
+          <w:rFonts w:ascii="Liberation Serif" w:hAnsi="Liberation Serif" w:eastAsia="Liberation Serif" w:cs="Liberation Serif"/>
+          <w:b/>
+          <w:bCs/>
+          <w:sz w:val="28"/>
+          <w:szCs w:val="28"/>
+          <w:highlight w:val="none"/>
+        </w:rPr>
+      </w:r>
+      <w:r>
+        <w:rPr>
+          <w:rFonts w:ascii="Liberation Serif" w:hAnsi="Liberation Serif" w:eastAsia="Liberation Serif" w:cs="Liberation Serif"/>
+          <w:b/>
+          <w:bCs/>
+          <w:sz w:val="28"/>
+          <w:szCs w:val="28"/>
+          <w:highlight w:val="none"/>
+          <w:lang w:val="ru-RU" w:bidi="ru-RU"/>
+        </w:rPr>
+      </w:r>
+    </w:p>
+    <w:p>
+      <w:pPr>
+        <w:pBdr/>
+        <w:spacing w:after="0" w:afterAutospacing="0" w:line="240" w:lineRule="auto"/>
+        <w:ind/>
+        <w:jc w:val="both"/>
+        <w:rPr>
+          <w:rFonts w:ascii="Liberation Serif" w:hAnsi="Liberation Serif" w:eastAsia="Liberation Serif" w:cs="Liberation Serif"/>
+          <w:b w:val="0"/>
+          <w:bCs w:val="0"/>
+          <w:sz w:val="28"/>
+          <w:szCs w:val="28"/>
+          <w:highlight w:val="none"/>
+        </w:rPr>
+      </w:pPr>
+      <w:r>
+        <w:rPr>
+          <w:rFonts w:ascii="Liberation Serif" w:hAnsi="Liberation Serif" w:eastAsia="Liberation Serif" w:cs="Liberation Serif"/>
+          <w:b w:val="0"/>
+          <w:bCs w:val="0"/>
+          <w:sz w:val="28"/>
+          <w:szCs w:val="28"/>
+          <w:highlight w:val="none"/>
+        </w:rPr>
+      </w:r>
+      <w:r>
+        <w:rPr>
+          <w:rFonts w:ascii="Liberation Serif" w:hAnsi="Liberation Serif" w:eastAsia="Liberation Serif" w:cs="Liberation Serif"/>
+          <w:b w:val="0"/>
+          <w:bCs w:val="0"/>
+          <w:sz w:val="28"/>
+          <w:szCs w:val="28"/>
+          <w:highlight w:val="none"/>
+        </w:rPr>
+      </w:r>
+      <w:r>
+        <w:rPr>
+          <w:rFonts w:ascii="Liberation Serif" w:hAnsi="Liberation Serif" w:eastAsia="Liberation Serif" w:cs="Liberation Serif"/>
+          <w:b w:val="0"/>
+          <w:bCs w:val="0"/>
+          <w:sz w:val="28"/>
+          <w:szCs w:val="28"/>
+          <w:highlight w:val="none"/>
+        </w:rPr>
+      </w:r>
+    </w:p>
+    <w:p>
+      <w:pPr>
+        <w:pBdr/>
+        <w:spacing w:after="0" w:afterAutospacing="0" w:line="240" w:lineRule="auto"/>
+        <w:ind/>
+        <w:jc w:val="both"/>
+        <w:rPr>
+          <w:rFonts w:ascii="Liberation Serif" w:hAnsi="Liberation Serif" w:eastAsia="Liberation Serif" w:cs="Liberation Serif"/>
+          <w:b w:val="0"/>
+          <w:bCs w:val="0"/>
+          <w:sz w:val="28"/>
+          <w:szCs w:val="28"/>
+          <w:highlight w:val="none"/>
+          <w:lang w:val="ru-RU"/>
+        </w:rPr>
+      </w:pPr>
+      <w:r>
+        <w:rPr>
+          <w:rFonts w:ascii="Liberation Serif" w:hAnsi="Liberation Serif" w:eastAsia="Liberation Serif" w:cs="Liberation Serif"/>
+          <w:b w:val="0"/>
+          <w:bCs w:val="0"/>
+          <w:sz w:val="28"/>
+          <w:szCs w:val="28"/>
+          <w:highlight w:val="none"/>
+          <w:lang w:val="ru-RU" w:bidi="ru-RU"/>
+        </w:rPr>
+      </w:r>
+      <w:r>
+        <w:rPr>
+          <w:rFonts w:ascii="Liberation Serif" w:hAnsi="Liberation Serif" w:eastAsia="Liberation Serif" w:cs="Liberation Serif"/>
+          <w:b w:val="0"/>
+          <w:bCs w:val="0"/>
+          <w:sz w:val="28"/>
+          <w:szCs w:val="28"/>
+          <w:highlight w:val="none"/>
+          <w:lang w:val="ru-RU"/>
+        </w:rPr>
+        <w:t xml:space="preserve">Асинхронные процессы могут выполняться независимо друг от друга...</w:t>
+      </w:r>
+      <w:r>
+        <w:rPr>
+          <w:rFonts w:ascii="Liberation Serif" w:hAnsi="Liberation Serif" w:eastAsia="Liberation Serif" w:cs="Liberation Serif"/>
+          <w:b w:val="0"/>
+          <w:bCs w:val="0"/>
+          <w:sz w:val="28"/>
+          <w:szCs w:val="28"/>
+          <w:highlight w:val="none"/>
+        </w:rPr>
+      </w:r>
+    </w:p>
+    <w:p>
+      <w:pPr>
+        <w:pBdr/>
+        <w:spacing w:after="0" w:afterAutospacing="0" w:line="240" w:lineRule="auto"/>
+        <w:ind/>
+        <w:jc w:val="both"/>
+        <w:rPr>
+          <w:rFonts w:ascii="Liberation Serif" w:hAnsi="Liberation Serif" w:eastAsia="Liberation Serif" w:cs="Liberation Serif"/>
+          <w:b w:val="0"/>
+          <w:bCs w:val="0"/>
+          <w:sz w:val="28"/>
+          <w:szCs w:val="28"/>
+          <w:highlight w:val="none"/>
+        </w:rPr>
+      </w:pPr>
+      <w:r>
+        <w:rPr>
+          <w:rFonts w:ascii="Liberation Serif" w:hAnsi="Liberation Serif" w:eastAsia="Liberation Serif" w:cs="Liberation Serif"/>
+          <w:b w:val="0"/>
+          <w:bCs w:val="0"/>
+          <w:sz w:val="28"/>
+          <w:szCs w:val="28"/>
+          <w:highlight w:val="none"/>
+        </w:rPr>
+      </w:r>
+      <w:r>
+        <w:rPr>
+          <w:rFonts w:ascii="Liberation Serif" w:hAnsi="Liberation Serif" w:eastAsia="Liberation Serif" w:cs="Liberation Serif"/>
+          <w:b w:val="0"/>
+          <w:bCs w:val="0"/>
+          <w:sz w:val="28"/>
+          <w:szCs w:val="28"/>
+          <w:highlight w:val="none"/>
+        </w:rPr>
+      </w:r>
+      <w:r>
+        <w:rPr>
+          <w:rFonts w:ascii="Liberation Serif" w:hAnsi="Liberation Serif" w:eastAsia="Liberation Serif" w:cs="Liberation Serif"/>
+          <w:b w:val="0"/>
+          <w:bCs w:val="0"/>
+          <w:sz w:val="28"/>
+          <w:szCs w:val="28"/>
+          <w:highlight w:val="none"/>
+        </w:rPr>
+      </w:r>
+    </w:p>
+    <w:p>
+      <w:pPr>
+        <w:pBdr/>
+        <w:shd w:val="nil"/>
+        <w:spacing w:after="0" w:afterAutospacing="0" w:line="240" w:lineRule="auto"/>
+        <w:ind/>
+        <w:rPr>
+          <w:rFonts w:ascii="Liberation Serif" w:hAnsi="Liberation Serif" w:eastAsia="Liberation Serif" w:cs="Liberation Serif"/>
+          <w:b w:val="0"/>
+          <w:bCs w:val="0"/>
+          <w:sz w:val="28"/>
+          <w:szCs w:val="28"/>
+          <w:highlight w:val="none"/>
+          <w:lang w:val="ru-RU"/>
+        </w:rPr>
+      </w:pPr>
+      <w:r>
+        <w:rPr>
+          <w:rFonts w:ascii="Liberation Serif" w:hAnsi="Liberation Serif" w:eastAsia="Liberation Serif" w:cs="Liberation Serif"/>
+          <w:b w:val="0"/>
+          <w:bCs w:val="0"/>
+          <w:sz w:val="28"/>
+          <w:szCs w:val="28"/>
+          <w:highlight w:val="none"/>
+          <w:lang w:val="ru-RU"/>
+        </w:rPr>
+        <w:t xml:space="preserve">При последовательном выполнении</w:t>
+      </w:r>
+      <w:r>
+        <w:rPr>
+          <w:rFonts w:ascii="Liberation Serif" w:hAnsi="Liberation Serif" w:eastAsia="Liberation Serif" w:cs="Liberation Serif"/>
+          <w:b w:val="0"/>
+          <w:bCs w:val="0"/>
+          <w:sz w:val="28"/>
+          <w:szCs w:val="28"/>
+          <w:highlight w:val="none"/>
+          <w:lang w:val="ru-RU"/>
+        </w:rPr>
+        <w:t xml:space="preserve"> при совместном использовании ресурсов синхронизация доступа к ресурсам не требуется...</w:t>
+      </w:r>
+      <w:r>
+        <w:rPr>
+          <w:rFonts w:ascii="Liberation Serif" w:hAnsi="Liberation Serif" w:eastAsia="Liberation Serif" w:cs="Liberation Serif"/>
+          <w:b w:val="0"/>
+          <w:bCs w:val="0"/>
+          <w:sz w:val="28"/>
+          <w:szCs w:val="28"/>
+          <w:highlight w:val="none"/>
+          <w:lang w:val="ru-RU"/>
+        </w:rPr>
+      </w:r>
+    </w:p>
+    <w:p>
+      <w:pPr>
+        <w:pBdr/>
+        <w:shd w:val="nil" w:color="000000"/>
+        <w:spacing w:after="0" w:afterAutospacing="0" w:afterLines="0" w:line="240" w:lineRule="auto"/>
+        <w:ind/>
+        <w:rPr>
+          <w:rFonts w:ascii="Liberation Serif" w:hAnsi="Liberation Serif" w:eastAsia="Liberation Serif" w:cs="Liberation Serif"/>
+          <w:b w:val="0"/>
+          <w:bCs w:val="0"/>
+          <w:sz w:val="28"/>
+          <w:szCs w:val="28"/>
+          <w:highlight w:val="none"/>
+          <w:lang w:val="ru-RU"/>
+        </w:rPr>
+      </w:pPr>
+      <w:r>
+        <w:rPr>
+          <w:rFonts w:ascii="Liberation Serif" w:hAnsi="Liberation Serif" w:eastAsia="Liberation Serif" w:cs="Liberation Serif"/>
+          <w:b w:val="0"/>
+          <w:bCs w:val="0"/>
+          <w:sz w:val="28"/>
+          <w:szCs w:val="28"/>
+          <w:highlight w:val="none"/>
+          <w:lang w:val="ru-RU"/>
+        </w:rPr>
+      </w:r>
+      <w:r>
+        <w:rPr>
+          <w:rFonts w:ascii="Liberation Serif" w:hAnsi="Liberation Serif" w:eastAsia="Liberation Serif" w:cs="Liberation Serif"/>
+          <w:b w:val="0"/>
+          <w:bCs w:val="0"/>
+          <w:sz w:val="28"/>
+          <w:szCs w:val="28"/>
+          <w:highlight w:val="none"/>
+          <w:lang w:val="ru-RU"/>
+        </w:rPr>
+      </w:r>
+      <w:r>
+        <w:rPr>
+          <w:rFonts w:ascii="Liberation Serif" w:hAnsi="Liberation Serif" w:eastAsia="Liberation Serif" w:cs="Liberation Serif"/>
+          <w:b w:val="0"/>
+          <w:bCs w:val="0"/>
+          <w:sz w:val="28"/>
+          <w:szCs w:val="28"/>
+          <w:highlight w:val="none"/>
+          <w:lang w:val="ru-RU"/>
+        </w:rPr>
+      </w:r>
+    </w:p>
+    <w:p>
+      <w:pPr>
+        <w:pBdr/>
+        <w:shd w:val="nil" w:color="000000"/>
+        <w:spacing w:after="0" w:afterAutospacing="0" w:line="240" w:lineRule="auto"/>
+        <w:ind/>
+        <w:rPr>
+          <w:rFonts w:ascii="Liberation Serif" w:hAnsi="Liberation Serif" w:eastAsia="Liberation Serif" w:cs="Liberation Serif"/>
+          <w:b w:val="0"/>
+          <w:bCs w:val="0"/>
+          <w:sz w:val="28"/>
+          <w:szCs w:val="28"/>
+          <w:highlight w:val="none"/>
+          <w:lang w:val="ru-RU"/>
+        </w:rPr>
+      </w:pPr>
+      <w:r>
+        <w:rPr>
+          <w:rFonts w:ascii="Liberation Serif" w:hAnsi="Liberation Serif" w:eastAsia="Liberation Serif" w:cs="Liberation Serif"/>
+          <w:b w:val="0"/>
+          <w:bCs w:val="0"/>
+          <w:sz w:val="28"/>
+          <w:szCs w:val="28"/>
+          <w:highlight w:val="none"/>
+          <w:lang w:val="ru-RU"/>
+        </w:rPr>
+      </w:r>
+      <w:r>
+        <w:rPr>
+          <w:rFonts w:ascii="Liberation Serif" w:hAnsi="Liberation Serif" w:eastAsia="Liberation Serif" w:cs="Liberation Serif"/>
+          <w:b w:val="0"/>
+          <w:bCs w:val="0"/>
+          <w:sz w:val="28"/>
+          <w:szCs w:val="28"/>
+          <w:highlight w:val="none"/>
+          <w:lang w:val="ru-RU"/>
+        </w:rPr>
+      </w:r>
+      <w:r>
+        <w:rPr>
+          <w:rFonts w:ascii="Liberation Serif" w:hAnsi="Liberation Serif" w:eastAsia="Liberation Serif" w:cs="Liberation Serif"/>
+          <w:b w:val="0"/>
+          <w:bCs w:val="0"/>
+          <w:sz w:val="28"/>
+          <w:szCs w:val="28"/>
+          <w:highlight w:val="none"/>
+          <w:lang w:val="ru-RU"/>
+        </w:rPr>
+      </w:r>
+    </w:p>
+    <w:p>
+      <w:pPr>
+        <w:pBdr/>
+        <w:shd w:val="nil" w:color="000000"/>
+        <w:spacing w:after="0" w:afterAutospacing="0" w:line="240" w:lineRule="auto"/>
+        <w:ind/>
+        <w:rPr>
+          <w:rFonts w:ascii="Liberation Serif" w:hAnsi="Liberation Serif" w:eastAsia="Liberation Serif" w:cs="Liberation Serif"/>
+          <w:b/>
+          <w:bCs/>
+          <w:sz w:val="28"/>
+          <w:szCs w:val="28"/>
+          <w:highlight w:val="none"/>
+          <w:lang w:val="ru-RU" w:bidi="ru-RU"/>
+        </w:rPr>
+      </w:pPr>
+      <w:r>
+        <w:rPr>
+          <w:rFonts w:ascii="Liberation Serif" w:hAnsi="Liberation Serif" w:eastAsia="Liberation Serif" w:cs="Liberation Serif"/>
+          <w:b/>
+          <w:bCs/>
+          <w:sz w:val="28"/>
+          <w:szCs w:val="28"/>
+          <w:highlight w:val="none"/>
+          <w:lang w:val="ru-RU" w:bidi="ru-RU"/>
+        </w:rPr>
+        <w:t xml:space="preserve">ПОТОКИ</w:t>
+      </w:r>
+      <w:r>
+        <w:rPr>
+          <w:rFonts w:ascii="Liberation Serif" w:hAnsi="Liberation Serif" w:eastAsia="Liberation Serif" w:cs="Liberation Serif"/>
+          <w:b/>
+          <w:bCs/>
+          <w:sz w:val="28"/>
+          <w:szCs w:val="28"/>
+          <w:highlight w:val="none"/>
+        </w:rPr>
+      </w:r>
+    </w:p>
+    <w:p>
+      <w:pPr>
+        <w:pBdr/>
+        <w:shd w:val="nil" w:color="000000"/>
+        <w:spacing w:after="0" w:afterAutospacing="0" w:line="240" w:lineRule="auto"/>
+        <w:ind/>
+        <w:rPr>
+          <w:rFonts w:ascii="Liberation Serif" w:hAnsi="Liberation Serif" w:eastAsia="Liberation Serif" w:cs="Liberation Serif"/>
+          <w:b/>
+          <w:bCs/>
+          <w:sz w:val="28"/>
+          <w:szCs w:val="28"/>
+          <w:highlight w:val="none"/>
+        </w:rPr>
+      </w:pPr>
+      <w:r>
+        <w:rPr>
+          <w:rFonts w:ascii="Liberation Serif" w:hAnsi="Liberation Serif" w:eastAsia="Liberation Serif" w:cs="Liberation Serif"/>
+          <w:b/>
+          <w:bCs/>
+          <w:sz w:val="28"/>
+          <w:szCs w:val="28"/>
+          <w:highlight w:val="none"/>
+        </w:rPr>
+      </w:r>
+      <w:r>
+        <w:rPr>
+          <w:rFonts w:ascii="Liberation Serif" w:hAnsi="Liberation Serif" w:eastAsia="Liberation Serif" w:cs="Liberation Serif"/>
+          <w:b/>
+          <w:bCs/>
+          <w:sz w:val="28"/>
+          <w:szCs w:val="28"/>
+          <w:highlight w:val="none"/>
+        </w:rPr>
+      </w:r>
+      <w:r>
+        <w:rPr>
+          <w:rFonts w:ascii="Liberation Serif" w:hAnsi="Liberation Serif" w:eastAsia="Liberation Serif" w:cs="Liberation Serif"/>
+          <w:b/>
+          <w:bCs/>
+          <w:sz w:val="28"/>
+          <w:szCs w:val="28"/>
+          <w:highlight w:val="none"/>
+        </w:rPr>
+      </w:r>
+    </w:p>
+    <w:p>
+      <w:pPr>
+        <w:pBdr/>
+        <w:shd w:val="nil" w:color="000000"/>
+        <w:spacing/>
+        <w:ind/>
+        <w:rPr>
+          <w:rFonts w:ascii="Liberation Serif" w:hAnsi="Liberation Serif" w:eastAsia="Liberation Serif" w:cs="Liberation Serif"/>
+          <w:b w:val="0"/>
+          <w:bCs w:val="0"/>
+          <w:sz w:val="28"/>
+          <w:szCs w:val="28"/>
+          <w:highlight w:val="none"/>
+          <w:lang w:val="ru-RU" w:bidi="ru-RU"/>
+        </w:rPr>
+      </w:pPr>
+      <w:r>
+        <w:rPr>
+          <w:rFonts w:ascii="Liberation Serif" w:hAnsi="Liberation Serif" w:eastAsia="Liberation Serif" w:cs="Liberation Serif"/>
+          <w:b w:val="0"/>
+          <w:bCs w:val="0"/>
+          <w:sz w:val="28"/>
+          <w:szCs w:val="28"/>
+          <w:highlight w:val="none"/>
+          <w:lang w:val="ru-RU" w:bidi="ru-RU"/>
+        </w:rPr>
+        <w:t xml:space="preserve">Все потоки одного процесса существуют в одном и том же адресном пространстве... Потоки разделяют дескрипторы файлов и файловые указатели. Но каждый поток имеет собственные программные указатели... Все стеки потоков находятся в стековом разделе своего процесса. Раздел данных процесса совместно используется потоками процесса.</w:t>
+      </w:r>
+      <w:r>
+        <w:rPr>
+          <w:rFonts w:ascii="Liberation Serif" w:hAnsi="Liberation Serif" w:eastAsia="Liberation Serif" w:cs="Liberation Serif"/>
+          <w:b w:val="0"/>
+          <w:bCs w:val="0"/>
+          <w:sz w:val="28"/>
+          <w:szCs w:val="28"/>
+          <w:highlight w:val="none"/>
+        </w:rPr>
+      </w:r>
+    </w:p>
+    <w:p>
+      <w:pPr>
+        <w:pBdr/>
+        <w:shd w:val="nil" w:color="000000"/>
+        <w:spacing/>
+        <w:ind/>
+        <w:rPr>
+          <w:rFonts w:ascii="Liberation Serif" w:hAnsi="Liberation Serif" w:eastAsia="Liberation Serif" w:cs="Liberation Serif"/>
+          <w:b w:val="0"/>
+          <w:bCs w:val="0"/>
+          <w:sz w:val="28"/>
+          <w:szCs w:val="28"/>
+          <w:highlight w:val="none"/>
+          <w:lang w:val="ru-RU" w:bidi="ru-RU"/>
+        </w:rPr>
+      </w:pPr>
+      <w:r>
+        <w:rPr>
+          <w:rFonts w:ascii="Liberation Serif" w:hAnsi="Liberation Serif" w:eastAsia="Liberation Serif" w:cs="Liberation Serif"/>
+          <w:b w:val="0"/>
+          <w:bCs w:val="0"/>
+          <w:sz w:val="28"/>
+          <w:szCs w:val="28"/>
+          <w:highlight w:val="none"/>
+          <w:lang w:val="ru-RU" w:bidi="ru-RU"/>
+        </w:rPr>
+        <w:t xml:space="preserve">Поток может счи...</w:t>
+      </w:r>
+      <w:r>
+        <w:rPr>
+          <w:rFonts w:ascii="Liberation Serif" w:hAnsi="Liberation Serif" w:eastAsia="Liberation Serif" w:cs="Liberation Serif"/>
+          <w:b w:val="0"/>
+          <w:bCs w:val="0"/>
+          <w:sz w:val="28"/>
+          <w:szCs w:val="28"/>
+          <w:highlight w:val="none"/>
+        </w:rPr>
+      </w:r>
+    </w:p>
+    <w:p>
+      <w:pPr>
+        <w:pBdr/>
+        <w:shd w:val="nil" w:color="000000"/>
+        <w:spacing/>
+        <w:ind/>
+        <w:rPr>
+          <w:rFonts w:ascii="Liberation Serif" w:hAnsi="Liberation Serif" w:eastAsia="Liberation Serif" w:cs="Liberation Serif"/>
+          <w:b w:val="0"/>
+          <w:bCs w:val="0"/>
+          <w:sz w:val="28"/>
+          <w:szCs w:val="28"/>
+          <w:highlight w:val="none"/>
+          <w:lang w:val="ru-RU" w:bidi="ru-RU"/>
+        </w:rPr>
+      </w:pPr>
+      <w:r>
+        <w:rPr>
+          <w:rFonts w:ascii="Liberation Serif" w:hAnsi="Liberation Serif" w:eastAsia="Liberation Serif" w:cs="Liberation Serif"/>
+          <w:b w:val="0"/>
+          <w:bCs w:val="0"/>
+          <w:sz w:val="28"/>
+          <w:szCs w:val="28"/>
+          <w:highlight w:val="none"/>
+          <w:lang w:val="ru-RU" w:bidi="ru-RU"/>
+        </w:rPr>
+        <w:t xml:space="preserve">Когда основной поток записывает данные в память, любые сыновние потоки...</w:t>
+      </w:r>
+      <w:r>
+        <w:rPr>
+          <w:rFonts w:ascii="Liberation Serif" w:hAnsi="Liberation Serif" w:eastAsia="Liberation Serif" w:cs="Liberation Serif"/>
+          <w:b w:val="0"/>
+          <w:bCs w:val="0"/>
+          <w:sz w:val="28"/>
+          <w:szCs w:val="28"/>
+          <w:highlight w:val="none"/>
+        </w:rPr>
+      </w:r>
+    </w:p>
+    <w:p>
+      <w:pPr>
+        <w:pBdr/>
+        <w:shd w:val="nil" w:color="000000"/>
+        <w:spacing/>
+        <w:ind/>
+        <w:rPr>
+          <w:rFonts w:ascii="Liberation Serif" w:hAnsi="Liberation Serif" w:eastAsia="Liberation Serif" w:cs="Liberation Serif"/>
+          <w:b w:val="0"/>
+          <w:bCs w:val="0"/>
+          <w:sz w:val="28"/>
+          <w:szCs w:val="28"/>
+          <w:highlight w:val="none"/>
+          <w:lang w:val="ru-RU" w:bidi="ru-RU"/>
+        </w:rPr>
+      </w:pPr>
+      <w:r>
+        <w:rPr>
+          <w:rFonts w:ascii="Liberation Serif" w:hAnsi="Liberation Serif" w:eastAsia="Liberation Serif" w:cs="Liberation Serif"/>
+          <w:b w:val="0"/>
+          <w:bCs w:val="0"/>
+          <w:sz w:val="28"/>
+          <w:szCs w:val="28"/>
+          <w:highlight w:val="none"/>
+          <w:lang w:val="ru-RU" w:bidi="ru-RU"/>
+        </w:rPr>
+        <w:t xml:space="preserve">Потоки могут выполняться параллельно и в среде с одним процессором. Это достигается за счёт переключения контекстов при условии, что ОС поддерживает многозадачность при наличии единственного процессора. Переключение контекстов между потоками</w:t>
+      </w:r>
+      <w:r>
+        <w:rPr>
+          <w:rFonts w:ascii="Liberation Serif" w:hAnsi="Liberation Serif" w:eastAsia="Liberation Serif" w:cs="Liberation Serif"/>
+          <w:b w:val="0"/>
+          <w:bCs w:val="0"/>
+          <w:sz w:val="28"/>
+          <w:szCs w:val="28"/>
+          <w:highlight w:val="none"/>
+        </w:rPr>
+      </w:r>
+    </w:p>
+    <w:p>
+      <w:pPr>
+        <w:pBdr/>
+        <w:shd w:val="nil" w:color="000000"/>
+        <w:spacing/>
+        <w:ind/>
+        <w:rPr>
+          <w:rFonts w:ascii="Liberation Serif" w:hAnsi="Liberation Serif" w:eastAsia="Liberation Serif" w:cs="Liberation Serif"/>
+          <w:b w:val="0"/>
+          <w:bCs w:val="0"/>
+          <w:sz w:val="28"/>
+          <w:szCs w:val="28"/>
+          <w:highlight w:val="none"/>
+        </w:rPr>
+      </w:pPr>
+      <w:r>
+        <w:rPr>
+          <w:rFonts w:ascii="Liberation Serif" w:hAnsi="Liberation Serif" w:eastAsia="Liberation Serif" w:cs="Liberation Serif"/>
+          <w:b w:val="0"/>
+          <w:bCs w:val="0"/>
+          <w:sz w:val="28"/>
+          <w:szCs w:val="28"/>
+          <w:highlight w:val="none"/>
+        </w:rPr>
+      </w:r>
+      <w:r>
+        <w:rPr>
+          <w:rFonts w:ascii="Liberation Serif" w:hAnsi="Liberation Serif" w:eastAsia="Liberation Serif" w:cs="Liberation Serif"/>
+          <w:b w:val="0"/>
+          <w:bCs w:val="0"/>
+          <w:sz w:val="28"/>
+          <w:szCs w:val="28"/>
+          <w:highlight w:val="none"/>
+        </w:rPr>
+      </w:r>
+      <w:r>
+        <w:rPr>
+          <w:rFonts w:ascii="Liberation Serif" w:hAnsi="Liberation Serif" w:eastAsia="Liberation Serif" w:cs="Liberation Serif"/>
+          <w:b w:val="0"/>
+          <w:bCs w:val="0"/>
+          <w:sz w:val="28"/>
+          <w:szCs w:val="28"/>
+          <w:highlight w:val="none"/>
+        </w:rPr>
+      </w:r>
+    </w:p>
+    <w:p>
+      <w:pPr>
+        <w:pBdr/>
+        <w:shd w:val="nil" w:color="000000"/>
+        <w:spacing/>
+        <w:ind/>
+        <w:rPr>
+          <w:rFonts w:ascii="Liberation Serif" w:hAnsi="Liberation Serif" w:eastAsia="Liberation Serif" w:cs="Liberation Serif"/>
+          <w:b w:val="0"/>
+          <w:bCs w:val="0"/>
+          <w:sz w:val="28"/>
+          <w:szCs w:val="28"/>
+          <w:highlight w:val="none"/>
+          <w:lang w:val="ru-RU" w:bidi="ru-RU"/>
+        </w:rPr>
+      </w:pPr>
+      <w:r>
+        <w:rPr>
+          <w:rFonts w:ascii="Liberation Serif" w:hAnsi="Liberation Serif" w:eastAsia="Liberation Serif" w:cs="Liberation Serif"/>
+          <w:b w:val="0"/>
+          <w:bCs w:val="0"/>
+          <w:sz w:val="28"/>
+          <w:szCs w:val="28"/>
+          <w:highlight w:val="none"/>
+          <w:lang w:val="ru-RU" w:bidi="ru-RU"/>
+        </w:rPr>
+        <w:t xml:space="preserve">Контекст потока содержит </w:t>
+      </w:r>
+      <w:r>
+        <w:rPr>
+          <w:rFonts w:ascii="Liberation Serif" w:hAnsi="Liberation Serif" w:eastAsia="Liberation Serif" w:cs="Liberation Serif"/>
+          <w:b w:val="0"/>
+          <w:bCs w:val="0"/>
+          <w:sz w:val="28"/>
+          <w:szCs w:val="28"/>
+          <w:highlight w:val="none"/>
+          <w:lang w:val="ru-RU" w:bidi="ru-RU"/>
+        </w:rPr>
+        <w:t xml:space="preserve">только </w:t>
+      </w:r>
+      <w:r>
+        <w:rPr>
+          <w:rFonts w:ascii="Liberation Serif" w:hAnsi="Liberation Serif" w:eastAsia="Liberation Serif" w:cs="Liberation Serif"/>
+          <w:b w:val="0"/>
+          <w:bCs w:val="0"/>
+          <w:sz w:val="28"/>
+          <w:szCs w:val="28"/>
+          <w:highlight w:val="none"/>
+          <w:lang w:val="en-US"/>
+        </w:rPr>
+        <w:t xml:space="preserve">ID</w:t>
+      </w:r>
+      <w:r>
+        <w:rPr>
+          <w:rFonts w:ascii="Liberation Serif" w:hAnsi="Liberation Serif" w:eastAsia="Liberation Serif" w:cs="Liberation Serif"/>
+          <w:b w:val="0"/>
+          <w:bCs w:val="0"/>
+          <w:sz w:val="28"/>
+          <w:szCs w:val="28"/>
+          <w:highlight w:val="none"/>
+          <w:lang w:val="ru-RU" w:bidi="ru-RU"/>
+        </w:rPr>
+        <w:t xml:space="preserve">, стек, набор регистров и приоритет. В регистрах содержится программный указатель и указатель стека...</w:t>
+      </w:r>
+      <w:r>
+        <w:rPr>
+          <w:rFonts w:ascii="Liberation Serif" w:hAnsi="Liberation Serif" w:eastAsia="Liberation Serif" w:cs="Liberation Serif"/>
+          <w:b w:val="0"/>
+          <w:bCs w:val="0"/>
+          <w:sz w:val="28"/>
+          <w:szCs w:val="28"/>
+          <w:highlight w:val="none"/>
+        </w:rPr>
+      </w:r>
+    </w:p>
+    <w:p>
+      <w:pPr>
+        <w:pBdr/>
+        <w:shd w:val="nil" w:color="000000"/>
+        <w:spacing/>
+        <w:ind/>
+        <w:rPr>
+          <w:rFonts w:ascii="Liberation Serif" w:hAnsi="Liberation Serif" w:eastAsia="Liberation Serif" w:cs="Liberation Serif"/>
+          <w:b w:val="0"/>
+          <w:bCs w:val="0"/>
+          <w:sz w:val="28"/>
+          <w:szCs w:val="28"/>
+          <w:highlight w:val="none"/>
+        </w:rPr>
+      </w:pPr>
+      <w:r>
+        <w:rPr>
+          <w:rFonts w:ascii="Liberation Serif" w:hAnsi="Liberation Serif" w:eastAsia="Liberation Serif" w:cs="Liberation Serif"/>
+          <w:b w:val="0"/>
+          <w:bCs w:val="0"/>
+          <w:sz w:val="28"/>
+          <w:szCs w:val="28"/>
+          <w:highlight w:val="none"/>
+          <w:lang w:val="ru-RU" w:bidi="ru-RU"/>
+        </w:rPr>
+      </w:r>
+      <w:r>
+        <w:rPr>
+          <w:rFonts w:ascii="Liberation Serif" w:hAnsi="Liberation Serif" w:eastAsia="Liberation Serif" w:cs="Liberation Serif"/>
+          <w:b w:val="0"/>
+          <w:bCs w:val="0"/>
+          <w:sz w:val="28"/>
+          <w:szCs w:val="28"/>
+          <w:highlight w:val="none"/>
+          <w:lang w:val="ru-RU" w:bidi="ru-RU"/>
+        </w:rPr>
+      </w:r>
+      <w:r>
+        <w:rPr>
+          <w:rFonts w:ascii="Liberation Serif" w:hAnsi="Liberation Serif" w:eastAsia="Liberation Serif" w:cs="Liberation Serif"/>
+          <w:b w:val="0"/>
+          <w:bCs w:val="0"/>
+          <w:sz w:val="28"/>
+          <w:szCs w:val="28"/>
+          <w:highlight w:val="none"/>
+          <w:lang w:val="ru-RU" w:bidi="ru-RU"/>
+        </w:rPr>
+      </w:r>
+    </w:p>
+    <w:p>
+      <w:pPr>
+        <w:pBdr/>
+        <w:shd w:val="nil" w:color="000000"/>
+        <w:spacing/>
+        <w:ind/>
+        <w:rPr>
+          <w:rFonts w:ascii="Liberation Serif" w:hAnsi="Liberation Serif" w:eastAsia="Liberation Serif" w:cs="Liberation Serif"/>
+          <w:b w:val="0"/>
+          <w:bCs w:val="0"/>
+          <w:sz w:val="28"/>
+          <w:szCs w:val="28"/>
+          <w:highlight w:val="none"/>
+          <w:lang w:val="ru-RU" w:bidi="ru-RU"/>
+        </w:rPr>
+      </w:pPr>
+      <w:r>
+        <w:rPr>
+          <w:rFonts w:ascii="Liberation Serif" w:hAnsi="Liberation Serif" w:eastAsia="Liberation Serif" w:cs="Liberation Serif"/>
+          <w:b/>
+          <w:bCs/>
+          <w:strike w:val="0"/>
+          <w:sz w:val="28"/>
+          <w:szCs w:val="28"/>
+          <w:highlight w:val="none"/>
+          <w:u w:val="single"/>
+          <w:lang w:val="ru-RU" w:bidi="ru-RU"/>
+        </w:rPr>
+        <w:t xml:space="preserve">СРАВНЕНИЕ ПОТОКОВ И ПРОЦЕССОВ</w:t>
+      </w:r>
+      <w:r>
+        <w:rPr>
+          <w:rFonts w:ascii="Liberation Serif" w:hAnsi="Liberation Serif" w:eastAsia="Liberation Serif" w:cs="Liberation Serif"/>
+          <w:b w:val="0"/>
+          <w:bCs w:val="0"/>
+          <w:sz w:val="28"/>
+          <w:szCs w:val="28"/>
+          <w:highlight w:val="none"/>
+          <w:lang w:val="ru-RU" w:bidi="ru-RU"/>
+        </w:rPr>
+        <w:t xml:space="preserve"> </w:t>
+      </w:r>
+      <w:r>
+        <w:rPr>
+          <w:rFonts w:ascii="Liberation Serif" w:hAnsi="Liberation Serif" w:eastAsia="Liberation Serif" w:cs="Liberation Serif"/>
+          <w:b w:val="0"/>
+          <w:bCs w:val="0"/>
+          <w:sz w:val="28"/>
+          <w:szCs w:val="28"/>
+          <w:highlight w:val="none"/>
+          <w:lang w:val="ru-RU" w:bidi="ru-RU"/>
+        </w:rPr>
+      </w:r>
+    </w:p>
+    <w:p>
+      <w:pPr>
+        <w:pBdr/>
+        <w:shd w:val="nil" w:color="000000"/>
+        <w:spacing/>
+        <w:ind/>
+        <w:rPr>
+          <w:rFonts w:ascii="Liberation Serif" w:hAnsi="Liberation Serif" w:eastAsia="Liberation Serif" w:cs="Liberation Serif"/>
+          <w:b w:val="0"/>
+          <w:bCs w:val="0"/>
+          <w:sz w:val="28"/>
+          <w:szCs w:val="28"/>
+          <w:highlight w:val="none"/>
+          <w:lang w:val="ru-RU" w:bidi="ru-RU"/>
+        </w:rPr>
+      </w:pPr>
+      <w:r>
+        <w:rPr>
+          <w:rFonts w:ascii="Liberation Serif" w:hAnsi="Liberation Serif" w:eastAsia="Liberation Serif" w:cs="Liberation Serif"/>
+          <w:b w:val="0"/>
+          <w:bCs w:val="0"/>
+          <w:sz w:val="28"/>
+          <w:szCs w:val="28"/>
+          <w:highlight w:val="none"/>
+          <w:lang w:val="ru-RU" w:bidi="ru-RU"/>
+        </w:rPr>
+      </w:r>
       <w:r>
         <w:rPr>
           <w:rFonts w:ascii="Liberation Serif" w:hAnsi="Liberation Serif" w:eastAsia="Liberation Serif" w:cs="Liberation Serif"/>

--- a/theory/Конспекты/lection_lessons.docx
+++ b/theory/Конспекты/lection_lessons.docx
@@ -7936,7 +7936,7 @@
           <w:sz w:val="28"/>
           <w:szCs w:val="28"/>
           <w:highlight w:val="none"/>
-          <w:lang w:val="en-US"/>
+          <w:lang w:val="ru-RU" w:bidi="ru-RU"/>
         </w:rPr>
       </w:r>
       <w:r>
@@ -7986,7 +7986,7 @@
           <w:sz w:val="28"/>
           <w:szCs w:val="28"/>
           <w:highlight w:val="none"/>
-          <w:lang w:val="ru-RU" w:bidi="ru-RU"/>
+          <w:lang w:val="en-US"/>
         </w:rPr>
       </w:r>
       <w:r>
@@ -9394,13 +9394,7 @@
       </w:r>
       <w:r>
         <w:rPr>
-          <w:rFonts w:ascii="Liberation Serif" w:hAnsi="Liberation Serif" w:eastAsia="Liberation Serif" w:cs="Liberation Serif"/>
-          <w:b w:val="0"/>
-          <w:bCs w:val="0"/>
           <w:color w:val="auto"/>
-          <w:sz w:val="28"/>
-          <w:szCs w:val="28"/>
-          <w:highlight w:val="none"/>
         </w:rPr>
       </w:r>
       <w:r>
@@ -9617,7 +9611,6 @@
           <w:sz w:val="28"/>
           <w:szCs w:val="28"/>
           <w:highlight w:val="none"/>
-          <w:lang w:val="ru-RU" w:bidi="ru-RU"/>
         </w:rPr>
       </w:r>
       <w:r>
@@ -9969,6 +9962,7 @@
           <w:sz w:val="28"/>
           <w:szCs w:val="28"/>
           <w:highlight w:val="none"/>
+          <w:lang w:val="ru-RU" w:bidi="ru-RU"/>
         </w:rPr>
       </w:r>
       <w:r>
@@ -10065,6 +10059,7 @@
           <w:sz w:val="28"/>
           <w:szCs w:val="28"/>
           <w:highlight w:val="none"/>
+          <w:lang w:val="ru-RU" w:bidi="ru-RU"/>
         </w:rPr>
       </w:r>
       <w:r>
@@ -10161,6 +10156,7 @@
           <w:sz w:val="28"/>
           <w:szCs w:val="28"/>
           <w:highlight w:val="none"/>
+          <w:lang w:val="ru-RU" w:bidi="ru-RU"/>
         </w:rPr>
       </w:r>
       <w:r>
@@ -10257,6 +10253,7 @@
           <w:sz w:val="28"/>
           <w:szCs w:val="28"/>
           <w:highlight w:val="none"/>
+          <w:lang w:val="ru-RU" w:bidi="ru-RU"/>
         </w:rPr>
       </w:r>
       <w:r>
@@ -10353,6 +10350,7 @@
           <w:sz w:val="28"/>
           <w:szCs w:val="28"/>
           <w:highlight w:val="none"/>
+          <w:lang w:val="ru-RU" w:bidi="ru-RU"/>
         </w:rPr>
       </w:r>
       <w:r>
@@ -10449,6 +10447,7 @@
           <w:sz w:val="28"/>
           <w:szCs w:val="28"/>
           <w:highlight w:val="none"/>
+          <w:lang w:val="ru-RU" w:bidi="ru-RU"/>
         </w:rPr>
       </w:r>
       <w:r>
@@ -10558,6 +10557,17 @@
           <w:highlight w:val="none"/>
         </w:rPr>
       </w:r>
+      <w:r>
+        <w:rPr>
+          <w:rFonts w:ascii="Liberation Serif" w:hAnsi="Liberation Serif" w:eastAsia="Liberation Serif" w:cs="Liberation Serif"/>
+          <w:b w:val="0"/>
+          <w:bCs w:val="0"/>
+          <w:sz w:val="28"/>
+          <w:szCs w:val="28"/>
+          <w:highlight w:val="none"/>
+          <w:lang w:val="ru-RU"/>
+        </w:rPr>
+      </w:r>
     </w:p>
     <w:p>
       <w:pPr>
@@ -10608,7 +10618,7 @@
     <w:p>
       <w:pPr>
         <w:pBdr/>
-        <w:shd w:val="nil"/>
+        <w:shd w:val="nil" w:color="auto"/>
         <w:spacing w:after="0" w:afterAutospacing="0" w:line="240" w:lineRule="auto"/>
         <w:ind/>
         <w:rPr>
@@ -10644,6 +10654,17 @@
           <w:lang w:val="ru-RU"/>
         </w:rPr>
         <w:t xml:space="preserve"> при совместном использовании ресурсов синхронизация доступа к ресурсам не требуется...</w:t>
+      </w:r>
+      <w:r>
+        <w:rPr>
+          <w:rFonts w:ascii="Liberation Serif" w:hAnsi="Liberation Serif" w:eastAsia="Liberation Serif" w:cs="Liberation Serif"/>
+          <w:b w:val="0"/>
+          <w:bCs w:val="0"/>
+          <w:sz w:val="28"/>
+          <w:szCs w:val="28"/>
+          <w:highlight w:val="none"/>
+          <w:lang w:val="ru-RU"/>
+        </w:rPr>
       </w:r>
       <w:r>
         <w:rPr>
@@ -10795,6 +10816,17 @@
           <w:highlight w:val="none"/>
         </w:rPr>
       </w:r>
+      <w:r>
+        <w:rPr>
+          <w:rFonts w:ascii="Liberation Serif" w:hAnsi="Liberation Serif" w:eastAsia="Liberation Serif" w:cs="Liberation Serif"/>
+          <w:b/>
+          <w:bCs/>
+          <w:sz w:val="28"/>
+          <w:szCs w:val="28"/>
+          <w:highlight w:val="none"/>
+          <w:lang w:val="ru-RU" w:bidi="ru-RU"/>
+        </w:rPr>
+      </w:r>
     </w:p>
     <w:p>
       <w:pPr>
@@ -10868,16 +10900,39 @@
           <w:highlight w:val="none"/>
           <w:lang w:val="ru-RU" w:bidi="ru-RU"/>
         </w:rPr>
-        <w:t xml:space="preserve">Все потоки одного процесса существуют в одном и том же адресном пространстве... Потоки разделяют дескрипторы файлов и файловые указатели. Но каждый поток имеет собственные программные указатели... Все стеки потоков находятся в стековом разделе своего процесса. Раздел данных процесса совместно используется потоками процесса.</w:t>
-      </w:r>
-      <w:r>
-        <w:rPr>
-          <w:rFonts w:ascii="Liberation Serif" w:hAnsi="Liberation Serif" w:eastAsia="Liberation Serif" w:cs="Liberation Serif"/>
-          <w:b w:val="0"/>
-          <w:bCs w:val="0"/>
-          <w:sz w:val="28"/>
-          <w:szCs w:val="28"/>
-          <w:highlight w:val="none"/>
+        <w:t xml:space="preserve">Все потоки одного процесса существуют в одном и том же адресном прост</w:t>
+      </w:r>
+      <w:r>
+        <w:rPr>
+          <w:rFonts w:ascii="Liberation Serif" w:hAnsi="Liberation Serif" w:eastAsia="Liberation Serif" w:cs="Liberation Serif"/>
+          <w:b w:val="0"/>
+          <w:bCs w:val="0"/>
+          <w:sz w:val="28"/>
+          <w:szCs w:val="28"/>
+          <w:highlight w:val="none"/>
+          <w:lang w:val="ru-RU" w:bidi="ru-RU"/>
+        </w:rPr>
+        <w:t xml:space="preserve">ранстве... Потоки разделяют дескрипторы файлов и файловые указатели. Но каждый поток имеет собственные программные указатели... Все стеки потоков находятся в стековом разделе своего процесса. Раздел данных процесса совместно используется потоками процесса.</w:t>
+      </w:r>
+      <w:r>
+        <w:rPr>
+          <w:rFonts w:ascii="Liberation Serif" w:hAnsi="Liberation Serif" w:eastAsia="Liberation Serif" w:cs="Liberation Serif"/>
+          <w:b w:val="0"/>
+          <w:bCs w:val="0"/>
+          <w:sz w:val="28"/>
+          <w:szCs w:val="28"/>
+          <w:highlight w:val="none"/>
+        </w:rPr>
+      </w:r>
+      <w:r>
+        <w:rPr>
+          <w:rFonts w:ascii="Liberation Serif" w:hAnsi="Liberation Serif" w:eastAsia="Liberation Serif" w:cs="Liberation Serif"/>
+          <w:b w:val="0"/>
+          <w:bCs w:val="0"/>
+          <w:sz w:val="28"/>
+          <w:szCs w:val="28"/>
+          <w:highlight w:val="none"/>
+          <w:lang w:val="ru-RU" w:bidi="ru-RU"/>
         </w:rPr>
       </w:r>
     </w:p>
@@ -10919,6 +10974,17 @@
           <w:highlight w:val="none"/>
         </w:rPr>
       </w:r>
+      <w:r>
+        <w:rPr>
+          <w:rFonts w:ascii="Liberation Serif" w:hAnsi="Liberation Serif" w:eastAsia="Liberation Serif" w:cs="Liberation Serif"/>
+          <w:b w:val="0"/>
+          <w:bCs w:val="0"/>
+          <w:sz w:val="28"/>
+          <w:szCs w:val="28"/>
+          <w:highlight w:val="none"/>
+          <w:lang w:val="ru-RU" w:bidi="ru-RU"/>
+        </w:rPr>
+      </w:r>
     </w:p>
     <w:p>
       <w:pPr>
@@ -10958,6 +11024,17 @@
           <w:highlight w:val="none"/>
         </w:rPr>
       </w:r>
+      <w:r>
+        <w:rPr>
+          <w:rFonts w:ascii="Liberation Serif" w:hAnsi="Liberation Serif" w:eastAsia="Liberation Serif" w:cs="Liberation Serif"/>
+          <w:b w:val="0"/>
+          <w:bCs w:val="0"/>
+          <w:sz w:val="28"/>
+          <w:szCs w:val="28"/>
+          <w:highlight w:val="none"/>
+          <w:lang w:val="ru-RU" w:bidi="ru-RU"/>
+        </w:rPr>
+      </w:r>
     </w:p>
     <w:p>
       <w:pPr>
@@ -10997,6 +11074,17 @@
           <w:highlight w:val="none"/>
         </w:rPr>
       </w:r>
+      <w:r>
+        <w:rPr>
+          <w:rFonts w:ascii="Liberation Serif" w:hAnsi="Liberation Serif" w:eastAsia="Liberation Serif" w:cs="Liberation Serif"/>
+          <w:b w:val="0"/>
+          <w:bCs w:val="0"/>
+          <w:sz w:val="28"/>
+          <w:szCs w:val="28"/>
+          <w:highlight w:val="none"/>
+          <w:lang w:val="ru-RU" w:bidi="ru-RU"/>
+        </w:rPr>
+      </w:r>
     </w:p>
     <w:p>
       <w:pPr>
@@ -11118,6 +11206,17 @@
           <w:highlight w:val="none"/>
         </w:rPr>
       </w:r>
+      <w:r>
+        <w:rPr>
+          <w:rFonts w:ascii="Liberation Serif" w:hAnsi="Liberation Serif" w:eastAsia="Liberation Serif" w:cs="Liberation Serif"/>
+          <w:b w:val="0"/>
+          <w:bCs w:val="0"/>
+          <w:sz w:val="28"/>
+          <w:szCs w:val="28"/>
+          <w:highlight w:val="none"/>
+          <w:lang w:val="ru-RU" w:bidi="ru-RU"/>
+        </w:rPr>
+      </w:r>
     </w:p>
     <w:p>
       <w:pPr>
@@ -11164,7 +11263,6 @@
           <w:sz w:val="28"/>
           <w:szCs w:val="28"/>
           <w:highlight w:val="none"/>
-          <w:lang w:val="ru-RU" w:bidi="ru-RU"/>
         </w:rPr>
       </w:r>
     </w:p>
@@ -11209,6 +11307,2181 @@
           <w:lang w:val="ru-RU" w:bidi="ru-RU"/>
         </w:rPr>
         <w:t xml:space="preserve"> </w:t>
+      </w:r>
+      <w:r>
+        <w:rPr>
+          <w:rFonts w:ascii="Liberation Serif" w:hAnsi="Liberation Serif" w:eastAsia="Liberation Serif" w:cs="Liberation Serif"/>
+          <w:b w:val="0"/>
+          <w:bCs w:val="0"/>
+          <w:sz w:val="28"/>
+          <w:szCs w:val="28"/>
+          <w:highlight w:val="none"/>
+          <w:lang w:val="ru-RU" w:bidi="ru-RU"/>
+        </w:rPr>
+      </w:r>
+      <w:r>
+        <w:rPr>
+          <w:rFonts w:ascii="Liberation Serif" w:hAnsi="Liberation Serif" w:eastAsia="Liberation Serif" w:cs="Liberation Serif"/>
+          <w:b w:val="0"/>
+          <w:bCs w:val="0"/>
+          <w:sz w:val="28"/>
+          <w:szCs w:val="28"/>
+          <w:highlight w:val="none"/>
+          <w:lang w:val="ru-RU" w:bidi="ru-RU"/>
+        </w:rPr>
+      </w:r>
+    </w:p>
+    <w:p>
+      <w:pPr>
+        <w:pBdr/>
+        <w:shd w:val="nil" w:color="000000"/>
+        <w:spacing/>
+        <w:ind/>
+        <w:rPr>
+          <w:rFonts w:ascii="Liberation Serif" w:hAnsi="Liberation Serif" w:eastAsia="Liberation Serif" w:cs="Liberation Serif"/>
+          <w:b w:val="0"/>
+          <w:bCs w:val="0"/>
+          <w:sz w:val="28"/>
+          <w:szCs w:val="28"/>
+          <w:highlight w:val="none"/>
+          <w:lang w:val="ru-RU"/>
+        </w:rPr>
+      </w:pPr>
+      <w:r>
+        <w:rPr>
+          <w:rFonts w:ascii="Liberation Serif" w:hAnsi="Liberation Serif" w:eastAsia="Liberation Serif" w:cs="Liberation Serif"/>
+          <w:b w:val="0"/>
+          <w:bCs w:val="0"/>
+          <w:sz w:val="28"/>
+          <w:szCs w:val="28"/>
+          <w:highlight w:val="none"/>
+          <w:lang w:val="ru-RU" w:bidi="ru-RU"/>
+        </w:rPr>
+      </w:r>
+      <w:r>
+        <w:rPr>
+          <w:rFonts w:ascii="Liberation Serif" w:hAnsi="Liberation Serif" w:eastAsia="Liberation Serif" w:cs="Liberation Serif"/>
+          <w:b w:val="0"/>
+          <w:bCs w:val="0"/>
+          <w:sz w:val="28"/>
+          <w:szCs w:val="28"/>
+          <w:highlight w:val="none"/>
+          <w:lang w:val="ru-RU" w:bidi="ru-RU"/>
+        </w:rPr>
+        <w:t xml:space="preserve">И поток, и процесс имеют </w:t>
+      </w:r>
+      <w:r>
+        <w:rPr>
+          <w:rFonts w:ascii="Liberation Serif" w:hAnsi="Liberation Serif" w:eastAsia="Liberation Serif" w:cs="Liberation Serif"/>
+          <w:b w:val="0"/>
+          <w:bCs w:val="0"/>
+          <w:sz w:val="28"/>
+          <w:szCs w:val="28"/>
+          <w:highlight w:val="none"/>
+          <w:lang w:val="en-US"/>
+        </w:rPr>
+        <w:t xml:space="preserve">ID, </w:t>
+      </w:r>
+      <w:r>
+        <w:rPr>
+          <w:rFonts w:ascii="Liberation Serif" w:hAnsi="Liberation Serif" w:eastAsia="Liberation Serif" w:cs="Liberation Serif"/>
+          <w:b w:val="0"/>
+          <w:bCs w:val="0"/>
+          <w:sz w:val="28"/>
+          <w:szCs w:val="28"/>
+          <w:highlight w:val="none"/>
+          <w:lang w:val="ru-RU"/>
+        </w:rPr>
+        <w:t xml:space="preserve">состояние, набор регистров, приоритет и привязку к определённой стратегии планирования. Оба имеют атрибуты, которые описывают особенности ОС. Оба имеют информационные блоки.</w:t>
+      </w:r>
+      <w:r>
+        <w:rPr>
+          <w:rFonts w:ascii="Liberation Serif" w:hAnsi="Liberation Serif" w:eastAsia="Liberation Serif" w:cs="Liberation Serif"/>
+          <w:b w:val="0"/>
+          <w:bCs w:val="0"/>
+          <w:sz w:val="28"/>
+          <w:szCs w:val="28"/>
+          <w:highlight w:val="none"/>
+          <w:lang w:val="ru-RU"/>
+        </w:rPr>
+      </w:r>
+    </w:p>
+    <w:p>
+      <w:pPr>
+        <w:pBdr/>
+        <w:shd w:val="nil" w:color="000000"/>
+        <w:spacing/>
+        <w:ind/>
+        <w:rPr>
+          <w:rFonts w:ascii="Liberation Serif" w:hAnsi="Liberation Serif" w:eastAsia="Liberation Serif" w:cs="Liberation Serif"/>
+          <w:b w:val="0"/>
+          <w:bCs w:val="0"/>
+          <w:sz w:val="28"/>
+          <w:szCs w:val="28"/>
+          <w:highlight w:val="none"/>
+          <w:lang w:val="ru-RU" w:bidi="ru-RU"/>
+        </w:rPr>
+      </w:pPr>
+      <w:r>
+        <w:rPr>
+          <w:rFonts w:ascii="Liberation Serif" w:hAnsi="Liberation Serif" w:eastAsia="Liberation Serif" w:cs="Liberation Serif"/>
+          <w:b w:val="0"/>
+          <w:bCs w:val="0"/>
+          <w:sz w:val="28"/>
+          <w:szCs w:val="28"/>
+          <w:highlight w:val="none"/>
+          <w:lang w:val="ru-RU" w:bidi="ru-RU"/>
+        </w:rPr>
+        <w:t xml:space="preserve">Оба разделяют ресурсы с родительским процессом.</w:t>
+      </w:r>
+      <w:r>
+        <w:rPr>
+          <w:rFonts w:ascii="Liberation Serif" w:hAnsi="Liberation Serif" w:eastAsia="Liberation Serif" w:cs="Liberation Serif"/>
+          <w:b w:val="0"/>
+          <w:bCs w:val="0"/>
+          <w:sz w:val="28"/>
+          <w:szCs w:val="28"/>
+          <w:highlight w:val="none"/>
+          <w:lang w:val="ru-RU" w:bidi="ru-RU"/>
+        </w:rPr>
+        <w:t xml:space="preserve"> Оба функционируют независимо от родительского процесса.</w:t>
+      </w:r>
+      <w:r>
+        <w:rPr>
+          <w:rFonts w:ascii="Liberation Serif" w:hAnsi="Liberation Serif" w:eastAsia="Liberation Serif" w:cs="Liberation Serif"/>
+          <w:b w:val="0"/>
+          <w:bCs w:val="0"/>
+          <w:sz w:val="28"/>
+          <w:szCs w:val="28"/>
+          <w:highlight w:val="none"/>
+          <w:lang w:val="ru-RU"/>
+        </w:rPr>
+      </w:r>
+    </w:p>
+    <w:p>
+      <w:pPr>
+        <w:pBdr/>
+        <w:shd w:val="nil" w:color="000000"/>
+        <w:spacing/>
+        <w:ind/>
+        <w:rPr>
+          <w:rFonts w:ascii="Liberation Serif" w:hAnsi="Liberation Serif" w:eastAsia="Liberation Serif" w:cs="Liberation Serif"/>
+          <w:b w:val="0"/>
+          <w:bCs w:val="0"/>
+          <w:sz w:val="28"/>
+          <w:szCs w:val="28"/>
+          <w:highlight w:val="none"/>
+          <w:lang w:val="ru-RU" w:bidi="ru-RU"/>
+        </w:rPr>
+      </w:pPr>
+      <w:r>
+        <w:rPr>
+          <w:rFonts w:ascii="Liberation Serif" w:hAnsi="Liberation Serif" w:eastAsia="Liberation Serif" w:cs="Liberation Serif"/>
+          <w:b w:val="0"/>
+          <w:bCs w:val="0"/>
+          <w:i/>
+          <w:iCs/>
+          <w:sz w:val="28"/>
+          <w:szCs w:val="28"/>
+          <w:highlight w:val="none"/>
+          <w:lang w:val="ru-RU" w:bidi="ru-RU"/>
+        </w:rPr>
+        <w:t xml:space="preserve">Создатель процесса и потока может управлять процессом и потоком</w:t>
+      </w:r>
+      <w:r>
+        <w:rPr>
+          <w:rFonts w:ascii="Liberation Serif" w:hAnsi="Liberation Serif" w:eastAsia="Liberation Serif" w:cs="Liberation Serif"/>
+          <w:b w:val="0"/>
+          <w:bCs w:val="0"/>
+          <w:sz w:val="28"/>
+          <w:szCs w:val="28"/>
+          <w:highlight w:val="none"/>
+          <w:lang w:val="ru-RU" w:bidi="ru-RU"/>
+        </w:rPr>
+        <w:t xml:space="preserve"> (Конфуций).</w:t>
+      </w:r>
+      <w:r>
+        <w:rPr>
+          <w:rFonts w:ascii="Liberation Serif" w:hAnsi="Liberation Serif" w:eastAsia="Liberation Serif" w:cs="Liberation Serif"/>
+          <w:b w:val="0"/>
+          <w:bCs w:val="0"/>
+          <w:sz w:val="28"/>
+          <w:szCs w:val="28"/>
+          <w:highlight w:val="none"/>
+          <w:lang w:val="ru-RU"/>
+        </w:rPr>
+      </w:r>
+    </w:p>
+    <w:p>
+      <w:pPr>
+        <w:pBdr/>
+        <w:shd w:val="nil" w:color="000000"/>
+        <w:spacing/>
+        <w:ind/>
+        <w:rPr>
+          <w:rFonts w:ascii="Liberation Serif" w:hAnsi="Liberation Serif" w:eastAsia="Liberation Serif" w:cs="Liberation Serif"/>
+          <w:b w:val="0"/>
+          <w:bCs w:val="0"/>
+          <w:sz w:val="28"/>
+          <w:szCs w:val="28"/>
+          <w:highlight w:val="none"/>
+          <w:lang w:val="ru-RU" w:bidi="ru-RU"/>
+        </w:rPr>
+      </w:pPr>
+      <w:r>
+        <w:rPr>
+          <w:rFonts w:ascii="Liberation Serif" w:hAnsi="Liberation Serif" w:eastAsia="Liberation Serif" w:cs="Liberation Serif"/>
+          <w:b w:val="0"/>
+          <w:bCs w:val="0"/>
+          <w:sz w:val="28"/>
+          <w:szCs w:val="28"/>
+          <w:highlight w:val="none"/>
+          <w:lang w:val="ru-RU" w:bidi="ru-RU"/>
+        </w:rPr>
+        <w:t xml:space="preserve">Оба могут изменять свои атрибуты. Оба могут создавать новые ресурсы. Оба не имеют доступа к ресурсам другого процесса.</w:t>
+      </w:r>
+      <w:r>
+        <w:rPr>
+          <w:rFonts w:ascii="Liberation Serif" w:hAnsi="Liberation Serif" w:eastAsia="Liberation Serif" w:cs="Liberation Serif"/>
+          <w:b w:val="0"/>
+          <w:bCs w:val="0"/>
+          <w:sz w:val="28"/>
+          <w:szCs w:val="28"/>
+          <w:highlight w:val="none"/>
+          <w:lang w:val="ru-RU" w:bidi="ru-RU"/>
+        </w:rPr>
+      </w:r>
+    </w:p>
+    <w:p>
+      <w:pPr>
+        <w:pBdr/>
+        <w:shd w:val="nil" w:color="000000"/>
+        <w:spacing/>
+        <w:ind/>
+        <w:rPr>
+          <w:rFonts w:ascii="Liberation Serif" w:hAnsi="Liberation Serif" w:eastAsia="Liberation Serif" w:cs="Liberation Serif"/>
+          <w:b w:val="0"/>
+          <w:bCs w:val="0"/>
+          <w:sz w:val="28"/>
+          <w:szCs w:val="28"/>
+          <w:highlight w:val="none"/>
+          <w:lang w:val="ru-RU" w:bidi="ru-RU"/>
+        </w:rPr>
+      </w:pPr>
+      <w:r>
+        <w:rPr>
+          <w:rFonts w:ascii="Liberation Serif" w:hAnsi="Liberation Serif" w:eastAsia="Liberation Serif" w:cs="Liberation Serif"/>
+          <w:b w:val="0"/>
+          <w:bCs w:val="0"/>
+          <w:sz w:val="28"/>
+          <w:szCs w:val="28"/>
+          <w:highlight w:val="none"/>
+          <w:lang w:val="ru-RU" w:bidi="ru-RU"/>
+        </w:rPr>
+      </w:r>
+      <w:r>
+        <w:rPr>
+          <w:rFonts w:ascii="Liberation Serif" w:hAnsi="Liberation Serif" w:eastAsia="Liberation Serif" w:cs="Liberation Serif"/>
+          <w:b w:val="0"/>
+          <w:bCs w:val="0"/>
+          <w:sz w:val="28"/>
+          <w:szCs w:val="28"/>
+          <w:highlight w:val="none"/>
+          <w:lang w:val="ru-RU" w:bidi="ru-RU"/>
+        </w:rPr>
+      </w:r>
+      <w:r>
+        <w:rPr>
+          <w:rFonts w:ascii="Liberation Serif" w:hAnsi="Liberation Serif" w:eastAsia="Liberation Serif" w:cs="Liberation Serif"/>
+          <w:b w:val="0"/>
+          <w:bCs w:val="0"/>
+          <w:sz w:val="28"/>
+          <w:szCs w:val="28"/>
+          <w:highlight w:val="none"/>
+          <w:lang w:val="ru-RU" w:bidi="ru-RU"/>
+        </w:rPr>
+      </w:r>
+    </w:p>
+    <w:p>
+      <w:pPr>
+        <w:pBdr/>
+        <w:shd w:val="nil" w:color="000000"/>
+        <w:spacing/>
+        <w:ind/>
+        <w:rPr>
+          <w:rFonts w:ascii="Liberation Serif" w:hAnsi="Liberation Serif" w:eastAsia="Liberation Serif" w:cs="Liberation Serif"/>
+          <w:b w:val="0"/>
+          <w:bCs w:val="0"/>
+          <w:sz w:val="28"/>
+          <w:szCs w:val="28"/>
+          <w:highlight w:val="none"/>
+          <w:lang w:val="ru-RU" w:bidi="ru-RU"/>
+        </w:rPr>
+      </w:pPr>
+      <w:r>
+        <w:rPr>
+          <w:rFonts w:ascii="Liberation Serif" w:hAnsi="Liberation Serif" w:eastAsia="Liberation Serif" w:cs="Liberation Serif"/>
+          <w:b w:val="0"/>
+          <w:bCs w:val="0"/>
+          <w:sz w:val="28"/>
+          <w:szCs w:val="28"/>
+          <w:highlight w:val="none"/>
+          <w:lang w:val="ru-RU" w:bidi="ru-RU"/>
+        </w:rPr>
+      </w:r>
+      <w:r>
+        <w:rPr>
+          <w:rFonts w:ascii="Liberation Serif" w:hAnsi="Liberation Serif" w:eastAsia="Liberation Serif" w:cs="Liberation Serif"/>
+          <w:b w:val="0"/>
+          <w:bCs w:val="0"/>
+          <w:sz w:val="28"/>
+          <w:szCs w:val="28"/>
+          <w:highlight w:val="none"/>
+          <w:lang w:val="ru-RU" w:bidi="ru-RU"/>
+        </w:rPr>
+      </w:r>
+      <w:r>
+        <w:rPr>
+          <w:rFonts w:ascii="Liberation Serif" w:hAnsi="Liberation Serif" w:eastAsia="Liberation Serif" w:cs="Liberation Serif"/>
+          <w:b w:val="0"/>
+          <w:bCs w:val="0"/>
+          <w:sz w:val="28"/>
+          <w:szCs w:val="28"/>
+          <w:highlight w:val="none"/>
+          <w:lang w:val="ru-RU" w:bidi="ru-RU"/>
+        </w:rPr>
+      </w:r>
+    </w:p>
+    <w:p>
+      <w:pPr>
+        <w:pBdr/>
+        <w:shd w:val="nil" w:color="000000"/>
+        <w:spacing/>
+        <w:ind/>
+        <w:rPr>
+          <w:rFonts w:ascii="Liberation Serif" w:hAnsi="Liberation Serif" w:eastAsia="Liberation Serif" w:cs="Liberation Serif"/>
+          <w:b w:val="0"/>
+          <w:bCs w:val="0"/>
+          <w:sz w:val="28"/>
+          <w:szCs w:val="28"/>
+          <w:highlight w:val="none"/>
+          <w:lang w:val="ru-RU" w:bidi="ru-RU"/>
+        </w:rPr>
+      </w:pPr>
+      <w:r>
+        <w:rPr>
+          <w:rFonts w:ascii="Liberation Serif" w:hAnsi="Liberation Serif" w:eastAsia="Liberation Serif" w:cs="Liberation Serif"/>
+          <w:b w:val="0"/>
+          <w:bCs w:val="0"/>
+          <w:sz w:val="28"/>
+          <w:szCs w:val="28"/>
+          <w:highlight w:val="none"/>
+          <w:lang w:val="ru-RU" w:bidi="ru-RU"/>
+        </w:rPr>
+      </w:r>
+      <w:r>
+        <w:rPr>
+          <w:rFonts w:ascii="Liberation Serif" w:hAnsi="Liberation Serif" w:eastAsia="Liberation Serif" w:cs="Liberation Serif"/>
+          <w:b w:val="0"/>
+          <w:bCs w:val="0"/>
+          <w:sz w:val="28"/>
+          <w:szCs w:val="28"/>
+          <w:highlight w:val="none"/>
+          <w:lang w:val="ru-RU" w:bidi="ru-RU"/>
+        </w:rPr>
+      </w:r>
+      <w:r>
+        <w:rPr>
+          <w:rFonts w:ascii="Liberation Serif" w:hAnsi="Liberation Serif" w:eastAsia="Liberation Serif" w:cs="Liberation Serif"/>
+          <w:b w:val="0"/>
+          <w:bCs w:val="0"/>
+          <w:sz w:val="28"/>
+          <w:szCs w:val="28"/>
+          <w:highlight w:val="none"/>
+          <w:lang w:val="ru-RU" w:bidi="ru-RU"/>
+        </w:rPr>
+      </w:r>
+    </w:p>
+    <w:p>
+      <w:pPr>
+        <w:pBdr/>
+        <w:shd w:val="nil" w:color="000000"/>
+        <w:spacing/>
+        <w:ind/>
+        <w:rPr>
+          <w:rFonts w:ascii="Liberation Serif" w:hAnsi="Liberation Serif" w:eastAsia="Liberation Serif" w:cs="Liberation Serif"/>
+          <w:b w:val="0"/>
+          <w:bCs w:val="0"/>
+          <w:sz w:val="28"/>
+          <w:szCs w:val="28"/>
+          <w:highlight w:val="none"/>
+          <w:lang w:val="ru-RU" w:bidi="ru-RU"/>
+        </w:rPr>
+      </w:pPr>
+      <w:r>
+        <w:rPr>
+          <w:rFonts w:ascii="Liberation Serif" w:hAnsi="Liberation Serif" w:eastAsia="Liberation Serif" w:cs="Liberation Serif"/>
+          <w:b w:val="0"/>
+          <w:bCs w:val="0"/>
+          <w:sz w:val="28"/>
+          <w:szCs w:val="28"/>
+          <w:highlight w:val="none"/>
+          <w:lang w:val="ru-RU" w:bidi="ru-RU"/>
+        </w:rPr>
+      </w:r>
+      <w:r>
+        <w:rPr>
+          <w:rFonts w:ascii="Liberation Serif" w:hAnsi="Liberation Serif" w:eastAsia="Liberation Serif" w:cs="Liberation Serif"/>
+          <w:b w:val="0"/>
+          <w:bCs w:val="0"/>
+          <w:sz w:val="28"/>
+          <w:szCs w:val="28"/>
+          <w:highlight w:val="none"/>
+          <w:lang w:val="ru-RU" w:bidi="ru-RU"/>
+        </w:rPr>
+      </w:r>
+      <w:r>
+        <w:rPr>
+          <w:rFonts w:ascii="Liberation Serif" w:hAnsi="Liberation Serif" w:eastAsia="Liberation Serif" w:cs="Liberation Serif"/>
+          <w:b w:val="0"/>
+          <w:bCs w:val="0"/>
+          <w:sz w:val="28"/>
+          <w:szCs w:val="28"/>
+          <w:highlight w:val="none"/>
+          <w:lang w:val="ru-RU" w:bidi="ru-RU"/>
+        </w:rPr>
+      </w:r>
+    </w:p>
+    <w:p>
+      <w:pPr>
+        <w:pBdr/>
+        <w:shd w:val="nil" w:color="000000"/>
+        <w:spacing/>
+        <w:ind/>
+        <w:rPr>
+          <w:rFonts w:ascii="Liberation Serif" w:hAnsi="Liberation Serif" w:eastAsia="Liberation Serif" w:cs="Liberation Serif"/>
+          <w:b w:val="0"/>
+          <w:bCs w:val="0"/>
+          <w:sz w:val="28"/>
+          <w:szCs w:val="28"/>
+          <w:highlight w:val="none"/>
+          <w:lang w:val="ru-RU" w:bidi="ru-RU"/>
+        </w:rPr>
+      </w:pPr>
+      <w:r>
+        <w:rPr>
+          <w:rFonts w:ascii="Liberation Serif" w:hAnsi="Liberation Serif" w:eastAsia="Liberation Serif" w:cs="Liberation Serif"/>
+          <w:b w:val="0"/>
+          <w:bCs w:val="0"/>
+          <w:sz w:val="28"/>
+          <w:szCs w:val="28"/>
+          <w:highlight w:val="none"/>
+          <w:lang w:val="ru-RU" w:bidi="ru-RU"/>
+        </w:rPr>
+        <w:t xml:space="preserve">ОТЛИЧИЯ: </w:t>
+      </w:r>
+      <w:r>
+        <w:rPr>
+          <w:rFonts w:ascii="Liberation Serif" w:hAnsi="Liberation Serif" w:eastAsia="Liberation Serif" w:cs="Liberation Serif"/>
+          <w:b w:val="0"/>
+          <w:bCs w:val="0"/>
+          <w:sz w:val="28"/>
+          <w:szCs w:val="28"/>
+          <w:highlight w:val="none"/>
+          <w:lang w:val="ru-RU" w:bidi="ru-RU"/>
+        </w:rPr>
+      </w:r>
+    </w:p>
+    <w:tbl>
+      <w:tblPr>
+        <w:tblStyle w:val="750"/>
+        <w:tblW w:w="0" w:type="auto"/>
+        <w:tblBorders/>
+        <w:tblLook w:val="04A0" w:firstRow="1" w:lastRow="0" w:firstColumn="1" w:lastColumn="0" w:noHBand="0" w:noVBand="1"/>
+      </w:tblPr>
+      <w:tblGrid>
+        <w:gridCol w:w="4680"/>
+        <w:gridCol w:w="4680"/>
+      </w:tblGrid>
+      <w:tr>
+        <w:trPr/>
+        <w:tc>
+          <w:tcPr>
+            <w:tcBorders/>
+            <w:tcW w:w="4680" w:type="dxa"/>
+          </w:tcPr>
+          <w:p>
+            <w:pPr>
+              <w:pBdr/>
+              <w:shd w:val="nil" w:color="000000"/>
+              <w:spacing/>
+              <w:ind/>
+              <w:rPr>
+                <w:rFonts w:ascii="Liberation Serif" w:hAnsi="Liberation Serif" w:eastAsia="Liberation Serif" w:cs="Liberation Serif"/>
+                <w:b w:val="0"/>
+                <w:bCs w:val="0"/>
+                <w:sz w:val="28"/>
+                <w:szCs w:val="28"/>
+                <w:highlight w:val="none"/>
+                <w:lang w:val="ru-RU" w:bidi="ru-RU"/>
+              </w:rPr>
+            </w:pPr>
+            <w:r>
+              <w:rPr>
+                <w:rFonts w:ascii="Liberation Serif" w:hAnsi="Liberation Serif" w:eastAsia="Liberation Serif" w:cs="Liberation Serif"/>
+                <w:b w:val="0"/>
+                <w:bCs w:val="0"/>
+                <w:sz w:val="28"/>
+                <w:szCs w:val="28"/>
+                <w:highlight w:val="none"/>
+                <w:lang w:val="ru-RU" w:bidi="ru-RU"/>
+              </w:rPr>
+              <w:t xml:space="preserve">Процесс</w:t>
+            </w:r>
+            <w:r>
+              <w:rPr>
+                <w:rFonts w:ascii="Liberation Serif" w:hAnsi="Liberation Serif" w:eastAsia="Liberation Serif" w:cs="Liberation Serif"/>
+                <w:b w:val="0"/>
+                <w:bCs w:val="0"/>
+                <w:sz w:val="28"/>
+                <w:szCs w:val="28"/>
+                <w:highlight w:val="none"/>
+                <w:lang w:val="ru-RU"/>
+              </w:rPr>
+            </w:r>
+          </w:p>
+        </w:tc>
+        <w:tc>
+          <w:tcPr>
+            <w:tcBorders/>
+            <w:tcW w:w="4680" w:type="dxa"/>
+          </w:tcPr>
+          <w:p>
+            <w:pPr>
+              <w:pBdr/>
+              <w:shd w:val="nil" w:color="000000"/>
+              <w:spacing/>
+              <w:ind/>
+              <w:rPr>
+                <w:rFonts w:ascii="Liberation Serif" w:hAnsi="Liberation Serif" w:eastAsia="Liberation Serif" w:cs="Liberation Serif"/>
+                <w:b w:val="0"/>
+                <w:bCs w:val="0"/>
+                <w:sz w:val="28"/>
+                <w:szCs w:val="28"/>
+                <w:highlight w:val="none"/>
+                <w:lang w:val="ru-RU" w:bidi="ru-RU"/>
+              </w:rPr>
+            </w:pPr>
+            <w:r>
+              <w:rPr>
+                <w:rFonts w:ascii="Liberation Serif" w:hAnsi="Liberation Serif" w:eastAsia="Liberation Serif" w:cs="Liberation Serif"/>
+                <w:b w:val="0"/>
+                <w:bCs w:val="0"/>
+                <w:sz w:val="28"/>
+                <w:szCs w:val="28"/>
+                <w:highlight w:val="none"/>
+                <w:lang w:val="ru-RU" w:bidi="ru-RU"/>
+              </w:rPr>
+              <w:t xml:space="preserve">Поток</w:t>
+            </w:r>
+            <w:r>
+              <w:rPr>
+                <w:rFonts w:ascii="Liberation Serif" w:hAnsi="Liberation Serif" w:eastAsia="Liberation Serif" w:cs="Liberation Serif"/>
+                <w:b w:val="0"/>
+                <w:bCs w:val="0"/>
+                <w:sz w:val="28"/>
+                <w:szCs w:val="28"/>
+                <w:highlight w:val="none"/>
+                <w:lang w:val="ru-RU"/>
+              </w:rPr>
+            </w:r>
+          </w:p>
+        </w:tc>
+      </w:tr>
+      <w:tr>
+        <w:trPr/>
+        <w:tc>
+          <w:tcPr>
+            <w:tcBorders/>
+            <w:tcW w:w="4680" w:type="dxa"/>
+          </w:tcPr>
+          <w:p>
+            <w:pPr>
+              <w:pBdr/>
+              <w:shd w:val="nil" w:color="000000"/>
+              <w:spacing/>
+              <w:ind/>
+              <w:rPr>
+                <w:rFonts w:ascii="Liberation Serif" w:hAnsi="Liberation Serif" w:eastAsia="Liberation Serif" w:cs="Liberation Serif"/>
+                <w:b w:val="0"/>
+                <w:bCs w:val="0"/>
+                <w:sz w:val="28"/>
+                <w:szCs w:val="28"/>
+                <w:highlight w:val="none"/>
+                <w:lang w:val="ru-RU" w:bidi="ru-RU"/>
+              </w:rPr>
+            </w:pPr>
+            <w:r>
+              <w:rPr>
+                <w:rFonts w:ascii="Liberation Serif" w:hAnsi="Liberation Serif" w:eastAsia="Liberation Serif" w:cs="Liberation Serif"/>
+                <w:b w:val="0"/>
+                <w:bCs w:val="0"/>
+                <w:sz w:val="28"/>
+                <w:szCs w:val="28"/>
+                <w:highlight w:val="none"/>
+                <w:lang w:val="ru-RU" w:bidi="ru-RU"/>
+              </w:rPr>
+              <w:t xml:space="preserve">имеет собственное адресное пространство</w:t>
+            </w:r>
+            <w:r>
+              <w:rPr>
+                <w:rFonts w:ascii="Liberation Serif" w:hAnsi="Liberation Serif" w:eastAsia="Liberation Serif" w:cs="Liberation Serif"/>
+                <w:b w:val="0"/>
+                <w:bCs w:val="0"/>
+                <w:sz w:val="28"/>
+                <w:szCs w:val="28"/>
+                <w:highlight w:val="none"/>
+                <w:lang w:val="ru-RU"/>
+              </w:rPr>
+            </w:r>
+          </w:p>
+        </w:tc>
+        <w:tc>
+          <w:tcPr>
+            <w:tcBorders/>
+            <w:tcW w:w="4680" w:type="dxa"/>
+          </w:tcPr>
+          <w:p>
+            <w:pPr>
+              <w:pBdr/>
+              <w:shd w:val="nil" w:color="000000"/>
+              <w:spacing/>
+              <w:ind/>
+              <w:rPr>
+                <w:rFonts w:ascii="Liberation Serif" w:hAnsi="Liberation Serif" w:eastAsia="Liberation Serif" w:cs="Liberation Serif"/>
+                <w:b w:val="0"/>
+                <w:bCs w:val="0"/>
+                <w:sz w:val="28"/>
+                <w:szCs w:val="28"/>
+                <w:highlight w:val="none"/>
+                <w:lang w:val="ru-RU" w:bidi="ru-RU"/>
+              </w:rPr>
+            </w:pPr>
+            <w:r>
+              <w:rPr>
+                <w:rFonts w:ascii="Liberation Serif" w:hAnsi="Liberation Serif" w:eastAsia="Liberation Serif" w:cs="Liberation Serif"/>
+                <w:b w:val="0"/>
+                <w:bCs w:val="0"/>
+                <w:sz w:val="28"/>
+                <w:szCs w:val="28"/>
+                <w:highlight w:val="none"/>
+                <w:lang w:val="ru-RU" w:bidi="ru-RU"/>
+              </w:rPr>
+              <w:t xml:space="preserve">разделяют адресное пространство процесса, который их создал</w:t>
+            </w:r>
+            <w:r>
+              <w:rPr>
+                <w:rFonts w:ascii="Liberation Serif" w:hAnsi="Liberation Serif" w:eastAsia="Liberation Serif" w:cs="Liberation Serif"/>
+                <w:b w:val="0"/>
+                <w:bCs w:val="0"/>
+                <w:sz w:val="28"/>
+                <w:szCs w:val="28"/>
+                <w:highlight w:val="none"/>
+                <w:lang w:val="ru-RU"/>
+              </w:rPr>
+            </w:r>
+          </w:p>
+        </w:tc>
+      </w:tr>
+      <w:tr>
+        <w:trPr/>
+        <w:tc>
+          <w:tcPr>
+            <w:tcBorders/>
+            <w:tcW w:w="4680" w:type="dxa"/>
+          </w:tcPr>
+          <w:p>
+            <w:pPr>
+              <w:pBdr/>
+              <w:shd w:val="nil" w:color="000000"/>
+              <w:spacing/>
+              <w:ind/>
+              <w:rPr>
+                <w:rFonts w:ascii="Liberation Serif" w:hAnsi="Liberation Serif" w:eastAsia="Liberation Serif" w:cs="Liberation Serif"/>
+                <w:b w:val="0"/>
+                <w:bCs w:val="0"/>
+                <w:sz w:val="28"/>
+                <w:szCs w:val="28"/>
+                <w:highlight w:val="none"/>
+                <w:lang w:val="ru-RU" w:bidi="ru-RU"/>
+              </w:rPr>
+            </w:pPr>
+            <w:r>
+              <w:rPr>
+                <w:rFonts w:ascii="Liberation Serif" w:hAnsi="Liberation Serif" w:eastAsia="Liberation Serif" w:cs="Liberation Serif"/>
+                <w:b w:val="0"/>
+                <w:bCs w:val="0"/>
+                <w:sz w:val="28"/>
+                <w:szCs w:val="28"/>
+                <w:highlight w:val="none"/>
+                <w:lang w:val="ru-RU" w:bidi="ru-RU"/>
+              </w:rPr>
+              <w:t xml:space="preserve">имеет собственную копию раздела данных родительского процесса</w:t>
+            </w:r>
+            <w:r>
+              <w:rPr>
+                <w:rFonts w:ascii="Liberation Serif" w:hAnsi="Liberation Serif" w:eastAsia="Liberation Serif" w:cs="Liberation Serif"/>
+                <w:b w:val="0"/>
+                <w:bCs w:val="0"/>
+                <w:sz w:val="28"/>
+                <w:szCs w:val="28"/>
+                <w:highlight w:val="none"/>
+                <w:lang w:val="ru-RU"/>
+              </w:rPr>
+            </w:r>
+          </w:p>
+        </w:tc>
+        <w:tc>
+          <w:tcPr>
+            <w:tcBorders/>
+            <w:tcW w:w="4680" w:type="dxa"/>
+          </w:tcPr>
+          <w:p>
+            <w:pPr>
+              <w:pBdr/>
+              <w:shd w:val="nil" w:color="000000"/>
+              <w:spacing/>
+              <w:ind/>
+              <w:rPr>
+                <w:rFonts w:ascii="Liberation Serif" w:hAnsi="Liberation Serif" w:eastAsia="Liberation Serif" w:cs="Liberation Serif"/>
+                <w:b w:val="0"/>
+                <w:bCs w:val="0"/>
+                <w:sz w:val="28"/>
+                <w:szCs w:val="28"/>
+                <w:highlight w:val="none"/>
+                <w:lang w:val="ru-RU" w:bidi="ru-RU"/>
+              </w:rPr>
+            </w:pPr>
+            <w:r>
+              <w:rPr>
+                <w:rFonts w:ascii="Liberation Serif" w:hAnsi="Liberation Serif" w:eastAsia="Liberation Serif" w:cs="Liberation Serif"/>
+                <w:b w:val="0"/>
+                <w:bCs w:val="0"/>
+                <w:sz w:val="28"/>
+                <w:szCs w:val="28"/>
+                <w:highlight w:val="none"/>
+                <w:lang w:val="ru-RU" w:bidi="ru-RU"/>
+              </w:rPr>
+              <w:t xml:space="preserve">имеют прямой доступ к разделу данных своего процесса</w:t>
+            </w:r>
+            <w:r>
+              <w:rPr>
+                <w:rFonts w:ascii="Liberation Serif" w:hAnsi="Liberation Serif" w:eastAsia="Liberation Serif" w:cs="Liberation Serif"/>
+                <w:b w:val="0"/>
+                <w:bCs w:val="0"/>
+                <w:sz w:val="28"/>
+                <w:szCs w:val="28"/>
+                <w:highlight w:val="none"/>
+                <w:lang w:val="ru-RU"/>
+              </w:rPr>
+            </w:r>
+          </w:p>
+        </w:tc>
+      </w:tr>
+      <w:tr>
+        <w:trPr/>
+        <w:tc>
+          <w:tcPr>
+            <w:tcBorders/>
+            <w:tcW w:w="4680" w:type="dxa"/>
+          </w:tcPr>
+          <w:p>
+            <w:pPr>
+              <w:pBdr/>
+              <w:shd w:val="nil" w:color="000000"/>
+              <w:spacing/>
+              <w:ind/>
+              <w:rPr>
+                <w:rFonts w:ascii="Liberation Serif" w:hAnsi="Liberation Serif" w:eastAsia="Liberation Serif" w:cs="Liberation Serif"/>
+                <w:b w:val="0"/>
+                <w:bCs w:val="0"/>
+                <w:sz w:val="28"/>
+                <w:szCs w:val="28"/>
+                <w:highlight w:val="none"/>
+                <w:lang w:val="ru-RU" w:bidi="ru-RU"/>
+              </w:rPr>
+            </w:pPr>
+            <w:r>
+              <w:rPr>
+                <w:rFonts w:ascii="Liberation Serif" w:hAnsi="Liberation Serif" w:eastAsia="Liberation Serif" w:cs="Liberation Serif"/>
+                <w:b w:val="0"/>
+                <w:bCs w:val="0"/>
+                <w:sz w:val="28"/>
+                <w:szCs w:val="28"/>
+                <w:highlight w:val="none"/>
+                <w:lang w:val="ru-RU" w:bidi="ru-RU"/>
+              </w:rPr>
+              <w:t xml:space="preserve">должны использовать специальный механизм межпроцессорного взаимодействия для связи с братским процессом</w:t>
+            </w:r>
+            <w:r>
+              <w:rPr>
+                <w:rFonts w:ascii="Liberation Serif" w:hAnsi="Liberation Serif" w:eastAsia="Liberation Serif" w:cs="Liberation Serif"/>
+                <w:b w:val="0"/>
+                <w:bCs w:val="0"/>
+                <w:sz w:val="28"/>
+                <w:szCs w:val="28"/>
+                <w:highlight w:val="none"/>
+                <w:lang w:val="ru-RU"/>
+              </w:rPr>
+            </w:r>
+          </w:p>
+        </w:tc>
+        <w:tc>
+          <w:tcPr>
+            <w:tcBorders/>
+            <w:tcW w:w="4680" w:type="dxa"/>
+          </w:tcPr>
+          <w:p>
+            <w:pPr>
+              <w:pBdr/>
+              <w:shd w:val="nil" w:color="000000"/>
+              <w:spacing/>
+              <w:ind/>
+              <w:rPr>
+                <w:rFonts w:ascii="Liberation Serif" w:hAnsi="Liberation Serif" w:eastAsia="Liberation Serif" w:cs="Liberation Serif"/>
+                <w:b w:val="0"/>
+                <w:bCs w:val="0"/>
+                <w:sz w:val="28"/>
+                <w:szCs w:val="28"/>
+                <w:highlight w:val="none"/>
+                <w:lang w:val="ru-RU" w:bidi="ru-RU"/>
+              </w:rPr>
+            </w:pPr>
+            <w:r>
+              <w:rPr>
+                <w:rFonts w:ascii="Liberation Serif" w:hAnsi="Liberation Serif" w:eastAsia="Liberation Serif" w:cs="Liberation Serif"/>
+                <w:b w:val="0"/>
+                <w:bCs w:val="0"/>
+                <w:sz w:val="28"/>
+                <w:szCs w:val="28"/>
+                <w:highlight w:val="none"/>
+                <w:lang w:val="ru-RU" w:bidi="ru-RU"/>
+              </w:rPr>
+              <w:t xml:space="preserve">могут напрямую взаимодействовать с потоками своего процесса</w:t>
+            </w:r>
+            <w:r>
+              <w:rPr>
+                <w:rFonts w:ascii="Liberation Serif" w:hAnsi="Liberation Serif" w:eastAsia="Liberation Serif" w:cs="Liberation Serif"/>
+                <w:b w:val="0"/>
+                <w:bCs w:val="0"/>
+                <w:sz w:val="28"/>
+                <w:szCs w:val="28"/>
+                <w:highlight w:val="none"/>
+                <w:lang w:val="ru-RU"/>
+              </w:rPr>
+            </w:r>
+          </w:p>
+        </w:tc>
+      </w:tr>
+      <w:tr>
+        <w:trPr/>
+        <w:tc>
+          <w:tcPr>
+            <w:tcBorders/>
+            <w:tcW w:w="4680" w:type="dxa"/>
+          </w:tcPr>
+          <w:p>
+            <w:pPr>
+              <w:pBdr/>
+              <w:shd w:val="nil" w:color="000000"/>
+              <w:spacing/>
+              <w:ind/>
+              <w:rPr>
+                <w:rFonts w:ascii="Liberation Serif" w:hAnsi="Liberation Serif" w:eastAsia="Liberation Serif" w:cs="Liberation Serif"/>
+                <w:b w:val="0"/>
+                <w:bCs w:val="0"/>
+                <w:sz w:val="28"/>
+                <w:szCs w:val="28"/>
+                <w:highlight w:val="none"/>
+                <w:lang w:val="ru-RU" w:bidi="ru-RU"/>
+              </w:rPr>
+            </w:pPr>
+            <w:r>
+              <w:rPr>
+                <w:rFonts w:ascii="Liberation Serif" w:hAnsi="Liberation Serif" w:eastAsia="Liberation Serif" w:cs="Liberation Serif"/>
+                <w:b w:val="0"/>
+                <w:bCs w:val="0"/>
+                <w:sz w:val="28"/>
+                <w:szCs w:val="28"/>
+                <w:highlight w:val="none"/>
+                <w:lang w:val="ru-RU" w:bidi="ru-RU"/>
+              </w:rPr>
+              <w:t xml:space="preserve">требуются значительные затраты системных ресурсов</w:t>
+            </w:r>
+            <w:r>
+              <w:rPr>
+                <w:rFonts w:ascii="Liberation Serif" w:hAnsi="Liberation Serif" w:eastAsia="Liberation Serif" w:cs="Liberation Serif"/>
+                <w:b w:val="0"/>
+                <w:bCs w:val="0"/>
+                <w:sz w:val="28"/>
+                <w:szCs w:val="28"/>
+                <w:highlight w:val="none"/>
+                <w:lang w:val="ru-RU"/>
+              </w:rPr>
+            </w:r>
+          </w:p>
+        </w:tc>
+        <w:tc>
+          <w:tcPr>
+            <w:tcBorders/>
+            <w:tcW w:w="4680" w:type="dxa"/>
+          </w:tcPr>
+          <w:p>
+            <w:pPr>
+              <w:pBdr/>
+              <w:shd w:val="nil" w:color="000000"/>
+              <w:spacing/>
+              <w:ind/>
+              <w:rPr>
+                <w:rFonts w:ascii="Liberation Serif" w:hAnsi="Liberation Serif" w:eastAsia="Liberation Serif" w:cs="Liberation Serif"/>
+                <w:b w:val="0"/>
+                <w:bCs w:val="0"/>
+                <w:sz w:val="28"/>
+                <w:szCs w:val="28"/>
+                <w:highlight w:val="none"/>
+                <w:lang w:val="ru-RU" w:bidi="ru-RU"/>
+              </w:rPr>
+            </w:pPr>
+            <w:r>
+              <w:rPr>
+                <w:rFonts w:ascii="Liberation Serif" w:hAnsi="Liberation Serif" w:eastAsia="Liberation Serif" w:cs="Liberation Serif"/>
+                <w:b w:val="0"/>
+                <w:bCs w:val="0"/>
+                <w:sz w:val="28"/>
+                <w:szCs w:val="28"/>
+                <w:highlight w:val="none"/>
+                <w:lang w:val="ru-RU" w:bidi="ru-RU"/>
+              </w:rPr>
+              <w:t xml:space="preserve">в некоторых случаях почти не требуется системных затрат</w:t>
+            </w:r>
+            <w:r>
+              <w:rPr>
+                <w:rFonts w:ascii="Liberation Serif" w:hAnsi="Liberation Serif" w:eastAsia="Liberation Serif" w:cs="Liberation Serif"/>
+                <w:b w:val="0"/>
+                <w:bCs w:val="0"/>
+                <w:sz w:val="28"/>
+                <w:szCs w:val="28"/>
+                <w:highlight w:val="none"/>
+                <w:lang w:val="ru-RU"/>
+              </w:rPr>
+            </w:r>
+          </w:p>
+        </w:tc>
+      </w:tr>
+      <w:tr>
+        <w:trPr/>
+        <w:tc>
+          <w:tcPr>
+            <w:tcBorders/>
+            <w:tcW w:w="4680" w:type="dxa"/>
+          </w:tcPr>
+          <w:p>
+            <w:pPr>
+              <w:pBdr/>
+              <w:shd w:val="nil" w:color="000000"/>
+              <w:spacing/>
+              <w:ind/>
+              <w:rPr>
+                <w:rFonts w:ascii="Liberation Serif" w:hAnsi="Liberation Serif" w:eastAsia="Liberation Serif" w:cs="Liberation Serif"/>
+                <w:b w:val="0"/>
+                <w:bCs w:val="0"/>
+                <w:sz w:val="28"/>
+                <w:szCs w:val="28"/>
+                <w:highlight w:val="none"/>
+                <w:lang w:val="ru-RU" w:bidi="ru-RU"/>
+              </w:rPr>
+            </w:pPr>
+            <w:r>
+              <w:rPr>
+                <w:rFonts w:ascii="Liberation Serif" w:hAnsi="Liberation Serif" w:eastAsia="Liberation Serif" w:cs="Liberation Serif"/>
+                <w:b w:val="0"/>
+                <w:bCs w:val="0"/>
+                <w:sz w:val="28"/>
+                <w:szCs w:val="28"/>
+                <w:highlight w:val="none"/>
+                <w:lang w:val="ru-RU" w:bidi="ru-RU"/>
+              </w:rPr>
+              <w:t xml:space="preserve">новые процессы требуют дублирования родительского процесса</w:t>
+            </w:r>
+            <w:r>
+              <w:rPr>
+                <w:rFonts w:ascii="Liberation Serif" w:hAnsi="Liberation Serif" w:eastAsia="Liberation Serif" w:cs="Liberation Serif"/>
+                <w:b w:val="0"/>
+                <w:bCs w:val="0"/>
+                <w:sz w:val="28"/>
+                <w:szCs w:val="28"/>
+                <w:highlight w:val="none"/>
+                <w:lang w:val="ru-RU"/>
+              </w:rPr>
+            </w:r>
+          </w:p>
+        </w:tc>
+        <w:tc>
+          <w:tcPr>
+            <w:tcBorders/>
+            <w:tcW w:w="4680" w:type="dxa"/>
+          </w:tcPr>
+          <w:p>
+            <w:pPr>
+              <w:pBdr/>
+              <w:shd w:val="nil" w:color="000000"/>
+              <w:spacing/>
+              <w:ind/>
+              <w:rPr>
+                <w:rFonts w:ascii="Liberation Serif" w:hAnsi="Liberation Serif" w:eastAsia="Liberation Serif" w:cs="Liberation Serif"/>
+                <w:b w:val="0"/>
+                <w:bCs w:val="0"/>
+                <w:sz w:val="28"/>
+                <w:szCs w:val="28"/>
+                <w:highlight w:val="none"/>
+                <w:lang w:val="ru-RU" w:bidi="ru-RU"/>
+              </w:rPr>
+            </w:pPr>
+            <w:r>
+              <w:rPr>
+                <w:rFonts w:ascii="Liberation Serif" w:hAnsi="Liberation Serif" w:eastAsia="Liberation Serif" w:cs="Liberation Serif"/>
+                <w:b w:val="0"/>
+                <w:bCs w:val="0"/>
+                <w:sz w:val="28"/>
+                <w:szCs w:val="28"/>
+                <w:highlight w:val="none"/>
+                <w:lang w:val="ru-RU" w:bidi="ru-RU"/>
+              </w:rPr>
+              <w:t xml:space="preserve">не требуют дублирования</w:t>
+            </w:r>
+            <w:r>
+              <w:rPr>
+                <w:rFonts w:ascii="Liberation Serif" w:hAnsi="Liberation Serif" w:eastAsia="Liberation Serif" w:cs="Liberation Serif"/>
+                <w:b w:val="0"/>
+                <w:bCs w:val="0"/>
+                <w:sz w:val="28"/>
+                <w:szCs w:val="28"/>
+                <w:highlight w:val="none"/>
+                <w:lang w:val="ru-RU"/>
+              </w:rPr>
+            </w:r>
+          </w:p>
+        </w:tc>
+      </w:tr>
+      <w:tr>
+        <w:trPr/>
+        <w:tc>
+          <w:tcPr>
+            <w:tcBorders/>
+            <w:tcW w:w="4680" w:type="dxa"/>
+          </w:tcPr>
+          <w:p>
+            <w:pPr>
+              <w:pBdr/>
+              <w:shd w:val="nil" w:color="000000"/>
+              <w:spacing/>
+              <w:ind/>
+              <w:rPr>
+                <w:rFonts w:ascii="Liberation Serif" w:hAnsi="Liberation Serif" w:eastAsia="Liberation Serif" w:cs="Liberation Serif"/>
+                <w:b w:val="0"/>
+                <w:bCs w:val="0"/>
+                <w:sz w:val="28"/>
+                <w:szCs w:val="28"/>
+                <w:highlight w:val="none"/>
+                <w:lang w:val="ru-RU" w:bidi="ru-RU"/>
+              </w:rPr>
+            </w:pPr>
+            <w:r>
+              <w:rPr>
+                <w:rFonts w:ascii="Liberation Serif" w:hAnsi="Liberation Serif" w:eastAsia="Liberation Serif" w:cs="Liberation Serif"/>
+                <w:b w:val="0"/>
+                <w:bCs w:val="0"/>
+                <w:sz w:val="28"/>
+                <w:szCs w:val="28"/>
+                <w:highlight w:val="none"/>
+                <w:lang w:val="ru-RU" w:bidi="ru-RU"/>
+              </w:rPr>
+              <w:t xml:space="preserve">управляют только сыновними процессами</w:t>
+            </w:r>
+            <w:r>
+              <w:rPr>
+                <w:rFonts w:ascii="Liberation Serif" w:hAnsi="Liberation Serif" w:eastAsia="Liberation Serif" w:cs="Liberation Serif"/>
+                <w:b w:val="0"/>
+                <w:bCs w:val="0"/>
+                <w:sz w:val="28"/>
+                <w:szCs w:val="28"/>
+                <w:highlight w:val="none"/>
+                <w:lang w:val="ru-RU"/>
+              </w:rPr>
+            </w:r>
+          </w:p>
+        </w:tc>
+        <w:tc>
+          <w:tcPr>
+            <w:tcBorders/>
+            <w:tcW w:w="4680" w:type="dxa"/>
+          </w:tcPr>
+          <w:p>
+            <w:pPr>
+              <w:pBdr/>
+              <w:shd w:val="nil" w:color="000000"/>
+              <w:spacing/>
+              <w:ind/>
+              <w:rPr>
+                <w:rFonts w:ascii="Liberation Serif" w:hAnsi="Liberation Serif" w:eastAsia="Liberation Serif" w:cs="Liberation Serif"/>
+                <w:b w:val="0"/>
+                <w:bCs w:val="0"/>
+                <w:sz w:val="28"/>
+                <w:szCs w:val="28"/>
+                <w:highlight w:val="none"/>
+                <w:lang w:val="ru-RU" w:bidi="ru-RU"/>
+              </w:rPr>
+            </w:pPr>
+            <w:r>
+              <w:rPr>
+                <w:rFonts w:ascii="Liberation Serif" w:hAnsi="Liberation Serif" w:eastAsia="Liberation Serif" w:cs="Liberation Serif"/>
+                <w:b w:val="0"/>
+                <w:bCs w:val="0"/>
+                <w:sz w:val="28"/>
+                <w:szCs w:val="28"/>
+                <w:highlight w:val="none"/>
+                <w:lang w:val="ru-RU" w:bidi="ru-RU"/>
+              </w:rPr>
+              <w:t xml:space="preserve">управляют потоками того же процесса</w:t>
+            </w:r>
+            <w:r>
+              <w:rPr>
+                <w:rFonts w:ascii="Liberation Serif" w:hAnsi="Liberation Serif" w:eastAsia="Liberation Serif" w:cs="Liberation Serif"/>
+                <w:b w:val="0"/>
+                <w:bCs w:val="0"/>
+                <w:sz w:val="28"/>
+                <w:szCs w:val="28"/>
+                <w:highlight w:val="none"/>
+                <w:lang w:val="ru-RU" w:bidi="ru-RU"/>
+              </w:rPr>
+            </w:r>
+            <w:r>
+              <w:rPr>
+                <w:rFonts w:ascii="Liberation Serif" w:hAnsi="Liberation Serif" w:eastAsia="Liberation Serif" w:cs="Liberation Serif"/>
+                <w:b w:val="0"/>
+                <w:bCs w:val="0"/>
+                <w:sz w:val="28"/>
+                <w:szCs w:val="28"/>
+                <w:highlight w:val="none"/>
+                <w:lang w:val="ru-RU" w:bidi="ru-RU"/>
+              </w:rPr>
+            </w:r>
+            <w:r>
+              <w:rPr>
+                <w:rFonts w:ascii="Liberation Serif" w:hAnsi="Liberation Serif" w:eastAsia="Liberation Serif" w:cs="Liberation Serif"/>
+                <w:b w:val="0"/>
+                <w:bCs w:val="0"/>
+                <w:sz w:val="28"/>
+                <w:szCs w:val="28"/>
+                <w:highlight w:val="none"/>
+                <w:lang w:val="ru-RU" w:bidi="ru-RU"/>
+              </w:rPr>
+            </w:r>
+            <w:r>
+              <w:rPr>
+                <w:rFonts w:ascii="Liberation Serif" w:hAnsi="Liberation Serif" w:eastAsia="Liberation Serif" w:cs="Liberation Serif"/>
+                <w:b w:val="0"/>
+                <w:bCs w:val="0"/>
+                <w:sz w:val="28"/>
+                <w:szCs w:val="28"/>
+                <w:highlight w:val="none"/>
+                <w:lang w:val="ru-RU" w:bidi="ru-RU"/>
+              </w:rPr>
+            </w:r>
+          </w:p>
+        </w:tc>
+      </w:tr>
+      <w:tr>
+        <w:trPr/>
+        <w:tc>
+          <w:tcPr>
+            <w:tcBorders/>
+            <w:tcW w:w="4680" w:type="dxa"/>
+          </w:tcPr>
+          <w:p>
+            <w:pPr>
+              <w:pBdr/>
+              <w:shd w:val="nil" w:color="000000"/>
+              <w:spacing/>
+              <w:ind/>
+              <w:rPr>
+                <w:rFonts w:ascii="Liberation Serif" w:hAnsi="Liberation Serif" w:eastAsia="Liberation Serif" w:cs="Liberation Serif"/>
+                <w:b w:val="0"/>
+                <w:bCs w:val="0"/>
+                <w:sz w:val="28"/>
+                <w:szCs w:val="28"/>
+                <w:highlight w:val="none"/>
+                <w:lang w:val="ru-RU" w:bidi="ru-RU"/>
+              </w:rPr>
+            </w:pPr>
+            <w:r>
+              <w:rPr>
+                <w:rFonts w:ascii="Liberation Serif" w:hAnsi="Liberation Serif" w:eastAsia="Liberation Serif" w:cs="Liberation Serif"/>
+                <w:b w:val="0"/>
+                <w:bCs w:val="0"/>
+                <w:sz w:val="28"/>
+                <w:szCs w:val="28"/>
+                <w:highlight w:val="none"/>
+                <w:lang w:val="ru-RU" w:bidi="ru-RU"/>
+              </w:rPr>
+              <w:t xml:space="preserve">изменения в родительском процессе не отражаются на сыновних процессах</w:t>
+            </w:r>
+            <w:r>
+              <w:rPr>
+                <w:rFonts w:ascii="Liberation Serif" w:hAnsi="Liberation Serif" w:eastAsia="Liberation Serif" w:cs="Liberation Serif"/>
+                <w:b w:val="0"/>
+                <w:bCs w:val="0"/>
+                <w:sz w:val="28"/>
+                <w:szCs w:val="28"/>
+                <w:highlight w:val="none"/>
+                <w:lang w:val="ru-RU"/>
+              </w:rPr>
+            </w:r>
+          </w:p>
+        </w:tc>
+        <w:tc>
+          <w:tcPr>
+            <w:tcBorders/>
+            <w:tcW w:w="4680" w:type="dxa"/>
+          </w:tcPr>
+          <w:p>
+            <w:pPr>
+              <w:pBdr/>
+              <w:shd w:val="nil" w:color="000000"/>
+              <w:spacing/>
+              <w:ind/>
+              <w:rPr>
+                <w:rFonts w:ascii="Liberation Serif" w:hAnsi="Liberation Serif" w:eastAsia="Liberation Serif" w:cs="Liberation Serif"/>
+                <w:b w:val="0"/>
+                <w:bCs w:val="0"/>
+                <w:sz w:val="28"/>
+                <w:szCs w:val="28"/>
+                <w:highlight w:val="none"/>
+                <w:lang w:val="ru-RU" w:bidi="ru-RU"/>
+              </w:rPr>
+            </w:pPr>
+            <w:r>
+              <w:rPr>
+                <w:rFonts w:ascii="Liberation Serif" w:hAnsi="Liberation Serif" w:eastAsia="Liberation Serif" w:cs="Liberation Serif"/>
+                <w:b w:val="0"/>
+                <w:bCs w:val="0"/>
+                <w:sz w:val="28"/>
+                <w:szCs w:val="28"/>
+                <w:highlight w:val="none"/>
+                <w:lang w:val="ru-RU" w:bidi="ru-RU"/>
+              </w:rPr>
+              <w:t xml:space="preserve">изменения в одном потоке могут влиять на другие потоки</w:t>
+            </w:r>
+            <w:r>
+              <w:rPr>
+                <w:rFonts w:ascii="Liberation Serif" w:hAnsi="Liberation Serif" w:eastAsia="Liberation Serif" w:cs="Liberation Serif"/>
+                <w:b w:val="0"/>
+                <w:bCs w:val="0"/>
+                <w:sz w:val="28"/>
+                <w:szCs w:val="28"/>
+                <w:highlight w:val="none"/>
+                <w:lang w:val="ru-RU"/>
+              </w:rPr>
+            </w:r>
+          </w:p>
+        </w:tc>
+      </w:tr>
+    </w:tbl>
+    <w:p>
+      <w:pPr>
+        <w:pBdr/>
+        <w:shd w:val="nil" w:color="000000"/>
+        <w:spacing/>
+        <w:ind/>
+        <w:rPr>
+          <w:rFonts w:ascii="Liberation Serif" w:hAnsi="Liberation Serif" w:eastAsia="Liberation Serif" w:cs="Liberation Serif"/>
+          <w:b w:val="0"/>
+          <w:bCs w:val="0"/>
+          <w:sz w:val="28"/>
+          <w:szCs w:val="28"/>
+          <w:highlight w:val="none"/>
+          <w:lang w:val="ru-RU" w:bidi="ru-RU"/>
+        </w:rPr>
+      </w:pPr>
+      <w:r>
+        <w:rPr>
+          <w:rFonts w:ascii="Liberation Serif" w:hAnsi="Liberation Serif" w:eastAsia="Liberation Serif" w:cs="Liberation Serif"/>
+          <w:b w:val="0"/>
+          <w:bCs w:val="0"/>
+          <w:sz w:val="28"/>
+          <w:szCs w:val="28"/>
+          <w:highlight w:val="none"/>
+          <w:lang w:val="ru-RU" w:bidi="ru-RU"/>
+        </w:rPr>
+      </w:r>
+      <w:r>
+        <w:rPr>
+          <w:rFonts w:ascii="Liberation Serif" w:hAnsi="Liberation Serif" w:eastAsia="Liberation Serif" w:cs="Liberation Serif"/>
+          <w:b w:val="0"/>
+          <w:bCs w:val="0"/>
+          <w:sz w:val="28"/>
+          <w:szCs w:val="28"/>
+          <w:highlight w:val="none"/>
+          <w:lang w:val="ru-RU" w:bidi="ru-RU"/>
+        </w:rPr>
+      </w:r>
+      <w:r>
+        <w:rPr>
+          <w:rFonts w:ascii="Liberation Serif" w:hAnsi="Liberation Serif" w:eastAsia="Liberation Serif" w:cs="Liberation Serif"/>
+          <w:b w:val="0"/>
+          <w:bCs w:val="0"/>
+          <w:sz w:val="28"/>
+          <w:szCs w:val="28"/>
+          <w:highlight w:val="none"/>
+          <w:lang w:val="ru-RU" w:bidi="ru-RU"/>
+        </w:rPr>
+      </w:r>
+    </w:p>
+    <w:p>
+      <w:pPr>
+        <w:pBdr/>
+        <w:shd w:val="nil" w:color="000000"/>
+        <w:spacing/>
+        <w:ind/>
+        <w:rPr>
+          <w:rFonts w:ascii="Liberation Serif" w:hAnsi="Liberation Serif" w:eastAsia="Liberation Serif" w:cs="Liberation Serif"/>
+          <w:b w:val="0"/>
+          <w:bCs w:val="0"/>
+          <w:sz w:val="28"/>
+          <w:szCs w:val="28"/>
+          <w:highlight w:val="none"/>
+          <w:lang w:val="ru-RU" w:bidi="ru-RU"/>
+        </w:rPr>
+      </w:pPr>
+      <w:r>
+        <w:rPr>
+          <w:rFonts w:ascii="Liberation Serif" w:hAnsi="Liberation Serif" w:eastAsia="Liberation Serif" w:cs="Liberation Serif"/>
+          <w:b w:val="0"/>
+          <w:bCs w:val="0"/>
+          <w:sz w:val="28"/>
+          <w:szCs w:val="28"/>
+          <w:highlight w:val="none"/>
+          <w:lang w:val="ru-RU" w:bidi="ru-RU"/>
+        </w:rPr>
+        <w:t xml:space="preserve">Потоки, управляющие другими потоками.</w:t>
+      </w:r>
+      <w:r>
+        <w:rPr>
+          <w:rFonts w:ascii="Liberation Serif" w:hAnsi="Liberation Serif" w:eastAsia="Liberation Serif" w:cs="Liberation Serif"/>
+          <w:b w:val="0"/>
+          <w:bCs w:val="0"/>
+          <w:sz w:val="28"/>
+          <w:szCs w:val="28"/>
+          <w:highlight w:val="none"/>
+          <w:lang w:val="ru-RU" w:bidi="ru-RU"/>
+        </w:rPr>
+      </w:r>
+    </w:p>
+    <w:p>
+      <w:pPr>
+        <w:pBdr/>
+        <w:shd w:val="nil" w:color="000000"/>
+        <w:spacing/>
+        <w:ind/>
+        <w:rPr>
+          <w:rFonts w:ascii="Liberation Serif" w:hAnsi="Liberation Serif" w:eastAsia="Liberation Serif" w:cs="Liberation Serif"/>
+          <w:b w:val="0"/>
+          <w:bCs w:val="0"/>
+          <w:sz w:val="28"/>
+          <w:szCs w:val="28"/>
+          <w:highlight w:val="none"/>
+          <w:lang w:val="ru-RU"/>
+        </w:rPr>
+      </w:pPr>
+      <w:r>
+        <w:rPr>
+          <w:rFonts w:ascii="Liberation Serif" w:hAnsi="Liberation Serif" w:eastAsia="Liberation Serif" w:cs="Liberation Serif"/>
+          <w:b w:val="0"/>
+          <w:bCs w:val="0"/>
+          <w:sz w:val="28"/>
+          <w:szCs w:val="28"/>
+          <w:highlight w:val="none"/>
+          <w:lang w:val="ru-RU" w:bidi="ru-RU"/>
+        </w:rPr>
+        <w:t xml:space="preserve">Потоки одного процесса считаются равноправными.</w:t>
+      </w:r>
+      <w:r>
+        <w:rPr>
+          <w:rFonts w:ascii="Liberation Serif" w:hAnsi="Liberation Serif" w:eastAsia="Liberation Serif" w:cs="Liberation Serif"/>
+          <w:b w:val="0"/>
+          <w:bCs w:val="0"/>
+          <w:sz w:val="28"/>
+          <w:szCs w:val="28"/>
+          <w:highlight w:val="none"/>
+          <w:lang w:val="ru-RU" w:bidi="ru-RU"/>
+        </w:rPr>
+        <w:t xml:space="preserve"> Любой поток, имеющий доступ к </w:t>
+      </w:r>
+      <w:r>
+        <w:rPr>
+          <w:rFonts w:ascii="Liberation Serif" w:hAnsi="Liberation Serif" w:eastAsia="Liberation Serif" w:cs="Liberation Serif"/>
+          <w:b w:val="0"/>
+          <w:bCs w:val="0"/>
+          <w:sz w:val="28"/>
+          <w:szCs w:val="28"/>
+          <w:highlight w:val="none"/>
+          <w:lang w:val="en-US"/>
+        </w:rPr>
+        <w:t xml:space="preserve">ID </w:t>
+      </w:r>
+      <w:r>
+        <w:rPr>
+          <w:rFonts w:ascii="Liberation Serif" w:hAnsi="Liberation Serif" w:eastAsia="Liberation Serif" w:cs="Liberation Serif"/>
+          <w:b w:val="0"/>
+          <w:bCs w:val="0"/>
+          <w:sz w:val="28"/>
+          <w:szCs w:val="28"/>
+          <w:highlight w:val="none"/>
+          <w:lang w:val="ru-RU"/>
+        </w:rPr>
+        <w:t xml:space="preserve">другого потока, может отменить, приостановить, возобновить действие другого потока или изменить его приоритет. Отмена основного потока приведёт к ликвидации процесса.</w:t>
+      </w:r>
+      <w:r>
+        <w:rPr>
+          <w:rFonts w:ascii="Liberation Serif" w:hAnsi="Liberation Serif" w:eastAsia="Liberation Serif" w:cs="Liberation Serif"/>
+          <w:b w:val="0"/>
+          <w:bCs w:val="0"/>
+          <w:sz w:val="28"/>
+          <w:szCs w:val="28"/>
+          <w:highlight w:val="none"/>
+          <w:lang w:val="ru-RU"/>
+        </w:rPr>
+      </w:r>
+    </w:p>
+    <w:p>
+      <w:pPr>
+        <w:pBdr/>
+        <w:shd w:val="nil" w:color="000000"/>
+        <w:spacing/>
+        <w:ind/>
+        <w:rPr>
+          <w:rFonts w:ascii="Liberation Serif" w:hAnsi="Liberation Serif" w:eastAsia="Liberation Serif" w:cs="Liberation Serif"/>
+          <w:b w:val="0"/>
+          <w:bCs w:val="0"/>
+          <w:sz w:val="28"/>
+          <w:szCs w:val="28"/>
+          <w:highlight w:val="none"/>
+          <w:lang w:val="ru-RU" w:bidi="ru-RU"/>
+        </w:rPr>
+      </w:pPr>
+      <w:r>
+        <w:rPr>
+          <w:rFonts w:ascii="Liberation Serif" w:hAnsi="Liberation Serif" w:eastAsia="Liberation Serif" w:cs="Liberation Serif"/>
+          <w:b w:val="0"/>
+          <w:bCs w:val="0"/>
+          <w:sz w:val="28"/>
+          <w:szCs w:val="28"/>
+          <w:highlight w:val="none"/>
+          <w:lang w:val="ru-RU" w:bidi="ru-RU"/>
+        </w:rPr>
+        <w:t xml:space="preserve">При изменении приоритета процесса все потоки процесса также должны изменить свои приоритеты.</w:t>
+      </w:r>
+      <w:r>
+        <w:rPr>
+          <w:rFonts w:ascii="Liberation Serif" w:hAnsi="Liberation Serif" w:eastAsia="Liberation Serif" w:cs="Liberation Serif"/>
+          <w:b w:val="0"/>
+          <w:bCs w:val="0"/>
+          <w:sz w:val="28"/>
+          <w:szCs w:val="28"/>
+          <w:highlight w:val="none"/>
+          <w:lang w:val="ru-RU" w:bidi="ru-RU"/>
+        </w:rPr>
+      </w:r>
+    </w:p>
+    <w:p>
+      <w:pPr>
+        <w:pBdr/>
+        <w:shd w:val="nil" w:color="000000"/>
+        <w:spacing/>
+        <w:ind/>
+        <w:rPr>
+          <w:rFonts w:ascii="Liberation Serif" w:hAnsi="Liberation Serif" w:eastAsia="Liberation Serif" w:cs="Liberation Serif"/>
+          <w:b w:val="0"/>
+          <w:bCs w:val="0"/>
+          <w:sz w:val="28"/>
+          <w:szCs w:val="28"/>
+          <w:highlight w:val="none"/>
+          <w:lang w:val="ru-RU" w:bidi="ru-RU"/>
+        </w:rPr>
+      </w:pPr>
+      <w:r>
+        <w:rPr>
+          <w:rFonts w:ascii="Liberation Serif" w:hAnsi="Liberation Serif" w:eastAsia="Liberation Serif" w:cs="Liberation Serif"/>
+          <w:b w:val="0"/>
+          <w:bCs w:val="0"/>
+          <w:sz w:val="28"/>
+          <w:szCs w:val="28"/>
+          <w:highlight w:val="none"/>
+          <w:lang w:val="ru-RU" w:bidi="ru-RU"/>
+        </w:rPr>
+        <w:t xml:space="preserve">Потоки имеют простую схему взаимодействия между собой.</w:t>
+      </w:r>
+      <w:r>
+        <w:rPr>
+          <w:rFonts w:ascii="Liberation Serif" w:hAnsi="Liberation Serif" w:eastAsia="Liberation Serif" w:cs="Liberation Serif"/>
+          <w:b w:val="0"/>
+          <w:bCs w:val="0"/>
+          <w:sz w:val="28"/>
+          <w:szCs w:val="28"/>
+          <w:highlight w:val="none"/>
+          <w:lang w:val="ru-RU" w:bidi="ru-RU"/>
+        </w:rPr>
+      </w:r>
+    </w:p>
+    <w:p>
+      <w:pPr>
+        <w:pBdr/>
+        <w:shd w:val="nil" w:color="000000"/>
+        <w:spacing/>
+        <w:ind/>
+        <w:rPr>
+          <w:rFonts w:ascii="Liberation Serif" w:hAnsi="Liberation Serif" w:eastAsia="Liberation Serif" w:cs="Liberation Serif"/>
+          <w:b w:val="0"/>
+          <w:bCs w:val="0"/>
+          <w:sz w:val="28"/>
+          <w:szCs w:val="28"/>
+          <w:highlight w:val="none"/>
+          <w:lang w:val="ru-RU" w:bidi="ru-RU"/>
+        </w:rPr>
+      </w:pPr>
+      <w:r>
+        <w:rPr>
+          <w:rFonts w:ascii="Liberation Serif" w:hAnsi="Liberation Serif" w:eastAsia="Liberation Serif" w:cs="Liberation Serif"/>
+          <w:b w:val="0"/>
+          <w:bCs w:val="0"/>
+          <w:sz w:val="28"/>
+          <w:szCs w:val="28"/>
+          <w:highlight w:val="none"/>
+          <w:lang w:val="ru-RU" w:bidi="ru-RU"/>
+        </w:rPr>
+        <w:t xml:space="preserve">Использование потоков позволяет упростить структуру приложения.</w:t>
+      </w:r>
+      <w:r>
+        <w:rPr>
+          <w:rFonts w:ascii="Liberation Serif" w:hAnsi="Liberation Serif" w:eastAsia="Liberation Serif" w:cs="Liberation Serif"/>
+          <w:b w:val="0"/>
+          <w:bCs w:val="0"/>
+          <w:sz w:val="28"/>
+          <w:szCs w:val="28"/>
+          <w:highlight w:val="none"/>
+          <w:lang w:val="ru-RU" w:bidi="ru-RU"/>
+        </w:rPr>
+      </w:r>
+    </w:p>
+    <w:p>
+      <w:pPr>
+        <w:pBdr/>
+        <w:shd w:val="nil" w:color="000000"/>
+        <w:spacing/>
+        <w:ind/>
+        <w:rPr>
+          <w:rFonts w:ascii="Liberation Serif" w:hAnsi="Liberation Serif" w:eastAsia="Liberation Serif" w:cs="Liberation Serif"/>
+          <w:b w:val="0"/>
+          <w:bCs w:val="0"/>
+          <w:sz w:val="28"/>
+          <w:szCs w:val="28"/>
+          <w:highlight w:val="none"/>
+          <w:lang w:val="ru-RU" w:bidi="ru-RU"/>
+        </w:rPr>
+      </w:pPr>
+      <w:r>
+        <w:rPr>
+          <w:rFonts w:ascii="Liberation Serif" w:hAnsi="Liberation Serif" w:eastAsia="Liberation Serif" w:cs="Liberation Serif"/>
+          <w:b w:val="0"/>
+          <w:bCs w:val="0"/>
+          <w:sz w:val="28"/>
+          <w:szCs w:val="28"/>
+          <w:highlight w:val="none"/>
+          <w:lang w:val="ru-RU" w:bidi="ru-RU"/>
+        </w:rPr>
+      </w:r>
+      <w:r>
+        <w:rPr>
+          <w:rFonts w:ascii="Liberation Serif" w:hAnsi="Liberation Serif" w:eastAsia="Liberation Serif" w:cs="Liberation Serif"/>
+          <w:b w:val="0"/>
+          <w:bCs w:val="0"/>
+          <w:sz w:val="28"/>
+          <w:szCs w:val="28"/>
+          <w:highlight w:val="none"/>
+          <w:lang w:val="ru-RU" w:bidi="ru-RU"/>
+        </w:rPr>
+      </w:r>
+      <w:r>
+        <w:rPr>
+          <w:rFonts w:ascii="Liberation Serif" w:hAnsi="Liberation Serif" w:eastAsia="Liberation Serif" w:cs="Liberation Serif"/>
+          <w:b w:val="0"/>
+          <w:bCs w:val="0"/>
+          <w:sz w:val="28"/>
+          <w:szCs w:val="28"/>
+          <w:highlight w:val="none"/>
+          <w:lang w:val="ru-RU" w:bidi="ru-RU"/>
+        </w:rPr>
+      </w:r>
+    </w:p>
+    <w:p>
+      <w:pPr>
+        <w:pBdr/>
+        <w:shd w:val="nil" w:color="000000"/>
+        <w:spacing/>
+        <w:ind/>
+        <w:rPr>
+          <w:rFonts w:ascii="Liberation Serif" w:hAnsi="Liberation Serif" w:eastAsia="Liberation Serif" w:cs="Liberation Serif"/>
+          <w:b w:val="0"/>
+          <w:bCs w:val="0"/>
+          <w:sz w:val="28"/>
+          <w:szCs w:val="28"/>
+          <w:highlight w:val="none"/>
+          <w:lang w:val="ru-RU" w:bidi="ru-RU"/>
+        </w:rPr>
+      </w:pPr>
+      <w:r>
+        <w:rPr>
+          <w:rFonts w:ascii="Liberation Serif" w:hAnsi="Liberation Serif" w:eastAsia="Liberation Serif" w:cs="Liberation Serif"/>
+          <w:b w:val="0"/>
+          <w:bCs w:val="0"/>
+          <w:sz w:val="28"/>
+          <w:szCs w:val="28"/>
+          <w:highlight w:val="none"/>
+          <w:lang w:val="ru-RU" w:bidi="ru-RU"/>
+        </w:rPr>
+      </w:r>
+      <w:r>
+        <w:rPr>
+          <w:rFonts w:ascii="Liberation Serif" w:hAnsi="Liberation Serif" w:eastAsia="Liberation Serif" w:cs="Liberation Serif"/>
+          <w:b w:val="0"/>
+          <w:bCs w:val="0"/>
+          <w:sz w:val="28"/>
+          <w:szCs w:val="28"/>
+          <w:highlight w:val="none"/>
+          <w:lang w:val="ru-RU" w:bidi="ru-RU"/>
+        </w:rPr>
+      </w:r>
+      <w:r>
+        <w:rPr>
+          <w:rFonts w:ascii="Liberation Serif" w:hAnsi="Liberation Serif" w:eastAsia="Liberation Serif" w:cs="Liberation Serif"/>
+          <w:b w:val="0"/>
+          <w:bCs w:val="0"/>
+          <w:sz w:val="28"/>
+          <w:szCs w:val="28"/>
+          <w:highlight w:val="none"/>
+          <w:lang w:val="ru-RU" w:bidi="ru-RU"/>
+        </w:rPr>
+      </w:r>
+    </w:p>
+    <w:p>
+      <w:pPr>
+        <w:pBdr/>
+        <w:shd w:val="nil" w:color="000000"/>
+        <w:spacing/>
+        <w:ind/>
+        <w:rPr>
+          <w:rFonts w:ascii="Liberation Serif" w:hAnsi="Liberation Serif" w:eastAsia="Liberation Serif" w:cs="Liberation Serif"/>
+          <w:b w:val="0"/>
+          <w:bCs w:val="0"/>
+          <w:sz w:val="28"/>
+          <w:szCs w:val="28"/>
+          <w:highlight w:val="none"/>
+          <w:lang w:val="ru-RU" w:bidi="ru-RU"/>
+        </w:rPr>
+      </w:pPr>
+      <w:r>
+        <w:rPr>
+          <w:rFonts w:ascii="Liberation Serif" w:hAnsi="Liberation Serif" w:eastAsia="Liberation Serif" w:cs="Liberation Serif"/>
+          <w:b w:val="0"/>
+          <w:bCs w:val="0"/>
+          <w:sz w:val="28"/>
+          <w:szCs w:val="28"/>
+          <w:highlight w:val="none"/>
+          <w:lang w:val="ru-RU" w:bidi="ru-RU"/>
+        </w:rPr>
+        <w:t xml:space="preserve">НЕДОСТАТКИ ИСПОЛЬЗОВАНИЯ ПОТОКОВ</w:t>
+      </w:r>
+      <w:r>
+        <w:rPr>
+          <w:rFonts w:ascii="Liberation Serif" w:hAnsi="Liberation Serif" w:eastAsia="Liberation Serif" w:cs="Liberation Serif"/>
+          <w:b w:val="0"/>
+          <w:bCs w:val="0"/>
+          <w:sz w:val="28"/>
+          <w:szCs w:val="28"/>
+          <w:highlight w:val="none"/>
+          <w:lang w:val="ru-RU" w:bidi="ru-RU"/>
+        </w:rPr>
+      </w:r>
+    </w:p>
+    <w:p>
+      <w:pPr>
+        <w:pBdr/>
+        <w:shd w:val="nil" w:color="000000"/>
+        <w:spacing/>
+        <w:ind/>
+        <w:rPr>
+          <w:rFonts w:ascii="Liberation Serif" w:hAnsi="Liberation Serif" w:eastAsia="Liberation Serif" w:cs="Liberation Serif"/>
+          <w:b w:val="0"/>
+          <w:bCs w:val="0"/>
+          <w:sz w:val="28"/>
+          <w:szCs w:val="28"/>
+          <w:highlight w:val="none"/>
+          <w:lang w:val="ru-RU" w:bidi="ru-RU"/>
+        </w:rPr>
+      </w:pPr>
+      <w:r>
+        <w:rPr>
+          <w:rFonts w:ascii="Liberation Serif" w:hAnsi="Liberation Serif" w:eastAsia="Liberation Serif" w:cs="Liberation Serif"/>
+          <w:b w:val="0"/>
+          <w:bCs w:val="0"/>
+          <w:sz w:val="28"/>
+          <w:szCs w:val="28"/>
+          <w:highlight w:val="none"/>
+          <w:lang w:val="ru-RU" w:bidi="ru-RU"/>
+        </w:rPr>
+        <w:t xml:space="preserve">Могут разрушить адресное пространство процесса</w:t>
+      </w:r>
+      <w:r>
+        <w:rPr>
+          <w:rFonts w:ascii="Liberation Serif" w:hAnsi="Liberation Serif" w:eastAsia="Liberation Serif" w:cs="Liberation Serif"/>
+          <w:b w:val="0"/>
+          <w:bCs w:val="0"/>
+          <w:sz w:val="28"/>
+          <w:szCs w:val="28"/>
+          <w:highlight w:val="none"/>
+          <w:lang w:val="ru-RU" w:bidi="ru-RU"/>
+        </w:rPr>
+      </w:r>
+    </w:p>
+    <w:p>
+      <w:pPr>
+        <w:pBdr/>
+        <w:shd w:val="nil" w:color="000000"/>
+        <w:spacing/>
+        <w:ind/>
+        <w:rPr>
+          <w:rFonts w:ascii="Liberation Serif" w:hAnsi="Liberation Serif" w:eastAsia="Liberation Serif" w:cs="Liberation Serif"/>
+          <w:b w:val="0"/>
+          <w:bCs w:val="0"/>
+          <w:sz w:val="28"/>
+          <w:szCs w:val="28"/>
+          <w:highlight w:val="none"/>
+          <w:lang w:val="ru-RU" w:bidi="ru-RU"/>
+        </w:rPr>
+      </w:pPr>
+      <w:r>
+        <w:rPr>
+          <w:rFonts w:ascii="Liberation Serif" w:hAnsi="Liberation Serif" w:eastAsia="Liberation Serif" w:cs="Liberation Serif"/>
+          <w:b w:val="0"/>
+          <w:bCs w:val="0"/>
+          <w:sz w:val="28"/>
+          <w:szCs w:val="28"/>
+          <w:highlight w:val="none"/>
+          <w:lang w:val="ru-RU" w:bidi="ru-RU"/>
+        </w:rPr>
+        <w:t xml:space="preserve">Один поток может ликвидировать всю программу</w:t>
+      </w:r>
+      <w:r>
+        <w:rPr>
+          <w:rFonts w:ascii="Liberation Serif" w:hAnsi="Liberation Serif" w:eastAsia="Liberation Serif" w:cs="Liberation Serif"/>
+          <w:b w:val="0"/>
+          <w:bCs w:val="0"/>
+          <w:sz w:val="28"/>
+          <w:szCs w:val="28"/>
+          <w:highlight w:val="none"/>
+          <w:lang w:val="ru-RU" w:bidi="ru-RU"/>
+        </w:rPr>
+      </w:r>
+    </w:p>
+    <w:p>
+      <w:pPr>
+        <w:pBdr/>
+        <w:shd w:val="nil" w:color="000000"/>
+        <w:spacing/>
+        <w:ind/>
+        <w:rPr>
+          <w:rFonts w:ascii="Liberation Serif" w:hAnsi="Liberation Serif" w:eastAsia="Liberation Serif" w:cs="Liberation Serif"/>
+          <w:b w:val="0"/>
+          <w:bCs w:val="0"/>
+          <w:sz w:val="28"/>
+          <w:szCs w:val="28"/>
+          <w:highlight w:val="none"/>
+          <w:lang w:val="ru-RU" w:bidi="ru-RU"/>
+        </w:rPr>
+      </w:pPr>
+      <w:r>
+        <w:rPr>
+          <w:rFonts w:ascii="Liberation Serif" w:hAnsi="Liberation Serif" w:eastAsia="Liberation Serif" w:cs="Liberation Serif"/>
+          <w:b w:val="0"/>
+          <w:bCs w:val="0"/>
+          <w:sz w:val="28"/>
+          <w:szCs w:val="28"/>
+          <w:highlight w:val="none"/>
+          <w:lang w:val="ru-RU" w:bidi="ru-RU"/>
+        </w:rPr>
+        <w:t xml:space="preserve">Потоки не могут многократно использоваться другими программами.</w:t>
+      </w:r>
+      <w:r>
+        <w:rPr>
+          <w:rFonts w:ascii="Liberation Serif" w:hAnsi="Liberation Serif" w:eastAsia="Liberation Serif" w:cs="Liberation Serif"/>
+          <w:b w:val="0"/>
+          <w:bCs w:val="0"/>
+          <w:sz w:val="28"/>
+          <w:szCs w:val="28"/>
+          <w:highlight w:val="none"/>
+          <w:lang w:val="ru-RU" w:bidi="ru-RU"/>
+        </w:rPr>
+      </w:r>
+    </w:p>
+    <w:p>
+      <w:pPr>
+        <w:pBdr/>
+        <w:shd w:val="nil" w:color="000000"/>
+        <w:spacing/>
+        <w:ind/>
+        <w:rPr>
+          <w:rFonts w:ascii="Liberation Serif" w:hAnsi="Liberation Serif" w:eastAsia="Liberation Serif" w:cs="Liberation Serif"/>
+          <w:b w:val="0"/>
+          <w:bCs w:val="0"/>
+          <w:sz w:val="28"/>
+          <w:szCs w:val="28"/>
+          <w:highlight w:val="none"/>
+          <w:lang w:val="ru-RU" w:bidi="ru-RU"/>
+        </w:rPr>
+      </w:pPr>
+      <w:r>
+        <w:rPr>
+          <w:rFonts w:ascii="Liberation Serif" w:hAnsi="Liberation Serif" w:eastAsia="Liberation Serif" w:cs="Liberation Serif"/>
+          <w:b w:val="0"/>
+          <w:bCs w:val="0"/>
+          <w:sz w:val="28"/>
+          <w:szCs w:val="28"/>
+          <w:highlight w:val="none"/>
+          <w:lang w:val="ru-RU" w:bidi="ru-RU"/>
+        </w:rPr>
+      </w:r>
+      <w:r>
+        <w:rPr>
+          <w:rFonts w:ascii="Liberation Serif" w:hAnsi="Liberation Serif" w:eastAsia="Liberation Serif" w:cs="Liberation Serif"/>
+          <w:b w:val="0"/>
+          <w:bCs w:val="0"/>
+          <w:sz w:val="28"/>
+          <w:szCs w:val="28"/>
+          <w:highlight w:val="none"/>
+          <w:lang w:val="ru-RU" w:bidi="ru-RU"/>
+        </w:rPr>
+      </w:r>
+      <w:r>
+        <w:rPr>
+          <w:rFonts w:ascii="Liberation Serif" w:hAnsi="Liberation Serif" w:eastAsia="Liberation Serif" w:cs="Liberation Serif"/>
+          <w:b w:val="0"/>
+          <w:bCs w:val="0"/>
+          <w:sz w:val="28"/>
+          <w:szCs w:val="28"/>
+          <w:highlight w:val="none"/>
+          <w:lang w:val="ru-RU" w:bidi="ru-RU"/>
+        </w:rPr>
+      </w:r>
+    </w:p>
+    <w:p>
+      <w:pPr>
+        <w:pBdr/>
+        <w:shd w:val="nil" w:color="000000"/>
+        <w:spacing/>
+        <w:ind/>
+        <w:rPr>
+          <w:rFonts w:ascii="Liberation Serif" w:hAnsi="Liberation Serif" w:eastAsia="Liberation Serif" w:cs="Liberation Serif"/>
+          <w:b w:val="0"/>
+          <w:bCs w:val="0"/>
+          <w:sz w:val="28"/>
+          <w:szCs w:val="28"/>
+          <w:highlight w:val="none"/>
+          <w:lang w:val="ru-RU" w:bidi="ru-RU"/>
+        </w:rPr>
+      </w:pPr>
+      <w:r>
+        <w:rPr>
+          <w:rFonts w:ascii="Liberation Serif" w:hAnsi="Liberation Serif" w:eastAsia="Liberation Serif" w:cs="Liberation Serif"/>
+          <w:b w:val="0"/>
+          <w:bCs w:val="0"/>
+          <w:sz w:val="28"/>
+          <w:szCs w:val="28"/>
+          <w:highlight w:val="none"/>
+          <w:lang w:val="ru-RU" w:bidi="ru-RU"/>
+        </w:rPr>
+        <w:t xml:space="preserve">Существуют 4 основных типа отношений синхронизации между любыми двумя потоками в одном процессе или между любыми двумя процессами в одном приложении.</w:t>
+      </w:r>
+      <w:r>
+        <w:rPr>
+          <w:rFonts w:ascii="Liberation Serif" w:hAnsi="Liberation Serif" w:eastAsia="Liberation Serif" w:cs="Liberation Serif"/>
+          <w:b w:val="0"/>
+          <w:bCs w:val="0"/>
+          <w:sz w:val="28"/>
+          <w:szCs w:val="28"/>
+          <w:highlight w:val="none"/>
+          <w:lang w:val="ru-RU" w:bidi="ru-RU"/>
+        </w:rPr>
+      </w:r>
+    </w:p>
+    <w:p>
+      <w:pPr>
+        <w:pBdr/>
+        <w:shd w:val="nil" w:color="000000"/>
+        <w:spacing/>
+        <w:ind/>
+        <w:rPr>
+          <w:rFonts w:ascii="Liberation Serif" w:hAnsi="Liberation Serif" w:eastAsia="Liberation Serif" w:cs="Liberation Serif"/>
+          <w:b w:val="0"/>
+          <w:bCs w:val="0"/>
+          <w:sz w:val="28"/>
+          <w:szCs w:val="28"/>
+          <w:highlight w:val="none"/>
+          <w:lang w:val="en-US"/>
+        </w:rPr>
+      </w:pPr>
+      <w:r>
+        <w:rPr>
+          <w:rFonts w:ascii="Liberation Serif" w:hAnsi="Liberation Serif" w:eastAsia="Liberation Serif" w:cs="Liberation Serif"/>
+          <w:b w:val="0"/>
+          <w:bCs w:val="0"/>
+          <w:sz w:val="28"/>
+          <w:szCs w:val="28"/>
+          <w:highlight w:val="none"/>
+          <w:lang w:val="ru-RU" w:bidi="ru-RU"/>
+        </w:rPr>
+        <w:t xml:space="preserve">1. </w:t>
+      </w:r>
+      <w:r>
+        <w:rPr>
+          <w:rFonts w:ascii="Liberation Serif" w:hAnsi="Liberation Serif" w:eastAsia="Liberation Serif" w:cs="Liberation Serif"/>
+          <w:b w:val="0"/>
+          <w:bCs w:val="0"/>
+          <w:sz w:val="28"/>
+          <w:szCs w:val="28"/>
+          <w:highlight w:val="none"/>
+          <w:lang w:val="en-US"/>
+        </w:rPr>
+        <w:t xml:space="preserve">START-START (SS).</w:t>
+      </w:r>
+      <w:r>
+        <w:rPr>
+          <w:rFonts w:ascii="Liberation Serif" w:hAnsi="Liberation Serif" w:eastAsia="Liberation Serif" w:cs="Liberation Serif"/>
+          <w:b w:val="0"/>
+          <w:bCs w:val="0"/>
+          <w:sz w:val="28"/>
+          <w:szCs w:val="28"/>
+          <w:highlight w:val="none"/>
+          <w:lang w:val="ru-RU" w:bidi="ru-RU"/>
+        </w:rPr>
+      </w:r>
+    </w:p>
+    <w:p>
+      <w:pPr>
+        <w:pBdr/>
+        <w:shd w:val="nil" w:color="000000"/>
+        <w:spacing/>
+        <w:ind/>
+        <w:rPr>
+          <w:rFonts w:ascii="Liberation Serif" w:hAnsi="Liberation Serif" w:eastAsia="Liberation Serif" w:cs="Liberation Serif"/>
+          <w:b w:val="0"/>
+          <w:bCs w:val="0"/>
+          <w:sz w:val="28"/>
+          <w:szCs w:val="28"/>
+          <w:highlight w:val="none"/>
+          <w:lang w:val="en-US"/>
+        </w:rPr>
+      </w:pPr>
+      <w:r>
+        <w:rPr>
+          <w:rFonts w:ascii="Liberation Serif" w:hAnsi="Liberation Serif" w:eastAsia="Liberation Serif" w:cs="Liberation Serif"/>
+          <w:b w:val="0"/>
+          <w:bCs w:val="0"/>
+          <w:sz w:val="28"/>
+          <w:szCs w:val="28"/>
+          <w:highlight w:val="none"/>
+          <w:lang w:val="en-US"/>
+        </w:rPr>
+        <w:t xml:space="preserve">2. FINISH-START (FS).</w:t>
+      </w:r>
+      <w:r>
+        <w:rPr>
+          <w:rFonts w:ascii="Liberation Serif" w:hAnsi="Liberation Serif" w:eastAsia="Liberation Serif" w:cs="Liberation Serif"/>
+          <w:b w:val="0"/>
+          <w:bCs w:val="0"/>
+          <w:sz w:val="28"/>
+          <w:szCs w:val="28"/>
+          <w:highlight w:val="none"/>
+          <w:lang w:val="ru-RU" w:bidi="ru-RU"/>
+        </w:rPr>
+      </w:r>
+    </w:p>
+    <w:p>
+      <w:pPr>
+        <w:pBdr/>
+        <w:shd w:val="nil" w:color="000000"/>
+        <w:spacing/>
+        <w:ind/>
+        <w:rPr>
+          <w:rFonts w:ascii="Liberation Serif" w:hAnsi="Liberation Serif" w:eastAsia="Liberation Serif" w:cs="Liberation Serif"/>
+          <w:b w:val="0"/>
+          <w:bCs w:val="0"/>
+          <w:sz w:val="28"/>
+          <w:szCs w:val="28"/>
+          <w:highlight w:val="none"/>
+          <w:lang w:val="en-US"/>
+        </w:rPr>
+      </w:pPr>
+      <w:r>
+        <w:rPr>
+          <w:rFonts w:ascii="Liberation Serif" w:hAnsi="Liberation Serif" w:eastAsia="Liberation Serif" w:cs="Liberation Serif"/>
+          <w:b w:val="0"/>
+          <w:bCs w:val="0"/>
+          <w:sz w:val="28"/>
+          <w:szCs w:val="28"/>
+          <w:highlight w:val="none"/>
+          <w:lang w:val="en-US"/>
+        </w:rPr>
+        <w:t xml:space="preserve">3. START-FINISH (SF).</w:t>
+      </w:r>
+      <w:r>
+        <w:rPr>
+          <w:rFonts w:ascii="Liberation Serif" w:hAnsi="Liberation Serif" w:eastAsia="Liberation Serif" w:cs="Liberation Serif"/>
+          <w:b w:val="0"/>
+          <w:bCs w:val="0"/>
+          <w:sz w:val="28"/>
+          <w:szCs w:val="28"/>
+          <w:highlight w:val="none"/>
+          <w:lang w:val="ru-RU" w:bidi="ru-RU"/>
+        </w:rPr>
+      </w:r>
+    </w:p>
+    <w:p>
+      <w:pPr>
+        <w:pBdr/>
+        <w:shd w:val="nil" w:color="000000"/>
+        <w:spacing/>
+        <w:ind/>
+        <w:rPr>
+          <w:rFonts w:ascii="Liberation Serif" w:hAnsi="Liberation Serif" w:eastAsia="Liberation Serif" w:cs="Liberation Serif"/>
+          <w:b w:val="0"/>
+          <w:bCs w:val="0"/>
+          <w:sz w:val="28"/>
+          <w:szCs w:val="28"/>
+          <w:highlight w:val="none"/>
+          <w:lang w:val="en-US"/>
+        </w:rPr>
+      </w:pPr>
+      <w:r>
+        <w:rPr>
+          <w:rFonts w:ascii="Liberation Serif" w:hAnsi="Liberation Serif" w:eastAsia="Liberation Serif" w:cs="Liberation Serif"/>
+          <w:b w:val="0"/>
+          <w:bCs w:val="0"/>
+          <w:sz w:val="28"/>
+          <w:szCs w:val="28"/>
+          <w:highlight w:val="none"/>
+          <w:lang w:val="en-US"/>
+        </w:rPr>
+        <w:t xml:space="preserve">4. FINISH-FINISH (FF).</w:t>
+      </w:r>
+      <w:r>
+        <w:rPr>
+          <w:rFonts w:ascii="Liberation Serif" w:hAnsi="Liberation Serif" w:eastAsia="Liberation Serif" w:cs="Liberation Serif"/>
+          <w:b w:val="0"/>
+          <w:bCs w:val="0"/>
+          <w:sz w:val="28"/>
+          <w:szCs w:val="28"/>
+          <w:highlight w:val="none"/>
+          <w:lang w:val="ru-RU" w:bidi="ru-RU"/>
+        </w:rPr>
+      </w:r>
+    </w:p>
+    <w:p>
+      <w:pPr>
+        <w:pBdr/>
+        <w:shd w:val="nil" w:color="000000"/>
+        <w:spacing/>
+        <w:ind/>
+        <w:rPr>
+          <w:rFonts w:ascii="Liberation Serif" w:hAnsi="Liberation Serif" w:eastAsia="Liberation Serif" w:cs="Liberation Serif"/>
+          <w:b w:val="0"/>
+          <w:bCs w:val="0"/>
+          <w:sz w:val="28"/>
+          <w:szCs w:val="28"/>
+          <w:highlight w:val="none"/>
+          <w:lang w:val="ru-RU" w:bidi="ru-RU"/>
+        </w:rPr>
+      </w:pPr>
+      <w:r>
+        <w:rPr>
+          <w:rFonts w:ascii="Liberation Serif" w:hAnsi="Liberation Serif" w:eastAsia="Liberation Serif" w:cs="Liberation Serif"/>
+          <w:b w:val="0"/>
+          <w:bCs w:val="0"/>
+          <w:sz w:val="28"/>
+          <w:szCs w:val="28"/>
+          <w:highlight w:val="none"/>
+          <w:lang w:val="ru-RU" w:bidi="ru-RU"/>
+        </w:rPr>
+      </w:r>
+      <w:r>
+        <w:rPr>
+          <w:rFonts w:ascii="Liberation Serif" w:hAnsi="Liberation Serif" w:eastAsia="Liberation Serif" w:cs="Liberation Serif"/>
+          <w:b w:val="0"/>
+          <w:bCs w:val="0"/>
+          <w:sz w:val="28"/>
+          <w:szCs w:val="28"/>
+          <w:highlight w:val="none"/>
+          <w:lang w:val="ru-RU" w:bidi="ru-RU"/>
+        </w:rPr>
+      </w:r>
+      <w:r>
+        <w:rPr>
+          <w:rFonts w:ascii="Liberation Serif" w:hAnsi="Liberation Serif" w:eastAsia="Liberation Serif" w:cs="Liberation Serif"/>
+          <w:b w:val="0"/>
+          <w:bCs w:val="0"/>
+          <w:sz w:val="28"/>
+          <w:szCs w:val="28"/>
+          <w:highlight w:val="none"/>
+          <w:lang w:val="ru-RU" w:bidi="ru-RU"/>
+        </w:rPr>
+      </w:r>
+    </w:p>
+    <w:p>
+      <w:pPr>
+        <w:pBdr/>
+        <w:shd w:val="nil" w:color="000000"/>
+        <w:spacing/>
+        <w:ind/>
+        <w:rPr>
+          <w:rFonts w:ascii="Liberation Serif" w:hAnsi="Liberation Serif" w:eastAsia="Liberation Serif" w:cs="Liberation Serif"/>
+          <w:b w:val="0"/>
+          <w:bCs w:val="0"/>
+          <w:sz w:val="28"/>
+          <w:szCs w:val="28"/>
+          <w:highlight w:val="none"/>
+          <w:lang w:val="ru-RU" w:bidi="ru-RU"/>
+        </w:rPr>
+      </w:pPr>
+      <w:r>
+        <w:rPr>
+          <w:rFonts w:ascii="Liberation Serif" w:hAnsi="Liberation Serif" w:eastAsia="Liberation Serif" w:cs="Liberation Serif"/>
+          <w:b w:val="0"/>
+          <w:bCs w:val="0"/>
+          <w:sz w:val="28"/>
+          <w:szCs w:val="28"/>
+          <w:highlight w:val="none"/>
+          <w:lang w:val="ru-RU" w:bidi="ru-RU"/>
+        </w:rPr>
+        <w:t xml:space="preserve">ГРАФОВЫЕ МОДЕЛИ ПРОГРАММ</w:t>
       </w:r>
       <w:r>
         <w:rPr>

--- a/theory/Конспекты/lection_lessons.docx
+++ b/theory/Конспекты/lection_lessons.docx
@@ -10555,6 +10555,7 @@
           <w:sz w:val="28"/>
           <w:szCs w:val="28"/>
           <w:highlight w:val="none"/>
+          <w:lang w:val="ru-RU"/>
         </w:rPr>
       </w:r>
       <w:r>
@@ -10814,6 +10815,7 @@
           <w:sz w:val="28"/>
           <w:szCs w:val="28"/>
           <w:highlight w:val="none"/>
+          <w:lang w:val="ru-RU" w:bidi="ru-RU"/>
         </w:rPr>
       </w:r>
       <w:r>
@@ -10922,6 +10924,7 @@
           <w:sz w:val="28"/>
           <w:szCs w:val="28"/>
           <w:highlight w:val="none"/>
+          <w:lang w:val="ru-RU" w:bidi="ru-RU"/>
         </w:rPr>
       </w:r>
       <w:r>
@@ -10972,6 +10975,7 @@
           <w:sz w:val="28"/>
           <w:szCs w:val="28"/>
           <w:highlight w:val="none"/>
+          <w:lang w:val="ru-RU" w:bidi="ru-RU"/>
         </w:rPr>
       </w:r>
       <w:r>
@@ -11022,6 +11026,7 @@
           <w:sz w:val="28"/>
           <w:szCs w:val="28"/>
           <w:highlight w:val="none"/>
+          <w:lang w:val="ru-RU" w:bidi="ru-RU"/>
         </w:rPr>
       </w:r>
       <w:r>
@@ -11072,6 +11077,7 @@
           <w:sz w:val="28"/>
           <w:szCs w:val="28"/>
           <w:highlight w:val="none"/>
+          <w:lang w:val="ru-RU" w:bidi="ru-RU"/>
         </w:rPr>
       </w:r>
       <w:r>
@@ -11204,6 +11210,7 @@
           <w:sz w:val="28"/>
           <w:szCs w:val="28"/>
           <w:highlight w:val="none"/>
+          <w:lang w:val="ru-RU" w:bidi="ru-RU"/>
         </w:rPr>
       </w:r>
       <w:r>
@@ -11252,7 +11259,6 @@
           <w:sz w:val="28"/>
           <w:szCs w:val="28"/>
           <w:highlight w:val="none"/>
-          <w:lang w:val="ru-RU" w:bidi="ru-RU"/>
         </w:rPr>
       </w:r>
       <w:r>
@@ -11405,6 +11411,17 @@
           <w:lang w:val="ru-RU"/>
         </w:rPr>
       </w:r>
+      <w:r>
+        <w:rPr>
+          <w:rFonts w:ascii="Liberation Serif" w:hAnsi="Liberation Serif" w:eastAsia="Liberation Serif" w:cs="Liberation Serif"/>
+          <w:b w:val="0"/>
+          <w:bCs w:val="0"/>
+          <w:sz w:val="28"/>
+          <w:szCs w:val="28"/>
+          <w:highlight w:val="none"/>
+          <w:lang w:val="ru-RU"/>
+        </w:rPr>
+      </w:r>
     </w:p>
     <w:p>
       <w:pPr>
@@ -11457,6 +11474,17 @@
           <w:lang w:val="ru-RU"/>
         </w:rPr>
       </w:r>
+      <w:r>
+        <w:rPr>
+          <w:rFonts w:ascii="Liberation Serif" w:hAnsi="Liberation Serif" w:eastAsia="Liberation Serif" w:cs="Liberation Serif"/>
+          <w:b w:val="0"/>
+          <w:bCs w:val="0"/>
+          <w:sz w:val="28"/>
+          <w:szCs w:val="28"/>
+          <w:highlight w:val="none"/>
+          <w:lang w:val="ru-RU" w:bidi="ru-RU"/>
+        </w:rPr>
+      </w:r>
     </w:p>
     <w:p>
       <w:pPr>
@@ -11511,6 +11539,17 @@
           <w:lang w:val="ru-RU"/>
         </w:rPr>
       </w:r>
+      <w:r>
+        <w:rPr>
+          <w:rFonts w:ascii="Liberation Serif" w:hAnsi="Liberation Serif" w:eastAsia="Liberation Serif" w:cs="Liberation Serif"/>
+          <w:b w:val="0"/>
+          <w:bCs w:val="0"/>
+          <w:sz w:val="28"/>
+          <w:szCs w:val="28"/>
+          <w:highlight w:val="none"/>
+          <w:lang w:val="ru-RU" w:bidi="ru-RU"/>
+        </w:rPr>
+      </w:r>
     </w:p>
     <w:p>
       <w:pPr>
@@ -11551,6 +11590,17 @@
           <w:lang w:val="ru-RU" w:bidi="ru-RU"/>
         </w:rPr>
       </w:r>
+      <w:r>
+        <w:rPr>
+          <w:rFonts w:ascii="Liberation Serif" w:hAnsi="Liberation Serif" w:eastAsia="Liberation Serif" w:cs="Liberation Serif"/>
+          <w:b w:val="0"/>
+          <w:bCs w:val="0"/>
+          <w:sz w:val="28"/>
+          <w:szCs w:val="28"/>
+          <w:highlight w:val="none"/>
+          <w:lang w:val="ru-RU" w:bidi="ru-RU"/>
+        </w:rPr>
+      </w:r>
     </w:p>
     <w:p>
       <w:pPr>
@@ -11779,6 +11829,17 @@
           <w:lang w:val="ru-RU" w:bidi="ru-RU"/>
         </w:rPr>
         <w:t xml:space="preserve">ОТЛИЧИЯ: </w:t>
+      </w:r>
+      <w:r>
+        <w:rPr>
+          <w:rFonts w:ascii="Liberation Serif" w:hAnsi="Liberation Serif" w:eastAsia="Liberation Serif" w:cs="Liberation Serif"/>
+          <w:b w:val="0"/>
+          <w:bCs w:val="0"/>
+          <w:sz w:val="28"/>
+          <w:szCs w:val="28"/>
+          <w:highlight w:val="none"/>
+          <w:lang w:val="ru-RU" w:bidi="ru-RU"/>
+        </w:rPr>
       </w:r>
       <w:r>
         <w:rPr>
@@ -11849,6 +11910,17 @@
                 <w:lang w:val="ru-RU"/>
               </w:rPr>
             </w:r>
+            <w:r>
+              <w:rPr>
+                <w:rFonts w:ascii="Liberation Serif" w:hAnsi="Liberation Serif" w:eastAsia="Liberation Serif" w:cs="Liberation Serif"/>
+                <w:b w:val="0"/>
+                <w:bCs w:val="0"/>
+                <w:sz w:val="28"/>
+                <w:szCs w:val="28"/>
+                <w:highlight w:val="none"/>
+                <w:lang w:val="ru-RU" w:bidi="ru-RU"/>
+              </w:rPr>
+            </w:r>
           </w:p>
         </w:tc>
         <w:tc>
@@ -11893,6 +11965,17 @@
                 <w:szCs w:val="28"/>
                 <w:highlight w:val="none"/>
                 <w:lang w:val="ru-RU"/>
+              </w:rPr>
+            </w:r>
+            <w:r>
+              <w:rPr>
+                <w:rFonts w:ascii="Liberation Serif" w:hAnsi="Liberation Serif" w:eastAsia="Liberation Serif" w:cs="Liberation Serif"/>
+                <w:b w:val="0"/>
+                <w:bCs w:val="0"/>
+                <w:sz w:val="28"/>
+                <w:szCs w:val="28"/>
+                <w:highlight w:val="none"/>
+                <w:lang w:val="ru-RU" w:bidi="ru-RU"/>
               </w:rPr>
             </w:r>
           </w:p>
@@ -11944,6 +12027,17 @@
                 <w:lang w:val="ru-RU"/>
               </w:rPr>
             </w:r>
+            <w:r>
+              <w:rPr>
+                <w:rFonts w:ascii="Liberation Serif" w:hAnsi="Liberation Serif" w:eastAsia="Liberation Serif" w:cs="Liberation Serif"/>
+                <w:b w:val="0"/>
+                <w:bCs w:val="0"/>
+                <w:sz w:val="28"/>
+                <w:szCs w:val="28"/>
+                <w:highlight w:val="none"/>
+                <w:lang w:val="ru-RU" w:bidi="ru-RU"/>
+              </w:rPr>
+            </w:r>
           </w:p>
         </w:tc>
         <w:tc>
@@ -11988,6 +12082,17 @@
                 <w:szCs w:val="28"/>
                 <w:highlight w:val="none"/>
                 <w:lang w:val="ru-RU"/>
+              </w:rPr>
+            </w:r>
+            <w:r>
+              <w:rPr>
+                <w:rFonts w:ascii="Liberation Serif" w:hAnsi="Liberation Serif" w:eastAsia="Liberation Serif" w:cs="Liberation Serif"/>
+                <w:b w:val="0"/>
+                <w:bCs w:val="0"/>
+                <w:sz w:val="28"/>
+                <w:szCs w:val="28"/>
+                <w:highlight w:val="none"/>
+                <w:lang w:val="ru-RU" w:bidi="ru-RU"/>
               </w:rPr>
             </w:r>
           </w:p>
@@ -12039,6 +12144,17 @@
                 <w:lang w:val="ru-RU"/>
               </w:rPr>
             </w:r>
+            <w:r>
+              <w:rPr>
+                <w:rFonts w:ascii="Liberation Serif" w:hAnsi="Liberation Serif" w:eastAsia="Liberation Serif" w:cs="Liberation Serif"/>
+                <w:b w:val="0"/>
+                <w:bCs w:val="0"/>
+                <w:sz w:val="28"/>
+                <w:szCs w:val="28"/>
+                <w:highlight w:val="none"/>
+                <w:lang w:val="ru-RU" w:bidi="ru-RU"/>
+              </w:rPr>
+            </w:r>
           </w:p>
         </w:tc>
         <w:tc>
@@ -12083,6 +12199,17 @@
                 <w:szCs w:val="28"/>
                 <w:highlight w:val="none"/>
                 <w:lang w:val="ru-RU"/>
+              </w:rPr>
+            </w:r>
+            <w:r>
+              <w:rPr>
+                <w:rFonts w:ascii="Liberation Serif" w:hAnsi="Liberation Serif" w:eastAsia="Liberation Serif" w:cs="Liberation Serif"/>
+                <w:b w:val="0"/>
+                <w:bCs w:val="0"/>
+                <w:sz w:val="28"/>
+                <w:szCs w:val="28"/>
+                <w:highlight w:val="none"/>
+                <w:lang w:val="ru-RU" w:bidi="ru-RU"/>
               </w:rPr>
             </w:r>
           </w:p>
@@ -12134,6 +12261,17 @@
                 <w:lang w:val="ru-RU"/>
               </w:rPr>
             </w:r>
+            <w:r>
+              <w:rPr>
+                <w:rFonts w:ascii="Liberation Serif" w:hAnsi="Liberation Serif" w:eastAsia="Liberation Serif" w:cs="Liberation Serif"/>
+                <w:b w:val="0"/>
+                <w:bCs w:val="0"/>
+                <w:sz w:val="28"/>
+                <w:szCs w:val="28"/>
+                <w:highlight w:val="none"/>
+                <w:lang w:val="ru-RU" w:bidi="ru-RU"/>
+              </w:rPr>
+            </w:r>
           </w:p>
         </w:tc>
         <w:tc>
@@ -12178,6 +12316,17 @@
                 <w:szCs w:val="28"/>
                 <w:highlight w:val="none"/>
                 <w:lang w:val="ru-RU"/>
+              </w:rPr>
+            </w:r>
+            <w:r>
+              <w:rPr>
+                <w:rFonts w:ascii="Liberation Serif" w:hAnsi="Liberation Serif" w:eastAsia="Liberation Serif" w:cs="Liberation Serif"/>
+                <w:b w:val="0"/>
+                <w:bCs w:val="0"/>
+                <w:sz w:val="28"/>
+                <w:szCs w:val="28"/>
+                <w:highlight w:val="none"/>
+                <w:lang w:val="ru-RU" w:bidi="ru-RU"/>
               </w:rPr>
             </w:r>
           </w:p>
@@ -12229,6 +12378,17 @@
                 <w:lang w:val="ru-RU"/>
               </w:rPr>
             </w:r>
+            <w:r>
+              <w:rPr>
+                <w:rFonts w:ascii="Liberation Serif" w:hAnsi="Liberation Serif" w:eastAsia="Liberation Serif" w:cs="Liberation Serif"/>
+                <w:b w:val="0"/>
+                <w:bCs w:val="0"/>
+                <w:sz w:val="28"/>
+                <w:szCs w:val="28"/>
+                <w:highlight w:val="none"/>
+                <w:lang w:val="ru-RU" w:bidi="ru-RU"/>
+              </w:rPr>
+            </w:r>
           </w:p>
         </w:tc>
         <w:tc>
@@ -12273,6 +12433,17 @@
                 <w:szCs w:val="28"/>
                 <w:highlight w:val="none"/>
                 <w:lang w:val="ru-RU"/>
+              </w:rPr>
+            </w:r>
+            <w:r>
+              <w:rPr>
+                <w:rFonts w:ascii="Liberation Serif" w:hAnsi="Liberation Serif" w:eastAsia="Liberation Serif" w:cs="Liberation Serif"/>
+                <w:b w:val="0"/>
+                <w:bCs w:val="0"/>
+                <w:sz w:val="28"/>
+                <w:szCs w:val="28"/>
+                <w:highlight w:val="none"/>
+                <w:lang w:val="ru-RU" w:bidi="ru-RU"/>
               </w:rPr>
             </w:r>
           </w:p>
@@ -12324,6 +12495,17 @@
                 <w:lang w:val="ru-RU"/>
               </w:rPr>
             </w:r>
+            <w:r>
+              <w:rPr>
+                <w:rFonts w:ascii="Liberation Serif" w:hAnsi="Liberation Serif" w:eastAsia="Liberation Serif" w:cs="Liberation Serif"/>
+                <w:b w:val="0"/>
+                <w:bCs w:val="0"/>
+                <w:sz w:val="28"/>
+                <w:szCs w:val="28"/>
+                <w:highlight w:val="none"/>
+                <w:lang w:val="ru-RU" w:bidi="ru-RU"/>
+              </w:rPr>
+            </w:r>
           </w:p>
         </w:tc>
         <w:tc>
@@ -12368,6 +12550,17 @@
                 <w:szCs w:val="28"/>
                 <w:highlight w:val="none"/>
                 <w:lang w:val="ru-RU"/>
+              </w:rPr>
+            </w:r>
+            <w:r>
+              <w:rPr>
+                <w:rFonts w:ascii="Liberation Serif" w:hAnsi="Liberation Serif" w:eastAsia="Liberation Serif" w:cs="Liberation Serif"/>
+                <w:b w:val="0"/>
+                <w:bCs w:val="0"/>
+                <w:sz w:val="28"/>
+                <w:szCs w:val="28"/>
+                <w:highlight w:val="none"/>
+                <w:lang w:val="ru-RU" w:bidi="ru-RU"/>
               </w:rPr>
             </w:r>
           </w:p>
@@ -12419,6 +12612,17 @@
                 <w:lang w:val="ru-RU"/>
               </w:rPr>
             </w:r>
+            <w:r>
+              <w:rPr>
+                <w:rFonts w:ascii="Liberation Serif" w:hAnsi="Liberation Serif" w:eastAsia="Liberation Serif" w:cs="Liberation Serif"/>
+                <w:b w:val="0"/>
+                <w:bCs w:val="0"/>
+                <w:sz w:val="28"/>
+                <w:szCs w:val="28"/>
+                <w:highlight w:val="none"/>
+                <w:lang w:val="ru-RU" w:bidi="ru-RU"/>
+              </w:rPr>
+            </w:r>
           </w:p>
         </w:tc>
         <w:tc>
@@ -12453,28 +12657,6 @@
                 <w:lang w:val="ru-RU" w:bidi="ru-RU"/>
               </w:rPr>
               <w:t xml:space="preserve">управляют потоками того же процесса</w:t>
-            </w:r>
-            <w:r>
-              <w:rPr>
-                <w:rFonts w:ascii="Liberation Serif" w:hAnsi="Liberation Serif" w:eastAsia="Liberation Serif" w:cs="Liberation Serif"/>
-                <w:b w:val="0"/>
-                <w:bCs w:val="0"/>
-                <w:sz w:val="28"/>
-                <w:szCs w:val="28"/>
-                <w:highlight w:val="none"/>
-                <w:lang w:val="ru-RU" w:bidi="ru-RU"/>
-              </w:rPr>
-            </w:r>
-            <w:r>
-              <w:rPr>
-                <w:rFonts w:ascii="Liberation Serif" w:hAnsi="Liberation Serif" w:eastAsia="Liberation Serif" w:cs="Liberation Serif"/>
-                <w:b w:val="0"/>
-                <w:bCs w:val="0"/>
-                <w:sz w:val="28"/>
-                <w:szCs w:val="28"/>
-                <w:highlight w:val="none"/>
-                <w:lang w:val="ru-RU" w:bidi="ru-RU"/>
-              </w:rPr>
             </w:r>
             <w:r>
               <w:rPr>
@@ -12547,6 +12729,17 @@
                 <w:lang w:val="ru-RU"/>
               </w:rPr>
             </w:r>
+            <w:r>
+              <w:rPr>
+                <w:rFonts w:ascii="Liberation Serif" w:hAnsi="Liberation Serif" w:eastAsia="Liberation Serif" w:cs="Liberation Serif"/>
+                <w:b w:val="0"/>
+                <w:bCs w:val="0"/>
+                <w:sz w:val="28"/>
+                <w:szCs w:val="28"/>
+                <w:highlight w:val="none"/>
+                <w:lang w:val="ru-RU" w:bidi="ru-RU"/>
+              </w:rPr>
+            </w:r>
           </w:p>
         </w:tc>
         <w:tc>
@@ -12593,6 +12786,17 @@
                 <w:lang w:val="ru-RU"/>
               </w:rPr>
             </w:r>
+            <w:r>
+              <w:rPr>
+                <w:rFonts w:ascii="Liberation Serif" w:hAnsi="Liberation Serif" w:eastAsia="Liberation Serif" w:cs="Liberation Serif"/>
+                <w:b w:val="0"/>
+                <w:bCs w:val="0"/>
+                <w:sz w:val="28"/>
+                <w:szCs w:val="28"/>
+                <w:highlight w:val="none"/>
+                <w:lang w:val="ru-RU" w:bidi="ru-RU"/>
+              </w:rPr>
+            </w:r>
           </w:p>
         </w:tc>
       </w:tr>
@@ -12686,6 +12890,17 @@
           <w:lang w:val="ru-RU" w:bidi="ru-RU"/>
         </w:rPr>
       </w:r>
+      <w:r>
+        <w:rPr>
+          <w:rFonts w:ascii="Liberation Serif" w:hAnsi="Liberation Serif" w:eastAsia="Liberation Serif" w:cs="Liberation Serif"/>
+          <w:b w:val="0"/>
+          <w:bCs w:val="0"/>
+          <w:sz w:val="28"/>
+          <w:szCs w:val="28"/>
+          <w:highlight w:val="none"/>
+          <w:lang w:val="ru-RU" w:bidi="ru-RU"/>
+        </w:rPr>
+      </w:r>
     </w:p>
     <w:p>
       <w:pPr>
@@ -12762,6 +12977,17 @@
           <w:lang w:val="ru-RU"/>
         </w:rPr>
       </w:r>
+      <w:r>
+        <w:rPr>
+          <w:rFonts w:ascii="Liberation Serif" w:hAnsi="Liberation Serif" w:eastAsia="Liberation Serif" w:cs="Liberation Serif"/>
+          <w:b w:val="0"/>
+          <w:bCs w:val="0"/>
+          <w:sz w:val="28"/>
+          <w:szCs w:val="28"/>
+          <w:highlight w:val="none"/>
+          <w:lang w:val="ru-RU"/>
+        </w:rPr>
+      </w:r>
     </w:p>
     <w:p>
       <w:pPr>
@@ -12802,6 +13028,17 @@
           <w:lang w:val="ru-RU" w:bidi="ru-RU"/>
         </w:rPr>
       </w:r>
+      <w:r>
+        <w:rPr>
+          <w:rFonts w:ascii="Liberation Serif" w:hAnsi="Liberation Serif" w:eastAsia="Liberation Serif" w:cs="Liberation Serif"/>
+          <w:b w:val="0"/>
+          <w:bCs w:val="0"/>
+          <w:sz w:val="28"/>
+          <w:szCs w:val="28"/>
+          <w:highlight w:val="none"/>
+          <w:lang w:val="ru-RU" w:bidi="ru-RU"/>
+        </w:rPr>
+      </w:r>
     </w:p>
     <w:p>
       <w:pPr>
@@ -12842,6 +13079,17 @@
           <w:lang w:val="ru-RU" w:bidi="ru-RU"/>
         </w:rPr>
       </w:r>
+      <w:r>
+        <w:rPr>
+          <w:rFonts w:ascii="Liberation Serif" w:hAnsi="Liberation Serif" w:eastAsia="Liberation Serif" w:cs="Liberation Serif"/>
+          <w:b w:val="0"/>
+          <w:bCs w:val="0"/>
+          <w:sz w:val="28"/>
+          <w:szCs w:val="28"/>
+          <w:highlight w:val="none"/>
+          <w:lang w:val="ru-RU" w:bidi="ru-RU"/>
+        </w:rPr>
+      </w:r>
     </w:p>
     <w:p>
       <w:pPr>
@@ -12882,6 +13130,17 @@
           <w:lang w:val="ru-RU" w:bidi="ru-RU"/>
         </w:rPr>
       </w:r>
+      <w:r>
+        <w:rPr>
+          <w:rFonts w:ascii="Liberation Serif" w:hAnsi="Liberation Serif" w:eastAsia="Liberation Serif" w:cs="Liberation Serif"/>
+          <w:b w:val="0"/>
+          <w:bCs w:val="0"/>
+          <w:sz w:val="28"/>
+          <w:szCs w:val="28"/>
+          <w:highlight w:val="none"/>
+          <w:lang w:val="ru-RU" w:bidi="ru-RU"/>
+        </w:rPr>
+      </w:r>
     </w:p>
     <w:p>
       <w:pPr>
@@ -13022,6 +13281,17 @@
           <w:lang w:val="ru-RU" w:bidi="ru-RU"/>
         </w:rPr>
       </w:r>
+      <w:r>
+        <w:rPr>
+          <w:rFonts w:ascii="Liberation Serif" w:hAnsi="Liberation Serif" w:eastAsia="Liberation Serif" w:cs="Liberation Serif"/>
+          <w:b w:val="0"/>
+          <w:bCs w:val="0"/>
+          <w:sz w:val="28"/>
+          <w:szCs w:val="28"/>
+          <w:highlight w:val="none"/>
+          <w:lang w:val="ru-RU" w:bidi="ru-RU"/>
+        </w:rPr>
+      </w:r>
     </w:p>
     <w:p>
       <w:pPr>
@@ -13062,6 +13332,17 @@
           <w:lang w:val="ru-RU" w:bidi="ru-RU"/>
         </w:rPr>
       </w:r>
+      <w:r>
+        <w:rPr>
+          <w:rFonts w:ascii="Liberation Serif" w:hAnsi="Liberation Serif" w:eastAsia="Liberation Serif" w:cs="Liberation Serif"/>
+          <w:b w:val="0"/>
+          <w:bCs w:val="0"/>
+          <w:sz w:val="28"/>
+          <w:szCs w:val="28"/>
+          <w:highlight w:val="none"/>
+          <w:lang w:val="ru-RU" w:bidi="ru-RU"/>
+        </w:rPr>
+      </w:r>
     </w:p>
     <w:p>
       <w:pPr>
@@ -13102,6 +13383,17 @@
           <w:lang w:val="ru-RU" w:bidi="ru-RU"/>
         </w:rPr>
       </w:r>
+      <w:r>
+        <w:rPr>
+          <w:rFonts w:ascii="Liberation Serif" w:hAnsi="Liberation Serif" w:eastAsia="Liberation Serif" w:cs="Liberation Serif"/>
+          <w:b w:val="0"/>
+          <w:bCs w:val="0"/>
+          <w:sz w:val="28"/>
+          <w:szCs w:val="28"/>
+          <w:highlight w:val="none"/>
+          <w:lang w:val="ru-RU" w:bidi="ru-RU"/>
+        </w:rPr>
+      </w:r>
     </w:p>
     <w:p>
       <w:pPr>
@@ -13142,6 +13434,17 @@
           <w:lang w:val="ru-RU" w:bidi="ru-RU"/>
         </w:rPr>
       </w:r>
+      <w:r>
+        <w:rPr>
+          <w:rFonts w:ascii="Liberation Serif" w:hAnsi="Liberation Serif" w:eastAsia="Liberation Serif" w:cs="Liberation Serif"/>
+          <w:b w:val="0"/>
+          <w:bCs w:val="0"/>
+          <w:sz w:val="28"/>
+          <w:szCs w:val="28"/>
+          <w:highlight w:val="none"/>
+          <w:lang w:val="ru-RU" w:bidi="ru-RU"/>
+        </w:rPr>
+      </w:r>
     </w:p>
     <w:p>
       <w:pPr>
@@ -13232,6 +13535,17 @@
           <w:lang w:val="ru-RU" w:bidi="ru-RU"/>
         </w:rPr>
       </w:r>
+      <w:r>
+        <w:rPr>
+          <w:rFonts w:ascii="Liberation Serif" w:hAnsi="Liberation Serif" w:eastAsia="Liberation Serif" w:cs="Liberation Serif"/>
+          <w:b w:val="0"/>
+          <w:bCs w:val="0"/>
+          <w:sz w:val="28"/>
+          <w:szCs w:val="28"/>
+          <w:highlight w:val="none"/>
+          <w:lang w:val="ru-RU" w:bidi="ru-RU"/>
+        </w:rPr>
+      </w:r>
     </w:p>
     <w:p>
       <w:pPr>
@@ -13284,6 +13598,17 @@
           <w:lang w:val="ru-RU" w:bidi="ru-RU"/>
         </w:rPr>
       </w:r>
+      <w:r>
+        <w:rPr>
+          <w:rFonts w:ascii="Liberation Serif" w:hAnsi="Liberation Serif" w:eastAsia="Liberation Serif" w:cs="Liberation Serif"/>
+          <w:b w:val="0"/>
+          <w:bCs w:val="0"/>
+          <w:sz w:val="28"/>
+          <w:szCs w:val="28"/>
+          <w:highlight w:val="none"/>
+          <w:lang w:val="en-US"/>
+        </w:rPr>
+      </w:r>
     </w:p>
     <w:p>
       <w:pPr>
@@ -13324,6 +13649,17 @@
           <w:lang w:val="ru-RU" w:bidi="ru-RU"/>
         </w:rPr>
       </w:r>
+      <w:r>
+        <w:rPr>
+          <w:rFonts w:ascii="Liberation Serif" w:hAnsi="Liberation Serif" w:eastAsia="Liberation Serif" w:cs="Liberation Serif"/>
+          <w:b w:val="0"/>
+          <w:bCs w:val="0"/>
+          <w:sz w:val="28"/>
+          <w:szCs w:val="28"/>
+          <w:highlight w:val="none"/>
+          <w:lang w:val="en-US"/>
+        </w:rPr>
+      </w:r>
     </w:p>
     <w:p>
       <w:pPr>
@@ -13364,6 +13700,17 @@
           <w:lang w:val="ru-RU" w:bidi="ru-RU"/>
         </w:rPr>
       </w:r>
+      <w:r>
+        <w:rPr>
+          <w:rFonts w:ascii="Liberation Serif" w:hAnsi="Liberation Serif" w:eastAsia="Liberation Serif" w:cs="Liberation Serif"/>
+          <w:b w:val="0"/>
+          <w:bCs w:val="0"/>
+          <w:sz w:val="28"/>
+          <w:szCs w:val="28"/>
+          <w:highlight w:val="none"/>
+          <w:lang w:val="en-US"/>
+        </w:rPr>
+      </w:r>
     </w:p>
     <w:p>
       <w:pPr>
@@ -13404,6 +13751,17 @@
           <w:lang w:val="ru-RU" w:bidi="ru-RU"/>
         </w:rPr>
       </w:r>
+      <w:r>
+        <w:rPr>
+          <w:rFonts w:ascii="Liberation Serif" w:hAnsi="Liberation Serif" w:eastAsia="Liberation Serif" w:cs="Liberation Serif"/>
+          <w:b w:val="0"/>
+          <w:bCs w:val="0"/>
+          <w:sz w:val="28"/>
+          <w:szCs w:val="28"/>
+          <w:highlight w:val="none"/>
+          <w:lang w:val="en-US"/>
+        </w:rPr>
+      </w:r>
     </w:p>
     <w:p>
       <w:pPr>
@@ -13494,6 +13852,17 @@
           <w:lang w:val="ru-RU" w:bidi="ru-RU"/>
         </w:rPr>
       </w:r>
+      <w:r>
+        <w:rPr>
+          <w:rFonts w:ascii="Liberation Serif" w:hAnsi="Liberation Serif" w:eastAsia="Liberation Serif" w:cs="Liberation Serif"/>
+          <w:b w:val="0"/>
+          <w:bCs w:val="0"/>
+          <w:sz w:val="28"/>
+          <w:szCs w:val="28"/>
+          <w:highlight w:val="none"/>
+          <w:lang w:val="ru-RU" w:bidi="ru-RU"/>
+        </w:rPr>
+      </w:r>
     </w:p>
     <w:p>
       <w:pPr>
@@ -13508,40 +13877,718 @@
           <w:sz w:val="28"/>
           <w:szCs w:val="28"/>
           <w:highlight w:val="none"/>
-          <w:lang w:val="ru-RU" w:bidi="ru-RU"/>
-        </w:rPr>
-      </w:pPr>
-      <w:r>
-        <w:rPr>
-          <w:rFonts w:ascii="Liberation Serif" w:hAnsi="Liberation Serif" w:eastAsia="Liberation Serif" w:cs="Liberation Serif"/>
-          <w:b w:val="0"/>
-          <w:bCs w:val="0"/>
-          <w:sz w:val="28"/>
-          <w:szCs w:val="28"/>
-          <w:highlight w:val="none"/>
-          <w:lang w:val="ru-RU" w:bidi="ru-RU"/>
-        </w:rPr>
-      </w:r>
-      <w:r>
-        <w:rPr>
-          <w:rFonts w:ascii="Liberation Serif" w:hAnsi="Liberation Serif" w:eastAsia="Liberation Serif" w:cs="Liberation Serif"/>
-          <w:b w:val="0"/>
-          <w:bCs w:val="0"/>
-          <w:sz w:val="28"/>
-          <w:szCs w:val="28"/>
-          <w:highlight w:val="none"/>
-          <w:lang w:val="ru-RU" w:bidi="ru-RU"/>
-        </w:rPr>
-      </w:r>
-      <w:r>
-        <w:rPr>
-          <w:rFonts w:ascii="Liberation Serif" w:hAnsi="Liberation Serif" w:eastAsia="Liberation Serif" w:cs="Liberation Serif"/>
-          <w:b w:val="0"/>
-          <w:bCs w:val="0"/>
-          <w:sz w:val="28"/>
-          <w:szCs w:val="28"/>
-          <w:highlight w:val="none"/>
-          <w:lang w:val="ru-RU" w:bidi="ru-RU"/>
+          <w:lang w:val="en-US"/>
+        </w:rPr>
+      </w:pPr>
+      <w:r>
+        <w:rPr>
+          <w:rFonts w:ascii="Liberation Serif" w:hAnsi="Liberation Serif" w:eastAsia="Liberation Serif" w:cs="Liberation Serif"/>
+          <w:b w:val="0"/>
+          <w:bCs w:val="0"/>
+          <w:sz w:val="28"/>
+          <w:szCs w:val="28"/>
+          <w:highlight w:val="none"/>
+          <w:lang w:val="ru-RU" w:bidi="ru-RU"/>
+        </w:rPr>
+      </w:r>
+      <w:r>
+        <w:rPr>
+          <w:rFonts w:ascii="Liberation Serif" w:hAnsi="Liberation Serif" w:eastAsia="Liberation Serif" w:cs="Liberation Serif"/>
+          <w:b w:val="0"/>
+          <w:bCs w:val="0"/>
+          <w:sz w:val="28"/>
+          <w:szCs w:val="28"/>
+          <w:highlight w:val="none"/>
+          <w:lang w:val="en-US"/>
+        </w:rPr>
+        <w:t xml:space="preserve">... </w:t>
+      </w:r>
+      <w:r>
+        <w:rPr>
+          <w:rFonts w:ascii="Liberation Serif" w:hAnsi="Liberation Serif" w:eastAsia="Liberation Serif" w:cs="Liberation Serif"/>
+          <w:b w:val="0"/>
+          <w:bCs w:val="0"/>
+          <w:sz w:val="28"/>
+          <w:szCs w:val="28"/>
+          <w:highlight w:val="none"/>
+          <w:lang w:val="ru-RU" w:bidi="ru-RU"/>
+        </w:rPr>
+      </w:r>
+    </w:p>
+    <w:p>
+      <w:pPr>
+        <w:pBdr/>
+        <w:shd w:val="nil" w:color="000000"/>
+        <w:spacing/>
+        <w:ind/>
+        <w:rPr>
+          <w:rFonts w:ascii="Liberation Serif" w:hAnsi="Liberation Serif" w:eastAsia="Liberation Serif" w:cs="Liberation Serif"/>
+          <w:b w:val="0"/>
+          <w:bCs w:val="0"/>
+          <w:sz w:val="28"/>
+          <w:szCs w:val="28"/>
+          <w:highlight w:val="none"/>
+          <w:lang w:val="ru-RU"/>
+        </w:rPr>
+      </w:pPr>
+      <w:r>
+        <w:rPr>
+          <w:rFonts w:ascii="Liberation Serif" w:hAnsi="Liberation Serif" w:eastAsia="Liberation Serif" w:cs="Liberation Serif"/>
+          <w:b w:val="0"/>
+          <w:bCs w:val="0"/>
+          <w:sz w:val="28"/>
+          <w:szCs w:val="28"/>
+          <w:highlight w:val="none"/>
+          <w:lang w:val="ru-RU"/>
+        </w:rPr>
+        <w:t xml:space="preserve">...</w:t>
+      </w:r>
+      <w:r>
+        <w:rPr>
+          <w:rFonts w:ascii="Liberation Serif" w:hAnsi="Liberation Serif" w:eastAsia="Liberation Serif" w:cs="Liberation Serif"/>
+          <w:b w:val="0"/>
+          <w:bCs w:val="0"/>
+          <w:sz w:val="28"/>
+          <w:szCs w:val="28"/>
+          <w:highlight w:val="none"/>
+          <w:lang w:val="ru-RU" w:bidi="ru-RU"/>
+        </w:rPr>
+      </w:r>
+    </w:p>
+    <w:p>
+      <w:pPr>
+        <w:pBdr/>
+        <w:shd w:val="nil" w:color="000000"/>
+        <w:spacing/>
+        <w:ind/>
+        <w:rPr>
+          <w:rFonts w:ascii="Liberation Serif" w:hAnsi="Liberation Serif" w:eastAsia="Liberation Serif" w:cs="Liberation Serif"/>
+          <w:b w:val="0"/>
+          <w:bCs w:val="0"/>
+          <w:sz w:val="28"/>
+          <w:szCs w:val="28"/>
+          <w:highlight w:val="none"/>
+          <w:lang w:val="ru-RU"/>
+        </w:rPr>
+      </w:pPr>
+      <w:r>
+        <w:rPr>
+          <w:rFonts w:ascii="Liberation Serif" w:hAnsi="Liberation Serif" w:eastAsia="Liberation Serif" w:cs="Liberation Serif"/>
+          <w:b w:val="0"/>
+          <w:bCs w:val="0"/>
+          <w:sz w:val="28"/>
+          <w:szCs w:val="28"/>
+          <w:highlight w:val="none"/>
+          <w:lang w:val="ru-RU"/>
+        </w:rPr>
+        <w:t xml:space="preserve">..</w:t>
+      </w:r>
+      <w:r>
+        <w:rPr>
+          <w:rFonts w:ascii="Liberation Serif" w:hAnsi="Liberation Serif" w:eastAsia="Liberation Serif" w:cs="Liberation Serif"/>
+          <w:b w:val="0"/>
+          <w:bCs w:val="0"/>
+          <w:sz w:val="28"/>
+          <w:szCs w:val="28"/>
+          <w:highlight w:val="none"/>
+          <w:lang w:val="en-US"/>
+        </w:rPr>
+        <w:t xml:space="preserve">.</w:t>
+      </w:r>
+      <w:r>
+        <w:rPr>
+          <w:rFonts w:ascii="Liberation Serif" w:hAnsi="Liberation Serif" w:eastAsia="Liberation Serif" w:cs="Liberation Serif"/>
+          <w:b w:val="0"/>
+          <w:bCs w:val="0"/>
+          <w:sz w:val="28"/>
+          <w:szCs w:val="28"/>
+          <w:highlight w:val="none"/>
+          <w:lang w:val="ru-RU" w:bidi="ru-RU"/>
+        </w:rPr>
+      </w:r>
+    </w:p>
+    <w:p>
+      <w:pPr>
+        <w:pBdr/>
+        <w:shd w:val="nil" w:color="000000"/>
+        <w:spacing/>
+        <w:ind/>
+        <w:rPr>
+          <w:rFonts w:ascii="Liberation Serif" w:hAnsi="Liberation Serif" w:eastAsia="Liberation Serif" w:cs="Liberation Serif"/>
+          <w:b w:val="0"/>
+          <w:bCs w:val="0"/>
+          <w:sz w:val="28"/>
+          <w:szCs w:val="28"/>
+          <w:highlight w:val="none"/>
+          <w:lang w:val="ru-RU"/>
+        </w:rPr>
+      </w:pPr>
+      <w:r>
+        <w:rPr>
+          <w:rFonts w:ascii="Liberation Serif" w:hAnsi="Liberation Serif" w:eastAsia="Liberation Serif" w:cs="Liberation Serif"/>
+          <w:b w:val="0"/>
+          <w:bCs w:val="0"/>
+          <w:sz w:val="28"/>
+          <w:szCs w:val="28"/>
+          <w:highlight w:val="none"/>
+          <w:lang w:val="ru-RU"/>
+        </w:rPr>
+        <w:t xml:space="preserve">... </w:t>
+      </w:r>
+      <w:r>
+        <w:rPr>
+          <w:rFonts w:ascii="Liberation Serif" w:hAnsi="Liberation Serif" w:eastAsia="Liberation Serif" w:cs="Liberation Serif"/>
+          <w:b w:val="0"/>
+          <w:bCs w:val="0"/>
+          <w:sz w:val="28"/>
+          <w:szCs w:val="28"/>
+          <w:highlight w:val="none"/>
+          <w:lang w:val="ru-RU"/>
+        </w:rPr>
+        <w:t xml:space="preserve">Это информационная связь ....</w:t>
+      </w:r>
+      <w:r>
+        <w:rPr>
+          <w:rFonts w:ascii="Liberation Serif" w:hAnsi="Liberation Serif" w:eastAsia="Liberation Serif" w:cs="Liberation Serif"/>
+          <w:b w:val="0"/>
+          <w:bCs w:val="0"/>
+          <w:sz w:val="28"/>
+          <w:szCs w:val="28"/>
+          <w:highlight w:val="none"/>
+          <w:lang w:val="ru-RU" w:bidi="ru-RU"/>
+        </w:rPr>
+      </w:r>
+    </w:p>
+    <w:p>
+      <w:pPr>
+        <w:pBdr/>
+        <w:shd w:val="nil" w:color="000000"/>
+        <w:spacing/>
+        <w:ind/>
+        <w:rPr>
+          <w:rFonts w:ascii="Liberation Serif" w:hAnsi="Liberation Serif" w:eastAsia="Liberation Serif" w:cs="Liberation Serif"/>
+          <w:b w:val="0"/>
+          <w:bCs w:val="0"/>
+          <w:sz w:val="28"/>
+          <w:szCs w:val="28"/>
+          <w:highlight w:val="none"/>
+          <w:lang w:val="ru-RU"/>
+        </w:rPr>
+      </w:pPr>
+      <w:r>
+        <w:rPr>
+          <w:rFonts w:ascii="Liberation Serif" w:hAnsi="Liberation Serif" w:eastAsia="Liberation Serif" w:cs="Liberation Serif"/>
+          <w:b w:val="0"/>
+          <w:bCs w:val="0"/>
+          <w:sz w:val="28"/>
+          <w:szCs w:val="28"/>
+          <w:highlight w:val="none"/>
+          <w:lang w:val="ru-RU"/>
+        </w:rPr>
+        <w:t xml:space="preserve">Пример 2. </w:t>
+      </w:r>
+      <w:r>
+        <w:rPr>
+          <w:rFonts w:ascii="Liberation Serif" w:hAnsi="Liberation Serif" w:eastAsia="Liberation Serif" w:cs="Liberation Serif"/>
+          <w:b w:val="0"/>
+          <w:bCs w:val="0"/>
+          <w:sz w:val="28"/>
+          <w:szCs w:val="28"/>
+          <w:highlight w:val="none"/>
+          <w:lang w:val="ru-RU"/>
+        </w:rPr>
+        <w:t xml:space="preserve">ФОТО</w:t>
+      </w:r>
+      <w:r>
+        <w:rPr>
+          <w:rFonts w:ascii="Liberation Serif" w:hAnsi="Liberation Serif" w:eastAsia="Liberation Serif" w:cs="Liberation Serif"/>
+          <w:b w:val="0"/>
+          <w:bCs w:val="0"/>
+          <w:sz w:val="28"/>
+          <w:szCs w:val="28"/>
+          <w:highlight w:val="none"/>
+          <w:lang w:val="ru-RU" w:bidi="ru-RU"/>
+        </w:rPr>
+      </w:r>
+    </w:p>
+    <w:p>
+      <w:pPr>
+        <w:pBdr/>
+        <w:shd w:val="nil" w:color="000000"/>
+        <w:spacing/>
+        <w:ind/>
+        <w:rPr>
+          <w:rFonts w:ascii="Liberation Serif" w:hAnsi="Liberation Serif" w:eastAsia="Liberation Serif" w:cs="Liberation Serif"/>
+          <w:b w:val="0"/>
+          <w:bCs w:val="0"/>
+          <w:sz w:val="28"/>
+          <w:szCs w:val="28"/>
+          <w:highlight w:val="none"/>
+          <w:lang w:val="ru-RU" w:bidi="ru-RU"/>
+        </w:rPr>
+      </w:pPr>
+      <w:r>
+        <w:rPr>
+          <w:rFonts w:ascii="Liberation Serif" w:hAnsi="Liberation Serif" w:eastAsia="Liberation Serif" w:cs="Liberation Serif"/>
+          <w:b w:val="0"/>
+          <w:bCs w:val="0"/>
+          <w:sz w:val="28"/>
+          <w:szCs w:val="28"/>
+          <w:highlight w:val="none"/>
+          <w:lang w:val="ru-RU" w:bidi="ru-RU"/>
+        </w:rPr>
+      </w:r>
+      <w:r>
+        <w:rPr>
+          <w:rFonts w:ascii="Liberation Serif" w:hAnsi="Liberation Serif" w:eastAsia="Liberation Serif" w:cs="Liberation Serif"/>
+          <w:b w:val="0"/>
+          <w:bCs w:val="0"/>
+          <w:sz w:val="28"/>
+          <w:szCs w:val="28"/>
+          <w:highlight w:val="none"/>
+          <w:lang w:val="ru-RU" w:bidi="ru-RU"/>
+        </w:rPr>
+      </w:r>
+      <w:r>
+        <w:rPr>
+          <w:rFonts w:ascii="Liberation Serif" w:hAnsi="Liberation Serif" w:eastAsia="Liberation Serif" w:cs="Liberation Serif"/>
+          <w:b w:val="0"/>
+          <w:bCs w:val="0"/>
+          <w:sz w:val="28"/>
+          <w:szCs w:val="28"/>
+          <w:highlight w:val="none"/>
+          <w:lang w:val="ru-RU" w:bidi="ru-RU"/>
+        </w:rPr>
+      </w:r>
+    </w:p>
+    <w:p>
+      <w:pPr>
+        <w:pBdr/>
+        <w:shd w:val="nil" w:color="000000"/>
+        <w:spacing/>
+        <w:ind/>
+        <w:rPr>
+          <w:rFonts w:ascii="Liberation Serif" w:hAnsi="Liberation Serif" w:eastAsia="Liberation Serif" w:cs="Liberation Serif"/>
+          <w:b w:val="0"/>
+          <w:bCs w:val="0"/>
+          <w:sz w:val="28"/>
+          <w:szCs w:val="28"/>
+          <w:highlight w:val="none"/>
+          <w:lang w:val="ru-RU" w:bidi="ru-RU"/>
+        </w:rPr>
+      </w:pPr>
+      <w:r>
+        <w:rPr>
+          <w:rFonts w:ascii="Liberation Serif" w:hAnsi="Liberation Serif" w:eastAsia="Liberation Serif" w:cs="Liberation Serif"/>
+          <w:b w:val="0"/>
+          <w:bCs w:val="0"/>
+          <w:sz w:val="28"/>
+          <w:szCs w:val="28"/>
+          <w:highlight w:val="none"/>
+          <w:lang w:val="ru-RU" w:bidi="ru-RU"/>
+        </w:rPr>
+        <w:t xml:space="preserve">Только переработку информации. ... Их называют преобразователями. ... Будем брать отношение информационной зависимости. Дугами соединим такие из этих операторов, между которыми возможна информационная связь. </w:t>
+      </w:r>
+      <w:r>
+        <w:rPr>
+          <w:rFonts w:ascii="Liberation Serif" w:hAnsi="Liberation Serif" w:eastAsia="Liberation Serif" w:cs="Liberation Serif"/>
+          <w:b w:val="0"/>
+          <w:bCs w:val="0"/>
+          <w:sz w:val="28"/>
+          <w:szCs w:val="28"/>
+          <w:highlight w:val="none"/>
+          <w:lang w:val="ru-RU" w:bidi="ru-RU"/>
+        </w:rPr>
+      </w:r>
+      <w:r>
+        <w:rPr>
+          <w:rFonts w:ascii="Liberation Serif" w:hAnsi="Liberation Serif" w:eastAsia="Liberation Serif" w:cs="Liberation Serif"/>
+          <w:b w:val="0"/>
+          <w:bCs w:val="0"/>
+          <w:sz w:val="28"/>
+          <w:szCs w:val="28"/>
+          <w:highlight w:val="none"/>
+          <w:lang w:val="ru-RU" w:bidi="ru-RU"/>
+        </w:rPr>
+        <w:t xml:space="preserve">Полученный граф — информационный граф программы....</w:t>
+      </w:r>
+      <w:r>
+        <w:rPr>
+          <w:rFonts w:ascii="Liberation Serif" w:hAnsi="Liberation Serif" w:eastAsia="Liberation Serif" w:cs="Liberation Serif"/>
+          <w:b w:val="0"/>
+          <w:bCs w:val="0"/>
+          <w:sz w:val="28"/>
+          <w:szCs w:val="28"/>
+          <w:highlight w:val="none"/>
+          <w:lang w:val="ru-RU" w:bidi="ru-RU"/>
+        </w:rPr>
+      </w:r>
+    </w:p>
+    <w:p>
+      <w:pPr>
+        <w:pBdr/>
+        <w:shd w:val="nil" w:color="000000"/>
+        <w:spacing/>
+        <w:ind/>
+        <w:rPr>
+          <w:rFonts w:ascii="Liberation Serif" w:hAnsi="Liberation Serif" w:eastAsia="Liberation Serif" w:cs="Liberation Serif"/>
+          <w:b w:val="0"/>
+          <w:bCs w:val="0"/>
+          <w:sz w:val="28"/>
+          <w:szCs w:val="28"/>
+          <w:highlight w:val="none"/>
+          <w:lang w:val="ru-RU" w:bidi="ru-RU"/>
+        </w:rPr>
+      </w:pPr>
+      <w:r>
+        <w:rPr>
+          <w:rFonts w:ascii="Liberation Serif" w:hAnsi="Liberation Serif" w:eastAsia="Liberation Serif" w:cs="Liberation Serif"/>
+          <w:b w:val="0"/>
+          <w:bCs w:val="0"/>
+          <w:sz w:val="28"/>
+          <w:szCs w:val="28"/>
+          <w:highlight w:val="none"/>
+          <w:lang w:val="ru-RU" w:bidi="ru-RU"/>
+        </w:rPr>
+        <w:t xml:space="preserve">Рисунок см пример 5.6 — информационный граф</w:t>
+      </w:r>
+      <w:r>
+        <w:rPr>
+          <w:rFonts w:ascii="Liberation Serif" w:hAnsi="Liberation Serif" w:eastAsia="Liberation Serif" w:cs="Liberation Serif"/>
+          <w:b w:val="0"/>
+          <w:bCs w:val="0"/>
+          <w:sz w:val="28"/>
+          <w:szCs w:val="28"/>
+          <w:highlight w:val="none"/>
+          <w:lang w:val="ru-RU" w:bidi="ru-RU"/>
+        </w:rPr>
+      </w:r>
+    </w:p>
+    <w:p>
+      <w:pPr>
+        <w:pBdr/>
+        <w:shd w:val="nil" w:color="000000"/>
+        <w:spacing/>
+        <w:ind/>
+        <w:rPr>
+          <w:rFonts w:ascii="Liberation Serif" w:hAnsi="Liberation Serif" w:eastAsia="Liberation Serif" w:cs="Liberation Serif"/>
+          <w:b w:val="0"/>
+          <w:bCs w:val="0"/>
+          <w:sz w:val="28"/>
+          <w:szCs w:val="28"/>
+          <w:highlight w:val="none"/>
+          <w:lang w:val="en-US"/>
+        </w:rPr>
+      </w:pPr>
+      <w:r>
+        <w:rPr>
+          <w:rFonts w:ascii="Liberation Serif" w:hAnsi="Liberation Serif" w:eastAsia="Liberation Serif" w:cs="Liberation Serif"/>
+          <w:b w:val="0"/>
+          <w:bCs w:val="0"/>
+          <w:sz w:val="28"/>
+          <w:szCs w:val="28"/>
+          <w:highlight w:val="none"/>
+          <w:lang w:val="ru-RU" w:bidi="ru-RU"/>
+        </w:rPr>
+        <w:t xml:space="preserve">Информационное отношение — две вершины </w:t>
+      </w:r>
+      <w:r>
+        <w:rPr>
+          <w:rFonts w:ascii="Liberation Serif" w:hAnsi="Liberation Serif" w:eastAsia="Liberation Serif" w:cs="Liberation Serif"/>
+          <w:b w:val="0"/>
+          <w:bCs w:val="0"/>
+          <w:sz w:val="28"/>
+          <w:szCs w:val="28"/>
+          <w:highlight w:val="none"/>
+          <w:lang w:val="en-US"/>
+        </w:rPr>
+        <w:t xml:space="preserve">A </w:t>
+      </w:r>
+      <w:r>
+        <w:rPr>
+          <w:rFonts w:ascii="Liberation Serif" w:hAnsi="Liberation Serif" w:eastAsia="Liberation Serif" w:cs="Liberation Serif"/>
+          <w:b w:val="0"/>
+          <w:bCs w:val="0"/>
+          <w:sz w:val="28"/>
+          <w:szCs w:val="28"/>
+          <w:highlight w:val="none"/>
+          <w:lang w:val="ru-RU"/>
+        </w:rPr>
+        <w:t xml:space="preserve">и </w:t>
+      </w:r>
+      <w:r>
+        <w:rPr>
+          <w:rFonts w:ascii="Liberation Serif" w:hAnsi="Liberation Serif" w:eastAsia="Liberation Serif" w:cs="Liberation Serif"/>
+          <w:b w:val="0"/>
+          <w:bCs w:val="0"/>
+          <w:sz w:val="28"/>
+          <w:szCs w:val="28"/>
+          <w:highlight w:val="none"/>
+          <w:lang w:val="en-US"/>
+        </w:rPr>
+        <w:t xml:space="preserve">B </w:t>
+      </w:r>
+      <w:r>
+        <w:rPr>
+          <w:rFonts w:ascii="Liberation Serif" w:hAnsi="Liberation Serif" w:eastAsia="Liberation Serif" w:cs="Liberation Serif"/>
+          <w:b w:val="0"/>
+          <w:bCs w:val="0"/>
+          <w:sz w:val="28"/>
+          <w:szCs w:val="28"/>
+          <w:highlight w:val="none"/>
+          <w:lang w:val="ru-RU"/>
+        </w:rPr>
+        <w:t xml:space="preserve">соединяются...</w:t>
+      </w:r>
+      <w:r>
+        <w:rPr>
+          <w:rFonts w:ascii="Liberation Serif" w:hAnsi="Liberation Serif" w:eastAsia="Liberation Serif" w:cs="Liberation Serif"/>
+          <w:b w:val="0"/>
+          <w:bCs w:val="0"/>
+          <w:sz w:val="28"/>
+          <w:szCs w:val="28"/>
+          <w:highlight w:val="none"/>
+          <w:lang w:val="en-US"/>
+        </w:rPr>
+        <w:t xml:space="preserve">d lheubt ceotcnden</w:t>
+      </w:r>
+      <w:r>
+        <w:rPr>
+          <w:rFonts w:ascii="Liberation Serif" w:hAnsi="Liberation Serif" w:eastAsia="Liberation Serif" w:cs="Liberation Serif"/>
+          <w:b w:val="0"/>
+          <w:bCs w:val="0"/>
+          <w:sz w:val="28"/>
+          <w:szCs w:val="28"/>
+          <w:highlight w:val="none"/>
+          <w:lang w:val="ru-RU" w:bidi="ru-RU"/>
+        </w:rPr>
+      </w:r>
+    </w:p>
+    <w:p>
+      <w:pPr>
+        <w:pBdr/>
+        <w:shd w:val="nil" w:color="000000"/>
+        <w:spacing/>
+        <w:ind/>
+        <w:rPr>
+          <w:rFonts w:ascii="Liberation Serif" w:hAnsi="Liberation Serif" w:eastAsia="Liberation Serif" w:cs="Liberation Serif"/>
+          <w:b w:val="0"/>
+          <w:bCs w:val="0"/>
+          <w:sz w:val="28"/>
+          <w:szCs w:val="28"/>
+          <w:highlight w:val="none"/>
+          <w:lang w:val="ru-RU" w:bidi="ru-RU"/>
+        </w:rPr>
+      </w:pPr>
+      <w:r>
+        <w:rPr>
+          <w:rFonts w:ascii="Liberation Serif" w:hAnsi="Liberation Serif" w:eastAsia="Liberation Serif" w:cs="Liberation Serif"/>
+          <w:b w:val="0"/>
+          <w:bCs w:val="0"/>
+          <w:sz w:val="28"/>
+          <w:szCs w:val="28"/>
+          <w:highlight w:val="none"/>
+          <w:lang w:val="ru-RU" w:bidi="ru-RU"/>
+        </w:rPr>
+      </w:r>
+      <w:r>
+        <w:rPr>
+          <w:rFonts w:ascii="Liberation Serif" w:hAnsi="Liberation Serif" w:eastAsia="Liberation Serif" w:cs="Liberation Serif"/>
+          <w:b w:val="0"/>
+          <w:bCs w:val="0"/>
+          <w:sz w:val="28"/>
+          <w:szCs w:val="28"/>
+          <w:highlight w:val="none"/>
+          <w:lang w:val="ru-RU" w:bidi="ru-RU"/>
+        </w:rPr>
+      </w:r>
+      <w:r>
+        <w:rPr>
+          <w:rFonts w:ascii="Liberation Serif" w:hAnsi="Liberation Serif" w:eastAsia="Liberation Serif" w:cs="Liberation Serif"/>
+          <w:b w:val="0"/>
+          <w:bCs w:val="0"/>
+          <w:sz w:val="28"/>
+          <w:szCs w:val="28"/>
+          <w:highlight w:val="none"/>
+          <w:lang w:val="ru-RU" w:bidi="ru-RU"/>
+        </w:rPr>
+      </w:r>
+    </w:p>
+    <w:p>
+      <w:pPr>
+        <w:pBdr/>
+        <w:shd w:val="nil" w:color="000000"/>
+        <w:spacing/>
+        <w:ind/>
+        <w:rPr>
+          <w:rFonts w:ascii="Liberation Serif" w:hAnsi="Liberation Serif" w:eastAsia="Liberation Serif" w:cs="Liberation Serif"/>
+          <w:b w:val="0"/>
+          <w:bCs w:val="0"/>
+          <w:sz w:val="28"/>
+          <w:szCs w:val="28"/>
+          <w:highlight w:val="none"/>
+          <w:lang w:val="ru-RU" w:bidi="ru-RU"/>
+        </w:rPr>
+      </w:pPr>
+      <w:r>
+        <w:rPr>
+          <w:rFonts w:ascii="Liberation Serif" w:hAnsi="Liberation Serif" w:eastAsia="Liberation Serif" w:cs="Liberation Serif"/>
+          <w:b w:val="0"/>
+          <w:bCs w:val="0"/>
+          <w:sz w:val="28"/>
+          <w:szCs w:val="28"/>
+          <w:highlight w:val="none"/>
+          <w:lang w:val="ru-RU" w:bidi="ru-RU"/>
+        </w:rPr>
+        <w:t xml:space="preserve">Трудности в определении информационных связей между операциями по тексту программы привели к моделям, называемым графами зависимостями.</w:t>
+      </w:r>
+      <w:r>
+        <w:rPr>
+          <w:rFonts w:ascii="Liberation Serif" w:hAnsi="Liberation Serif" w:eastAsia="Liberation Serif" w:cs="Liberation Serif"/>
+          <w:b w:val="0"/>
+          <w:bCs w:val="0"/>
+          <w:sz w:val="28"/>
+          <w:szCs w:val="28"/>
+          <w:highlight w:val="none"/>
+          <w:lang w:val="ru-RU" w:bidi="ru-RU"/>
+        </w:rPr>
+      </w:r>
+    </w:p>
+    <w:p>
+      <w:pPr>
+        <w:pBdr/>
+        <w:shd w:val="nil" w:color="000000"/>
+        <w:spacing/>
+        <w:ind/>
+        <w:rPr>
+          <w:rFonts w:ascii="Liberation Serif" w:hAnsi="Liberation Serif" w:eastAsia="Liberation Serif" w:cs="Liberation Serif"/>
+          <w:b w:val="0"/>
+          <w:bCs w:val="0"/>
+          <w:sz w:val="28"/>
+          <w:szCs w:val="28"/>
+          <w:highlight w:val="none"/>
+          <w:lang w:val="ru-RU" w:bidi="ru-RU"/>
+        </w:rPr>
+      </w:pPr>
+      <w:r>
+        <w:rPr>
+          <w:rFonts w:ascii="Liberation Serif" w:hAnsi="Liberation Serif" w:eastAsia="Liberation Serif" w:cs="Liberation Serif"/>
+          <w:b w:val="0"/>
+          <w:bCs w:val="0"/>
+          <w:sz w:val="28"/>
+          <w:szCs w:val="28"/>
+          <w:highlight w:val="none"/>
+          <w:lang w:val="ru-RU" w:bidi="ru-RU"/>
+        </w:rPr>
+      </w:r>
+      <w:r>
+        <w:rPr>
+          <w:rFonts w:ascii="Liberation Serif" w:hAnsi="Liberation Serif" w:eastAsia="Liberation Serif" w:cs="Liberation Serif"/>
+          <w:b w:val="0"/>
+          <w:bCs w:val="0"/>
+          <w:sz w:val="28"/>
+          <w:szCs w:val="28"/>
+          <w:highlight w:val="none"/>
+          <w:lang w:val="ru-RU" w:bidi="ru-RU"/>
+        </w:rPr>
+      </w:r>
+      <w:r>
+        <w:rPr>
+          <w:rFonts w:ascii="Liberation Serif" w:hAnsi="Liberation Serif" w:eastAsia="Liberation Serif" w:cs="Liberation Serif"/>
+          <w:b w:val="0"/>
+          <w:bCs w:val="0"/>
+          <w:sz w:val="28"/>
+          <w:szCs w:val="28"/>
+          <w:highlight w:val="none"/>
+          <w:lang w:val="ru-RU" w:bidi="ru-RU"/>
+        </w:rPr>
+      </w:r>
+    </w:p>
+    <w:p>
+      <w:pPr>
+        <w:pBdr/>
+        <w:shd w:val="nil" w:color="000000"/>
+        <w:spacing/>
+        <w:ind/>
+        <w:rPr>
+          <w:rFonts w:ascii="Liberation Serif" w:hAnsi="Liberation Serif" w:eastAsia="Liberation Serif" w:cs="Liberation Serif"/>
+          <w:b/>
+          <w:bCs/>
+          <w:sz w:val="28"/>
+          <w:szCs w:val="28"/>
+          <w:highlight w:val="none"/>
+          <w:lang w:val="ru-RU" w:bidi="ru-RU"/>
+        </w:rPr>
+      </w:pPr>
+      <w:r>
+        <w:rPr>
+          <w:rFonts w:ascii="Liberation Serif" w:hAnsi="Liberation Serif" w:eastAsia="Liberation Serif" w:cs="Liberation Serif"/>
+          <w:b/>
+          <w:bCs/>
+          <w:sz w:val="28"/>
+          <w:szCs w:val="28"/>
+          <w:highlight w:val="none"/>
+          <w:lang w:val="ru-RU" w:bidi="ru-RU"/>
+        </w:rPr>
+        <w:t xml:space="preserve">Яростно-параллельная форма</w:t>
+      </w:r>
+      <w:r>
+        <w:rPr>
+          <w:rFonts w:ascii="Liberation Serif" w:hAnsi="Liberation Serif" w:eastAsia="Liberation Serif" w:cs="Liberation Serif"/>
+          <w:b w:val="0"/>
+          <w:bCs w:val="0"/>
+          <w:sz w:val="28"/>
+          <w:szCs w:val="28"/>
+          <w:highlight w:val="none"/>
+          <w:lang w:val="ru-RU" w:bidi="ru-RU"/>
+        </w:rPr>
+      </w:r>
+    </w:p>
+    <w:p>
+      <w:pPr>
+        <w:pBdr/>
+        <w:shd w:val="nil" w:color="000000"/>
+        <w:spacing/>
+        <w:ind/>
+        <w:rPr>
+          <w:rFonts w:ascii="Liberation Serif" w:hAnsi="Liberation Serif" w:eastAsia="Liberation Serif" w:cs="Liberation Serif"/>
+          <w:b w:val="0"/>
+          <w:bCs w:val="0"/>
+          <w:sz w:val="28"/>
+          <w:szCs w:val="28"/>
+          <w:highlight w:val="none"/>
+        </w:rPr>
+      </w:pPr>
+      <w:r>
+        <w:rPr>
+          <w:rFonts w:ascii="Liberation Serif" w:hAnsi="Liberation Serif" w:eastAsia="Liberation Serif" w:cs="Liberation Serif"/>
+          <w:b w:val="0"/>
+          <w:bCs w:val="0"/>
+          <w:sz w:val="28"/>
+          <w:szCs w:val="28"/>
+          <w:highlight w:val="none"/>
+          <w:lang w:val="ru-RU" w:bidi="ru-RU"/>
+        </w:rPr>
+      </w:r>
+      <w:r>
+        <w:rPr>
+          <w:rFonts w:ascii="Liberation Serif" w:hAnsi="Liberation Serif" w:eastAsia="Liberation Serif" w:cs="Liberation Serif"/>
+          <w:b/>
+          <w:bCs/>
+          <w:sz w:val="28"/>
+          <w:szCs w:val="28"/>
+          <w:highlight w:val="none"/>
+          <w:lang w:val="ru-RU" w:bidi="ru-RU"/>
+        </w:rPr>
+      </w:r>
+      <w:r>
+        <w:rPr>
+          <w:rFonts w:ascii="Liberation Serif" w:hAnsi="Liberation Serif" w:eastAsia="Liberation Serif" w:cs="Liberation Serif"/>
+          <w:b w:val="0"/>
+          <w:bCs w:val="0"/>
+          <w:sz w:val="28"/>
+          <w:szCs w:val="28"/>
+          <w:highlight w:val="none"/>
         </w:rPr>
       </w:r>
     </w:p>

--- a/theory/Конспекты/lection_lessons.docx
+++ b/theory/Конспекты/lection_lessons.docx
@@ -11471,7 +11471,7 @@
           <w:sz w:val="28"/>
           <w:szCs w:val="28"/>
           <w:highlight w:val="none"/>
-          <w:lang w:val="ru-RU"/>
+          <w:lang w:val="ru-RU" w:bidi="ru-RU"/>
         </w:rPr>
       </w:r>
       <w:r>
@@ -11536,7 +11536,7 @@
           <w:sz w:val="28"/>
           <w:szCs w:val="28"/>
           <w:highlight w:val="none"/>
-          <w:lang w:val="ru-RU"/>
+          <w:lang w:val="ru-RU" w:bidi="ru-RU"/>
         </w:rPr>
       </w:r>
       <w:r>
@@ -11907,7 +11907,7 @@
                 <w:sz w:val="28"/>
                 <w:szCs w:val="28"/>
                 <w:highlight w:val="none"/>
-                <w:lang w:val="ru-RU"/>
+                <w:lang w:val="ru-RU" w:bidi="ru-RU"/>
               </w:rPr>
             </w:r>
             <w:r>
@@ -11964,7 +11964,7 @@
                 <w:sz w:val="28"/>
                 <w:szCs w:val="28"/>
                 <w:highlight w:val="none"/>
-                <w:lang w:val="ru-RU"/>
+                <w:lang w:val="ru-RU" w:bidi="ru-RU"/>
               </w:rPr>
             </w:r>
             <w:r>
@@ -12024,7 +12024,7 @@
                 <w:sz w:val="28"/>
                 <w:szCs w:val="28"/>
                 <w:highlight w:val="none"/>
-                <w:lang w:val="ru-RU"/>
+                <w:lang w:val="ru-RU" w:bidi="ru-RU"/>
               </w:rPr>
             </w:r>
             <w:r>
@@ -12081,7 +12081,7 @@
                 <w:sz w:val="28"/>
                 <w:szCs w:val="28"/>
                 <w:highlight w:val="none"/>
-                <w:lang w:val="ru-RU"/>
+                <w:lang w:val="ru-RU" w:bidi="ru-RU"/>
               </w:rPr>
             </w:r>
             <w:r>
@@ -12141,7 +12141,7 @@
                 <w:sz w:val="28"/>
                 <w:szCs w:val="28"/>
                 <w:highlight w:val="none"/>
-                <w:lang w:val="ru-RU"/>
+                <w:lang w:val="ru-RU" w:bidi="ru-RU"/>
               </w:rPr>
             </w:r>
             <w:r>
@@ -12198,7 +12198,7 @@
                 <w:sz w:val="28"/>
                 <w:szCs w:val="28"/>
                 <w:highlight w:val="none"/>
-                <w:lang w:val="ru-RU"/>
+                <w:lang w:val="ru-RU" w:bidi="ru-RU"/>
               </w:rPr>
             </w:r>
             <w:r>
@@ -12258,7 +12258,7 @@
                 <w:sz w:val="28"/>
                 <w:szCs w:val="28"/>
                 <w:highlight w:val="none"/>
-                <w:lang w:val="ru-RU"/>
+                <w:lang w:val="ru-RU" w:bidi="ru-RU"/>
               </w:rPr>
             </w:r>
             <w:r>
@@ -12315,7 +12315,7 @@
                 <w:sz w:val="28"/>
                 <w:szCs w:val="28"/>
                 <w:highlight w:val="none"/>
-                <w:lang w:val="ru-RU"/>
+                <w:lang w:val="ru-RU" w:bidi="ru-RU"/>
               </w:rPr>
             </w:r>
             <w:r>
@@ -12375,7 +12375,7 @@
                 <w:sz w:val="28"/>
                 <w:szCs w:val="28"/>
                 <w:highlight w:val="none"/>
-                <w:lang w:val="ru-RU"/>
+                <w:lang w:val="ru-RU" w:bidi="ru-RU"/>
               </w:rPr>
             </w:r>
             <w:r>
@@ -12432,7 +12432,7 @@
                 <w:sz w:val="28"/>
                 <w:szCs w:val="28"/>
                 <w:highlight w:val="none"/>
-                <w:lang w:val="ru-RU"/>
+                <w:lang w:val="ru-RU" w:bidi="ru-RU"/>
               </w:rPr>
             </w:r>
             <w:r>
@@ -12492,7 +12492,7 @@
                 <w:sz w:val="28"/>
                 <w:szCs w:val="28"/>
                 <w:highlight w:val="none"/>
-                <w:lang w:val="ru-RU"/>
+                <w:lang w:val="ru-RU" w:bidi="ru-RU"/>
               </w:rPr>
             </w:r>
             <w:r>
@@ -12549,7 +12549,7 @@
                 <w:sz w:val="28"/>
                 <w:szCs w:val="28"/>
                 <w:highlight w:val="none"/>
-                <w:lang w:val="ru-RU"/>
+                <w:lang w:val="ru-RU" w:bidi="ru-RU"/>
               </w:rPr>
             </w:r>
             <w:r>
@@ -12609,7 +12609,7 @@
                 <w:sz w:val="28"/>
                 <w:szCs w:val="28"/>
                 <w:highlight w:val="none"/>
-                <w:lang w:val="ru-RU"/>
+                <w:lang w:val="ru-RU" w:bidi="ru-RU"/>
               </w:rPr>
             </w:r>
             <w:r>
@@ -12726,7 +12726,7 @@
                 <w:sz w:val="28"/>
                 <w:szCs w:val="28"/>
                 <w:highlight w:val="none"/>
-                <w:lang w:val="ru-RU"/>
+                <w:lang w:val="ru-RU" w:bidi="ru-RU"/>
               </w:rPr>
             </w:r>
             <w:r>
@@ -12783,7 +12783,7 @@
                 <w:sz w:val="28"/>
                 <w:szCs w:val="28"/>
                 <w:highlight w:val="none"/>
-                <w:lang w:val="ru-RU"/>
+                <w:lang w:val="ru-RU" w:bidi="ru-RU"/>
               </w:rPr>
             </w:r>
             <w:r>
@@ -13595,7 +13595,7 @@
           <w:sz w:val="28"/>
           <w:szCs w:val="28"/>
           <w:highlight w:val="none"/>
-          <w:lang w:val="ru-RU" w:bidi="ru-RU"/>
+          <w:lang w:val="en-US"/>
         </w:rPr>
       </w:r>
       <w:r>
@@ -13646,7 +13646,7 @@
           <w:sz w:val="28"/>
           <w:szCs w:val="28"/>
           <w:highlight w:val="none"/>
-          <w:lang w:val="ru-RU" w:bidi="ru-RU"/>
+          <w:lang w:val="en-US"/>
         </w:rPr>
       </w:r>
       <w:r>
@@ -13697,7 +13697,7 @@
           <w:sz w:val="28"/>
           <w:szCs w:val="28"/>
           <w:highlight w:val="none"/>
-          <w:lang w:val="ru-RU" w:bidi="ru-RU"/>
+          <w:lang w:val="en-US"/>
         </w:rPr>
       </w:r>
       <w:r>
@@ -13748,7 +13748,7 @@
           <w:sz w:val="28"/>
           <w:szCs w:val="28"/>
           <w:highlight w:val="none"/>
-          <w:lang w:val="ru-RU" w:bidi="ru-RU"/>
+          <w:lang w:val="en-US"/>
         </w:rPr>
       </w:r>
       <w:r>
@@ -13914,6 +13914,17 @@
           <w:lang w:val="ru-RU" w:bidi="ru-RU"/>
         </w:rPr>
       </w:r>
+      <w:r>
+        <w:rPr>
+          <w:rFonts w:ascii="Liberation Serif" w:hAnsi="Liberation Serif" w:eastAsia="Liberation Serif" w:cs="Liberation Serif"/>
+          <w:b w:val="0"/>
+          <w:bCs w:val="0"/>
+          <w:sz w:val="28"/>
+          <w:szCs w:val="28"/>
+          <w:highlight w:val="none"/>
+          <w:lang w:val="en-US"/>
+        </w:rPr>
+      </w:r>
     </w:p>
     <w:p>
       <w:pPr>
@@ -13954,6 +13965,17 @@
           <w:lang w:val="ru-RU" w:bidi="ru-RU"/>
         </w:rPr>
       </w:r>
+      <w:r>
+        <w:rPr>
+          <w:rFonts w:ascii="Liberation Serif" w:hAnsi="Liberation Serif" w:eastAsia="Liberation Serif" w:cs="Liberation Serif"/>
+          <w:b w:val="0"/>
+          <w:bCs w:val="0"/>
+          <w:sz w:val="28"/>
+          <w:szCs w:val="28"/>
+          <w:highlight w:val="none"/>
+          <w:lang w:val="ru-RU"/>
+        </w:rPr>
+      </w:r>
     </w:p>
     <w:p>
       <w:pPr>
@@ -14006,6 +14028,17 @@
           <w:lang w:val="ru-RU" w:bidi="ru-RU"/>
         </w:rPr>
       </w:r>
+      <w:r>
+        <w:rPr>
+          <w:rFonts w:ascii="Liberation Serif" w:hAnsi="Liberation Serif" w:eastAsia="Liberation Serif" w:cs="Liberation Serif"/>
+          <w:b w:val="0"/>
+          <w:bCs w:val="0"/>
+          <w:sz w:val="28"/>
+          <w:szCs w:val="28"/>
+          <w:highlight w:val="none"/>
+          <w:lang w:val="ru-RU"/>
+        </w:rPr>
+      </w:r>
     </w:p>
     <w:p>
       <w:pPr>
@@ -14058,6 +14091,17 @@
           <w:lang w:val="ru-RU" w:bidi="ru-RU"/>
         </w:rPr>
       </w:r>
+      <w:r>
+        <w:rPr>
+          <w:rFonts w:ascii="Liberation Serif" w:hAnsi="Liberation Serif" w:eastAsia="Liberation Serif" w:cs="Liberation Serif"/>
+          <w:b w:val="0"/>
+          <w:bCs w:val="0"/>
+          <w:sz w:val="28"/>
+          <w:szCs w:val="28"/>
+          <w:highlight w:val="none"/>
+          <w:lang w:val="ru-RU"/>
+        </w:rPr>
+      </w:r>
     </w:p>
     <w:p>
       <w:pPr>
@@ -14110,6 +14154,17 @@
           <w:lang w:val="ru-RU" w:bidi="ru-RU"/>
         </w:rPr>
       </w:r>
+      <w:r>
+        <w:rPr>
+          <w:rFonts w:ascii="Liberation Serif" w:hAnsi="Liberation Serif" w:eastAsia="Liberation Serif" w:cs="Liberation Serif"/>
+          <w:b w:val="0"/>
+          <w:bCs w:val="0"/>
+          <w:sz w:val="28"/>
+          <w:szCs w:val="28"/>
+          <w:highlight w:val="none"/>
+          <w:lang w:val="ru-RU"/>
+        </w:rPr>
+      </w:r>
     </w:p>
     <w:p>
       <w:pPr>
@@ -14199,18 +14254,18 @@
           <w:highlight w:val="none"/>
           <w:lang w:val="ru-RU" w:bidi="ru-RU"/>
         </w:rPr>
-      </w:r>
-      <w:r>
-        <w:rPr>
-          <w:rFonts w:ascii="Liberation Serif" w:hAnsi="Liberation Serif" w:eastAsia="Liberation Serif" w:cs="Liberation Serif"/>
-          <w:b w:val="0"/>
-          <w:bCs w:val="0"/>
-          <w:sz w:val="28"/>
-          <w:szCs w:val="28"/>
-          <w:highlight w:val="none"/>
-          <w:lang w:val="ru-RU" w:bidi="ru-RU"/>
-        </w:rPr>
         <w:t xml:space="preserve">Полученный граф — информационный граф программы....</w:t>
+      </w:r>
+      <w:r>
+        <w:rPr>
+          <w:rFonts w:ascii="Liberation Serif" w:hAnsi="Liberation Serif" w:eastAsia="Liberation Serif" w:cs="Liberation Serif"/>
+          <w:b w:val="0"/>
+          <w:bCs w:val="0"/>
+          <w:sz w:val="28"/>
+          <w:szCs w:val="28"/>
+          <w:highlight w:val="none"/>
+          <w:lang w:val="ru-RU" w:bidi="ru-RU"/>
+        </w:rPr>
       </w:r>
       <w:r>
         <w:rPr>
@@ -14263,6 +14318,17 @@
           <w:lang w:val="ru-RU" w:bidi="ru-RU"/>
         </w:rPr>
       </w:r>
+      <w:r>
+        <w:rPr>
+          <w:rFonts w:ascii="Liberation Serif" w:hAnsi="Liberation Serif" w:eastAsia="Liberation Serif" w:cs="Liberation Serif"/>
+          <w:b w:val="0"/>
+          <w:bCs w:val="0"/>
+          <w:sz w:val="28"/>
+          <w:szCs w:val="28"/>
+          <w:highlight w:val="none"/>
+          <w:lang w:val="ru-RU" w:bidi="ru-RU"/>
+        </w:rPr>
+      </w:r>
     </w:p>
     <w:p>
       <w:pPr>
@@ -14363,6 +14429,17 @@
           <w:lang w:val="ru-RU" w:bidi="ru-RU"/>
         </w:rPr>
       </w:r>
+      <w:r>
+        <w:rPr>
+          <w:rFonts w:ascii="Liberation Serif" w:hAnsi="Liberation Serif" w:eastAsia="Liberation Serif" w:cs="Liberation Serif"/>
+          <w:b w:val="0"/>
+          <w:bCs w:val="0"/>
+          <w:sz w:val="28"/>
+          <w:szCs w:val="28"/>
+          <w:highlight w:val="none"/>
+          <w:lang w:val="en-US"/>
+        </w:rPr>
+      </w:r>
     </w:p>
     <w:p>
       <w:pPr>
@@ -14453,6 +14530,17 @@
           <w:lang w:val="ru-RU" w:bidi="ru-RU"/>
         </w:rPr>
       </w:r>
+      <w:r>
+        <w:rPr>
+          <w:rFonts w:ascii="Liberation Serif" w:hAnsi="Liberation Serif" w:eastAsia="Liberation Serif" w:cs="Liberation Serif"/>
+          <w:b w:val="0"/>
+          <w:bCs w:val="0"/>
+          <w:sz w:val="28"/>
+          <w:szCs w:val="28"/>
+          <w:highlight w:val="none"/>
+          <w:lang w:val="ru-RU" w:bidi="ru-RU"/>
+        </w:rPr>
+      </w:r>
     </w:p>
     <w:p>
       <w:pPr>
@@ -14530,13 +14618,24 @@
           <w:highlight w:val="none"/>
           <w:lang w:val="ru-RU" w:bidi="ru-RU"/>
         </w:rPr>
-        <w:t xml:space="preserve">Яростно-параллельная форма</w:t>
-      </w:r>
-      <w:r>
-        <w:rPr>
-          <w:rFonts w:ascii="Liberation Serif" w:hAnsi="Liberation Serif" w:eastAsia="Liberation Serif" w:cs="Liberation Serif"/>
-          <w:b w:val="0"/>
-          <w:bCs w:val="0"/>
+        <w:t xml:space="preserve">Ярусно-параллельная форма</w:t>
+      </w:r>
+      <w:r>
+        <w:rPr>
+          <w:rFonts w:ascii="Liberation Serif" w:hAnsi="Liberation Serif" w:eastAsia="Liberation Serif" w:cs="Liberation Serif"/>
+          <w:b w:val="0"/>
+          <w:bCs w:val="0"/>
+          <w:sz w:val="28"/>
+          <w:szCs w:val="28"/>
+          <w:highlight w:val="none"/>
+          <w:lang w:val="ru-RU" w:bidi="ru-RU"/>
+        </w:rPr>
+      </w:r>
+      <w:r>
+        <w:rPr>
+          <w:rFonts w:ascii="Liberation Serif" w:hAnsi="Liberation Serif" w:eastAsia="Liberation Serif" w:cs="Liberation Serif"/>
+          <w:b/>
+          <w:bCs/>
           <w:sz w:val="28"/>
           <w:szCs w:val="28"/>
           <w:highlight w:val="none"/>
@@ -14573,12 +14672,11 @@
       <w:r>
         <w:rPr>
           <w:rFonts w:ascii="Liberation Serif" w:hAnsi="Liberation Serif" w:eastAsia="Liberation Serif" w:cs="Liberation Serif"/>
-          <w:b/>
-          <w:bCs/>
-          <w:sz w:val="28"/>
-          <w:szCs w:val="28"/>
-          <w:highlight w:val="none"/>
-          <w:lang w:val="ru-RU" w:bidi="ru-RU"/>
+          <w:b w:val="0"/>
+          <w:bCs w:val="0"/>
+          <w:sz w:val="28"/>
+          <w:szCs w:val="28"/>
+          <w:highlight w:val="none"/>
         </w:rPr>
       </w:r>
       <w:r>

--- a/theory/Конспекты/lection_lessons.docx
+++ b/theory/Конспекты/lection_lessons.docx
@@ -13911,7 +13911,7 @@
           <w:sz w:val="28"/>
           <w:szCs w:val="28"/>
           <w:highlight w:val="none"/>
-          <w:lang w:val="ru-RU" w:bidi="ru-RU"/>
+          <w:lang w:val="en-US"/>
         </w:rPr>
       </w:r>
       <w:r>
@@ -13962,7 +13962,7 @@
           <w:sz w:val="28"/>
           <w:szCs w:val="28"/>
           <w:highlight w:val="none"/>
-          <w:lang w:val="ru-RU" w:bidi="ru-RU"/>
+          <w:lang w:val="ru-RU"/>
         </w:rPr>
       </w:r>
       <w:r>
@@ -14025,7 +14025,7 @@
           <w:sz w:val="28"/>
           <w:szCs w:val="28"/>
           <w:highlight w:val="none"/>
-          <w:lang w:val="ru-RU" w:bidi="ru-RU"/>
+          <w:lang w:val="ru-RU"/>
         </w:rPr>
       </w:r>
       <w:r>
@@ -14088,7 +14088,7 @@
           <w:sz w:val="28"/>
           <w:szCs w:val="28"/>
           <w:highlight w:val="none"/>
-          <w:lang w:val="ru-RU" w:bidi="ru-RU"/>
+          <w:lang w:val="ru-RU"/>
         </w:rPr>
       </w:r>
       <w:r>
@@ -14151,7 +14151,7 @@
           <w:sz w:val="28"/>
           <w:szCs w:val="28"/>
           <w:highlight w:val="none"/>
-          <w:lang w:val="ru-RU" w:bidi="ru-RU"/>
+          <w:lang w:val="ru-RU"/>
         </w:rPr>
       </w:r>
       <w:r>
@@ -14426,7 +14426,7 @@
           <w:sz w:val="28"/>
           <w:szCs w:val="28"/>
           <w:highlight w:val="none"/>
-          <w:lang w:val="ru-RU" w:bidi="ru-RU"/>
+          <w:lang w:val="en-US"/>
         </w:rPr>
       </w:r>
       <w:r>
@@ -14623,17 +14623,6 @@
       <w:r>
         <w:rPr>
           <w:rFonts w:ascii="Liberation Serif" w:hAnsi="Liberation Serif" w:eastAsia="Liberation Serif" w:cs="Liberation Serif"/>
-          <w:b w:val="0"/>
-          <w:bCs w:val="0"/>
-          <w:sz w:val="28"/>
-          <w:szCs w:val="28"/>
-          <w:highlight w:val="none"/>
-          <w:lang w:val="ru-RU" w:bidi="ru-RU"/>
-        </w:rPr>
-      </w:r>
-      <w:r>
-        <w:rPr>
-          <w:rFonts w:ascii="Liberation Serif" w:hAnsi="Liberation Serif" w:eastAsia="Liberation Serif" w:cs="Liberation Serif"/>
           <w:b/>
           <w:bCs/>
           <w:sz w:val="28"/>
@@ -14642,6 +14631,17 @@
           <w:lang w:val="ru-RU" w:bidi="ru-RU"/>
         </w:rPr>
       </w:r>
+      <w:r>
+        <w:rPr>
+          <w:rFonts w:ascii="Liberation Serif" w:hAnsi="Liberation Serif" w:eastAsia="Liberation Serif" w:cs="Liberation Serif"/>
+          <w:b/>
+          <w:bCs/>
+          <w:sz w:val="28"/>
+          <w:szCs w:val="28"/>
+          <w:highlight w:val="none"/>
+          <w:lang w:val="ru-RU" w:bidi="ru-RU"/>
+        </w:rPr>
+      </w:r>
     </w:p>
     <w:p>
       <w:pPr>
@@ -14656,37 +14656,883 @@
           <w:sz w:val="28"/>
           <w:szCs w:val="28"/>
           <w:highlight w:val="none"/>
-        </w:rPr>
-      </w:pPr>
-      <w:r>
-        <w:rPr>
-          <w:rFonts w:ascii="Liberation Serif" w:hAnsi="Liberation Serif" w:eastAsia="Liberation Serif" w:cs="Liberation Serif"/>
-          <w:b w:val="0"/>
-          <w:bCs w:val="0"/>
-          <w:sz w:val="28"/>
-          <w:szCs w:val="28"/>
-          <w:highlight w:val="none"/>
-          <w:lang w:val="ru-RU" w:bidi="ru-RU"/>
-        </w:rPr>
-      </w:r>
-      <w:r>
-        <w:rPr>
-          <w:rFonts w:ascii="Liberation Serif" w:hAnsi="Liberation Serif" w:eastAsia="Liberation Serif" w:cs="Liberation Serif"/>
-          <w:b w:val="0"/>
-          <w:bCs w:val="0"/>
-          <w:sz w:val="28"/>
-          <w:szCs w:val="28"/>
-          <w:highlight w:val="none"/>
-        </w:rPr>
-      </w:r>
-      <w:r>
-        <w:rPr>
-          <w:rFonts w:ascii="Liberation Serif" w:hAnsi="Liberation Serif" w:eastAsia="Liberation Serif" w:cs="Liberation Serif"/>
-          <w:b w:val="0"/>
-          <w:bCs w:val="0"/>
-          <w:sz w:val="28"/>
-          <w:szCs w:val="28"/>
-          <w:highlight w:val="none"/>
+          <w:lang w:val="ru-RU"/>
+        </w:rPr>
+      </w:pPr>
+      <w:r>
+        <w:rPr>
+          <w:rFonts w:ascii="Liberation Serif" w:hAnsi="Liberation Serif" w:eastAsia="Liberation Serif" w:cs="Liberation Serif"/>
+          <w:b w:val="0"/>
+          <w:bCs w:val="0"/>
+          <w:sz w:val="28"/>
+          <w:szCs w:val="28"/>
+          <w:highlight w:val="none"/>
+          <w:lang w:val="ru-RU" w:bidi="ru-RU"/>
+        </w:rPr>
+      </w:r>
+      <w:r>
+        <w:rPr>
+          <w:rFonts w:ascii="Liberation Serif" w:hAnsi="Liberation Serif" w:eastAsia="Liberation Serif" w:cs="Liberation Serif"/>
+          <w:b w:val="0"/>
+          <w:bCs w:val="0"/>
+          <w:sz w:val="28"/>
+          <w:szCs w:val="28"/>
+          <w:highlight w:val="none"/>
+          <w:lang w:val="ru-RU"/>
+        </w:rPr>
+        <w:t xml:space="preserve">... дуги</w:t>
+      </w:r>
+      <w:r>
+        <w:rPr>
+          <w:rFonts w:ascii="Liberation Serif" w:hAnsi="Liberation Serif" w:eastAsia="Liberation Serif" w:cs="Liberation Serif"/>
+          <w:b w:val="0"/>
+          <w:bCs w:val="0"/>
+          <w:sz w:val="28"/>
+          <w:szCs w:val="28"/>
+          <w:highlight w:val="none"/>
+        </w:rPr>
+      </w:r>
+    </w:p>
+    <w:p>
+      <w:pPr>
+        <w:pBdr/>
+        <w:shd w:val="nil" w:color="000000"/>
+        <w:spacing/>
+        <w:ind/>
+        <w:rPr>
+          <w:rFonts w:ascii="Liberation Serif" w:hAnsi="Liberation Serif" w:eastAsia="Liberation Serif" w:cs="Liberation Serif"/>
+          <w:b w:val="0"/>
+          <w:bCs w:val="0"/>
+          <w:sz w:val="28"/>
+          <w:szCs w:val="28"/>
+          <w:highlight w:val="none"/>
+          <w:lang w:val="en-US"/>
+        </w:rPr>
+      </w:pPr>
+      <w:r>
+        <w:rPr>
+          <w:rFonts w:ascii="Liberation Serif" w:hAnsi="Liberation Serif" w:eastAsia="Liberation Serif" w:cs="Liberation Serif"/>
+          <w:b w:val="0"/>
+          <w:bCs w:val="0"/>
+          <w:sz w:val="28"/>
+          <w:szCs w:val="28"/>
+          <w:highlight w:val="none"/>
+          <w:lang w:val="ru-RU"/>
+        </w:rPr>
+        <w:t xml:space="preserve">0 </w:t>
+      </w:r>
+      <w:r>
+        <w:rPr>
+          <w:rFonts w:ascii="Liberation Serif" w:hAnsi="Liberation Serif" w:eastAsia="Liberation Serif" w:cs="Liberation Serif"/>
+          <w:b w:val="0"/>
+          <w:bCs w:val="0"/>
+          <w:sz w:val="28"/>
+          <w:szCs w:val="28"/>
+          <w:highlight w:val="none"/>
+          <w:lang w:val="en-US"/>
+        </w:rPr>
+        <w:t xml:space="preserve">&lt; k &lt; n</w:t>
+      </w:r>
+      <w:r>
+        <w:rPr>
+          <w:rFonts w:ascii="Liberation Serif" w:hAnsi="Liberation Serif" w:eastAsia="Liberation Serif" w:cs="Liberation Serif"/>
+          <w:b w:val="0"/>
+          <w:bCs w:val="0"/>
+          <w:sz w:val="28"/>
+          <w:szCs w:val="28"/>
+          <w:highlight w:val="none"/>
+        </w:rPr>
+      </w:r>
+    </w:p>
+    <w:p>
+      <w:pPr>
+        <w:pBdr/>
+        <w:shd w:val="nil" w:color="000000"/>
+        <w:spacing/>
+        <w:ind/>
+        <w:rPr>
+          <w:rFonts w:ascii="Liberation Serif" w:hAnsi="Liberation Serif" w:eastAsia="Liberation Serif" w:cs="Liberation Serif"/>
+          <w:b w:val="0"/>
+          <w:bCs w:val="0"/>
+          <w:sz w:val="28"/>
+          <w:szCs w:val="28"/>
+          <w:highlight w:val="none"/>
+          <w:lang w:val="ru-RU"/>
+        </w:rPr>
+      </w:pPr>
+      <w:r>
+        <w:rPr>
+          <w:rFonts w:ascii="Liberation Serif" w:hAnsi="Liberation Serif" w:eastAsia="Liberation Serif" w:cs="Liberation Serif"/>
+          <w:b w:val="0"/>
+          <w:bCs w:val="0"/>
+          <w:sz w:val="28"/>
+          <w:szCs w:val="28"/>
+          <w:highlight w:val="none"/>
+          <w:lang w:val="ru-RU"/>
+        </w:rPr>
+        <w:t xml:space="preserve">Среди которого...</w:t>
+      </w:r>
+      <w:r>
+        <w:rPr>
+          <w:rFonts w:ascii="Liberation Serif" w:hAnsi="Liberation Serif" w:eastAsia="Liberation Serif" w:cs="Liberation Serif"/>
+          <w:b w:val="0"/>
+          <w:bCs w:val="0"/>
+          <w:sz w:val="28"/>
+          <w:szCs w:val="28"/>
+          <w:highlight w:val="none"/>
+        </w:rPr>
+      </w:r>
+    </w:p>
+    <w:p>
+      <w:pPr>
+        <w:pBdr/>
+        <w:shd w:val="nil" w:color="000000"/>
+        <w:spacing/>
+        <w:ind/>
+        <w:rPr>
+          <w:rFonts w:ascii="Liberation Serif" w:hAnsi="Liberation Serif" w:eastAsia="Liberation Serif" w:cs="Liberation Serif"/>
+          <w:b w:val="0"/>
+          <w:bCs w:val="0"/>
+          <w:sz w:val="28"/>
+          <w:szCs w:val="28"/>
+          <w:highlight w:val="none"/>
+          <w:lang w:val="ru-RU"/>
+        </w:rPr>
+      </w:pPr>
+      <w:r>
+        <w:rPr>
+          <w:rFonts w:ascii="Liberation Serif" w:hAnsi="Liberation Serif" w:eastAsia="Liberation Serif" w:cs="Liberation Serif"/>
+          <w:b w:val="0"/>
+          <w:bCs w:val="0"/>
+          <w:sz w:val="28"/>
+          <w:szCs w:val="28"/>
+          <w:highlight w:val="none"/>
+          <w:lang w:val="ru-RU"/>
+        </w:rPr>
+        <w:t xml:space="preserve">ЯПФ</w:t>
+      </w:r>
+      <w:r>
+        <w:rPr>
+          <w:rFonts w:ascii="Liberation Serif" w:hAnsi="Liberation Serif" w:eastAsia="Liberation Serif" w:cs="Liberation Serif"/>
+          <w:b w:val="0"/>
+          <w:bCs w:val="0"/>
+          <w:sz w:val="28"/>
+          <w:szCs w:val="28"/>
+          <w:highlight w:val="none"/>
+        </w:rPr>
+      </w:r>
+    </w:p>
+    <w:p>
+      <w:pPr>
+        <w:pBdr/>
+        <w:shd w:val="nil" w:color="000000"/>
+        <w:spacing/>
+        <w:ind/>
+        <w:rPr>
+          <w:rFonts w:ascii="Liberation Serif" w:hAnsi="Liberation Serif" w:eastAsia="Liberation Serif" w:cs="Liberation Serif"/>
+          <w:b w:val="0"/>
+          <w:bCs w:val="0"/>
+          <w:sz w:val="28"/>
+          <w:szCs w:val="28"/>
+          <w:highlight w:val="none"/>
+          <w:lang w:val="ru-RU"/>
+        </w:rPr>
+      </w:pPr>
+      <w:r>
+        <w:rPr>
+          <w:rFonts w:ascii="Liberation Serif" w:hAnsi="Liberation Serif" w:eastAsia="Liberation Serif" w:cs="Liberation Serif"/>
+          <w:b w:val="0"/>
+          <w:bCs w:val="0"/>
+          <w:sz w:val="28"/>
+          <w:szCs w:val="28"/>
+          <w:highlight w:val="none"/>
+          <w:lang w:val="ru-RU"/>
+        </w:rPr>
+        <w:t xml:space="preserve">Рассмотрим алгоритм приведения графа к ЯПФ</w:t>
+      </w:r>
+      <w:r>
+        <w:rPr>
+          <w:rFonts w:ascii="Liberation Serif" w:hAnsi="Liberation Serif" w:eastAsia="Liberation Serif" w:cs="Liberation Serif"/>
+          <w:b w:val="0"/>
+          <w:bCs w:val="0"/>
+          <w:sz w:val="28"/>
+          <w:szCs w:val="28"/>
+          <w:highlight w:val="none"/>
+        </w:rPr>
+      </w:r>
+    </w:p>
+    <w:p>
+      <w:pPr>
+        <w:pBdr/>
+        <w:shd w:val="nil" w:color="000000"/>
+        <w:spacing/>
+        <w:ind/>
+        <w:rPr>
+          <w:rFonts w:ascii="Liberation Serif" w:hAnsi="Liberation Serif" w:eastAsia="Liberation Serif" w:cs="Liberation Serif"/>
+          <w:b w:val="0"/>
+          <w:bCs w:val="0"/>
+          <w:sz w:val="28"/>
+          <w:szCs w:val="28"/>
+          <w:highlight w:val="none"/>
+        </w:rPr>
+      </w:pPr>
+      <w:r>
+        <w:rPr>
+          <w:rFonts w:ascii="Liberation Serif" w:hAnsi="Liberation Serif" w:eastAsia="Liberation Serif" w:cs="Liberation Serif"/>
+          <w:b w:val="0"/>
+          <w:bCs w:val="0"/>
+          <w:sz w:val="28"/>
+          <w:szCs w:val="28"/>
+          <w:highlight w:val="none"/>
+          <w:lang w:val="ru-RU"/>
+        </w:rPr>
+        <w:t xml:space="preserve">...</w:t>
+      </w:r>
+      <w:r>
+        <w:rPr>
+          <w:rFonts w:ascii="Liberation Serif" w:hAnsi="Liberation Serif" w:eastAsia="Liberation Serif" w:cs="Liberation Serif"/>
+          <w:b w:val="0"/>
+          <w:bCs w:val="0"/>
+          <w:sz w:val="28"/>
+          <w:szCs w:val="28"/>
+          <w:highlight w:val="none"/>
+        </w:rPr>
+      </w:r>
+      <w:r>
+        <w:rPr>
+          <w:rFonts w:ascii="Liberation Serif" w:hAnsi="Liberation Serif" w:eastAsia="Liberation Serif" w:cs="Liberation Serif"/>
+          <w:b w:val="0"/>
+          <w:bCs w:val="0"/>
+          <w:sz w:val="28"/>
+          <w:szCs w:val="28"/>
+          <w:highlight w:val="none"/>
+        </w:rPr>
+      </w:r>
+    </w:p>
+    <w:p>
+      <w:pPr>
+        <w:pBdr/>
+        <w:shd w:val="nil" w:color="000000"/>
+        <w:spacing/>
+        <w:ind/>
+        <w:rPr>
+          <w:rFonts w:ascii="Liberation Serif" w:hAnsi="Liberation Serif" w:eastAsia="Liberation Serif" w:cs="Liberation Serif"/>
+          <w:b/>
+          <w:bCs/>
+          <w:sz w:val="28"/>
+          <w:szCs w:val="28"/>
+          <w:highlight w:val="none"/>
+          <w:lang w:val="ru-RU"/>
+        </w:rPr>
+      </w:pPr>
+      <w:r>
+        <w:rPr>
+          <w:rFonts w:ascii="Liberation Serif" w:hAnsi="Liberation Serif" w:eastAsia="Liberation Serif" w:cs="Liberation Serif"/>
+          <w:b/>
+          <w:bCs/>
+          <w:sz w:val="28"/>
+          <w:szCs w:val="28"/>
+          <w:highlight w:val="none"/>
+          <w:lang w:val="ru-RU"/>
+        </w:rPr>
+        <w:t xml:space="preserve">Виды параллелизма в алгоритмах и программах</w:t>
+      </w:r>
+      <w:r>
+        <w:rPr>
+          <w:rFonts w:ascii="Liberation Serif" w:hAnsi="Liberation Serif" w:eastAsia="Liberation Serif" w:cs="Liberation Serif"/>
+          <w:b w:val="0"/>
+          <w:bCs w:val="0"/>
+          <w:sz w:val="28"/>
+          <w:szCs w:val="28"/>
+          <w:highlight w:val="none"/>
+        </w:rPr>
+      </w:r>
+    </w:p>
+    <w:p>
+      <w:pPr>
+        <w:pBdr/>
+        <w:shd w:val="nil" w:color="000000"/>
+        <w:spacing/>
+        <w:ind/>
+        <w:rPr>
+          <w:rFonts w:ascii="Liberation Serif" w:hAnsi="Liberation Serif" w:eastAsia="Liberation Serif" w:cs="Liberation Serif"/>
+          <w:b w:val="0"/>
+          <w:bCs w:val="0"/>
+          <w:sz w:val="28"/>
+          <w:szCs w:val="28"/>
+          <w:highlight w:val="none"/>
+          <w:lang w:val="ru-RU"/>
+        </w:rPr>
+      </w:pPr>
+      <w:r>
+        <w:rPr>
+          <w:rFonts w:ascii="Liberation Serif" w:hAnsi="Liberation Serif" w:eastAsia="Liberation Serif" w:cs="Liberation Serif"/>
+          <w:b w:val="0"/>
+          <w:bCs w:val="0"/>
+          <w:sz w:val="28"/>
+          <w:szCs w:val="28"/>
+          <w:highlight w:val="none"/>
+          <w:lang w:val="ru-RU"/>
+        </w:rPr>
+        <w:t xml:space="preserve">2 вида параллелизма — конечный и массовый.</w:t>
+      </w:r>
+      <w:r>
+        <w:rPr>
+          <w:rFonts w:ascii="Liberation Serif" w:hAnsi="Liberation Serif" w:eastAsia="Liberation Serif" w:cs="Liberation Serif"/>
+          <w:b w:val="0"/>
+          <w:bCs w:val="0"/>
+          <w:sz w:val="28"/>
+          <w:szCs w:val="28"/>
+          <w:highlight w:val="none"/>
+        </w:rPr>
+      </w:r>
+    </w:p>
+    <w:p>
+      <w:pPr>
+        <w:pBdr/>
+        <w:shd w:val="nil" w:color="000000"/>
+        <w:spacing/>
+        <w:ind/>
+        <w:rPr>
+          <w:rFonts w:ascii="Liberation Serif" w:hAnsi="Liberation Serif" w:eastAsia="Liberation Serif" w:cs="Liberation Serif"/>
+          <w:b w:val="0"/>
+          <w:bCs w:val="0"/>
+          <w:sz w:val="28"/>
+          <w:szCs w:val="28"/>
+          <w:highlight w:val="none"/>
+          <w:lang w:val="ru-RU"/>
+        </w:rPr>
+      </w:pPr>
+      <w:r>
+        <w:rPr>
+          <w:rFonts w:ascii="Liberation Serif" w:hAnsi="Liberation Serif" w:eastAsia="Liberation Serif" w:cs="Liberation Serif"/>
+          <w:b w:val="0"/>
+          <w:bCs w:val="0"/>
+          <w:sz w:val="28"/>
+          <w:szCs w:val="28"/>
+          <w:highlight w:val="none"/>
+          <w:lang w:val="ru-RU"/>
+        </w:rPr>
+        <w:t xml:space="preserve">...</w:t>
+      </w:r>
+      <w:r>
+        <w:rPr>
+          <w:rFonts w:ascii="Liberation Serif" w:hAnsi="Liberation Serif" w:eastAsia="Liberation Serif" w:cs="Liberation Serif"/>
+          <w:b w:val="0"/>
+          <w:bCs w:val="0"/>
+          <w:sz w:val="28"/>
+          <w:szCs w:val="28"/>
+          <w:highlight w:val="none"/>
+        </w:rPr>
+      </w:r>
+    </w:p>
+    <w:p>
+      <w:pPr>
+        <w:pBdr/>
+        <w:shd w:val="nil" w:color="000000"/>
+        <w:spacing/>
+        <w:ind/>
+        <w:rPr>
+          <w:rFonts w:ascii="Liberation Serif" w:hAnsi="Liberation Serif" w:eastAsia="Liberation Serif" w:cs="Liberation Serif"/>
+          <w:b w:val="0"/>
+          <w:bCs w:val="0"/>
+          <w:sz w:val="28"/>
+          <w:szCs w:val="28"/>
+          <w:highlight w:val="none"/>
+          <w:lang w:val="en-US"/>
+        </w:rPr>
+      </w:pPr>
+      <w:r>
+        <w:rPr>
+          <w:rFonts w:ascii="Liberation Serif" w:hAnsi="Liberation Serif" w:eastAsia="Liberation Serif" w:cs="Liberation Serif"/>
+          <w:b w:val="0"/>
+          <w:bCs w:val="0"/>
+          <w:sz w:val="28"/>
+          <w:szCs w:val="28"/>
+          <w:highlight w:val="none"/>
+          <w:lang w:val="en-US"/>
+        </w:rPr>
+        <w:t xml:space="preserve">+1</w:t>
+      </w:r>
+      <w:r>
+        <w:rPr>
+          <w:rFonts w:ascii="Liberation Serif" w:hAnsi="Liberation Serif" w:eastAsia="Liberation Serif" w:cs="Liberation Serif"/>
+          <w:b w:val="0"/>
+          <w:bCs w:val="0"/>
+          <w:sz w:val="28"/>
+          <w:szCs w:val="28"/>
+          <w:highlight w:val="none"/>
+          <w:lang w:val="en-US"/>
+        </w:rPr>
+      </w:r>
+    </w:p>
+    <w:p>
+      <w:pPr>
+        <w:pBdr/>
+        <w:shd w:val="nil" w:color="000000"/>
+        <w:spacing/>
+        <w:ind/>
+        <w:rPr>
+          <w:rFonts w:ascii="Liberation Serif" w:hAnsi="Liberation Serif" w:eastAsia="Liberation Serif" w:cs="Liberation Serif"/>
+          <w:b w:val="0"/>
+          <w:bCs w:val="0"/>
+          <w:sz w:val="28"/>
+          <w:szCs w:val="28"/>
+          <w:highlight w:val="none"/>
+          <w:lang w:val="en-US" w:bidi="en-US"/>
+        </w:rPr>
+      </w:pPr>
+      <w:r>
+        <w:rPr>
+          <w:rFonts w:ascii="Liberation Serif" w:hAnsi="Liberation Serif" w:eastAsia="Liberation Serif" w:cs="Liberation Serif"/>
+          <w:b w:val="0"/>
+          <w:bCs w:val="0"/>
+          <w:sz w:val="28"/>
+          <w:szCs w:val="28"/>
+          <w:highlight w:val="none"/>
+          <w:lang w:val="en-US" w:bidi="en-US"/>
+        </w:rPr>
+        <w:t xml:space="preserve">...</w:t>
+      </w:r>
+      <w:r>
+        <w:rPr>
+          <w:rFonts w:ascii="Liberation Serif" w:hAnsi="Liberation Serif" w:eastAsia="Liberation Serif" w:cs="Liberation Serif"/>
+          <w:b w:val="0"/>
+          <w:bCs w:val="0"/>
+          <w:sz w:val="28"/>
+          <w:szCs w:val="28"/>
+          <w:highlight w:val="none"/>
+          <w:lang w:val="en-US"/>
+        </w:rPr>
+      </w:r>
+    </w:p>
+    <w:p>
+      <w:pPr>
+        <w:pBdr/>
+        <w:shd w:val="nil" w:color="000000"/>
+        <w:spacing/>
+        <w:ind/>
+        <w:rPr>
+          <w:rFonts w:ascii="Liberation Serif" w:hAnsi="Liberation Serif" w:eastAsia="Liberation Serif" w:cs="Liberation Serif"/>
+          <w:b w:val="0"/>
+          <w:bCs w:val="0"/>
+          <w:sz w:val="28"/>
+          <w:szCs w:val="28"/>
+          <w:highlight w:val="none"/>
+          <w:lang w:val="ru-RU"/>
+        </w:rPr>
+      </w:pPr>
+      <w:r>
+        <w:rPr>
+          <w:rFonts w:ascii="Liberation Serif" w:hAnsi="Liberation Serif" w:eastAsia="Liberation Serif" w:cs="Liberation Serif"/>
+          <w:b w:val="0"/>
+          <w:bCs w:val="0"/>
+          <w:sz w:val="28"/>
+          <w:szCs w:val="28"/>
+          <w:highlight w:val="none"/>
+          <w:lang w:val="ru-RU"/>
+        </w:rPr>
+        <w:t xml:space="preserve">Китайская мудрость...</w:t>
+      </w:r>
+      <w:r>
+        <w:rPr>
+          <w:rFonts w:ascii="Liberation Serif" w:hAnsi="Liberation Serif" w:eastAsia="Liberation Serif" w:cs="Liberation Serif"/>
+          <w:b w:val="0"/>
+          <w:bCs w:val="0"/>
+          <w:sz w:val="28"/>
+          <w:szCs w:val="28"/>
+          <w:highlight w:val="none"/>
+          <w:lang w:val="en-US"/>
+        </w:rPr>
+      </w:r>
+    </w:p>
+    <w:p>
+      <w:pPr>
+        <w:pBdr/>
+        <w:shd w:val="nil" w:color="000000"/>
+        <w:spacing/>
+        <w:ind/>
+        <w:rPr>
+          <w:rFonts w:ascii="Liberation Serif" w:hAnsi="Liberation Serif" w:eastAsia="Liberation Serif" w:cs="Liberation Serif"/>
+          <w:b w:val="0"/>
+          <w:bCs w:val="0"/>
+          <w:sz w:val="28"/>
+          <w:szCs w:val="28"/>
+          <w:highlight w:val="none"/>
+          <w:lang w:val="ru-RU"/>
+        </w:rPr>
+      </w:pPr>
+      <w:r>
+        <w:rPr>
+          <w:rFonts w:ascii="Liberation Serif" w:hAnsi="Liberation Serif" w:eastAsia="Liberation Serif" w:cs="Liberation Serif"/>
+          <w:b w:val="0"/>
+          <w:bCs w:val="0"/>
+          <w:sz w:val="28"/>
+          <w:szCs w:val="28"/>
+          <w:highlight w:val="none"/>
+          <w:lang w:val="ru-RU"/>
+        </w:rPr>
+        <w:t xml:space="preserve">...</w:t>
+      </w:r>
+      <w:r>
+        <w:rPr>
+          <w:rFonts w:ascii="Liberation Serif" w:hAnsi="Liberation Serif" w:eastAsia="Liberation Serif" w:cs="Liberation Serif"/>
+          <w:b w:val="0"/>
+          <w:bCs w:val="0"/>
+          <w:sz w:val="28"/>
+          <w:szCs w:val="28"/>
+          <w:highlight w:val="none"/>
+          <w:lang w:val="en-US"/>
+        </w:rPr>
+      </w:r>
+    </w:p>
+    <w:p>
+      <w:pPr>
+        <w:pBdr/>
+        <w:shd w:val="nil" w:color="000000"/>
+        <w:spacing/>
+        <w:ind/>
+        <w:rPr>
+          <w:rFonts w:ascii="Liberation Serif" w:hAnsi="Liberation Serif" w:eastAsia="Liberation Serif" w:cs="Liberation Serif"/>
+          <w:b w:val="0"/>
+          <w:bCs w:val="0"/>
+          <w:sz w:val="28"/>
+          <w:szCs w:val="28"/>
+          <w:highlight w:val="none"/>
+          <w:lang w:val="en-US"/>
+        </w:rPr>
+      </w:pPr>
+      <w:r>
+        <w:rPr>
+          <w:rFonts w:ascii="Liberation Serif" w:hAnsi="Liberation Serif" w:eastAsia="Liberation Serif" w:cs="Liberation Serif"/>
+          <w:b w:val="0"/>
+          <w:bCs w:val="0"/>
+          <w:sz w:val="28"/>
+          <w:szCs w:val="28"/>
+          <w:highlight w:val="none"/>
+          <w:lang w:val="en-US"/>
+        </w:rPr>
+      </w:r>
+      <w:r>
+        <w:rPr>
+          <w:rFonts w:ascii="Liberation Serif" w:hAnsi="Liberation Serif" w:eastAsia="Liberation Serif" w:cs="Liberation Serif"/>
+          <w:b w:val="0"/>
+          <w:bCs w:val="0"/>
+          <w:sz w:val="28"/>
+          <w:szCs w:val="28"/>
+          <w:highlight w:val="none"/>
+          <w:lang w:val="en-US"/>
+        </w:rPr>
+      </w:r>
+      <w:r>
+        <w:rPr>
+          <w:rFonts w:ascii="Liberation Serif" w:hAnsi="Liberation Serif" w:eastAsia="Liberation Serif" w:cs="Liberation Serif"/>
+          <w:b w:val="0"/>
+          <w:bCs w:val="0"/>
+          <w:sz w:val="28"/>
+          <w:szCs w:val="28"/>
+          <w:highlight w:val="none"/>
+          <w:lang w:val="en-US"/>
+        </w:rPr>
+      </w:r>
+    </w:p>
+    <w:p>
+      <w:pPr>
+        <w:pBdr/>
+        <w:shd w:val="nil" w:color="000000"/>
+        <w:spacing/>
+        <w:ind/>
+        <w:rPr>
+          <w:rFonts w:ascii="Liberation Serif" w:hAnsi="Liberation Serif" w:eastAsia="Liberation Serif" w:cs="Liberation Serif"/>
+          <w:b w:val="0"/>
+          <w:bCs w:val="0"/>
+          <w:sz w:val="28"/>
+          <w:szCs w:val="28"/>
+          <w:highlight w:val="none"/>
+          <w:lang w:val="en-US"/>
+        </w:rPr>
+      </w:pPr>
+      <w:r>
+        <w:rPr>
+          <w:rFonts w:ascii="Liberation Serif" w:hAnsi="Liberation Serif" w:eastAsia="Liberation Serif" w:cs="Liberation Serif"/>
+          <w:b w:val="0"/>
+          <w:bCs w:val="0"/>
+          <w:sz w:val="28"/>
+          <w:szCs w:val="28"/>
+          <w:highlight w:val="none"/>
+          <w:lang w:val="en-US"/>
+        </w:rPr>
+      </w:r>
+      <w:r>
+        <w:rPr>
+          <w:rFonts w:ascii="Liberation Serif" w:hAnsi="Liberation Serif" w:eastAsia="Liberation Serif" w:cs="Liberation Serif"/>
+          <w:b w:val="0"/>
+          <w:bCs w:val="0"/>
+          <w:sz w:val="28"/>
+          <w:szCs w:val="28"/>
+          <w:highlight w:val="none"/>
+          <w:lang w:val="en-US"/>
+        </w:rPr>
+      </w:r>
+      <w:r>
+        <w:rPr>
+          <w:rFonts w:ascii="Liberation Serif" w:hAnsi="Liberation Serif" w:eastAsia="Liberation Serif" w:cs="Liberation Serif"/>
+          <w:b w:val="0"/>
+          <w:bCs w:val="0"/>
+          <w:sz w:val="28"/>
+          <w:szCs w:val="28"/>
+          <w:highlight w:val="none"/>
+          <w:lang w:val="en-US"/>
+        </w:rPr>
+      </w:r>
+    </w:p>
+    <w:p>
+      <w:pPr>
+        <w:pBdr/>
+        <w:shd w:val="nil" w:color="000000"/>
+        <w:spacing/>
+        <w:ind/>
+        <w:rPr>
+          <w:rFonts w:ascii="Liberation Serif" w:hAnsi="Liberation Serif" w:eastAsia="Liberation Serif" w:cs="Liberation Serif"/>
+          <w:b/>
+          <w:bCs/>
+          <w:i/>
+          <w:sz w:val="28"/>
+          <w:szCs w:val="28"/>
+          <w:highlight w:val="none"/>
+          <w:u w:val="single"/>
+          <w:lang w:val="ru-RU"/>
+        </w:rPr>
+      </w:pPr>
+      <w:r>
+        <w:rPr>
+          <w:rFonts w:ascii="Liberation Serif" w:hAnsi="Liberation Serif" w:eastAsia="Liberation Serif" w:cs="Liberation Serif"/>
+          <w:b/>
+          <w:bCs/>
+          <w:i/>
+          <w:iCs/>
+          <w:sz w:val="28"/>
+          <w:szCs w:val="28"/>
+          <w:highlight w:val="none"/>
+          <w:u w:val="single"/>
+          <w:lang w:val="ru-RU"/>
+        </w:rPr>
+        <w:t xml:space="preserve">Виды зависимостей по данным</w:t>
+      </w:r>
+      <w:r>
+        <w:rPr>
+          <w:rFonts w:ascii="Liberation Serif" w:hAnsi="Liberation Serif" w:eastAsia="Liberation Serif" w:cs="Liberation Serif"/>
+          <w:b w:val="0"/>
+          <w:bCs w:val="0"/>
+          <w:sz w:val="28"/>
+          <w:szCs w:val="28"/>
+          <w:highlight w:val="none"/>
+          <w:lang w:val="en-US"/>
+        </w:rPr>
+      </w:r>
+    </w:p>
+    <w:p>
+      <w:pPr>
+        <w:pBdr/>
+        <w:shd w:val="nil" w:color="000000"/>
+        <w:spacing/>
+        <w:ind/>
+        <w:rPr>
+          <w:rFonts w:ascii="Liberation Serif" w:hAnsi="Liberation Serif" w:eastAsia="Liberation Serif" w:cs="Liberation Serif"/>
+          <w:b w:val="0"/>
+          <w:bCs w:val="0"/>
+          <w:i w:val="0"/>
+          <w:sz w:val="28"/>
+          <w:szCs w:val="28"/>
+          <w:highlight w:val="none"/>
+          <w:u w:val="none"/>
+          <w:lang w:val="ru-RU"/>
+        </w:rPr>
+      </w:pPr>
+      <w:r>
+        <w:rPr>
+          <w:rFonts w:ascii="Liberation Serif" w:hAnsi="Liberation Serif" w:eastAsia="Liberation Serif" w:cs="Liberation Serif"/>
+          <w:b w:val="0"/>
+          <w:bCs w:val="0"/>
+          <w:i w:val="0"/>
+          <w:iCs w:val="0"/>
+          <w:sz w:val="28"/>
+          <w:szCs w:val="28"/>
+          <w:highlight w:val="none"/>
+          <w:u w:val="none"/>
+          <w:lang w:val="ru-RU"/>
+        </w:rPr>
+        <w:t xml:space="preserve">текст...</w:t>
+      </w:r>
+      <w:r>
+        <w:rPr>
+          <w:rFonts w:ascii="Liberation Serif" w:hAnsi="Liberation Serif" w:eastAsia="Liberation Serif" w:cs="Liberation Serif"/>
+          <w:b w:val="0"/>
+          <w:bCs w:val="0"/>
+          <w:i w:val="0"/>
+          <w:sz w:val="28"/>
+          <w:szCs w:val="28"/>
+          <w:highlight w:val="none"/>
+          <w:u w:val="none"/>
+        </w:rPr>
+      </w:r>
+    </w:p>
+    <w:p>
+      <w:pPr>
+        <w:pBdr/>
+        <w:shd w:val="nil" w:color="000000"/>
+        <w:spacing/>
+        <w:ind/>
+        <w:rPr>
+          <w:rFonts w:ascii="Liberation Serif" w:hAnsi="Liberation Serif" w:eastAsia="Liberation Serif" w:cs="Liberation Serif"/>
+          <w:b w:val="0"/>
+          <w:bCs w:val="0"/>
+          <w:i w:val="0"/>
+          <w:sz w:val="28"/>
+          <w:szCs w:val="28"/>
+          <w:highlight w:val="none"/>
+          <w:u w:val="none"/>
+        </w:rPr>
+      </w:pPr>
+      <w:r>
+        <w:rPr>
+          <w:rFonts w:ascii="Liberation Serif" w:hAnsi="Liberation Serif" w:eastAsia="Liberation Serif" w:cs="Liberation Serif"/>
+          <w:b w:val="0"/>
+          <w:bCs w:val="0"/>
+          <w:i w:val="0"/>
+          <w:sz w:val="28"/>
+          <w:szCs w:val="28"/>
+          <w:highlight w:val="none"/>
+          <w:u w:val="none"/>
+        </w:rPr>
+      </w:r>
+      <w:r>
+        <w:rPr>
+          <w:rFonts w:ascii="Liberation Serif" w:hAnsi="Liberation Serif" w:eastAsia="Liberation Serif" w:cs="Liberation Serif"/>
+          <w:b w:val="0"/>
+          <w:bCs w:val="0"/>
+          <w:i w:val="0"/>
+          <w:sz w:val="28"/>
+          <w:szCs w:val="28"/>
+          <w:highlight w:val="none"/>
+          <w:u w:val="none"/>
+        </w:rPr>
+      </w:r>
+      <w:r>
+        <w:rPr>
+          <w:rFonts w:ascii="Liberation Serif" w:hAnsi="Liberation Serif" w:eastAsia="Liberation Serif" w:cs="Liberation Serif"/>
+          <w:b w:val="0"/>
+          <w:bCs w:val="0"/>
+          <w:i w:val="0"/>
+          <w:sz w:val="28"/>
+          <w:szCs w:val="28"/>
+          <w:highlight w:val="none"/>
+          <w:u w:val="none"/>
+        </w:rPr>
+      </w:r>
+    </w:p>
+    <w:p>
+      <w:pPr>
+        <w:pBdr/>
+        <w:shd w:val="nil" w:color="000000"/>
+        <w:spacing/>
+        <w:ind/>
+        <w:rPr>
+          <w:rFonts w:ascii="Liberation Serif" w:hAnsi="Liberation Serif" w:eastAsia="Liberation Serif" w:cs="Liberation Serif"/>
+          <w:b/>
+          <w:bCs/>
+          <w:i/>
+          <w:sz w:val="28"/>
+          <w:szCs w:val="28"/>
+          <w:highlight w:val="none"/>
+          <w:u w:val="single"/>
+          <w:lang w:val="ru-RU"/>
+        </w:rPr>
+      </w:pPr>
+      <w:r>
+        <w:rPr>
+          <w:rFonts w:ascii="Liberation Serif" w:hAnsi="Liberation Serif" w:eastAsia="Liberation Serif" w:cs="Liberation Serif"/>
+          <w:b/>
+          <w:bCs/>
+          <w:i/>
+          <w:iCs/>
+          <w:sz w:val="28"/>
+          <w:szCs w:val="28"/>
+          <w:highlight w:val="none"/>
+          <w:u w:val="single"/>
+          <w:lang w:val="ru-RU"/>
+        </w:rPr>
+        <w:t xml:space="preserve">Эквивалентные преобразования циклов</w:t>
+      </w:r>
+      <w:r>
+        <w:rPr>
+          <w:rFonts w:ascii="Liberation Serif" w:hAnsi="Liberation Serif" w:eastAsia="Liberation Serif" w:cs="Liberation Serif"/>
+          <w:b w:val="0"/>
+          <w:bCs w:val="0"/>
+          <w:i w:val="0"/>
+          <w:sz w:val="28"/>
+          <w:szCs w:val="28"/>
+          <w:highlight w:val="none"/>
+          <w:u w:val="none"/>
+        </w:rPr>
+      </w:r>
+    </w:p>
+    <w:p>
+      <w:pPr>
+        <w:pBdr/>
+        <w:shd w:val="nil" w:color="000000"/>
+        <w:spacing/>
+        <w:ind/>
+        <w:rPr>
+          <w:rFonts w:ascii="Liberation Serif" w:hAnsi="Liberation Serif" w:eastAsia="Liberation Serif" w:cs="Liberation Serif"/>
+          <w:b w:val="0"/>
+          <w:bCs w:val="0"/>
+          <w:i w:val="0"/>
+          <w:sz w:val="28"/>
+          <w:szCs w:val="28"/>
+          <w:highlight w:val="none"/>
+          <w:u w:val="none"/>
+        </w:rPr>
+      </w:pPr>
+      <w:r>
+        <w:rPr>
+          <w:rFonts w:ascii="Liberation Serif" w:hAnsi="Liberation Serif" w:eastAsia="Liberation Serif" w:cs="Liberation Serif"/>
+          <w:b w:val="0"/>
+          <w:bCs w:val="0"/>
+          <w:i w:val="0"/>
+          <w:iCs w:val="0"/>
+          <w:sz w:val="28"/>
+          <w:szCs w:val="28"/>
+          <w:highlight w:val="none"/>
+          <w:u w:val="none"/>
+          <w:lang w:val="ru-RU"/>
+        </w:rPr>
+        <w:t xml:space="preserve">текст...</w:t>
+      </w:r>
+      <w:r>
+        <w:rPr>
+          <w:rFonts w:ascii="Liberation Serif" w:hAnsi="Liberation Serif" w:eastAsia="Liberation Serif" w:cs="Liberation Serif"/>
+          <w:b/>
+          <w:bCs/>
+          <w:i/>
+          <w:iCs/>
+          <w:sz w:val="28"/>
+          <w:szCs w:val="28"/>
+          <w:highlight w:val="none"/>
+          <w:u w:val="single"/>
+          <w:lang w:val="ru-RU"/>
+        </w:rPr>
+      </w:r>
+      <w:r>
+        <w:rPr>
+          <w:rFonts w:ascii="Liberation Serif" w:hAnsi="Liberation Serif" w:eastAsia="Liberation Serif" w:cs="Liberation Serif"/>
+          <w:b w:val="0"/>
+          <w:bCs w:val="0"/>
+          <w:i w:val="0"/>
+          <w:sz w:val="28"/>
+          <w:szCs w:val="28"/>
+          <w:highlight w:val="none"/>
+          <w:u w:val="none"/>
         </w:rPr>
       </w:r>
     </w:p>

--- a/theory/Конспекты/lection_lessons.docx
+++ b/theory/Конспекты/lection_lessons.docx
@@ -14692,6 +14692,17 @@
           <w:highlight w:val="none"/>
         </w:rPr>
       </w:r>
+      <w:r>
+        <w:rPr>
+          <w:rFonts w:ascii="Liberation Serif" w:hAnsi="Liberation Serif" w:eastAsia="Liberation Serif" w:cs="Liberation Serif"/>
+          <w:b w:val="0"/>
+          <w:bCs w:val="0"/>
+          <w:sz w:val="28"/>
+          <w:szCs w:val="28"/>
+          <w:highlight w:val="none"/>
+          <w:lang w:val="ru-RU"/>
+        </w:rPr>
+      </w:r>
     </w:p>
     <w:p>
       <w:pPr>
@@ -14743,6 +14754,17 @@
           <w:highlight w:val="none"/>
         </w:rPr>
       </w:r>
+      <w:r>
+        <w:rPr>
+          <w:rFonts w:ascii="Liberation Serif" w:hAnsi="Liberation Serif" w:eastAsia="Liberation Serif" w:cs="Liberation Serif"/>
+          <w:b w:val="0"/>
+          <w:bCs w:val="0"/>
+          <w:sz w:val="28"/>
+          <w:szCs w:val="28"/>
+          <w:highlight w:val="none"/>
+          <w:lang w:val="en-US"/>
+        </w:rPr>
+      </w:r>
     </w:p>
     <w:p>
       <w:pPr>
@@ -14782,6 +14804,17 @@
           <w:highlight w:val="none"/>
         </w:rPr>
       </w:r>
+      <w:r>
+        <w:rPr>
+          <w:rFonts w:ascii="Liberation Serif" w:hAnsi="Liberation Serif" w:eastAsia="Liberation Serif" w:cs="Liberation Serif"/>
+          <w:b w:val="0"/>
+          <w:bCs w:val="0"/>
+          <w:sz w:val="28"/>
+          <w:szCs w:val="28"/>
+          <w:highlight w:val="none"/>
+          <w:lang w:val="ru-RU"/>
+        </w:rPr>
+      </w:r>
     </w:p>
     <w:p>
       <w:pPr>
@@ -14821,6 +14854,17 @@
           <w:highlight w:val="none"/>
         </w:rPr>
       </w:r>
+      <w:r>
+        <w:rPr>
+          <w:rFonts w:ascii="Liberation Serif" w:hAnsi="Liberation Serif" w:eastAsia="Liberation Serif" w:cs="Liberation Serif"/>
+          <w:b w:val="0"/>
+          <w:bCs w:val="0"/>
+          <w:sz w:val="28"/>
+          <w:szCs w:val="28"/>
+          <w:highlight w:val="none"/>
+          <w:lang w:val="ru-RU"/>
+        </w:rPr>
+      </w:r>
     </w:p>
     <w:p>
       <w:pPr>
@@ -14860,6 +14904,17 @@
           <w:highlight w:val="none"/>
         </w:rPr>
       </w:r>
+      <w:r>
+        <w:rPr>
+          <w:rFonts w:ascii="Liberation Serif" w:hAnsi="Liberation Serif" w:eastAsia="Liberation Serif" w:cs="Liberation Serif"/>
+          <w:b w:val="0"/>
+          <w:bCs w:val="0"/>
+          <w:sz w:val="28"/>
+          <w:szCs w:val="28"/>
+          <w:highlight w:val="none"/>
+          <w:lang w:val="ru-RU"/>
+        </w:rPr>
+      </w:r>
     </w:p>
     <w:p>
       <w:pPr>
@@ -14947,6 +15002,17 @@
           <w:highlight w:val="none"/>
         </w:rPr>
       </w:r>
+      <w:r>
+        <w:rPr>
+          <w:rFonts w:ascii="Liberation Serif" w:hAnsi="Liberation Serif" w:eastAsia="Liberation Serif" w:cs="Liberation Serif"/>
+          <w:b/>
+          <w:bCs/>
+          <w:sz w:val="28"/>
+          <w:szCs w:val="28"/>
+          <w:highlight w:val="none"/>
+          <w:lang w:val="ru-RU"/>
+        </w:rPr>
+      </w:r>
     </w:p>
     <w:p>
       <w:pPr>
@@ -14986,6 +15052,17 @@
           <w:highlight w:val="none"/>
         </w:rPr>
       </w:r>
+      <w:r>
+        <w:rPr>
+          <w:rFonts w:ascii="Liberation Serif" w:hAnsi="Liberation Serif" w:eastAsia="Liberation Serif" w:cs="Liberation Serif"/>
+          <w:b w:val="0"/>
+          <w:bCs w:val="0"/>
+          <w:sz w:val="28"/>
+          <w:szCs w:val="28"/>
+          <w:highlight w:val="none"/>
+          <w:lang w:val="ru-RU"/>
+        </w:rPr>
+      </w:r>
     </w:p>
     <w:p>
       <w:pPr>
@@ -15025,6 +15102,17 @@
           <w:highlight w:val="none"/>
         </w:rPr>
       </w:r>
+      <w:r>
+        <w:rPr>
+          <w:rFonts w:ascii="Liberation Serif" w:hAnsi="Liberation Serif" w:eastAsia="Liberation Serif" w:cs="Liberation Serif"/>
+          <w:b w:val="0"/>
+          <w:bCs w:val="0"/>
+          <w:sz w:val="28"/>
+          <w:szCs w:val="28"/>
+          <w:highlight w:val="none"/>
+          <w:lang w:val="ru-RU"/>
+        </w:rPr>
+      </w:r>
     </w:p>
     <w:p>
       <w:pPr>
@@ -15065,6 +15153,17 @@
           <w:lang w:val="en-US"/>
         </w:rPr>
       </w:r>
+      <w:r>
+        <w:rPr>
+          <w:rFonts w:ascii="Liberation Serif" w:hAnsi="Liberation Serif" w:eastAsia="Liberation Serif" w:cs="Liberation Serif"/>
+          <w:b w:val="0"/>
+          <w:bCs w:val="0"/>
+          <w:sz w:val="28"/>
+          <w:szCs w:val="28"/>
+          <w:highlight w:val="none"/>
+          <w:lang w:val="en-US"/>
+        </w:rPr>
+      </w:r>
     </w:p>
     <w:p>
       <w:pPr>
@@ -15105,6 +15204,17 @@
           <w:lang w:val="en-US"/>
         </w:rPr>
       </w:r>
+      <w:r>
+        <w:rPr>
+          <w:rFonts w:ascii="Liberation Serif" w:hAnsi="Liberation Serif" w:eastAsia="Liberation Serif" w:cs="Liberation Serif"/>
+          <w:b w:val="0"/>
+          <w:bCs w:val="0"/>
+          <w:sz w:val="28"/>
+          <w:szCs w:val="28"/>
+          <w:highlight w:val="none"/>
+          <w:lang w:val="en-US" w:bidi="en-US"/>
+        </w:rPr>
+      </w:r>
     </w:p>
     <w:p>
       <w:pPr>
@@ -15145,6 +15255,17 @@
           <w:lang w:val="en-US"/>
         </w:rPr>
       </w:r>
+      <w:r>
+        <w:rPr>
+          <w:rFonts w:ascii="Liberation Serif" w:hAnsi="Liberation Serif" w:eastAsia="Liberation Serif" w:cs="Liberation Serif"/>
+          <w:b w:val="0"/>
+          <w:bCs w:val="0"/>
+          <w:sz w:val="28"/>
+          <w:szCs w:val="28"/>
+          <w:highlight w:val="none"/>
+          <w:lang w:val="ru-RU"/>
+        </w:rPr>
+      </w:r>
     </w:p>
     <w:p>
       <w:pPr>
@@ -15183,6 +15304,17 @@
           <w:szCs w:val="28"/>
           <w:highlight w:val="none"/>
           <w:lang w:val="en-US"/>
+        </w:rPr>
+      </w:r>
+      <w:r>
+        <w:rPr>
+          <w:rFonts w:ascii="Liberation Serif" w:hAnsi="Liberation Serif" w:eastAsia="Liberation Serif" w:cs="Liberation Serif"/>
+          <w:b w:val="0"/>
+          <w:bCs w:val="0"/>
+          <w:sz w:val="28"/>
+          <w:szCs w:val="28"/>
+          <w:highlight w:val="none"/>
+          <w:lang w:val="ru-RU"/>
         </w:rPr>
       </w:r>
     </w:p>
@@ -15330,6 +15462,19 @@
           <w:lang w:val="en-US"/>
         </w:rPr>
       </w:r>
+      <w:r>
+        <w:rPr>
+          <w:rFonts w:ascii="Liberation Serif" w:hAnsi="Liberation Serif" w:eastAsia="Liberation Serif" w:cs="Liberation Serif"/>
+          <w:b/>
+          <w:bCs/>
+          <w:i/>
+          <w:sz w:val="28"/>
+          <w:szCs w:val="28"/>
+          <w:highlight w:val="none"/>
+          <w:u w:val="single"/>
+          <w:lang w:val="ru-RU"/>
+        </w:rPr>
+      </w:r>
     </w:p>
     <w:p>
       <w:pPr>
@@ -15374,6 +15519,19 @@
           <w:szCs w:val="28"/>
           <w:highlight w:val="none"/>
           <w:u w:val="none"/>
+        </w:rPr>
+      </w:r>
+      <w:r>
+        <w:rPr>
+          <w:rFonts w:ascii="Liberation Serif" w:hAnsi="Liberation Serif" w:eastAsia="Liberation Serif" w:cs="Liberation Serif"/>
+          <w:b w:val="0"/>
+          <w:bCs w:val="0"/>
+          <w:i w:val="0"/>
+          <w:sz w:val="28"/>
+          <w:szCs w:val="28"/>
+          <w:highlight w:val="none"/>
+          <w:u w:val="none"/>
+          <w:lang w:val="ru-RU"/>
         </w:rPr>
       </w:r>
     </w:p>
@@ -15476,46 +15634,12 @@
           <w:u w:val="none"/>
         </w:rPr>
       </w:r>
-    </w:p>
-    <w:p>
-      <w:pPr>
-        <w:pBdr/>
-        <w:shd w:val="nil" w:color="000000"/>
-        <w:spacing/>
-        <w:ind/>
-        <w:rPr>
-          <w:rFonts w:ascii="Liberation Serif" w:hAnsi="Liberation Serif" w:eastAsia="Liberation Serif" w:cs="Liberation Serif"/>
-          <w:b w:val="0"/>
-          <w:bCs w:val="0"/>
-          <w:i w:val="0"/>
-          <w:sz w:val="28"/>
-          <w:szCs w:val="28"/>
-          <w:highlight w:val="none"/>
-          <w:u w:val="none"/>
-        </w:rPr>
-      </w:pPr>
-      <w:r>
-        <w:rPr>
-          <w:rFonts w:ascii="Liberation Serif" w:hAnsi="Liberation Serif" w:eastAsia="Liberation Serif" w:cs="Liberation Serif"/>
-          <w:b w:val="0"/>
-          <w:bCs w:val="0"/>
-          <w:i w:val="0"/>
-          <w:iCs w:val="0"/>
-          <w:sz w:val="28"/>
-          <w:szCs w:val="28"/>
-          <w:highlight w:val="none"/>
-          <w:u w:val="none"/>
-          <w:lang w:val="ru-RU"/>
-        </w:rPr>
-        <w:t xml:space="preserve">текст...</w:t>
-      </w:r>
       <w:r>
         <w:rPr>
           <w:rFonts w:ascii="Liberation Serif" w:hAnsi="Liberation Serif" w:eastAsia="Liberation Serif" w:cs="Liberation Serif"/>
           <w:b/>
           <w:bCs/>
           <w:i/>
-          <w:iCs/>
           <w:sz w:val="28"/>
           <w:szCs w:val="28"/>
           <w:highlight w:val="none"/>
@@ -15523,7 +15647,13 @@
           <w:lang w:val="ru-RU"/>
         </w:rPr>
       </w:r>
-      <w:r>
+    </w:p>
+    <w:p>
+      <w:pPr>
+        <w:pBdr/>
+        <w:shd w:val="nil" w:color="000000"/>
+        <w:spacing/>
+        <w:ind/>
         <w:rPr>
           <w:rFonts w:ascii="Liberation Serif" w:hAnsi="Liberation Serif" w:eastAsia="Liberation Serif" w:cs="Liberation Serif"/>
           <w:b w:val="0"/>
@@ -15533,6 +15663,435 @@
           <w:szCs w:val="28"/>
           <w:highlight w:val="none"/>
           <w:u w:val="none"/>
+          <w:lang w:val="ru-RU"/>
+        </w:rPr>
+      </w:pPr>
+      <w:r>
+        <w:rPr>
+          <w:rFonts w:ascii="Liberation Serif" w:hAnsi="Liberation Serif" w:eastAsia="Liberation Serif" w:cs="Liberation Serif"/>
+          <w:b w:val="0"/>
+          <w:bCs w:val="0"/>
+          <w:i w:val="0"/>
+          <w:sz w:val="28"/>
+          <w:szCs w:val="28"/>
+          <w:highlight w:val="none"/>
+          <w:u w:val="none"/>
+          <w:lang w:val="ru-RU"/>
+        </w:rPr>
+        <w:t xml:space="preserve">текст...</w:t>
+      </w:r>
+      <w:r>
+        <w:rPr>
+          <w:rFonts w:ascii="Liberation Serif" w:hAnsi="Liberation Serif" w:eastAsia="Liberation Serif" w:cs="Liberation Serif"/>
+          <w:b w:val="0"/>
+          <w:bCs w:val="0"/>
+          <w:i w:val="0"/>
+          <w:sz w:val="28"/>
+          <w:szCs w:val="28"/>
+          <w:highlight w:val="none"/>
+          <w:u w:val="none"/>
+          <w:lang w:val="ru-RU"/>
+        </w:rPr>
+      </w:r>
+    </w:p>
+    <w:p>
+      <w:pPr>
+        <w:pBdr/>
+        <w:shd w:val="nil" w:color="000000"/>
+        <w:spacing/>
+        <w:ind/>
+        <w:rPr>
+          <w:rFonts w:ascii="Liberation Serif" w:hAnsi="Liberation Serif" w:eastAsia="Liberation Serif" w:cs="Liberation Serif"/>
+          <w:b w:val="0"/>
+          <w:bCs w:val="0"/>
+          <w:i w:val="0"/>
+          <w:sz w:val="28"/>
+          <w:szCs w:val="28"/>
+          <w:highlight w:val="none"/>
+          <w:u w:val="none"/>
+          <w:lang w:val="ru-RU" w:bidi="ru-RU"/>
+        </w:rPr>
+      </w:pPr>
+      <w:r>
+        <w:rPr>
+          <w:rFonts w:ascii="Liberation Serif" w:hAnsi="Liberation Serif" w:eastAsia="Liberation Serif" w:cs="Liberation Serif"/>
+          <w:b w:val="0"/>
+          <w:bCs w:val="0"/>
+          <w:i w:val="0"/>
+          <w:sz w:val="28"/>
+          <w:szCs w:val="28"/>
+          <w:highlight w:val="none"/>
+          <w:u w:val="none"/>
+          <w:lang w:val="ru-RU" w:bidi="ru-RU"/>
+        </w:rPr>
+        <w:t xml:space="preserve">В теле цикла нет рекурсивных зависимостей. ... есть величина постоянная, не зависящая от индекса цикла.</w:t>
+      </w:r>
+      <w:r>
+        <w:rPr>
+          <w:rFonts w:ascii="Liberation Serif" w:hAnsi="Liberation Serif" w:eastAsia="Liberation Serif" w:cs="Liberation Serif"/>
+          <w:b w:val="0"/>
+          <w:bCs w:val="0"/>
+          <w:i w:val="0"/>
+          <w:sz w:val="28"/>
+          <w:szCs w:val="28"/>
+          <w:highlight w:val="none"/>
+          <w:u w:val="none"/>
+          <w:lang w:val="ru-RU"/>
+        </w:rPr>
+      </w:r>
+    </w:p>
+    <w:p>
+      <w:pPr>
+        <w:pBdr/>
+        <w:shd w:val="nil" w:color="000000"/>
+        <w:spacing/>
+        <w:ind/>
+        <w:rPr>
+          <w:rFonts w:ascii="Liberation Serif" w:hAnsi="Liberation Serif" w:eastAsia="Liberation Serif" w:cs="Liberation Serif"/>
+          <w:b w:val="0"/>
+          <w:bCs w:val="0"/>
+          <w:i w:val="0"/>
+          <w:sz w:val="28"/>
+          <w:szCs w:val="28"/>
+          <w:highlight w:val="none"/>
+          <w:u w:val="none"/>
+          <w:lang w:val="ru-RU" w:bidi="ru-RU"/>
+        </w:rPr>
+      </w:pPr>
+      <w:r>
+        <w:rPr>
+          <w:rFonts w:ascii="Liberation Serif" w:hAnsi="Liberation Serif" w:eastAsia="Liberation Serif" w:cs="Liberation Serif"/>
+          <w:b w:val="0"/>
+          <w:bCs w:val="0"/>
+          <w:i w:val="0"/>
+          <w:sz w:val="28"/>
+          <w:szCs w:val="28"/>
+          <w:highlight w:val="none"/>
+          <w:u w:val="none"/>
+          <w:lang w:val="ru-RU" w:bidi="ru-RU"/>
+        </w:rPr>
+        <w:t xml:space="preserve">... вложенных циклов. Помимо ... по скалярным ... .</w:t>
+      </w:r>
+      <w:r>
+        <w:rPr>
+          <w:rFonts w:ascii="Liberation Serif" w:hAnsi="Liberation Serif" w:eastAsia="Liberation Serif" w:cs="Liberation Serif"/>
+          <w:b w:val="0"/>
+          <w:bCs w:val="0"/>
+          <w:i w:val="0"/>
+          <w:sz w:val="28"/>
+          <w:szCs w:val="28"/>
+          <w:highlight w:val="none"/>
+          <w:u w:val="none"/>
+          <w:lang w:val="ru-RU"/>
+        </w:rPr>
+      </w:r>
+    </w:p>
+    <w:p>
+      <w:pPr>
+        <w:pBdr/>
+        <w:shd w:val="nil" w:color="000000"/>
+        <w:spacing/>
+        <w:ind/>
+        <w:rPr>
+          <w:rFonts w:ascii="Liberation Serif" w:hAnsi="Liberation Serif" w:eastAsia="Liberation Serif" w:cs="Liberation Serif"/>
+          <w:b w:val="0"/>
+          <w:bCs w:val="0"/>
+          <w:i w:val="0"/>
+          <w:sz w:val="28"/>
+          <w:szCs w:val="28"/>
+          <w:highlight w:val="none"/>
+          <w:u w:val="none"/>
+          <w:lang w:val="ru-RU" w:bidi="ru-RU"/>
+        </w:rPr>
+      </w:pPr>
+      <w:r>
+        <w:rPr>
+          <w:rFonts w:ascii="Liberation Serif" w:hAnsi="Liberation Serif" w:eastAsia="Liberation Serif" w:cs="Liberation Serif"/>
+          <w:b w:val="0"/>
+          <w:bCs w:val="0"/>
+          <w:i w:val="0"/>
+          <w:sz w:val="28"/>
+          <w:szCs w:val="28"/>
+          <w:highlight w:val="none"/>
+          <w:u w:val="none"/>
+          <w:lang w:val="ru-RU" w:bidi="ru-RU"/>
+        </w:rPr>
+        <w:t xml:space="preserve">текст...</w:t>
+      </w:r>
+      <w:r>
+        <w:rPr>
+          <w:rFonts w:ascii="Liberation Serif" w:hAnsi="Liberation Serif" w:eastAsia="Liberation Serif" w:cs="Liberation Serif"/>
+          <w:b w:val="0"/>
+          <w:bCs w:val="0"/>
+          <w:i w:val="0"/>
+          <w:sz w:val="28"/>
+          <w:szCs w:val="28"/>
+          <w:highlight w:val="none"/>
+          <w:u w:val="none"/>
+          <w:lang w:val="ru-RU"/>
+        </w:rPr>
+      </w:r>
+      <w:r>
+        <w:rPr>
+          <w:rFonts w:ascii="Liberation Serif" w:hAnsi="Liberation Serif" w:eastAsia="Liberation Serif" w:cs="Liberation Serif"/>
+          <w:b w:val="0"/>
+          <w:bCs w:val="0"/>
+          <w:i w:val="0"/>
+          <w:sz w:val="28"/>
+          <w:szCs w:val="28"/>
+          <w:highlight w:val="none"/>
+          <w:u w:val="none"/>
+          <w:lang w:val="ru-RU" w:bidi="ru-RU"/>
+        </w:rPr>
+      </w:r>
+      <w:r>
+        <w:rPr>
+          <w:rFonts w:ascii="Liberation Serif" w:hAnsi="Liberation Serif" w:eastAsia="Liberation Serif" w:cs="Liberation Serif"/>
+          <w:b w:val="0"/>
+          <w:bCs w:val="0"/>
+          <w:i w:val="0"/>
+          <w:sz w:val="28"/>
+          <w:szCs w:val="28"/>
+          <w:highlight w:val="none"/>
+          <w:u w:val="none"/>
+          <w:lang w:val="ru-RU" w:bidi="ru-RU"/>
+        </w:rPr>
+      </w:r>
+      <w:r>
+        <w:rPr>
+          <w:rFonts w:ascii="Liberation Serif" w:hAnsi="Liberation Serif" w:eastAsia="Liberation Serif" w:cs="Liberation Serif"/>
+          <w:b w:val="0"/>
+          <w:bCs w:val="0"/>
+          <w:i w:val="0"/>
+          <w:sz w:val="28"/>
+          <w:szCs w:val="28"/>
+          <w:highlight w:val="none"/>
+          <w:u w:val="none"/>
+          <w:lang w:val="ru-RU" w:bidi="ru-RU"/>
+        </w:rPr>
+      </w:r>
+      <w:r>
+        <w:rPr>
+          <w:rFonts w:ascii="Liberation Serif" w:hAnsi="Liberation Serif" w:eastAsia="Liberation Serif" w:cs="Liberation Serif"/>
+          <w:b w:val="0"/>
+          <w:bCs w:val="0"/>
+          <w:i w:val="0"/>
+          <w:sz w:val="28"/>
+          <w:szCs w:val="28"/>
+          <w:highlight w:val="none"/>
+          <w:u w:val="none"/>
+          <w:lang w:val="ru-RU" w:bidi="ru-RU"/>
+        </w:rPr>
+      </w:r>
+    </w:p>
+    <w:p>
+      <w:pPr>
+        <w:pBdr/>
+        <w:shd w:val="nil" w:color="000000"/>
+        <w:spacing/>
+        <w:ind/>
+        <w:rPr>
+          <w:rFonts w:ascii="Liberation Serif" w:hAnsi="Liberation Serif" w:eastAsia="Liberation Serif" w:cs="Liberation Serif"/>
+          <w:b w:val="0"/>
+          <w:bCs w:val="0"/>
+          <w:i w:val="0"/>
+          <w:sz w:val="28"/>
+          <w:szCs w:val="28"/>
+          <w:highlight w:val="none"/>
+          <w:u w:val="none"/>
+          <w:lang w:val="ru-RU"/>
+        </w:rPr>
+      </w:pPr>
+      <w:r>
+        <w:rPr>
+          <w:rFonts w:ascii="Liberation Serif" w:hAnsi="Liberation Serif" w:eastAsia="Liberation Serif" w:cs="Liberation Serif"/>
+          <w:b w:val="0"/>
+          <w:bCs w:val="0"/>
+          <w:i w:val="0"/>
+          <w:sz w:val="28"/>
+          <w:szCs w:val="28"/>
+          <w:highlight w:val="none"/>
+          <w:u w:val="none"/>
+          <w:lang w:val="en-US"/>
+        </w:rPr>
+        <w:t xml:space="preserve">4. </w:t>
+      </w:r>
+      <w:r>
+        <w:rPr>
+          <w:rFonts w:ascii="Liberation Serif" w:hAnsi="Liberation Serif" w:eastAsia="Liberation Serif" w:cs="Liberation Serif"/>
+          <w:b w:val="0"/>
+          <w:bCs w:val="0"/>
+          <w:i w:val="0"/>
+          <w:sz w:val="28"/>
+          <w:szCs w:val="28"/>
+          <w:highlight w:val="none"/>
+          <w:u w:val="none"/>
+          <w:lang w:val="ru-RU"/>
+        </w:rPr>
+        <w:t xml:space="preserve">Приватизация скалярных переменных.</w:t>
+      </w:r>
+      <w:r>
+        <w:rPr>
+          <w:rFonts w:ascii="Liberation Serif" w:hAnsi="Liberation Serif" w:eastAsia="Liberation Serif" w:cs="Liberation Serif"/>
+          <w:b w:val="0"/>
+          <w:bCs w:val="0"/>
+          <w:i w:val="0"/>
+          <w:sz w:val="28"/>
+          <w:szCs w:val="28"/>
+          <w:highlight w:val="none"/>
+          <w:u w:val="none"/>
+          <w:lang w:val="ru-RU" w:bidi="ru-RU"/>
+        </w:rPr>
+      </w:r>
+    </w:p>
+    <w:p>
+      <w:pPr>
+        <w:pBdr/>
+        <w:shd w:val="nil" w:color="000000"/>
+        <w:spacing/>
+        <w:ind/>
+        <w:rPr>
+          <w:rFonts w:ascii="Liberation Serif" w:hAnsi="Liberation Serif" w:eastAsia="Liberation Serif" w:cs="Liberation Serif"/>
+          <w:b w:val="0"/>
+          <w:bCs w:val="0"/>
+          <w:i w:val="0"/>
+          <w:sz w:val="28"/>
+          <w:szCs w:val="28"/>
+          <w:highlight w:val="none"/>
+          <w:u w:val="none"/>
+          <w:lang w:val="ru-RU" w:bidi="ru-RU"/>
+        </w:rPr>
+      </w:pPr>
+      <w:r>
+        <w:rPr>
+          <w:rFonts w:ascii="Liberation Serif" w:hAnsi="Liberation Serif" w:eastAsia="Liberation Serif" w:cs="Liberation Serif"/>
+          <w:b w:val="0"/>
+          <w:bCs w:val="0"/>
+          <w:i w:val="0"/>
+          <w:sz w:val="28"/>
+          <w:szCs w:val="28"/>
+          <w:highlight w:val="none"/>
+          <w:u w:val="none"/>
+          <w:lang w:val="ru-RU" w:bidi="ru-RU"/>
+        </w:rPr>
+        <w:t xml:space="preserve">Индукционные переменные.</w:t>
+      </w:r>
+      <w:r>
+        <w:rPr>
+          <w:rFonts w:ascii="Liberation Serif" w:hAnsi="Liberation Serif" w:eastAsia="Liberation Serif" w:cs="Liberation Serif"/>
+          <w:b w:val="0"/>
+          <w:bCs w:val="0"/>
+          <w:i w:val="0"/>
+          <w:sz w:val="28"/>
+          <w:szCs w:val="28"/>
+          <w:highlight w:val="none"/>
+          <w:u w:val="none"/>
+          <w:lang w:val="ru-RU" w:bidi="ru-RU"/>
+        </w:rPr>
+      </w:r>
+    </w:p>
+    <w:p>
+      <w:pPr>
+        <w:pBdr/>
+        <w:shd w:val="nil" w:color="000000"/>
+        <w:spacing/>
+        <w:ind/>
+        <w:rPr>
+          <w:rFonts w:ascii="Liberation Serif" w:hAnsi="Liberation Serif" w:eastAsia="Liberation Serif" w:cs="Liberation Serif"/>
+          <w:b w:val="0"/>
+          <w:bCs w:val="0"/>
+          <w:i w:val="0"/>
+          <w:sz w:val="28"/>
+          <w:szCs w:val="28"/>
+          <w:highlight w:val="none"/>
+          <w:u w:val="none"/>
+          <w:lang w:val="ru-RU" w:bidi="ru-RU"/>
+        </w:rPr>
+      </w:pPr>
+      <w:r>
+        <w:rPr>
+          <w:rFonts w:ascii="Liberation Serif" w:hAnsi="Liberation Serif" w:eastAsia="Liberation Serif" w:cs="Liberation Serif"/>
+          <w:b w:val="0"/>
+          <w:bCs w:val="0"/>
+          <w:i w:val="0"/>
+          <w:sz w:val="28"/>
+          <w:szCs w:val="28"/>
+          <w:highlight w:val="none"/>
+          <w:u w:val="none"/>
+          <w:lang w:val="ru-RU" w:bidi="ru-RU"/>
+        </w:rPr>
+        <w:t xml:space="preserve">Закон Абдаля.</w:t>
+      </w:r>
+      <w:r>
+        <w:rPr>
+          <w:rFonts w:ascii="Liberation Serif" w:hAnsi="Liberation Serif" w:eastAsia="Liberation Serif" w:cs="Liberation Serif"/>
+          <w:b w:val="0"/>
+          <w:bCs w:val="0"/>
+          <w:i w:val="0"/>
+          <w:sz w:val="28"/>
+          <w:szCs w:val="28"/>
+          <w:highlight w:val="none"/>
+          <w:u w:val="none"/>
+          <w:lang w:val="ru-RU" w:bidi="ru-RU"/>
+        </w:rPr>
+      </w:r>
+    </w:p>
+    <w:p>
+      <w:pPr>
+        <w:pBdr/>
+        <w:shd w:val="nil" w:color="000000"/>
+        <w:spacing/>
+        <w:ind/>
+        <w:rPr>
+          <w:rFonts w:ascii="Liberation Serif" w:hAnsi="Liberation Serif" w:eastAsia="Liberation Serif" w:cs="Liberation Serif"/>
+          <w:b w:val="0"/>
+          <w:bCs w:val="0"/>
+          <w:i w:val="0"/>
+          <w:sz w:val="28"/>
+          <w:szCs w:val="28"/>
+          <w:highlight w:val="none"/>
+          <w:u w:val="none"/>
+          <w:lang w:val="ru-RU" w:bidi="ru-RU"/>
+        </w:rPr>
+      </w:pPr>
+      <w:r>
+        <w:rPr>
+          <w:rFonts w:ascii="Liberation Serif" w:hAnsi="Liberation Serif" w:eastAsia="Liberation Serif" w:cs="Liberation Serif"/>
+          <w:b w:val="0"/>
+          <w:bCs w:val="0"/>
+          <w:i w:val="0"/>
+          <w:sz w:val="28"/>
+          <w:szCs w:val="28"/>
+          <w:highlight w:val="none"/>
+          <w:u w:val="none"/>
+          <w:lang w:val="ru-RU" w:bidi="ru-RU"/>
+        </w:rPr>
+        <w:t xml:space="preserve">Закон Густавсона-Барсиса.</w:t>
+      </w:r>
+      <w:r>
+        <w:rPr>
+          <w:rFonts w:ascii="Liberation Serif" w:hAnsi="Liberation Serif" w:eastAsia="Liberation Serif" w:cs="Liberation Serif"/>
+          <w:b w:val="0"/>
+          <w:bCs w:val="0"/>
+          <w:i w:val="0"/>
+          <w:sz w:val="28"/>
+          <w:szCs w:val="28"/>
+          <w:highlight w:val="none"/>
+          <w:u w:val="none"/>
+          <w:lang w:val="ru-RU" w:bidi="ru-RU"/>
+        </w:rPr>
+      </w:r>
+      <w:r>
+        <w:rPr>
+          <w:rFonts w:ascii="Liberation Serif" w:hAnsi="Liberation Serif" w:eastAsia="Liberation Serif" w:cs="Liberation Serif"/>
+          <w:b w:val="0"/>
+          <w:bCs w:val="0"/>
+          <w:i w:val="0"/>
+          <w:sz w:val="28"/>
+          <w:szCs w:val="28"/>
+          <w:highlight w:val="none"/>
+          <w:u w:val="none"/>
+          <w:lang w:val="ru-RU" w:bidi="ru-RU"/>
         </w:rPr>
       </w:r>
     </w:p>
